--- a/Bitácora.docx
+++ b/Bitácora.docx
@@ -173,6 +173,40 @@
       </w:r>
     </w:p>
     <w:p/>
+    <w:p/>
+    <w:p>
+      <w:r>
+        <w:t>29-04-2026</w:t>
+      </w:r>
+    </w:p>
+    <w:p>
+      <w:r>
+        <w:t>Estado inicial:</w:t>
+      </w:r>
+    </w:p>
+    <w:p>
+      <w:r>
+        <w:t>Actividades Realizadas: Tenemos como objetivo definir cómo funcionará el robot, cómo será el recorrido de reloj, el recorrido de contrarreloj, el parqueo de paralelo.</w:t>
+      </w:r>
+    </w:p>
+    <w:p>
+      <w:r>
+        <w:t>Estabamos pensando en cómo hacer para que el robot supiera en que sentido debe ir (si reloj o en sentido antihorario). Al inicio consideramos que midiera la distancia de las paredes frente a él y si a la derecha la pared está más Dorta que a la izquierda entonces se va en sentido de la derecha (antihorario). Sin embargo, luego de pensarlo nos dimos cuenta de que no nos funcionaría porque el hecho de que la psred de la izquierda sea más corta en su posición inicial no significa que los jueces indicarán que vaya en sentido antihorario, por eso decidimos que es mejor esta opción siguiente: Utilizaremos un sensor de distancia para detectar nuestra mano</w:t>
+      </w:r>
+      <w:r>
+        <w:t>,</w:t>
+      </w:r>
+      <w:r>
+        <w:t xml:space="preserve"> para que detecte en que sentido ir: si ponemos nuestra ma</w:t>
+      </w:r>
+      <w:r>
+        <w:t xml:space="preserve">no entonces va en un sentido, y si no la ponemos entonces va en sentido contrario. Lo que pasa es que revisando las reglas nos dimos cuenta de que no puede recibir información externa una vez que el robot esté en funcionamiento, así que esa idea quedó descartada. Y justo cuando no sabíamos qué hacer, Alessandro presentó la idea de guiarnos por lo que el equipo anterior había hecho. Entonces decidimos que vamos a intentar hacer lo que ellos hicieron: vamos a guiarnos por la distancia de las líneas: en el caso del equipo anterior ellos hicieron </w:t>
+      </w:r>
+      <w:r>
+        <w:lastRenderedPageBreak/>
+        <w:t>que si la línea azul es mas larga entonces se va para la izquierda y si la naranja es más larga se van para la derecha.</w:t>
+      </w:r>
+    </w:p>
     <w:sectPr>
       <w:pgSz w:w="12240" w:h="15840"/>
       <w:pgMar w:top="1417" w:right="1701" w:bottom="1417" w:left="1701" w:header="708" w:footer="708" w:gutter="0"/>

--- a/Bitácora.docx
+++ b/Bitácora.docx
@@ -3,18 +3,344 @@
 <w:document xmlns:wpc="http://schemas.microsoft.com/office/word/2010/wordprocessingCanvas" xmlns:cx="http://schemas.microsoft.com/office/drawing/2014/chartex" xmlns:cx1="http://schemas.microsoft.com/office/drawing/2015/9/8/chartex" xmlns:cx2="http://schemas.microsoft.com/office/drawing/2015/10/21/chartex" xmlns:cx3="http://schemas.microsoft.com/office/drawing/2016/5/9/chartex" xmlns:cx4="http://schemas.microsoft.com/office/drawing/2016/5/10/chartex" xmlns:cx5="http://schemas.microsoft.com/office/drawing/2016/5/11/chartex" xmlns:cx6="http://schemas.microsoft.com/office/drawing/2016/5/12/chartex" xmlns:cx7="http://schemas.microsoft.com/office/drawing/2016/5/13/chartex" xmlns:cx8="http://schemas.microsoft.com/office/drawing/2016/5/14/chartex" xmlns:mc="http://schemas.openxmlformats.org/markup-compatibility/2006" xmlns:aink="http://schemas.microsoft.com/office/drawing/2016/ink" xmlns:am3d="http://schemas.microsoft.com/office/drawing/2017/model3d" xmlns:o="urn:schemas-microsoft-com:office:office" xmlns:oel="http://schemas.microsoft.com/office/2019/extlst" xmlns:r="http://schemas.openxmlformats.org/officeDocument/2006/relationships" xmlns:m="http://schemas.openxmlformats.org/officeDocument/2006/math" xmlns:v="urn:schemas-microsoft-com:vml" xmlns:wp14="http://schemas.microsoft.com/office/word/2010/wordprocessingDrawing" xmlns:wp="http://schemas.openxmlformats.org/drawingml/2006/wordprocessingDrawing" xmlns:w10="urn:schemas-microsoft-com:office:word" xmlns:w="http://schemas.openxmlformats.org/wordprocessingml/2006/main" xmlns:w14="http://schemas.microsoft.com/office/word/2010/wordml" xmlns:w15="http://schemas.microsoft.com/office/word/2012/wordml" xmlns:w16cex="http://schemas.microsoft.com/office/word/2018/wordml/cex" xmlns:w16cid="http://schemas.microsoft.com/office/word/2016/wordml/cid" xmlns:w16="http://schemas.microsoft.com/office/word/2018/wordml" xmlns:w16du="http://schemas.microsoft.com/office/word/2023/wordml/word16du" xmlns:w16sdtdh="http://schemas.microsoft.com/office/word/2020/wordml/sdtdatahash" xmlns:w16sdtfl="http://schemas.microsoft.com/office/word/2024/wordml/sdtformatlock" xmlns:w16se="http://schemas.microsoft.com/office/word/2015/wordml/symex" xmlns:wpg="http://schemas.microsoft.com/office/word/2010/wordprocessingGroup" xmlns:wpi="http://schemas.microsoft.com/office/word/2010/wordprocessingInk" xmlns:wne="http://schemas.microsoft.com/office/word/2006/wordml" xmlns:wps="http://schemas.microsoft.com/office/word/2010/wordprocessingShape" mc:Ignorable="w14 w15 w16se w16cid w16 w16cex w16sdtdh w16sdtfl w16du wp14">
   <w:body>
     <w:p>
-      <w:r>
-        <w:t xml:space="preserve">23-03-2026 – </w:t>
-      </w:r>
-    </w:p>
-    <w:p>
-      <w:r>
-        <w:t>Estado inicial: Habíamos leído los documentos sobre las instrucciones y reglas, además de ver el video de cómo será el challenge este año. No teníamos nada armado.</w:t>
+      <w:pPr>
+        <w:rPr>
+          <w:b/>
+          <w:bCs/>
+        </w:rPr>
+      </w:pPr>
+      <w:r>
+        <w:rPr>
+          <w:b/>
+          <w:bCs/>
+        </w:rPr>
+        <w:t>Lista de Materiales:</w:t>
+      </w:r>
+    </w:p>
+    <w:p>
+      <w:r>
+        <w:tab/>
+      </w:r>
+      <w:r>
+        <w:t>FTC Starter Kit V3.1</w:t>
+      </w:r>
+    </w:p>
+    <w:p/>
+    <w:p>
+      <w:pPr>
+        <w:ind w:firstLine="708"/>
+        <w:rPr>
+          <w:lang w:val="en-US"/>
+        </w:rPr>
+      </w:pPr>
+      <w:r>
+        <w:rPr>
+          <w:lang w:val="en-US"/>
+        </w:rPr>
+        <w:t>Barras:</w:t>
+      </w:r>
+    </w:p>
+    <w:p>
+      <w:pPr>
+        <w:pStyle w:val="Prrafodelista"/>
+        <w:rPr>
+          <w:lang w:val="en-US"/>
+        </w:rPr>
+      </w:pPr>
+      <w:r>
+        <w:rPr>
+          <w:lang w:val="en-US"/>
+        </w:rPr>
+        <w:t xml:space="preserve">15mm Extrusion - 1m - 90° Ends - Clear Anodized </w:t>
+      </w:r>
+    </w:p>
+    <w:p>
+      <w:pPr>
+        <w:pStyle w:val="Prrafodelista"/>
+        <w:rPr>
+          <w:lang w:val="en-US"/>
+        </w:rPr>
+      </w:pPr>
+      <w:r>
+        <w:rPr>
+          <w:lang w:val="en-US"/>
+        </w:rPr>
+        <w:t>15mm Plastic Inside Corner Bracket - 8 Pack</w:t>
+      </w:r>
+    </w:p>
+    <w:p>
+      <w:pPr>
+        <w:pStyle w:val="Prrafodelista"/>
+        <w:rPr>
+          <w:lang w:val="en-US"/>
+        </w:rPr>
+      </w:pPr>
+      <w:r>
+        <w:rPr>
+          <w:lang w:val="en-US"/>
+        </w:rPr>
+        <w:t>Rounded UltraHex Shaft - 36in Long</w:t>
+      </w:r>
+    </w:p>
+    <w:p>
+      <w:pPr>
+        <w:pStyle w:val="Prrafodelista"/>
+        <w:rPr>
+          <w:lang w:val="en-US"/>
+        </w:rPr>
+      </w:pPr>
+    </w:p>
+    <w:p>
+      <w:pPr>
+        <w:ind w:firstLine="708"/>
+        <w:rPr>
+          <w:lang w:val="en-US"/>
+        </w:rPr>
+      </w:pPr>
+      <w:r>
+        <w:rPr>
+          <w:lang w:val="en-US"/>
+        </w:rPr>
+        <w:t>Ruedas:</w:t>
+      </w:r>
+    </w:p>
+    <w:p>
+      <w:pPr>
+        <w:ind w:firstLine="708"/>
+        <w:rPr>
+          <w:lang w:val="en-US"/>
+        </w:rPr>
+      </w:pPr>
+      <w:r>
+        <w:rPr>
+          <w:lang w:val="en-US"/>
+        </w:rPr>
+        <w:t>90mm Traction Wheel - 2 Pack (REV-41-1354-PK2)</w:t>
+      </w:r>
+    </w:p>
+    <w:p>
+      <w:pPr>
+        <w:rPr>
+          <w:lang w:val="en-US"/>
+        </w:rPr>
+      </w:pPr>
+    </w:p>
+    <w:p>
+      <w:pPr>
+        <w:ind w:firstLine="708"/>
+        <w:rPr>
+          <w:lang w:val="en-US"/>
+        </w:rPr>
+      </w:pPr>
+      <w:r>
+        <w:rPr>
+          <w:lang w:val="en-US"/>
+        </w:rPr>
+        <w:t xml:space="preserve">Tornillos y </w:t>
+      </w:r>
+      <w:proofErr w:type="spellStart"/>
+      <w:r>
+        <w:rPr>
+          <w:lang w:val="en-US"/>
+        </w:rPr>
+        <w:t>tuercas</w:t>
+      </w:r>
+      <w:proofErr w:type="spellEnd"/>
+      <w:r>
+        <w:rPr>
+          <w:lang w:val="en-US"/>
+        </w:rPr>
+        <w:t>:</w:t>
+      </w:r>
+    </w:p>
+    <w:p>
+      <w:pPr>
+        <w:pStyle w:val="Prrafodelista"/>
+        <w:rPr>
+          <w:lang w:val="en-US"/>
+        </w:rPr>
+      </w:pPr>
+      <w:r>
+        <w:rPr>
+          <w:lang w:val="en-US"/>
+        </w:rPr>
+        <w:t xml:space="preserve">M3 </w:t>
+      </w:r>
+      <w:proofErr w:type="spellStart"/>
+      <w:r>
+        <w:rPr>
+          <w:lang w:val="en-US"/>
+        </w:rPr>
+        <w:t>Nyloc</w:t>
+      </w:r>
+      <w:proofErr w:type="spellEnd"/>
+      <w:r>
+        <w:rPr>
+          <w:lang w:val="en-US"/>
+        </w:rPr>
+        <w:t xml:space="preserve"> Nuts - 100 Pack</w:t>
+      </w:r>
+    </w:p>
+    <w:p>
+      <w:pPr>
+        <w:pStyle w:val="Prrafodelista"/>
+        <w:rPr>
+          <w:lang w:val="en-US"/>
+        </w:rPr>
+      </w:pPr>
+      <w:r>
+        <w:rPr>
+          <w:lang w:val="en-US"/>
+        </w:rPr>
+        <w:t>(REV-41-1359-PK100) M3 x 8mm Hex Cap Screws - 100 PackM3 x 8mm Hex Cap Screws - 100 Pack</w:t>
+      </w:r>
+    </w:p>
+    <w:p>
+      <w:pPr>
+        <w:pStyle w:val="Prrafodelista"/>
+        <w:rPr>
+          <w:lang w:val="en-US"/>
+        </w:rPr>
+      </w:pPr>
+    </w:p>
+    <w:p>
+      <w:pPr>
+        <w:pStyle w:val="Prrafodelista"/>
+        <w:rPr>
+          <w:lang w:val="en-US"/>
+        </w:rPr>
+      </w:pPr>
+    </w:p>
+    <w:p>
+      <w:pPr>
+        <w:ind w:firstLine="708"/>
+        <w:rPr>
+          <w:lang w:val="en-US"/>
+        </w:rPr>
+      </w:pPr>
+      <w:proofErr w:type="spellStart"/>
+      <w:r>
+        <w:rPr>
+          <w:lang w:val="en-US"/>
+        </w:rPr>
+        <w:t>Baterías</w:t>
+      </w:r>
+      <w:proofErr w:type="spellEnd"/>
+      <w:r>
+        <w:rPr>
+          <w:lang w:val="en-US"/>
+        </w:rPr>
+        <w:t xml:space="preserve"> y </w:t>
+      </w:r>
+      <w:proofErr w:type="spellStart"/>
+      <w:r>
+        <w:rPr>
+          <w:lang w:val="en-US"/>
+        </w:rPr>
+        <w:t>motores</w:t>
+      </w:r>
+      <w:proofErr w:type="spellEnd"/>
+      <w:r>
+        <w:rPr>
+          <w:lang w:val="en-US"/>
+        </w:rPr>
+        <w:t>:</w:t>
+      </w:r>
+    </w:p>
+    <w:p>
+      <w:pPr>
+        <w:pStyle w:val="Prrafodelista"/>
+        <w:rPr>
+          <w:lang w:val="en-US"/>
+        </w:rPr>
+      </w:pPr>
+      <w:r>
+        <w:rPr>
+          <w:lang w:val="en-US"/>
+        </w:rPr>
+        <w:t>12V Slim Battery</w:t>
+      </w:r>
+    </w:p>
+    <w:p>
+      <w:pPr>
+        <w:pStyle w:val="Prrafodelista"/>
+        <w:rPr>
+          <w:lang w:val="en-US"/>
+        </w:rPr>
+      </w:pPr>
+    </w:p>
+    <w:p>
+      <w:pPr>
+        <w:pStyle w:val="Prrafodelista"/>
+        <w:rPr>
+          <w:lang w:val="en-US"/>
+        </w:rPr>
+      </w:pPr>
+    </w:p>
+    <w:p>
+      <w:pPr>
+        <w:pStyle w:val="Prrafodelista"/>
+        <w:rPr>
+          <w:lang w:val="en-US"/>
+        </w:rPr>
+      </w:pPr>
+    </w:p>
+    <w:p>
+      <w:pPr>
+        <w:pStyle w:val="Prrafodelista"/>
+        <w:rPr>
+          <w:lang w:val="en-US"/>
+        </w:rPr>
+      </w:pPr>
+    </w:p>
+    <w:p>
+      <w:pPr>
+        <w:rPr>
+          <w:b/>
+          <w:bCs/>
+        </w:rPr>
+      </w:pPr>
+      <w:r>
+        <w:rPr>
+          <w:b/>
+          <w:bCs/>
+        </w:rPr>
+        <w:t>23-03-2026</w:t>
+      </w:r>
+      <w:r>
+        <w:t xml:space="preserve"> </w:t>
+      </w:r>
+      <w:r>
+        <w:rPr>
+          <w:b/>
+          <w:bCs/>
+        </w:rPr>
+        <w:t xml:space="preserve">– </w:t>
+      </w:r>
+      <w:r>
+        <w:rPr>
+          <w:b/>
+          <w:bCs/>
+        </w:rPr>
+        <w:t>Episodio 1: “¿Qué haremos?”</w:t>
+      </w:r>
+    </w:p>
+    <w:p>
+      <w:r>
+        <w:t>Participantes: Mario, Alessandro y Rebeca.</w:t>
       </w:r>
     </w:p>
     <w:p>
       <w:r>
         <w:t>Actividades Realizadas:</w:t>
+      </w:r>
+    </w:p>
+    <w:p>
+      <w:r>
+        <w:t>Habíamos leído los documentos sobre las instrucciones y reglas, además de ver el video de cómo será el challenge este año. No teníamos nada armado</w:t>
+      </w:r>
+      <w:r>
+        <w:t>, así que iniciamos con esto:</w:t>
       </w:r>
     </w:p>
     <w:p>
@@ -26,13 +352,34 @@
         </w:numPr>
       </w:pPr>
       <w:r>
-        <w:t>Analizamos el tipo de movimiento que deben tener las ruedas: al considerar que deben ser con un solo motor delante y detrás</w:t>
-      </w:r>
-      <w:r>
-        <w:t>, no usar omni Wheels</w:t>
-      </w:r>
-      <w:r>
-        <w:t>, a Mario se le ocurrió que podíamos hacer el diseño con …… para……</w:t>
+        <w:t>Analizamos el tipo de movimiento que deben tener las ruedas: al considerar que deben ser con un solo motor</w:t>
+      </w:r>
+      <w:r>
+        <w:t xml:space="preserve"> </w:t>
+      </w:r>
+      <w:r>
+        <w:t xml:space="preserve">y </w:t>
+      </w:r>
+      <w:r>
+        <w:t>no</w:t>
+      </w:r>
+      <w:r>
+        <w:t xml:space="preserve"> estaba permitido</w:t>
+      </w:r>
+      <w:r>
+        <w:t xml:space="preserve"> usar </w:t>
+      </w:r>
+      <w:r>
+        <w:t>O</w:t>
+      </w:r>
+      <w:r>
+        <w:t>mni Wheels</w:t>
+      </w:r>
+      <w:r>
+        <w:t xml:space="preserve">, a Mario se le ocurrió que podíamos hacer el diseño con </w:t>
+      </w:r>
+      <w:r>
+        <w:t>un sistema de engranes (que el servo moviera un engrane principal, y provocara movimiento en otros dos engranes que moverían las llantas delanteras).</w:t>
       </w:r>
     </w:p>
     <w:p>
@@ -42,26 +389,84 @@
           <w:ilvl w:val="0"/>
           <w:numId w:val="3"/>
         </w:numPr>
-      </w:pPr>
-      <w:r>
-        <w:t xml:space="preserve">Definimos el material que utilizaremos para el modelo final: optamos por el kit de REF de FIRST GLOBAL porque ya lo hemos utilizado antes y estamos más familiarizados. </w:t>
-      </w:r>
-    </w:p>
-    <w:p>
-      <w:r>
-        <w:t>Conclusión de la sesión:</w:t>
+        <w:rPr>
+          <w:b/>
+          <w:bCs/>
+        </w:rPr>
+      </w:pPr>
+      <w:r>
+        <w:t xml:space="preserve">Definimos el material que </w:t>
+      </w:r>
+      <w:r>
+        <w:t xml:space="preserve">utilizaremos para el modelo final: optamos por </w:t>
+      </w:r>
+      <w:r>
+        <w:t xml:space="preserve">el </w:t>
+      </w:r>
+      <w:r>
+        <w:t>FTC Starter Kit V3.1</w:t>
+      </w:r>
+      <w:r>
+        <w:t xml:space="preserve"> de REV Robotics, pues </w:t>
+      </w:r>
+      <w:r>
+        <w:t>ya lo hemos utilizado antes y estamos más familiarizados</w:t>
+      </w:r>
+      <w:r>
+        <w:t xml:space="preserve"> con ese</w:t>
+      </w:r>
+      <w:r>
+        <w:t>.</w:t>
+      </w:r>
+      <w:r>
+        <w:t xml:space="preserve"> </w:t>
       </w:r>
     </w:p>
     <w:p/>
     <w:p/>
     <w:p>
       <w:r>
-        <w:t xml:space="preserve">27-03-2026 – </w:t>
-      </w:r>
-    </w:p>
-    <w:p>
-      <w:r>
-        <w:t>Estado inicial:</w:t>
+        <w:rPr>
+          <w:b/>
+          <w:bCs/>
+        </w:rPr>
+        <w:t>27-03-2026</w:t>
+      </w:r>
+      <w:r>
+        <w:t xml:space="preserve"> </w:t>
+      </w:r>
+      <w:r>
+        <w:rPr>
+          <w:b/>
+          <w:bCs/>
+        </w:rPr>
+        <w:t xml:space="preserve">– </w:t>
+      </w:r>
+      <w:r>
+        <w:rPr>
+          <w:b/>
+          <w:bCs/>
+        </w:rPr>
+        <w:t>Episodio 2: “</w:t>
+      </w:r>
+      <w:r>
+        <w:rPr>
+          <w:b/>
+          <w:bCs/>
+        </w:rPr>
+        <w:t>Diseño de Hardware</w:t>
+      </w:r>
+      <w:r>
+        <w:rPr>
+          <w:b/>
+          <w:bCs/>
+        </w:rPr>
+        <w:t>”</w:t>
+      </w:r>
+    </w:p>
+    <w:p>
+      <w:r>
+        <w:t>Participantes: Mario, Alessandro y Rebeca.</w:t>
       </w:r>
     </w:p>
     <w:p>
@@ -70,20 +475,149 @@
       </w:r>
     </w:p>
     <w:p>
-      <w:r>
-        <w:t>Conclusión de la sesión:</w:t>
+      <w:pPr>
+        <w:pStyle w:val="Prrafodelista"/>
+        <w:numPr>
+          <w:ilvl w:val="0"/>
+          <w:numId w:val="14"/>
+        </w:numPr>
+      </w:pPr>
+      <w:r>
+        <w:t xml:space="preserve">Empezamos con lluvia de ideas sobre cómo hacer el hardware: considerando </w:t>
+      </w:r>
+      <w:r>
+        <w:t>variables como el peso</w:t>
+      </w:r>
+      <w:r>
+        <w:t xml:space="preserve"> que debe tener el robot (no superar los 1.5kg)</w:t>
+      </w:r>
+      <w:r>
+        <w:t xml:space="preserve">, el uso eficiente de </w:t>
+      </w:r>
+      <w:r>
+        <w:t xml:space="preserve">motores (uno que </w:t>
+      </w:r>
+      <w:r>
+        <w:t>proporcionará</w:t>
+      </w:r>
+      <w:r>
+        <w:t xml:space="preserve"> impulso para empujar el auto hacia delante y atrás, y otro que ayudar</w:t>
+      </w:r>
+      <w:r>
+        <w:t>á</w:t>
+      </w:r>
+      <w:r>
+        <w:t xml:space="preserve"> con la tracción para definir la dirección en que se mueve el carro</w:t>
+      </w:r>
+      <w:r>
+        <w:t xml:space="preserve"> derecha-izquierda</w:t>
+      </w:r>
+      <w:r>
+        <w:t>)</w:t>
+      </w:r>
+      <w:r>
+        <w:t>. P</w:t>
+      </w:r>
+      <w:r>
+        <w:t>ensamos en los</w:t>
+      </w:r>
+      <w:r>
+        <w:t xml:space="preserve"> engranes</w:t>
+      </w:r>
+      <w:r>
+        <w:t xml:space="preserve"> que usaríamos para causar la</w:t>
+      </w:r>
+      <w:r>
+        <w:t xml:space="preserve"> tracción</w:t>
+      </w:r>
+      <w:r>
+        <w:t>, tomando en cuenta que sería</w:t>
+      </w:r>
+      <w:r>
+        <w:t xml:space="preserve"> de un solo eje con dos llantas.</w:t>
+      </w:r>
+      <w:r>
+        <w:t xml:space="preserve"> Valoramos </w:t>
+      </w:r>
+      <w:r>
+        <w:t xml:space="preserve">poner un servo motor </w:t>
+      </w:r>
+      <w:r>
+        <w:t xml:space="preserve">para el </w:t>
+      </w:r>
+      <w:r>
+        <w:t xml:space="preserve">sistema de engranes </w:t>
+      </w:r>
+      <w:r>
+        <w:t>a</w:t>
+      </w:r>
+      <w:r>
+        <w:t>demás de cuatro barras que sostengan todo el sistema</w:t>
+      </w:r>
+      <w:r>
+        <w:t>.</w:t>
+      </w:r>
+    </w:p>
+    <w:p>
+      <w:pPr>
+        <w:pStyle w:val="Prrafodelista"/>
+        <w:numPr>
+          <w:ilvl w:val="0"/>
+          <w:numId w:val="14"/>
+        </w:numPr>
+        <w:rPr>
+          <w:b/>
+          <w:bCs/>
+        </w:rPr>
+      </w:pPr>
+      <w:r>
+        <w:t xml:space="preserve">Sabiendo que vamos a usar la </w:t>
+      </w:r>
+      <w:r>
+        <w:t>12V Slim Battery</w:t>
+      </w:r>
+      <w:r>
+        <w:t xml:space="preserve"> de REV Robotics, dividimos el voltaje entre los 5 tubos que tiene, para un valor de 2.4V por tubo. Entonces decidimos que, para reducir el peso, quitaríamos 2 tubos de la batería y le quedaría 7.2V (esto con tres tubos).</w:t>
       </w:r>
     </w:p>
     <w:p/>
     <w:p/>
     <w:p>
       <w:r>
-        <w:t xml:space="preserve">08-04-2026 – </w:t>
-      </w:r>
-    </w:p>
-    <w:p>
-      <w:r>
-        <w:t>Estado inicial:</w:t>
+        <w:rPr>
+          <w:b/>
+          <w:bCs/>
+        </w:rPr>
+        <w:t>08-04-2026</w:t>
+      </w:r>
+      <w:r>
+        <w:t xml:space="preserve"> </w:t>
+      </w:r>
+      <w:r>
+        <w:rPr>
+          <w:b/>
+          <w:bCs/>
+        </w:rPr>
+        <w:t xml:space="preserve">– </w:t>
+      </w:r>
+      <w:r>
+        <w:rPr>
+          <w:b/>
+          <w:bCs/>
+        </w:rPr>
+        <w:t>Episodio 3: “</w:t>
+      </w:r>
+      <w:r>
+        <w:rPr>
+          <w:b/>
+          <w:bCs/>
+        </w:rPr>
+        <w:t>”</w:t>
+      </w:r>
+    </w:p>
+    <w:p>
+      <w:r>
+        <w:t>Participantes: Mario, Alessandro y Rebeca</w:t>
       </w:r>
     </w:p>
     <w:p>
@@ -93,7 +627,109 @@
     </w:p>
     <w:p>
       <w:r>
-        <w:t>Conclusión de la sesión:</w:t>
+        <w:t>Empezamos a montar las cuatro barras principales</w:t>
+      </w:r>
+      <w:r>
+        <w:t xml:space="preserve"> </w:t>
+      </w:r>
+      <w:r>
+        <w:t xml:space="preserve">15mm Extrusion - 1m - 90° Ends - Clear </w:t>
+      </w:r>
+      <w:proofErr w:type="spellStart"/>
+      <w:r>
+        <w:t>Anodized</w:t>
+      </w:r>
+      <w:proofErr w:type="spellEnd"/>
+      <w:r>
+        <w:t xml:space="preserve"> con 21cm las laterales y 10cm las centrales; cada una</w:t>
+      </w:r>
+      <w:r>
+        <w:t xml:space="preserve"> uniéndolas con </w:t>
+      </w:r>
+      <w:r>
+        <w:t xml:space="preserve">15mm </w:t>
+      </w:r>
+      <w:proofErr w:type="spellStart"/>
+      <w:r>
+        <w:t>Plastic</w:t>
+      </w:r>
+      <w:proofErr w:type="spellEnd"/>
+      <w:r>
+        <w:t xml:space="preserve"> </w:t>
+      </w:r>
+      <w:proofErr w:type="spellStart"/>
+      <w:r>
+        <w:t>Inside</w:t>
+      </w:r>
+      <w:proofErr w:type="spellEnd"/>
+      <w:r>
+        <w:t xml:space="preserve"> Corner Bracket</w:t>
+      </w:r>
+      <w:r>
+        <w:t xml:space="preserve"> y</w:t>
+      </w:r>
+      <w:r>
+        <w:t xml:space="preserve"> </w:t>
+      </w:r>
+      <w:r>
+        <w:t>M3 x 8mm Hex Cap Screws</w:t>
+      </w:r>
+      <w:r>
+        <w:t xml:space="preserve">. </w:t>
+      </w:r>
+    </w:p>
+    <w:p>
+      <w:r>
+        <w:t>Además,</w:t>
+      </w:r>
+      <w:r>
+        <w:t xml:space="preserve"> pusimos el eje </w:t>
+      </w:r>
+      <w:r>
+        <w:t>Rounded UltraHex Shaft</w:t>
+      </w:r>
+      <w:r>
+        <w:t>, con un largo de 19cm</w:t>
+      </w:r>
+      <w:r>
+        <w:t xml:space="preserve"> para soportar el motor y </w:t>
+      </w:r>
+      <w:r>
+        <w:t>las dos llantas</w:t>
+      </w:r>
+      <w:r>
+        <w:t xml:space="preserve"> traseras</w:t>
+      </w:r>
+      <w:r>
+        <w:t xml:space="preserve"> </w:t>
+      </w:r>
+      <w:r>
+        <w:t xml:space="preserve">90mm </w:t>
+      </w:r>
+      <w:proofErr w:type="spellStart"/>
+      <w:r>
+        <w:t>Traction</w:t>
+      </w:r>
+      <w:proofErr w:type="spellEnd"/>
+      <w:r>
+        <w:t xml:space="preserve"> Wheel </w:t>
+      </w:r>
+    </w:p>
+    <w:p>
+      <w:r>
+        <w:t xml:space="preserve">uniéndolas a las barras con </w:t>
+      </w:r>
+    </w:p>
+    <w:p/>
+    <w:p>
+      <w:r>
+        <w:t xml:space="preserve"> </w:t>
+      </w:r>
+    </w:p>
+    <w:p/>
+    <w:p>
+      <w:r>
+        <w:t xml:space="preserve">, además de poner el eje, las dos llantas y el motor trasero. Luego pusimos el servo direccionándolo hacia arriba. </w:t>
       </w:r>
     </w:p>
     <w:p/>
@@ -103,12 +739,40 @@
     <w:p/>
     <w:p>
       <w:r>
-        <w:t xml:space="preserve">10-04-2026 - </w:t>
-      </w:r>
-    </w:p>
-    <w:p>
-      <w:r>
-        <w:t>Estado inicial:</w:t>
+        <w:rPr>
+          <w:b/>
+          <w:bCs/>
+        </w:rPr>
+        <w:t>10-04-2026</w:t>
+      </w:r>
+      <w:r>
+        <w:t xml:space="preserve"> </w:t>
+      </w:r>
+      <w:r>
+        <w:rPr>
+          <w:b/>
+          <w:bCs/>
+        </w:rPr>
+        <w:t>–</w:t>
+      </w:r>
+      <w:r>
+        <w:rPr>
+          <w:b/>
+          <w:bCs/>
+        </w:rPr>
+        <w:t xml:space="preserve"> </w:t>
+      </w:r>
+      <w:r>
+        <w:rPr>
+          <w:b/>
+          <w:bCs/>
+        </w:rPr>
+        <w:t>Episodio 4: “”</w:t>
+      </w:r>
+    </w:p>
+    <w:p>
+      <w:r>
+        <w:t>Participantes: Mario y Alessandro</w:t>
       </w:r>
     </w:p>
     <w:p>
@@ -118,16 +782,152 @@
     </w:p>
     <w:p>
       <w:r>
-        <w:t>Conclusión de la sesión:</w:t>
+        <w:t>Iniciamos con el sistema de engranes del servo motor. Medimos varios engranes entre grande, medio y pequeño</w:t>
+      </w:r>
+      <w:r>
+        <w:t xml:space="preserve"> </w:t>
+      </w:r>
+      <w:r>
+        <w:t>5mm</w:t>
+      </w:r>
+      <w:r>
+        <w:t>, 8mm y 15mm</w:t>
+      </w:r>
+      <w:r>
+        <w:t xml:space="preserve"> </w:t>
+      </w:r>
+      <w:proofErr w:type="spellStart"/>
+      <w:r>
+        <w:t>Plastic</w:t>
+      </w:r>
+      <w:proofErr w:type="spellEnd"/>
+      <w:r>
+        <w:t xml:space="preserve"> Hex Bore Gears</w:t>
+      </w:r>
+      <w:r>
+        <w:t>. Al final optamos por el de 8mm si usábamos las mas grandes pegaban una con la otra y no era posible la independencia de las llantas entonces probamos con las pequeñas que ni</w:t>
+      </w:r>
+      <w:r>
+        <w:t xml:space="preserve"> </w:t>
+      </w:r>
+      <w:r>
+        <w:t>siquiera llegaban a tocarse el balance perfecto entre independencia y que llegaran a tocarse fue con las de 8mm.</w:t>
+      </w:r>
+    </w:p>
+    <w:p>
+      <w:r>
+        <w:t xml:space="preserve">Añadimos una barra a cada </w:t>
+      </w:r>
+      <w:r>
+        <w:t>engrane conectado a las barras delanteras.</w:t>
+      </w:r>
+    </w:p>
+    <w:p>
+      <w:pPr>
+        <w:rPr>
+          <w:b/>
+          <w:bCs/>
+        </w:rPr>
+      </w:pPr>
+    </w:p>
+    <w:p>
+      <w:pPr>
+        <w:rPr>
+          <w:b/>
+          <w:bCs/>
+        </w:rPr>
+      </w:pPr>
+    </w:p>
+    <w:p>
+      <w:pPr>
+        <w:rPr>
+          <w:b/>
+          <w:bCs/>
+        </w:rPr>
+      </w:pPr>
+      <w:r>
+        <w:rPr>
+          <w:b/>
+          <w:bCs/>
+        </w:rPr>
+        <w:t xml:space="preserve">13-04-2026 - </w:t>
+      </w:r>
+    </w:p>
+    <w:p>
+      <w:r>
+        <w:t xml:space="preserve">Agregamos dos </w:t>
+      </w:r>
+      <w:r>
+        <w:t xml:space="preserve">90mm </w:t>
+      </w:r>
+      <w:proofErr w:type="spellStart"/>
+      <w:r>
+        <w:t>Traction</w:t>
+      </w:r>
+      <w:proofErr w:type="spellEnd"/>
+      <w:r>
+        <w:t xml:space="preserve"> Wheel - 2 Pack (REV-41-1354-PK2)</w:t>
+      </w:r>
+      <w:r>
+        <w:t xml:space="preserve"> para ir</w:t>
+      </w:r>
+      <w:r>
+        <w:t xml:space="preserve"> en la parte trasera. Ajustamos las barras principales del largo para que no chocaran con las llantas principales delanteras, ya que al cambiar el servo de orientación de arriba hacia abajo porque al estar </w:t>
+      </w:r>
+    </w:p>
+    <w:p>
+      <w:r>
+        <w:t>Cambiamos el servo de arriba hacia abajo porque al estar viendo hacia abajo, agregándole el volumen de los engranes y el metal, iba a rayar el área de juego.</w:t>
       </w:r>
     </w:p>
     <w:p/>
     <w:p/>
     <w:p/>
     <w:p/>
-    <w:p>
-      <w:r>
-        <w:t>27-04-2026 – Preparándonos para programar</w:t>
+    <w:p/>
+    <w:p>
+      <w:r>
+        <w:rPr>
+          <w:b/>
+          <w:bCs/>
+        </w:rPr>
+        <w:t>27-04-2026</w:t>
+      </w:r>
+      <w:r>
+        <w:t xml:space="preserve"> </w:t>
+      </w:r>
+      <w:r>
+        <w:rPr>
+          <w:b/>
+          <w:bCs/>
+        </w:rPr>
+        <w:t xml:space="preserve">– </w:t>
+      </w:r>
+      <w:r>
+        <w:rPr>
+          <w:b/>
+          <w:bCs/>
+        </w:rPr>
+        <w:t>Episodio 5: “</w:t>
+      </w:r>
+      <w:r>
+        <w:rPr>
+          <w:b/>
+          <w:bCs/>
+        </w:rPr>
+        <w:t>Preparándonos para programar</w:t>
+      </w:r>
+      <w:r>
+        <w:rPr>
+          <w:b/>
+          <w:bCs/>
+        </w:rPr>
+        <w:t>”</w:t>
+      </w:r>
+    </w:p>
+    <w:p>
+      <w:r>
+        <w:t>Participantes: Rebeca, Alessandro y Mario.</w:t>
       </w:r>
     </w:p>
     <w:p>
@@ -152,7 +952,15 @@
         </w:numPr>
       </w:pPr>
       <w:r>
-        <w:t>Agregamos información sobre nosotros en el Readme: En el apartado de “Quiénes somos?” agregamos fotos y una pequeña descripción.</w:t>
+        <w:t xml:space="preserve">Agregamos información sobre nosotros en el </w:t>
+      </w:r>
+      <w:proofErr w:type="spellStart"/>
+      <w:r>
+        <w:t>Readme</w:t>
+      </w:r>
+      <w:proofErr w:type="spellEnd"/>
+      <w:r>
+        <w:t>: En el apartado de “Quiénes somos?” agregamos fotos y una pequeña descripción.</w:t>
       </w:r>
     </w:p>
     <w:p>
@@ -164,20 +972,54 @@
         </w:numPr>
       </w:pPr>
       <w:r>
-        <w:t>Empezamos a ver guías para programar: sabemos que queremos hacer el programa desde el contro Hub que utilizamos anteriormente para otra competencia; lo haremos en bloques por la facilidad para nosotros (estamos más familiarizados con la programación en bloques porque es lo que hemos estado haciendo desde la primera vez que competimos juntos). Antes estábamos viendo videos pero nos resultó más fácil guiarnos específicamente por respuesta a nuestra poreguntas.</w:t>
-      </w:r>
-    </w:p>
-    <w:p>
-      <w:r>
-        <w:t xml:space="preserve">Conclusión de la sesión: </w:t>
+        <w:lastRenderedPageBreak/>
+        <w:t xml:space="preserve">Empezamos a ver guías para programar: sabemos que queremos hacer el programa desde el </w:t>
+      </w:r>
+      <w:proofErr w:type="spellStart"/>
+      <w:r>
+        <w:t>contro</w:t>
+      </w:r>
+      <w:proofErr w:type="spellEnd"/>
+      <w:r>
+        <w:t xml:space="preserve"> Hub que utilizamos anteriormente para otra competencia; lo haremos en bloques por la facilidad para nosotros (estamos más familiarizados con la programación en bloques porque es lo que hemos estado haciendo desde la primera vez que competimos juntos). Antes estábamos viendo videos pero nos resultó más fácil guiarnos específicamente por respuesta a nuestra </w:t>
+      </w:r>
+      <w:proofErr w:type="spellStart"/>
+      <w:r>
+        <w:t>poreguntas</w:t>
+      </w:r>
+      <w:proofErr w:type="spellEnd"/>
+      <w:r>
+        <w:t>.</w:t>
       </w:r>
     </w:p>
     <w:p/>
     <w:p/>
     <w:p>
-      <w:r>
+      <w:pPr>
+        <w:rPr>
+          <w:b/>
+          <w:bCs/>
+        </w:rPr>
+      </w:pPr>
+      <w:r>
+        <w:rPr>
+          <w:b/>
+          <w:bCs/>
+        </w:rPr>
         <w:t>29-04-2026</w:t>
       </w:r>
+      <w:r>
+        <w:rPr>
+          <w:b/>
+          <w:bCs/>
+        </w:rPr>
+        <w:t xml:space="preserve"> – Episodio 6: “”</w:t>
+      </w:r>
+    </w:p>
+    <w:p>
+      <w:r>
+        <w:t>Participantes: Mario, Rebeca y Alessandro.</w:t>
+      </w:r>
     </w:p>
     <w:p>
       <w:r>
@@ -190,23 +1032,1837 @@
       </w:r>
     </w:p>
     <w:p>
-      <w:r>
-        <w:t>Estabamos pensando en cómo hacer para que el robot supiera en que sentido debe ir (si reloj o en sentido antihorario). Al inicio consideramos que midiera la distancia de las paredes frente a él y si a la derecha la pared está más Dorta que a la izquierda entonces se va en sentido de la derecha (antihorario). Sin embargo, luego de pensarlo nos dimos cuenta de que no nos funcionaría porque el hecho de que la psred de la izquierda sea más corta en su posición inicial no significa que los jueces indicarán que vaya en sentido antihorario, por eso decidimos que es mejor esta opción siguiente: Utilizaremos un sensor de distancia para detectar nuestra mano</w:t>
+      <w:proofErr w:type="spellStart"/>
+      <w:r>
+        <w:t>Estabamos</w:t>
+      </w:r>
+      <w:proofErr w:type="spellEnd"/>
+      <w:r>
+        <w:t xml:space="preserve"> pensando en cómo hacer para que el robot supiera en </w:t>
+      </w:r>
+      <w:proofErr w:type="spellStart"/>
+      <w:r>
+        <w:t>que</w:t>
+      </w:r>
+      <w:proofErr w:type="spellEnd"/>
+      <w:r>
+        <w:t xml:space="preserve"> sentido debe ir (si reloj o en sentido antihorario). Al inicio consideramos que midiera la distancia de las paredes frente a él y si a la derecha la pared está más Dorta que a la izquierda entonces se va en sentido de la derecha (antihorario). Sin embargo, luego de pensarlo nos dimos cuenta de que no nos funcionaría porque el hecho de que la </w:t>
+      </w:r>
+      <w:proofErr w:type="spellStart"/>
+      <w:r>
+        <w:t>psred</w:t>
+      </w:r>
+      <w:proofErr w:type="spellEnd"/>
+      <w:r>
+        <w:t xml:space="preserve"> de la izquierda sea más corta en su posición inicial no significa que los jueces indicarán que vaya en sentido antihorario, por eso decidimos que es mejor esta opción siguiente: Utilizaremos un sensor de distancia para detectar nuestra mano</w:t>
       </w:r>
       <w:r>
         <w:t>,</w:t>
       </w:r>
       <w:r>
-        <w:t xml:space="preserve"> para que detecte en que sentido ir: si ponemos nuestra ma</w:t>
-      </w:r>
-      <w:r>
-        <w:t xml:space="preserve">no entonces va en un sentido, y si no la ponemos entonces va en sentido contrario. Lo que pasa es que revisando las reglas nos dimos cuenta de que no puede recibir información externa una vez que el robot esté en funcionamiento, así que esa idea quedó descartada. Y justo cuando no sabíamos qué hacer, Alessandro presentó la idea de guiarnos por lo que el equipo anterior había hecho. Entonces decidimos que vamos a intentar hacer lo que ellos hicieron: vamos a guiarnos por la distancia de las líneas: en el caso del equipo anterior ellos hicieron </w:t>
+        <w:t xml:space="preserve"> para que detecte en </w:t>
+      </w:r>
+      <w:proofErr w:type="spellStart"/>
+      <w:r>
+        <w:t>que</w:t>
+      </w:r>
+      <w:proofErr w:type="spellEnd"/>
+      <w:r>
+        <w:t xml:space="preserve"> sentido ir: si ponemos nuestra ma</w:t>
+      </w:r>
+      <w:r>
+        <w:t xml:space="preserve">no entonces va en un sentido, y si no la ponemos entonces va en sentido contrario. Lo que pasa es que revisando las reglas nos dimos cuenta de que no puede recibir información externa una vez que el robot esté en funcionamiento, así que esa idea quedó descartada. Y justo cuando no sabíamos qué hacer, Alessandro presentó la idea de guiarnos por lo que el equipo anterior había hecho. Entonces decidimos que vamos a intentar hacer lo que ellos hicieron: vamos a guiarnos por la distancia de las líneas: en el caso del equipo anterior ellos hicieron que si la línea azul es </w:t>
+      </w:r>
+      <w:proofErr w:type="spellStart"/>
+      <w:r>
+        <w:t>mas</w:t>
+      </w:r>
+      <w:proofErr w:type="spellEnd"/>
+      <w:r>
+        <w:t xml:space="preserve"> larga entonces se va para la izquierda y si la naranja es más larga se van para la derecha.</w:t>
+      </w:r>
+    </w:p>
+    <w:p/>
+    <w:p/>
+    <w:p>
+      <w:pPr>
+        <w:rPr>
+          <w:b/>
+          <w:bCs/>
+        </w:rPr>
+      </w:pPr>
+      <w:r>
+        <w:rPr>
+          <w:b/>
+          <w:bCs/>
+        </w:rPr>
+        <w:t>04-05-2026</w:t>
+      </w:r>
+      <w:r>
+        <w:rPr>
+          <w:b/>
+          <w:bCs/>
+        </w:rPr>
+        <w:t xml:space="preserve"> – Episodio 7: “¿En qué sentido vamos?”</w:t>
+      </w:r>
+    </w:p>
+    <w:p>
+      <w:r>
+        <w:t>Participantes: Mario y Rebeca.</w:t>
+      </w:r>
+    </w:p>
+    <w:p>
+      <w:r>
+        <w:t>Hoy nuestro objetivo e</w:t>
+      </w:r>
+      <w:r>
+        <w:t xml:space="preserve">s hacer el código donde el robot decida en qué sentido ir. En la sesión anterior definimos </w:t>
+      </w:r>
+      <w:r>
+        <w:t xml:space="preserve">que la forma de reconocimiento de sentido (sea horario o antihorario)  dependería del color de la línea frontal más cercana al robot. Si la </w:t>
+      </w:r>
+      <w:r>
+        <w:t xml:space="preserve">línea frontal más cercana </w:t>
+      </w:r>
+      <w:r>
+        <w:t>del robot es color naranja, entonces irá en sentido horario; si es de color azul irá en sentido antihorario. Esto se nos ocurrió por la parte de las reglas que indica: “</w:t>
+      </w:r>
+      <w:r>
+        <w:t xml:space="preserve">9.8 El vehículo debe </w:t>
       </w:r>
       <w:r>
         <w:lastRenderedPageBreak/>
-        <w:t>que si la línea azul es mas larga entonces se va para la izquierda y si la naranja es más larga se van para la derecha.</w:t>
-      </w:r>
-    </w:p>
+        <w:t>orientarse de manera que las dos ruedas del eje delantero (los jueces deberán preguntar previamente al equipo cuál es el eje delantero) estén ubicadas más cerca de la siguiente sección de curva en la dirección de conducción del reto, mientras que las otras dos ruedas estén ubicadas más cerca de la sección de curva en sentido opuesto.</w:t>
+      </w:r>
+      <w:r>
+        <w:t>”</w:t>
+      </w:r>
+    </w:p>
+    <w:p>
+      <w:r>
+        <w:t xml:space="preserve">Utilizaremos la cámara </w:t>
+      </w:r>
+      <w:r>
+        <w:t>Logitech C270</w:t>
+      </w:r>
+      <w:r>
+        <w:t xml:space="preserve">, </w:t>
+      </w:r>
+      <w:r>
+        <w:t>porque es la que tenemos a disposición</w:t>
+      </w:r>
+      <w:r>
+        <w:t xml:space="preserve">. No </w:t>
+      </w:r>
+      <w:r>
+        <w:t>usaremos</w:t>
+      </w:r>
+      <w:r>
+        <w:t xml:space="preserve"> sensores como principal forma de reconocimiento de indicación, más bien queremos aprovechar al máximo todas las capacidades que tiene la cámara</w:t>
+      </w:r>
+      <w:r>
+        <w:t xml:space="preserve"> para así </w:t>
+      </w:r>
+      <w:r>
+        <w:t>reduc</w:t>
+      </w:r>
+      <w:r>
+        <w:t xml:space="preserve">ir </w:t>
+      </w:r>
+      <w:r>
+        <w:t xml:space="preserve">el peso </w:t>
+      </w:r>
+      <w:r>
+        <w:t>del robot.</w:t>
+      </w:r>
+    </w:p>
+    <w:p>
+      <w:r>
+        <w:t>¡Y manos a la obra!</w:t>
+      </w:r>
+    </w:p>
+    <w:p>
+      <w:r>
+        <w:t>Iniciamos con el código creando las variables principales: velocidad_</w:t>
+      </w:r>
+      <w:r>
+        <w:t>motor (controla cuánta energía le llega al motor</w:t>
+      </w:r>
+      <w:r>
+        <w:t>)</w:t>
+      </w:r>
+      <w:r>
+        <w:t xml:space="preserve">, </w:t>
+      </w:r>
+      <w:proofErr w:type="spellStart"/>
+      <w:r>
+        <w:t>sentido_horario</w:t>
+      </w:r>
+      <w:proofErr w:type="spellEnd"/>
+      <w:r>
+        <w:t xml:space="preserve"> (guarda el sentido en el que debe ir el auto), y </w:t>
+      </w:r>
+      <w:proofErr w:type="spellStart"/>
+      <w:r>
+        <w:t>direccion_servo</w:t>
+      </w:r>
+      <w:proofErr w:type="spellEnd"/>
+      <w:r>
+        <w:t>(determina el ángulo en el que las ruedas delanteras).</w:t>
+      </w:r>
+    </w:p>
+    <w:p/>
+    <w:p>
+      <w:r>
+        <w:t>Velocidad_motor:</w:t>
+      </w:r>
+    </w:p>
+    <w:p>
+      <w:proofErr w:type="spellStart"/>
+      <w:r>
+        <w:t>Sentido_horario</w:t>
+      </w:r>
+      <w:proofErr w:type="spellEnd"/>
+      <w:r>
+        <w:t xml:space="preserve">: </w:t>
+      </w:r>
+    </w:p>
+    <w:p>
+      <w:proofErr w:type="spellStart"/>
+      <w:r>
+        <w:t>Direccion_servo</w:t>
+      </w:r>
+      <w:proofErr w:type="spellEnd"/>
+      <w:r>
+        <w:t>: Define el ángulo de las ruedas delanteras, pues al igual que un auto normal, las ruedas delanteras serán las que dirigen y las traseras serán las que empujan.</w:t>
+      </w:r>
+    </w:p>
+    <w:p/>
+    <w:p/>
+    <w:p>
+      <w:r>
+        <w:rPr>
+          <w:noProof/>
+        </w:rPr>
+        <w:drawing>
+          <wp:anchor distT="0" distB="0" distL="114300" distR="114300" simplePos="0" relativeHeight="251658240" behindDoc="1" locked="0" layoutInCell="1" allowOverlap="1" wp14:anchorId="197CA93F" wp14:editId="1655E84C">
+            <wp:simplePos x="0" y="0"/>
+            <wp:positionH relativeFrom="margin">
+              <wp:posOffset>2729865</wp:posOffset>
+            </wp:positionH>
+            <wp:positionV relativeFrom="paragraph">
+              <wp:posOffset>269875</wp:posOffset>
+            </wp:positionV>
+            <wp:extent cx="3035300" cy="4051935"/>
+            <wp:effectExtent l="0" t="0" r="0" b="5715"/>
+            <wp:wrapNone/>
+            <wp:docPr id="51728626" name="Imagen 2"/>
+            <wp:cNvGraphicFramePr>
+              <a:graphicFrameLocks xmlns:a="http://schemas.openxmlformats.org/drawingml/2006/main" noChangeAspect="1"/>
+            </wp:cNvGraphicFramePr>
+            <a:graphic xmlns:a="http://schemas.openxmlformats.org/drawingml/2006/main">
+              <a:graphicData uri="http://schemas.openxmlformats.org/drawingml/2006/picture">
+                <pic:pic xmlns:pic="http://schemas.openxmlformats.org/drawingml/2006/picture">
+                  <pic:nvPicPr>
+                    <pic:cNvPr id="51728626" name="Imagen 51728626"/>
+                    <pic:cNvPicPr/>
+                  </pic:nvPicPr>
+                  <pic:blipFill>
+                    <a:blip r:embed="rId5" cstate="print">
+                      <a:extLst>
+                        <a:ext uri="{28A0092B-C50C-407E-A947-70E740481C1C}">
+                          <a14:useLocalDpi xmlns:a14="http://schemas.microsoft.com/office/drawing/2010/main" val="0"/>
+                        </a:ext>
+                      </a:extLst>
+                    </a:blip>
+                    <a:stretch>
+                      <a:fillRect/>
+                    </a:stretch>
+                  </pic:blipFill>
+                  <pic:spPr>
+                    <a:xfrm>
+                      <a:off x="0" y="0"/>
+                      <a:ext cx="3035300" cy="4051935"/>
+                    </a:xfrm>
+                    <a:prstGeom prst="rect">
+                      <a:avLst/>
+                    </a:prstGeom>
+                  </pic:spPr>
+                </pic:pic>
+              </a:graphicData>
+            </a:graphic>
+            <wp14:sizeRelH relativeFrom="page">
+              <wp14:pctWidth>0</wp14:pctWidth>
+            </wp14:sizeRelH>
+            <wp14:sizeRelV relativeFrom="page">
+              <wp14:pctHeight>0</wp14:pctHeight>
+            </wp14:sizeRelV>
+          </wp:anchor>
+        </w:drawing>
+      </w:r>
+    </w:p>
+    <w:p/>
+    <w:p/>
+    <w:p/>
+    <w:p/>
+    <w:p/>
+    <w:p/>
+    <w:p/>
+    <w:p/>
+    <w:p/>
+    <w:p/>
+    <w:p/>
+    <w:p/>
+    <w:p/>
+    <w:p/>
+    <w:p/>
+    <w:p/>
+    <w:p/>
+    <w:p>
+      <w:r>
+        <w:t xml:space="preserve">Como estamos trabajando en bloques, </w:t>
+      </w:r>
+      <w:r>
+        <w:t xml:space="preserve">la herramienta que usaremos se llama </w:t>
+      </w:r>
+      <w:proofErr w:type="spellStart"/>
+      <w:r>
+        <w:rPr>
+          <w:b/>
+          <w:bCs/>
+        </w:rPr>
+        <w:t>TensorFlow</w:t>
+      </w:r>
+      <w:proofErr w:type="spellEnd"/>
+      <w:r>
+        <w:rPr>
+          <w:b/>
+          <w:bCs/>
+        </w:rPr>
+        <w:t xml:space="preserve"> </w:t>
+      </w:r>
+      <w:proofErr w:type="spellStart"/>
+      <w:r>
+        <w:rPr>
+          <w:b/>
+          <w:bCs/>
+        </w:rPr>
+        <w:t>Object</w:t>
+      </w:r>
+      <w:proofErr w:type="spellEnd"/>
+      <w:r>
+        <w:rPr>
+          <w:b/>
+          <w:bCs/>
+        </w:rPr>
+        <w:t xml:space="preserve"> </w:t>
+      </w:r>
+      <w:proofErr w:type="spellStart"/>
+      <w:r>
+        <w:rPr>
+          <w:b/>
+          <w:bCs/>
+        </w:rPr>
+        <w:t>Detection</w:t>
+      </w:r>
+      <w:proofErr w:type="spellEnd"/>
+      <w:r>
+        <w:t xml:space="preserve"> o, más comúnmente para colores específicos, una </w:t>
+      </w:r>
+      <w:r>
+        <w:rPr>
+          <w:b/>
+          <w:bCs/>
+        </w:rPr>
+        <w:t>Color Blob Detector Pipeline</w:t>
+      </w:r>
+      <w:r>
+        <w:t>.</w:t>
+      </w:r>
+    </w:p>
+    <w:p/>
+    <w:p/>
+    <w:p/>
+    <w:p/>
+    <w:p/>
+    <w:p/>
+    <w:p/>
+    <w:p/>
+    <w:p/>
+    <w:p/>
+    <w:p>
+      <w:r>
+        <w:t xml:space="preserve">¡Excelente! Ya tienen los cimientos del código. Ahora vamos a conectar esas variables con el hardware de su auto. Como tienen </w:t>
+      </w:r>
+      <w:r>
+        <w:rPr>
+          <w:b/>
+          <w:bCs/>
+        </w:rPr>
+        <w:t>un solo motor</w:t>
+      </w:r>
+      <w:r>
+        <w:t xml:space="preserve"> de tracción y </w:t>
+      </w:r>
+      <w:r>
+        <w:rPr>
+          <w:b/>
+          <w:bCs/>
+        </w:rPr>
+        <w:t>un servo</w:t>
+      </w:r>
+      <w:r>
+        <w:t xml:space="preserve"> para la dirección, vamos a organizar los bloques dentro del </w:t>
+      </w:r>
+      <w:proofErr w:type="spellStart"/>
+      <w:r>
+        <w:t>runOpMode</w:t>
+      </w:r>
+      <w:proofErr w:type="spellEnd"/>
+      <w:r>
+        <w:t>.</w:t>
+      </w:r>
+    </w:p>
+    <w:p>
+      <w:r>
+        <w:t>Sigan estos pasos en orden:</w:t>
+      </w:r>
+    </w:p>
+    <w:p>
+      <w:pPr>
+        <w:rPr>
+          <w:b/>
+          <w:bCs/>
+        </w:rPr>
+      </w:pPr>
+      <w:r>
+        <w:rPr>
+          <w:b/>
+          <w:bCs/>
+        </w:rPr>
+        <w:t>1. Preparación (Antes de que el robot se mueva)</w:t>
+      </w:r>
+    </w:p>
+    <w:p>
+      <w:r>
+        <w:t xml:space="preserve">Justo después del bloque </w:t>
+      </w:r>
+      <w:proofErr w:type="spellStart"/>
+      <w:r>
+        <w:t>to</w:t>
+      </w:r>
+      <w:proofErr w:type="spellEnd"/>
+      <w:r>
+        <w:t xml:space="preserve"> </w:t>
+      </w:r>
+      <w:proofErr w:type="spellStart"/>
+      <w:r>
+        <w:t>runOpMode</w:t>
+      </w:r>
+      <w:proofErr w:type="spellEnd"/>
+      <w:r>
+        <w:t xml:space="preserve">, pero </w:t>
+      </w:r>
+      <w:r>
+        <w:rPr>
+          <w:b/>
+          <w:bCs/>
+        </w:rPr>
+        <w:t>antes</w:t>
+      </w:r>
+      <w:r>
+        <w:t xml:space="preserve"> del </w:t>
+      </w:r>
+      <w:proofErr w:type="spellStart"/>
+      <w:r>
+        <w:t>waitForStart</w:t>
+      </w:r>
+      <w:proofErr w:type="spellEnd"/>
+      <w:r>
+        <w:t>, vamos a inicializar todo para que el auto esté listo en la línea de salida:</w:t>
+      </w:r>
+    </w:p>
+    <w:p>
+      <w:pPr>
+        <w:numPr>
+          <w:ilvl w:val="0"/>
+          <w:numId w:val="9"/>
+        </w:numPr>
+      </w:pPr>
+      <w:r>
+        <w:rPr>
+          <w:b/>
+          <w:bCs/>
+        </w:rPr>
+        <w:t>Pongan el motor en cero:</w:t>
+      </w:r>
+      <w:r>
+        <w:t xml:space="preserve"> Usen el bloque set velocidad_motor </w:t>
+      </w:r>
+      <w:proofErr w:type="spellStart"/>
+      <w:r>
+        <w:t>to</w:t>
+      </w:r>
+      <w:proofErr w:type="spellEnd"/>
+      <w:r>
+        <w:t xml:space="preserve"> 0.</w:t>
+      </w:r>
+    </w:p>
+    <w:p>
+      <w:pPr>
+        <w:numPr>
+          <w:ilvl w:val="0"/>
+          <w:numId w:val="9"/>
+        </w:numPr>
+      </w:pPr>
+      <w:r>
+        <w:rPr>
+          <w:b/>
+          <w:bCs/>
+        </w:rPr>
+        <w:t>Centren las ruedas:</w:t>
+      </w:r>
+      <w:r>
+        <w:t xml:space="preserve"> Usen el bloque set </w:t>
+      </w:r>
+      <w:proofErr w:type="spellStart"/>
+      <w:r>
+        <w:t>direccion_servo</w:t>
+      </w:r>
+      <w:proofErr w:type="spellEnd"/>
+      <w:r>
+        <w:t xml:space="preserve"> </w:t>
+      </w:r>
+      <w:proofErr w:type="spellStart"/>
+      <w:r>
+        <w:t>to</w:t>
+      </w:r>
+      <w:proofErr w:type="spellEnd"/>
+      <w:r>
+        <w:t xml:space="preserve"> 0.5.</w:t>
+      </w:r>
+    </w:p>
+    <w:p>
+      <w:pPr>
+        <w:numPr>
+          <w:ilvl w:val="0"/>
+          <w:numId w:val="9"/>
+        </w:numPr>
+      </w:pPr>
+      <w:r>
+        <w:rPr>
+          <w:b/>
+          <w:bCs/>
+        </w:rPr>
+        <w:t>Apliquen esto al hardware:</w:t>
+      </w:r>
+    </w:p>
+    <w:p>
+      <w:pPr>
+        <w:numPr>
+          <w:ilvl w:val="1"/>
+          <w:numId w:val="9"/>
+        </w:numPr>
+      </w:pPr>
+      <w:r>
+        <w:t xml:space="preserve">Busquen en </w:t>
+      </w:r>
+      <w:proofErr w:type="spellStart"/>
+      <w:r>
+        <w:rPr>
+          <w:b/>
+          <w:bCs/>
+        </w:rPr>
+        <w:t>Actuators</w:t>
+      </w:r>
+      <w:proofErr w:type="spellEnd"/>
+      <w:r>
+        <w:rPr>
+          <w:b/>
+          <w:bCs/>
+        </w:rPr>
+        <w:t xml:space="preserve"> &gt; DC Motor</w:t>
+      </w:r>
+      <w:r>
+        <w:t xml:space="preserve"> el bloque set </w:t>
+      </w:r>
+      <w:proofErr w:type="spellStart"/>
+      <w:r>
+        <w:t>motor_movimiento</w:t>
+      </w:r>
+      <w:proofErr w:type="spellEnd"/>
+      <w:r>
+        <w:t xml:space="preserve"> Power </w:t>
+      </w:r>
+      <w:proofErr w:type="spellStart"/>
+      <w:r>
+        <w:t>to</w:t>
+      </w:r>
+      <w:proofErr w:type="spellEnd"/>
+      <w:r>
+        <w:t xml:space="preserve"> y arrastren dentro la variable velocidad_motor.</w:t>
+      </w:r>
+    </w:p>
+    <w:p>
+      <w:pPr>
+        <w:numPr>
+          <w:ilvl w:val="1"/>
+          <w:numId w:val="9"/>
+        </w:numPr>
+      </w:pPr>
+      <w:r>
+        <w:lastRenderedPageBreak/>
+        <w:t xml:space="preserve">Busquen en </w:t>
+      </w:r>
+      <w:proofErr w:type="spellStart"/>
+      <w:r>
+        <w:rPr>
+          <w:b/>
+          <w:bCs/>
+        </w:rPr>
+        <w:t>Actuators</w:t>
+      </w:r>
+      <w:proofErr w:type="spellEnd"/>
+      <w:r>
+        <w:rPr>
+          <w:b/>
+          <w:bCs/>
+        </w:rPr>
+        <w:t xml:space="preserve"> &gt; Servos</w:t>
+      </w:r>
+      <w:r>
+        <w:t xml:space="preserve"> el bloque set </w:t>
+      </w:r>
+      <w:proofErr w:type="spellStart"/>
+      <w:r>
+        <w:t>servo_direccion</w:t>
+      </w:r>
+      <w:proofErr w:type="spellEnd"/>
+      <w:r>
+        <w:t xml:space="preserve"> Position </w:t>
+      </w:r>
+      <w:proofErr w:type="spellStart"/>
+      <w:r>
+        <w:t>to</w:t>
+      </w:r>
+      <w:proofErr w:type="spellEnd"/>
+      <w:r>
+        <w:t xml:space="preserve"> y arrastren dentro la variable </w:t>
+      </w:r>
+      <w:proofErr w:type="spellStart"/>
+      <w:r>
+        <w:t>direccion_servo</w:t>
+      </w:r>
+      <w:proofErr w:type="spellEnd"/>
+      <w:r>
+        <w:t>.</w:t>
+      </w:r>
+    </w:p>
+    <w:p>
+      <w:pPr>
+        <w:rPr>
+          <w:b/>
+          <w:bCs/>
+        </w:rPr>
+      </w:pPr>
+      <w:r>
+        <w:rPr>
+          <w:b/>
+          <w:bCs/>
+        </w:rPr>
+        <w:t>2. Definir el sentido (Simulación para hoy)</w:t>
+      </w:r>
+    </w:p>
+    <w:p>
+      <w:r>
+        <w:t>Como hoy no tenemos la cámara configurada, vamos a dejar un bloque que puedan cambiar manualmente para probar:</w:t>
+      </w:r>
+    </w:p>
+    <w:p>
+      <w:pPr>
+        <w:numPr>
+          <w:ilvl w:val="0"/>
+          <w:numId w:val="10"/>
+        </w:numPr>
+      </w:pPr>
+      <w:r>
+        <w:t xml:space="preserve">Usen el bloque set </w:t>
+      </w:r>
+      <w:proofErr w:type="spellStart"/>
+      <w:r>
+        <w:t>sentido_horario</w:t>
+      </w:r>
+      <w:proofErr w:type="spellEnd"/>
+      <w:r>
+        <w:t xml:space="preserve"> </w:t>
+      </w:r>
+      <w:proofErr w:type="spellStart"/>
+      <w:r>
+        <w:t>to</w:t>
+      </w:r>
+      <w:proofErr w:type="spellEnd"/>
+      <w:r>
+        <w:t xml:space="preserve"> y pónganle un bloque de </w:t>
+      </w:r>
+      <w:r>
+        <w:rPr>
+          <w:b/>
+          <w:bCs/>
+        </w:rPr>
+        <w:t>Logic</w:t>
+      </w:r>
+      <w:r>
+        <w:t xml:space="preserve"> que diga true (si quieren probar sentido horario) o false (para antihorario).</w:t>
+      </w:r>
+    </w:p>
+    <w:p>
+      <w:pPr>
+        <w:rPr>
+          <w:b/>
+          <w:bCs/>
+        </w:rPr>
+      </w:pPr>
+      <w:r>
+        <w:rPr>
+          <w:b/>
+          <w:bCs/>
+        </w:rPr>
+        <w:t xml:space="preserve">3. La lógica de carrera (Después del </w:t>
+      </w:r>
+      <w:proofErr w:type="spellStart"/>
+      <w:r>
+        <w:rPr>
+          <w:b/>
+          <w:bCs/>
+        </w:rPr>
+        <w:t>waitForStart</w:t>
+      </w:r>
+      <w:proofErr w:type="spellEnd"/>
+      <w:r>
+        <w:rPr>
+          <w:b/>
+          <w:bCs/>
+        </w:rPr>
+        <w:t>)</w:t>
+      </w:r>
+    </w:p>
+    <w:p>
+      <w:r>
+        <w:t xml:space="preserve">Ahora, debajo del bloque </w:t>
+      </w:r>
+      <w:proofErr w:type="spellStart"/>
+      <w:r>
+        <w:t>if</w:t>
+      </w:r>
+      <w:proofErr w:type="spellEnd"/>
+      <w:r>
+        <w:t xml:space="preserve"> </w:t>
+      </w:r>
+      <w:proofErr w:type="spellStart"/>
+      <w:r>
+        <w:t>opModeIsActive</w:t>
+      </w:r>
+      <w:proofErr w:type="spellEnd"/>
+      <w:r>
+        <w:t>, vamos a programar el movimiento inicial y el giro:</w:t>
+      </w:r>
+    </w:p>
+    <w:p>
+      <w:pPr>
+        <w:numPr>
+          <w:ilvl w:val="0"/>
+          <w:numId w:val="11"/>
+        </w:numPr>
+      </w:pPr>
+      <w:r>
+        <w:rPr>
+          <w:b/>
+          <w:bCs/>
+        </w:rPr>
+        <w:t>Arrancar:</w:t>
+      </w:r>
+    </w:p>
+    <w:p>
+      <w:pPr>
+        <w:numPr>
+          <w:ilvl w:val="1"/>
+          <w:numId w:val="11"/>
+        </w:numPr>
+      </w:pPr>
+      <w:r>
+        <w:t xml:space="preserve">set velocidad_motor </w:t>
+      </w:r>
+      <w:proofErr w:type="spellStart"/>
+      <w:r>
+        <w:t>to</w:t>
+      </w:r>
+      <w:proofErr w:type="spellEnd"/>
+      <w:r>
+        <w:t xml:space="preserve"> 0.5 (velocidad media).</w:t>
+      </w:r>
+    </w:p>
+    <w:p>
+      <w:pPr>
+        <w:numPr>
+          <w:ilvl w:val="1"/>
+          <w:numId w:val="11"/>
+        </w:numPr>
+      </w:pPr>
+      <w:r>
+        <w:t xml:space="preserve">set </w:t>
+      </w:r>
+      <w:proofErr w:type="spellStart"/>
+      <w:r>
+        <w:t>motor_movimiento</w:t>
+      </w:r>
+      <w:proofErr w:type="spellEnd"/>
+      <w:r>
+        <w:t xml:space="preserve"> Power </w:t>
+      </w:r>
+      <w:proofErr w:type="spellStart"/>
+      <w:r>
+        <w:t>to</w:t>
+      </w:r>
+      <w:proofErr w:type="spellEnd"/>
+      <w:r>
+        <w:t xml:space="preserve"> (variable velocidad_motor).</w:t>
+      </w:r>
+    </w:p>
+    <w:p>
+      <w:pPr>
+        <w:numPr>
+          <w:ilvl w:val="0"/>
+          <w:numId w:val="11"/>
+        </w:numPr>
+      </w:pPr>
+      <w:r>
+        <w:rPr>
+          <w:b/>
+          <w:bCs/>
+        </w:rPr>
+        <w:t>Avanzar hasta la curva:</w:t>
+      </w:r>
+    </w:p>
+    <w:p>
+      <w:pPr>
+        <w:numPr>
+          <w:ilvl w:val="1"/>
+          <w:numId w:val="11"/>
+        </w:numPr>
+      </w:pPr>
+      <w:r>
+        <w:t xml:space="preserve">Pongan un bloque </w:t>
+      </w:r>
+      <w:proofErr w:type="spellStart"/>
+      <w:r>
+        <w:t>sleep</w:t>
+      </w:r>
+      <w:proofErr w:type="spellEnd"/>
+      <w:r>
+        <w:t xml:space="preserve"> de unos 1500 milisegundos (ajusten según el largo de la recta de su pista).</w:t>
+      </w:r>
+    </w:p>
+    <w:p>
+      <w:pPr>
+        <w:numPr>
+          <w:ilvl w:val="0"/>
+          <w:numId w:val="11"/>
+        </w:numPr>
+      </w:pPr>
+      <w:r>
+        <w:rPr>
+          <w:b/>
+          <w:bCs/>
+        </w:rPr>
+        <w:t>Decidir el giro:</w:t>
+      </w:r>
+    </w:p>
+    <w:p>
+      <w:pPr>
+        <w:numPr>
+          <w:ilvl w:val="1"/>
+          <w:numId w:val="11"/>
+        </w:numPr>
+      </w:pPr>
+      <w:r>
+        <w:t xml:space="preserve">Arrastren un bloque </w:t>
+      </w:r>
+      <w:proofErr w:type="spellStart"/>
+      <w:r>
+        <w:t>if</w:t>
+      </w:r>
+      <w:proofErr w:type="spellEnd"/>
+      <w:r>
+        <w:t xml:space="preserve"> / </w:t>
+      </w:r>
+      <w:proofErr w:type="spellStart"/>
+      <w:r>
+        <w:t>else</w:t>
+      </w:r>
+      <w:proofErr w:type="spellEnd"/>
+      <w:r>
+        <w:t xml:space="preserve"> de la categoría </w:t>
+      </w:r>
+      <w:r>
+        <w:rPr>
+          <w:b/>
+          <w:bCs/>
+        </w:rPr>
+        <w:t>Logic</w:t>
+      </w:r>
+      <w:r>
+        <w:t>.</w:t>
+      </w:r>
+    </w:p>
+    <w:p>
+      <w:pPr>
+        <w:numPr>
+          <w:ilvl w:val="1"/>
+          <w:numId w:val="11"/>
+        </w:numPr>
+      </w:pPr>
+      <w:r>
+        <w:rPr>
+          <w:b/>
+          <w:bCs/>
+        </w:rPr>
+        <w:t>En el IF:</w:t>
+      </w:r>
+      <w:r>
+        <w:t xml:space="preserve"> </w:t>
+      </w:r>
+      <w:proofErr w:type="spellStart"/>
+      <w:r>
+        <w:t>if</w:t>
+      </w:r>
+      <w:proofErr w:type="spellEnd"/>
+      <w:r>
+        <w:t xml:space="preserve"> (variable </w:t>
+      </w:r>
+      <w:proofErr w:type="spellStart"/>
+      <w:r>
+        <w:t>sentido_horario</w:t>
+      </w:r>
+      <w:proofErr w:type="spellEnd"/>
+      <w:r>
+        <w:t>) = true</w:t>
+      </w:r>
+    </w:p>
+    <w:p>
+      <w:pPr>
+        <w:numPr>
+          <w:ilvl w:val="2"/>
+          <w:numId w:val="11"/>
+        </w:numPr>
+      </w:pPr>
+      <w:r>
+        <w:t xml:space="preserve">set </w:t>
+      </w:r>
+      <w:proofErr w:type="spellStart"/>
+      <w:r>
+        <w:t>direccion_servo</w:t>
+      </w:r>
+      <w:proofErr w:type="spellEnd"/>
+      <w:r>
+        <w:t xml:space="preserve"> </w:t>
+      </w:r>
+      <w:proofErr w:type="spellStart"/>
+      <w:r>
+        <w:t>to</w:t>
+      </w:r>
+      <w:proofErr w:type="spellEnd"/>
+      <w:r>
+        <w:t xml:space="preserve"> 0.8 (Esto inclina las ruedas a la derecha).</w:t>
+      </w:r>
+    </w:p>
+    <w:p>
+      <w:pPr>
+        <w:numPr>
+          <w:ilvl w:val="1"/>
+          <w:numId w:val="11"/>
+        </w:numPr>
+      </w:pPr>
+      <w:r>
+        <w:rPr>
+          <w:b/>
+          <w:bCs/>
+        </w:rPr>
+        <w:t>En el ELSE (Sino):</w:t>
+      </w:r>
+    </w:p>
+    <w:p>
+      <w:pPr>
+        <w:numPr>
+          <w:ilvl w:val="2"/>
+          <w:numId w:val="11"/>
+        </w:numPr>
+      </w:pPr>
+      <w:r>
+        <w:t xml:space="preserve">set </w:t>
+      </w:r>
+      <w:proofErr w:type="spellStart"/>
+      <w:r>
+        <w:t>direccion_servo</w:t>
+      </w:r>
+      <w:proofErr w:type="spellEnd"/>
+      <w:r>
+        <w:t xml:space="preserve"> </w:t>
+      </w:r>
+      <w:proofErr w:type="spellStart"/>
+      <w:r>
+        <w:t>to</w:t>
+      </w:r>
+      <w:proofErr w:type="spellEnd"/>
+      <w:r>
+        <w:t xml:space="preserve"> 0.2 (Esto inclina las ruedas a la izquierda).</w:t>
+      </w:r>
+    </w:p>
+    <w:p>
+      <w:pPr>
+        <w:numPr>
+          <w:ilvl w:val="1"/>
+          <w:numId w:val="11"/>
+        </w:numPr>
+      </w:pPr>
+      <w:r>
+        <w:rPr>
+          <w:b/>
+          <w:bCs/>
+        </w:rPr>
+        <w:t>Aplicar giro:</w:t>
+      </w:r>
+      <w:r>
+        <w:t xml:space="preserve"> No olviden poner el bloque set </w:t>
+      </w:r>
+      <w:proofErr w:type="spellStart"/>
+      <w:r>
+        <w:t>servo_direccion</w:t>
+      </w:r>
+      <w:proofErr w:type="spellEnd"/>
+      <w:r>
+        <w:t xml:space="preserve"> Position </w:t>
+      </w:r>
+      <w:proofErr w:type="spellStart"/>
+      <w:r>
+        <w:t>to</w:t>
+      </w:r>
+      <w:proofErr w:type="spellEnd"/>
+      <w:r>
+        <w:t xml:space="preserve"> (variable </w:t>
+      </w:r>
+      <w:proofErr w:type="spellStart"/>
+      <w:r>
+        <w:t>direccion_servo</w:t>
+      </w:r>
+      <w:proofErr w:type="spellEnd"/>
+      <w:r>
+        <w:t>) después de definir el valor.</w:t>
+      </w:r>
+    </w:p>
+    <w:p>
+      <w:pPr>
+        <w:rPr>
+          <w:b/>
+          <w:bCs/>
+        </w:rPr>
+      </w:pPr>
+      <w:r>
+        <w:rPr>
+          <w:b/>
+          <w:bCs/>
+        </w:rPr>
+        <w:t>4. Mantener el giro y frenar</w:t>
+      </w:r>
+    </w:p>
+    <w:p>
+      <w:pPr>
+        <w:numPr>
+          <w:ilvl w:val="0"/>
+          <w:numId w:val="12"/>
+        </w:numPr>
+      </w:pPr>
+      <w:r>
+        <w:t xml:space="preserve">Después del bloque </w:t>
+      </w:r>
+      <w:proofErr w:type="spellStart"/>
+      <w:r>
+        <w:t>if</w:t>
+      </w:r>
+      <w:proofErr w:type="spellEnd"/>
+      <w:r>
+        <w:t>/</w:t>
+      </w:r>
+      <w:proofErr w:type="spellStart"/>
+      <w:r>
+        <w:t>else</w:t>
+      </w:r>
+      <w:proofErr w:type="spellEnd"/>
+      <w:r>
+        <w:t xml:space="preserve">, pongan otro </w:t>
+      </w:r>
+      <w:proofErr w:type="spellStart"/>
+      <w:r>
+        <w:t>sleep</w:t>
+      </w:r>
+      <w:proofErr w:type="spellEnd"/>
+      <w:r>
+        <w:t xml:space="preserve"> de unos 1000 milisegundos para que el auto mantenga las ruedas dobladas durante la curva.</w:t>
+      </w:r>
+    </w:p>
+    <w:p>
+      <w:pPr>
+        <w:numPr>
+          <w:ilvl w:val="0"/>
+          <w:numId w:val="12"/>
+        </w:numPr>
+      </w:pPr>
+      <w:r>
+        <w:rPr>
+          <w:b/>
+          <w:bCs/>
+        </w:rPr>
+        <w:t>Frenado final:</w:t>
+      </w:r>
+      <w:r>
+        <w:t xml:space="preserve"> Al terminar, pongan la potencia del motor en 0 y el servo en 0.5 para que el robot se detenga recto.</w:t>
+      </w:r>
+    </w:p>
+    <w:p>
+      <w:r>
+        <w:pict w14:anchorId="17D5DE0D">
+          <v:rect id="_x0000_i1025" style="width:0;height:1.5pt" o:hralign="center" o:hrstd="t" o:hrnoshade="t" o:hr="t" fillcolor="gray" stroked="f"/>
+        </w:pict>
+      </w:r>
+    </w:p>
+    <w:p>
+      <w:pPr>
+        <w:rPr>
+          <w:b/>
+          <w:bCs/>
+        </w:rPr>
+      </w:pPr>
+      <w:r>
+        <w:rPr>
+          <w:b/>
+          <w:bCs/>
+        </w:rPr>
+        <w:t>Reto para los últimos minutos:</w:t>
+      </w:r>
+    </w:p>
+    <w:p>
+      <w:r>
+        <w:lastRenderedPageBreak/>
+        <w:t xml:space="preserve">Intenten crear una </w:t>
+      </w:r>
+      <w:r>
+        <w:rPr>
+          <w:b/>
+          <w:bCs/>
+        </w:rPr>
+        <w:t>Función</w:t>
+      </w:r>
+      <w:r>
+        <w:t xml:space="preserve"> (bloque morado) llamada </w:t>
+      </w:r>
+      <w:proofErr w:type="spellStart"/>
+      <w:r>
+        <w:t>EjecutarGiro</w:t>
+      </w:r>
+      <w:proofErr w:type="spellEnd"/>
+      <w:r>
+        <w:t xml:space="preserve">. Metan toda la lógica del </w:t>
+      </w:r>
+      <w:proofErr w:type="spellStart"/>
+      <w:r>
+        <w:t>if</w:t>
+      </w:r>
+      <w:proofErr w:type="spellEnd"/>
+      <w:r>
+        <w:t>/</w:t>
+      </w:r>
+      <w:proofErr w:type="spellStart"/>
+      <w:r>
+        <w:t>else</w:t>
+      </w:r>
+      <w:proofErr w:type="spellEnd"/>
+      <w:r>
+        <w:t xml:space="preserve"> dentro de esa función. Así, cuando su código crezca y tengan que dar 3 vueltas a la pista, solo tendrán que llamar al bloque </w:t>
+      </w:r>
+      <w:proofErr w:type="spellStart"/>
+      <w:r>
+        <w:t>EjecutarGiro</w:t>
+      </w:r>
+      <w:proofErr w:type="spellEnd"/>
+      <w:r>
+        <w:t xml:space="preserve"> cada vez que lleguen a una esquina.</w:t>
+      </w:r>
+    </w:p>
+    <w:p>
+      <w:r>
+        <w:t>¿Ya lograron que los bloques de las variables encajen dentro de los bloques de los motores y servos?</w:t>
+      </w:r>
+    </w:p>
+    <w:p/>
+    <w:p/>
+    <w:p/>
+    <w:p/>
+    <w:p>
+      <w:r>
+        <w:t xml:space="preserve">Para hacer el </w:t>
+      </w:r>
+      <w:r>
+        <w:rPr>
+          <w:b/>
+          <w:bCs/>
+        </w:rPr>
+        <w:t>frenado final</w:t>
+      </w:r>
+      <w:r>
+        <w:t xml:space="preserve">, simplemente repites los bloques que usamos al principio, pero los colocas al puro final de toda tu secuencia de bloques dentro del </w:t>
+      </w:r>
+      <w:proofErr w:type="spellStart"/>
+      <w:r>
+        <w:t>runOpMode</w:t>
+      </w:r>
+      <w:proofErr w:type="spellEnd"/>
+      <w:r>
+        <w:t>.</w:t>
+      </w:r>
+    </w:p>
+    <w:p>
+      <w:r>
+        <w:t>Sigue estos pasos para cerrar tu código:</w:t>
+      </w:r>
+    </w:p>
+    <w:p>
+      <w:pPr>
+        <w:rPr>
+          <w:b/>
+          <w:bCs/>
+        </w:rPr>
+      </w:pPr>
+      <w:r>
+        <w:rPr>
+          <w:b/>
+          <w:bCs/>
+        </w:rPr>
+        <w:t>1. El Bloque del Motor (Para detener el auto)</w:t>
+      </w:r>
+    </w:p>
+    <w:p>
+      <w:pPr>
+        <w:numPr>
+          <w:ilvl w:val="0"/>
+          <w:numId w:val="4"/>
+        </w:numPr>
+      </w:pPr>
+      <w:r>
+        <w:t xml:space="preserve">Busca en la categoría </w:t>
+      </w:r>
+      <w:proofErr w:type="spellStart"/>
+      <w:r>
+        <w:rPr>
+          <w:b/>
+          <w:bCs/>
+        </w:rPr>
+        <w:t>Actuators</w:t>
+      </w:r>
+      <w:proofErr w:type="spellEnd"/>
+      <w:r>
+        <w:rPr>
+          <w:b/>
+          <w:bCs/>
+        </w:rPr>
+        <w:t xml:space="preserve"> &gt; DC Motor</w:t>
+      </w:r>
+      <w:r>
+        <w:t xml:space="preserve"> el bloque: set </w:t>
+      </w:r>
+      <w:proofErr w:type="spellStart"/>
+      <w:r>
+        <w:t>motor_movimiento</w:t>
+      </w:r>
+      <w:proofErr w:type="spellEnd"/>
+      <w:r>
+        <w:t xml:space="preserve"> Power </w:t>
+      </w:r>
+      <w:proofErr w:type="spellStart"/>
+      <w:r>
+        <w:t>to</w:t>
+      </w:r>
+      <w:proofErr w:type="spellEnd"/>
+      <w:r>
+        <w:t>.</w:t>
+      </w:r>
+    </w:p>
+    <w:p>
+      <w:pPr>
+        <w:numPr>
+          <w:ilvl w:val="0"/>
+          <w:numId w:val="4"/>
+        </w:numPr>
+      </w:pPr>
+      <w:r>
+        <w:t xml:space="preserve">Ve a la categoría </w:t>
+      </w:r>
+      <w:r>
+        <w:rPr>
+          <w:b/>
+          <w:bCs/>
+        </w:rPr>
+        <w:t>Math</w:t>
+      </w:r>
+      <w:r>
+        <w:t xml:space="preserve"> (color azul/gris) y arrastra el bloque con el número </w:t>
+      </w:r>
+      <w:r>
+        <w:rPr>
+          <w:b/>
+          <w:bCs/>
+        </w:rPr>
+        <w:t>0</w:t>
+      </w:r>
+      <w:r>
+        <w:t>.</w:t>
+      </w:r>
+    </w:p>
+    <w:p>
+      <w:pPr>
+        <w:numPr>
+          <w:ilvl w:val="0"/>
+          <w:numId w:val="4"/>
+        </w:numPr>
+      </w:pPr>
+      <w:r>
+        <w:t xml:space="preserve">Conéctalo para que quede: set </w:t>
+      </w:r>
+      <w:proofErr w:type="spellStart"/>
+      <w:r>
+        <w:t>motor_movimiento</w:t>
+      </w:r>
+      <w:proofErr w:type="spellEnd"/>
+      <w:r>
+        <w:t xml:space="preserve"> Power </w:t>
+      </w:r>
+      <w:proofErr w:type="spellStart"/>
+      <w:r>
+        <w:t>to</w:t>
+      </w:r>
+      <w:proofErr w:type="spellEnd"/>
+      <w:r>
+        <w:t xml:space="preserve"> 0.</w:t>
+      </w:r>
+    </w:p>
+    <w:p>
+      <w:pPr>
+        <w:rPr>
+          <w:b/>
+          <w:bCs/>
+        </w:rPr>
+      </w:pPr>
+      <w:r>
+        <w:rPr>
+          <w:b/>
+          <w:bCs/>
+        </w:rPr>
+        <w:t>2. El Bloque del Servo (Para enderezar las ruedas)</w:t>
+      </w:r>
+    </w:p>
+    <w:p>
+      <w:pPr>
+        <w:numPr>
+          <w:ilvl w:val="0"/>
+          <w:numId w:val="5"/>
+        </w:numPr>
+      </w:pPr>
+      <w:r>
+        <w:t xml:space="preserve">Busca en la categoría </w:t>
+      </w:r>
+      <w:proofErr w:type="spellStart"/>
+      <w:r>
+        <w:rPr>
+          <w:b/>
+          <w:bCs/>
+        </w:rPr>
+        <w:t>Actuators</w:t>
+      </w:r>
+      <w:proofErr w:type="spellEnd"/>
+      <w:r>
+        <w:rPr>
+          <w:b/>
+          <w:bCs/>
+        </w:rPr>
+        <w:t xml:space="preserve"> &gt; Servos</w:t>
+      </w:r>
+      <w:r>
+        <w:t xml:space="preserve"> el bloque: set </w:t>
+      </w:r>
+      <w:proofErr w:type="spellStart"/>
+      <w:r>
+        <w:t>direccion_servo</w:t>
+      </w:r>
+      <w:proofErr w:type="spellEnd"/>
+      <w:r>
+        <w:t xml:space="preserve"> Position </w:t>
+      </w:r>
+      <w:proofErr w:type="spellStart"/>
+      <w:r>
+        <w:t>to</w:t>
+      </w:r>
+      <w:proofErr w:type="spellEnd"/>
+      <w:r>
+        <w:t>.</w:t>
+      </w:r>
+    </w:p>
+    <w:p>
+      <w:pPr>
+        <w:numPr>
+          <w:ilvl w:val="0"/>
+          <w:numId w:val="5"/>
+        </w:numPr>
+      </w:pPr>
+      <w:r>
+        <w:t xml:space="preserve">Ve a la categoría </w:t>
+      </w:r>
+      <w:r>
+        <w:rPr>
+          <w:b/>
+          <w:bCs/>
+        </w:rPr>
+        <w:t>Math</w:t>
+      </w:r>
+      <w:r>
+        <w:t xml:space="preserve"> y arrastra el bloque con el número </w:t>
+      </w:r>
+      <w:r>
+        <w:rPr>
+          <w:b/>
+          <w:bCs/>
+        </w:rPr>
+        <w:t>0.5</w:t>
+      </w:r>
+      <w:r>
+        <w:t>.</w:t>
+      </w:r>
+    </w:p>
+    <w:p>
+      <w:pPr>
+        <w:numPr>
+          <w:ilvl w:val="0"/>
+          <w:numId w:val="5"/>
+        </w:numPr>
+      </w:pPr>
+      <w:r>
+        <w:t xml:space="preserve">Conéctalo para que quede: set </w:t>
+      </w:r>
+      <w:proofErr w:type="spellStart"/>
+      <w:r>
+        <w:t>direccion_servo</w:t>
+      </w:r>
+      <w:proofErr w:type="spellEnd"/>
+      <w:r>
+        <w:t xml:space="preserve"> Position </w:t>
+      </w:r>
+      <w:proofErr w:type="spellStart"/>
+      <w:r>
+        <w:t>to</w:t>
+      </w:r>
+      <w:proofErr w:type="spellEnd"/>
+      <w:r>
+        <w:t xml:space="preserve"> 0.5.</w:t>
+      </w:r>
+    </w:p>
+    <w:p>
+      <w:pPr>
+        <w:rPr>
+          <w:b/>
+          <w:bCs/>
+        </w:rPr>
+      </w:pPr>
+      <w:r>
+        <w:rPr>
+          <w:b/>
+          <w:bCs/>
+        </w:rPr>
+        <w:t>3. El Orden Correcto</w:t>
+      </w:r>
+    </w:p>
+    <w:p>
+      <w:r>
+        <w:t xml:space="preserve">Asegúrate de que estos bloques estén </w:t>
+      </w:r>
+      <w:r>
+        <w:rPr>
+          <w:b/>
+          <w:bCs/>
+        </w:rPr>
+        <w:t>debajo</w:t>
+      </w:r>
+      <w:r>
+        <w:t xml:space="preserve"> de todo lo demás (después de los </w:t>
+      </w:r>
+      <w:proofErr w:type="spellStart"/>
+      <w:r>
+        <w:t>sleep</w:t>
+      </w:r>
+      <w:proofErr w:type="spellEnd"/>
+      <w:r>
+        <w:t xml:space="preserve"> y de la lógica de los giros). El orden de lectura del robot será este:</w:t>
+      </w:r>
+    </w:p>
+    <w:p>
+      <w:pPr>
+        <w:numPr>
+          <w:ilvl w:val="0"/>
+          <w:numId w:val="6"/>
+        </w:numPr>
+      </w:pPr>
+      <w:r>
+        <w:rPr>
+          <w:b/>
+          <w:bCs/>
+        </w:rPr>
+        <w:t>Avanza</w:t>
+      </w:r>
+      <w:r>
+        <w:t xml:space="preserve"> (Potencia 0.5).</w:t>
+      </w:r>
+    </w:p>
+    <w:p>
+      <w:pPr>
+        <w:numPr>
+          <w:ilvl w:val="0"/>
+          <w:numId w:val="6"/>
+        </w:numPr>
+      </w:pPr>
+      <w:r>
+        <w:rPr>
+          <w:b/>
+          <w:bCs/>
+        </w:rPr>
+        <w:t>Espera</w:t>
+      </w:r>
+      <w:r>
+        <w:t xml:space="preserve"> (Sleep).</w:t>
+      </w:r>
+    </w:p>
+    <w:p>
+      <w:pPr>
+        <w:numPr>
+          <w:ilvl w:val="0"/>
+          <w:numId w:val="6"/>
+        </w:numPr>
+      </w:pPr>
+      <w:r>
+        <w:rPr>
+          <w:b/>
+          <w:bCs/>
+        </w:rPr>
+        <w:t>Gira</w:t>
+      </w:r>
+      <w:r>
+        <w:t xml:space="preserve"> (Cambia el Servo).</w:t>
+      </w:r>
+    </w:p>
+    <w:p>
+      <w:pPr>
+        <w:numPr>
+          <w:ilvl w:val="0"/>
+          <w:numId w:val="6"/>
+        </w:numPr>
+      </w:pPr>
+      <w:r>
+        <w:rPr>
+          <w:b/>
+          <w:bCs/>
+        </w:rPr>
+        <w:t>Espera</w:t>
+      </w:r>
+      <w:r>
+        <w:t xml:space="preserve"> (Sleep mientras gira).</w:t>
+      </w:r>
+    </w:p>
+    <w:p>
+      <w:pPr>
+        <w:numPr>
+          <w:ilvl w:val="0"/>
+          <w:numId w:val="6"/>
+        </w:numPr>
+      </w:pPr>
+      <w:r>
+        <w:rPr>
+          <w:b/>
+          <w:bCs/>
+        </w:rPr>
+        <w:t>Frena</w:t>
+      </w:r>
+      <w:r>
+        <w:t xml:space="preserve"> (Potencia 0, Servo 0.5) </w:t>
+      </w:r>
+      <w:r>
+        <w:rPr>
+          <w:b/>
+          <w:bCs/>
+        </w:rPr>
+        <w:t>&lt;-- Aquí es donde pones estos bloques.</w:t>
+      </w:r>
+    </w:p>
+    <w:p>
+      <w:r>
+        <w:pict w14:anchorId="59806BFD">
+          <v:rect id="_x0000_i1026" style="width:0;height:1.5pt" o:hralign="center" o:hrstd="t" o:hrnoshade="t" o:hr="t" fillcolor="gray" stroked="f"/>
+        </w:pict>
+      </w:r>
+    </w:p>
+    <w:p>
+      <w:pPr>
+        <w:rPr>
+          <w:b/>
+          <w:bCs/>
+        </w:rPr>
+      </w:pPr>
+      <w:r>
+        <w:rPr>
+          <w:b/>
+          <w:bCs/>
+        </w:rPr>
+        <w:t>Un consejo de "Limpieza":</w:t>
+      </w:r>
+    </w:p>
+    <w:p>
+      <w:r>
+        <w:lastRenderedPageBreak/>
+        <w:t xml:space="preserve">Como les queda poco tiempo de sesión, si quieren que su código se vea profesional, pueden usar la </w:t>
+      </w:r>
+      <w:r>
+        <w:rPr>
+          <w:b/>
+          <w:bCs/>
+        </w:rPr>
+        <w:t>Función</w:t>
+      </w:r>
+      <w:r>
+        <w:t xml:space="preserve"> que mencionamos antes:</w:t>
+      </w:r>
+    </w:p>
+    <w:p>
+      <w:pPr>
+        <w:numPr>
+          <w:ilvl w:val="0"/>
+          <w:numId w:val="7"/>
+        </w:numPr>
+      </w:pPr>
+      <w:r>
+        <w:t xml:space="preserve">Busca el bloque morado de </w:t>
+      </w:r>
+      <w:proofErr w:type="spellStart"/>
+      <w:r>
+        <w:rPr>
+          <w:b/>
+          <w:bCs/>
+        </w:rPr>
+        <w:t>Functions</w:t>
+      </w:r>
+      <w:proofErr w:type="spellEnd"/>
+      <w:r>
+        <w:t xml:space="preserve"> que crearon llamado </w:t>
+      </w:r>
+      <w:proofErr w:type="spellStart"/>
+      <w:r>
+        <w:t>frenar_robot</w:t>
+      </w:r>
+      <w:proofErr w:type="spellEnd"/>
+      <w:r>
+        <w:t>.</w:t>
+      </w:r>
+    </w:p>
+    <w:p>
+      <w:pPr>
+        <w:numPr>
+          <w:ilvl w:val="0"/>
+          <w:numId w:val="7"/>
+        </w:numPr>
+      </w:pPr>
+      <w:r>
+        <w:t xml:space="preserve">Pon los dos bloques (Power </w:t>
+      </w:r>
+      <w:proofErr w:type="spellStart"/>
+      <w:r>
+        <w:t>to</w:t>
+      </w:r>
+      <w:proofErr w:type="spellEnd"/>
+      <w:r>
+        <w:t xml:space="preserve"> 0 y Position </w:t>
+      </w:r>
+      <w:proofErr w:type="spellStart"/>
+      <w:r>
+        <w:t>to</w:t>
+      </w:r>
+      <w:proofErr w:type="spellEnd"/>
+      <w:r>
+        <w:t xml:space="preserve"> 0.5) </w:t>
+      </w:r>
+      <w:r>
+        <w:rPr>
+          <w:b/>
+          <w:bCs/>
+        </w:rPr>
+        <w:t>dentro</w:t>
+      </w:r>
+      <w:r>
+        <w:t xml:space="preserve"> de ese bloque morado.</w:t>
+      </w:r>
+    </w:p>
+    <w:p>
+      <w:pPr>
+        <w:numPr>
+          <w:ilvl w:val="0"/>
+          <w:numId w:val="7"/>
+        </w:numPr>
+      </w:pPr>
+      <w:r>
+        <w:t xml:space="preserve">Ahora, al final de tu código principal, solo tienes que arrastrar el bloque pequeño que dice </w:t>
+      </w:r>
+      <w:proofErr w:type="spellStart"/>
+      <w:r>
+        <w:t>call</w:t>
+      </w:r>
+      <w:proofErr w:type="spellEnd"/>
+      <w:r>
+        <w:t xml:space="preserve"> </w:t>
+      </w:r>
+      <w:proofErr w:type="spellStart"/>
+      <w:r>
+        <w:t>frenar_robot</w:t>
+      </w:r>
+      <w:proofErr w:type="spellEnd"/>
+      <w:r>
+        <w:t>.</w:t>
+      </w:r>
+    </w:p>
+    <w:p>
+      <w:r>
+        <w:rPr>
+          <w:b/>
+          <w:bCs/>
+        </w:rPr>
+        <w:t>¡Felicidades!</w:t>
+      </w:r>
+      <w:r>
+        <w:t xml:space="preserve"> Con esto ya tienen un programa completo que:</w:t>
+      </w:r>
+    </w:p>
+    <w:p>
+      <w:pPr>
+        <w:numPr>
+          <w:ilvl w:val="0"/>
+          <w:numId w:val="8"/>
+        </w:numPr>
+      </w:pPr>
+      <w:r>
+        <w:t>Inicia en orden.</w:t>
+      </w:r>
+    </w:p>
+    <w:p>
+      <w:pPr>
+        <w:numPr>
+          <w:ilvl w:val="0"/>
+          <w:numId w:val="8"/>
+        </w:numPr>
+      </w:pPr>
+      <w:r>
+        <w:t>Decide hacia dónde girar basándose en una variable.</w:t>
+      </w:r>
+    </w:p>
+    <w:p>
+      <w:pPr>
+        <w:numPr>
+          <w:ilvl w:val="0"/>
+          <w:numId w:val="8"/>
+        </w:numPr>
+      </w:pPr>
+      <w:r>
+        <w:t>Y lo más importante, ¡sabe cómo detenerse para no chocar!</w:t>
+      </w:r>
+    </w:p>
+    <w:p>
+      <w:r>
+        <w:t>¿Lograron poner los bloques de frenado al final de la fila? ¡Están listos para la próxima vez que tengan la cámara!</w:t>
+      </w:r>
+    </w:p>
+    <w:p/>
+    <w:p/>
+    <w:p>
+      <w:pPr>
+        <w:rPr>
+          <w:b/>
+          <w:bCs/>
+        </w:rPr>
+      </w:pPr>
+      <w:r>
+        <w:rPr>
+          <w:b/>
+          <w:bCs/>
+        </w:rPr>
+        <w:t>06-05-2026</w:t>
+      </w:r>
+      <w:r>
+        <w:rPr>
+          <w:b/>
+          <w:bCs/>
+        </w:rPr>
+        <w:t xml:space="preserve"> – Episodio 8: “¡Veo el color!”</w:t>
+      </w:r>
+    </w:p>
+    <w:p>
+      <w:r>
+        <w:t>Participantes: Alessandro, Rebeca y Mario.</w:t>
+      </w:r>
+    </w:p>
+    <w:p>
+      <w:r>
+        <w:t xml:space="preserve">Estado inicial: </w:t>
+      </w:r>
+    </w:p>
+    <w:p>
+      <w:r>
+        <w:t xml:space="preserve">En la sesión anterior queríamos empezar a programar la cámara para la detección de color, sin embargo el drive se nos descargó y no teníamos cargador a mano; </w:t>
+      </w:r>
+      <w:r>
+        <w:t xml:space="preserve">ese día </w:t>
+      </w:r>
+      <w:r>
+        <w:t xml:space="preserve">Mario se llevó los drivers para </w:t>
+      </w:r>
+      <w:proofErr w:type="spellStart"/>
+      <w:r>
+        <w:t>cargsrlos</w:t>
+      </w:r>
+      <w:proofErr w:type="spellEnd"/>
+      <w:r>
+        <w:t xml:space="preserve"> en la casa </w:t>
+      </w:r>
+      <w:proofErr w:type="spellStart"/>
+      <w:r>
+        <w:t>asíqu</w:t>
+      </w:r>
+      <w:r>
+        <w:t>e</w:t>
+      </w:r>
+      <w:proofErr w:type="spellEnd"/>
+      <w:r>
+        <w:t xml:space="preserve"> el objetivo de hoy es iniciar </w:t>
+      </w:r>
+      <w:r>
+        <w:t xml:space="preserve">con el código de la cámara. </w:t>
+      </w:r>
+    </w:p>
+    <w:p>
+      <w:r>
+        <w:t>En esta sesión Alessandro va seguir con el ensamblaje del robot: ahora está cortando las barras para construir la parte donde estará el Control-Hub.</w:t>
+      </w:r>
+    </w:p>
+    <w:p/>
     <w:sectPr>
       <w:pgSz w:w="12240" w:h="15840"/>
       <w:pgMar w:top="1417" w:right="1701" w:bottom="1417" w:left="1701" w:header="708" w:footer="708" w:gutter="0"/>
@@ -309,6 +2965,304 @@
     </w:lvl>
   </w:abstractNum>
   <w:abstractNum w:abstractNumId="1" w15:restartNumberingAfterBreak="0">
+    <w:nsid w:val="13665C9E"/>
+    <w:multiLevelType w:val="multilevel"/>
+    <w:tmpl w:val="C99E4C3C"/>
+    <w:lvl w:ilvl="0">
+      <w:start w:val="1"/>
+      <w:numFmt w:val="bullet"/>
+      <w:lvlText w:val=""/>
+      <w:lvlJc w:val="left"/>
+      <w:pPr>
+        <w:tabs>
+          <w:tab w:val="num" w:pos="720"/>
+        </w:tabs>
+        <w:ind w:left="720" w:hanging="360"/>
+      </w:pPr>
+      <w:rPr>
+        <w:rFonts w:ascii="Symbol" w:hAnsi="Symbol" w:hint="default"/>
+        <w:sz w:val="20"/>
+      </w:rPr>
+    </w:lvl>
+    <w:lvl w:ilvl="1">
+      <w:start w:val="1"/>
+      <w:numFmt w:val="bullet"/>
+      <w:lvlText w:val="o"/>
+      <w:lvlJc w:val="left"/>
+      <w:pPr>
+        <w:tabs>
+          <w:tab w:val="num" w:pos="1440"/>
+        </w:tabs>
+        <w:ind w:left="1440" w:hanging="360"/>
+      </w:pPr>
+      <w:rPr>
+        <w:rFonts w:ascii="Courier New" w:hAnsi="Courier New" w:hint="default"/>
+        <w:sz w:val="20"/>
+      </w:rPr>
+    </w:lvl>
+    <w:lvl w:ilvl="2" w:tentative="1">
+      <w:start w:val="1"/>
+      <w:numFmt w:val="bullet"/>
+      <w:lvlText w:val=""/>
+      <w:lvlJc w:val="left"/>
+      <w:pPr>
+        <w:tabs>
+          <w:tab w:val="num" w:pos="2160"/>
+        </w:tabs>
+        <w:ind w:left="2160" w:hanging="360"/>
+      </w:pPr>
+      <w:rPr>
+        <w:rFonts w:ascii="Wingdings" w:hAnsi="Wingdings" w:hint="default"/>
+        <w:sz w:val="20"/>
+      </w:rPr>
+    </w:lvl>
+    <w:lvl w:ilvl="3" w:tentative="1">
+      <w:start w:val="1"/>
+      <w:numFmt w:val="bullet"/>
+      <w:lvlText w:val=""/>
+      <w:lvlJc w:val="left"/>
+      <w:pPr>
+        <w:tabs>
+          <w:tab w:val="num" w:pos="2880"/>
+        </w:tabs>
+        <w:ind w:left="2880" w:hanging="360"/>
+      </w:pPr>
+      <w:rPr>
+        <w:rFonts w:ascii="Wingdings" w:hAnsi="Wingdings" w:hint="default"/>
+        <w:sz w:val="20"/>
+      </w:rPr>
+    </w:lvl>
+    <w:lvl w:ilvl="4" w:tentative="1">
+      <w:start w:val="1"/>
+      <w:numFmt w:val="bullet"/>
+      <w:lvlText w:val=""/>
+      <w:lvlJc w:val="left"/>
+      <w:pPr>
+        <w:tabs>
+          <w:tab w:val="num" w:pos="3600"/>
+        </w:tabs>
+        <w:ind w:left="3600" w:hanging="360"/>
+      </w:pPr>
+      <w:rPr>
+        <w:rFonts w:ascii="Wingdings" w:hAnsi="Wingdings" w:hint="default"/>
+        <w:sz w:val="20"/>
+      </w:rPr>
+    </w:lvl>
+    <w:lvl w:ilvl="5" w:tentative="1">
+      <w:start w:val="1"/>
+      <w:numFmt w:val="bullet"/>
+      <w:lvlText w:val=""/>
+      <w:lvlJc w:val="left"/>
+      <w:pPr>
+        <w:tabs>
+          <w:tab w:val="num" w:pos="4320"/>
+        </w:tabs>
+        <w:ind w:left="4320" w:hanging="360"/>
+      </w:pPr>
+      <w:rPr>
+        <w:rFonts w:ascii="Wingdings" w:hAnsi="Wingdings" w:hint="default"/>
+        <w:sz w:val="20"/>
+      </w:rPr>
+    </w:lvl>
+    <w:lvl w:ilvl="6" w:tentative="1">
+      <w:start w:val="1"/>
+      <w:numFmt w:val="bullet"/>
+      <w:lvlText w:val=""/>
+      <w:lvlJc w:val="left"/>
+      <w:pPr>
+        <w:tabs>
+          <w:tab w:val="num" w:pos="5040"/>
+        </w:tabs>
+        <w:ind w:left="5040" w:hanging="360"/>
+      </w:pPr>
+      <w:rPr>
+        <w:rFonts w:ascii="Wingdings" w:hAnsi="Wingdings" w:hint="default"/>
+        <w:sz w:val="20"/>
+      </w:rPr>
+    </w:lvl>
+    <w:lvl w:ilvl="7" w:tentative="1">
+      <w:start w:val="1"/>
+      <w:numFmt w:val="bullet"/>
+      <w:lvlText w:val=""/>
+      <w:lvlJc w:val="left"/>
+      <w:pPr>
+        <w:tabs>
+          <w:tab w:val="num" w:pos="5760"/>
+        </w:tabs>
+        <w:ind w:left="5760" w:hanging="360"/>
+      </w:pPr>
+      <w:rPr>
+        <w:rFonts w:ascii="Wingdings" w:hAnsi="Wingdings" w:hint="default"/>
+        <w:sz w:val="20"/>
+      </w:rPr>
+    </w:lvl>
+    <w:lvl w:ilvl="8" w:tentative="1">
+      <w:start w:val="1"/>
+      <w:numFmt w:val="bullet"/>
+      <w:lvlText w:val=""/>
+      <w:lvlJc w:val="left"/>
+      <w:pPr>
+        <w:tabs>
+          <w:tab w:val="num" w:pos="6480"/>
+        </w:tabs>
+        <w:ind w:left="6480" w:hanging="360"/>
+      </w:pPr>
+      <w:rPr>
+        <w:rFonts w:ascii="Wingdings" w:hAnsi="Wingdings" w:hint="default"/>
+        <w:sz w:val="20"/>
+      </w:rPr>
+    </w:lvl>
+  </w:abstractNum>
+  <w:abstractNum w:abstractNumId="2" w15:restartNumberingAfterBreak="0">
+    <w:nsid w:val="205931B5"/>
+    <w:multiLevelType w:val="multilevel"/>
+    <w:tmpl w:val="77CC5272"/>
+    <w:lvl w:ilvl="0">
+      <w:start w:val="1"/>
+      <w:numFmt w:val="bullet"/>
+      <w:lvlText w:val=""/>
+      <w:lvlJc w:val="left"/>
+      <w:pPr>
+        <w:tabs>
+          <w:tab w:val="num" w:pos="720"/>
+        </w:tabs>
+        <w:ind w:left="720" w:hanging="360"/>
+      </w:pPr>
+      <w:rPr>
+        <w:rFonts w:ascii="Symbol" w:hAnsi="Symbol" w:hint="default"/>
+        <w:sz w:val="20"/>
+      </w:rPr>
+    </w:lvl>
+    <w:lvl w:ilvl="1" w:tentative="1">
+      <w:start w:val="1"/>
+      <w:numFmt w:val="bullet"/>
+      <w:lvlText w:val="o"/>
+      <w:lvlJc w:val="left"/>
+      <w:pPr>
+        <w:tabs>
+          <w:tab w:val="num" w:pos="1440"/>
+        </w:tabs>
+        <w:ind w:left="1440" w:hanging="360"/>
+      </w:pPr>
+      <w:rPr>
+        <w:rFonts w:ascii="Courier New" w:hAnsi="Courier New" w:hint="default"/>
+        <w:sz w:val="20"/>
+      </w:rPr>
+    </w:lvl>
+    <w:lvl w:ilvl="2" w:tentative="1">
+      <w:start w:val="1"/>
+      <w:numFmt w:val="bullet"/>
+      <w:lvlText w:val=""/>
+      <w:lvlJc w:val="left"/>
+      <w:pPr>
+        <w:tabs>
+          <w:tab w:val="num" w:pos="2160"/>
+        </w:tabs>
+        <w:ind w:left="2160" w:hanging="360"/>
+      </w:pPr>
+      <w:rPr>
+        <w:rFonts w:ascii="Wingdings" w:hAnsi="Wingdings" w:hint="default"/>
+        <w:sz w:val="20"/>
+      </w:rPr>
+    </w:lvl>
+    <w:lvl w:ilvl="3" w:tentative="1">
+      <w:start w:val="1"/>
+      <w:numFmt w:val="bullet"/>
+      <w:lvlText w:val=""/>
+      <w:lvlJc w:val="left"/>
+      <w:pPr>
+        <w:tabs>
+          <w:tab w:val="num" w:pos="2880"/>
+        </w:tabs>
+        <w:ind w:left="2880" w:hanging="360"/>
+      </w:pPr>
+      <w:rPr>
+        <w:rFonts w:ascii="Wingdings" w:hAnsi="Wingdings" w:hint="default"/>
+        <w:sz w:val="20"/>
+      </w:rPr>
+    </w:lvl>
+    <w:lvl w:ilvl="4" w:tentative="1">
+      <w:start w:val="1"/>
+      <w:numFmt w:val="bullet"/>
+      <w:lvlText w:val=""/>
+      <w:lvlJc w:val="left"/>
+      <w:pPr>
+        <w:tabs>
+          <w:tab w:val="num" w:pos="3600"/>
+        </w:tabs>
+        <w:ind w:left="3600" w:hanging="360"/>
+      </w:pPr>
+      <w:rPr>
+        <w:rFonts w:ascii="Wingdings" w:hAnsi="Wingdings" w:hint="default"/>
+        <w:sz w:val="20"/>
+      </w:rPr>
+    </w:lvl>
+    <w:lvl w:ilvl="5" w:tentative="1">
+      <w:start w:val="1"/>
+      <w:numFmt w:val="bullet"/>
+      <w:lvlText w:val=""/>
+      <w:lvlJc w:val="left"/>
+      <w:pPr>
+        <w:tabs>
+          <w:tab w:val="num" w:pos="4320"/>
+        </w:tabs>
+        <w:ind w:left="4320" w:hanging="360"/>
+      </w:pPr>
+      <w:rPr>
+        <w:rFonts w:ascii="Wingdings" w:hAnsi="Wingdings" w:hint="default"/>
+        <w:sz w:val="20"/>
+      </w:rPr>
+    </w:lvl>
+    <w:lvl w:ilvl="6" w:tentative="1">
+      <w:start w:val="1"/>
+      <w:numFmt w:val="bullet"/>
+      <w:lvlText w:val=""/>
+      <w:lvlJc w:val="left"/>
+      <w:pPr>
+        <w:tabs>
+          <w:tab w:val="num" w:pos="5040"/>
+        </w:tabs>
+        <w:ind w:left="5040" w:hanging="360"/>
+      </w:pPr>
+      <w:rPr>
+        <w:rFonts w:ascii="Wingdings" w:hAnsi="Wingdings" w:hint="default"/>
+        <w:sz w:val="20"/>
+      </w:rPr>
+    </w:lvl>
+    <w:lvl w:ilvl="7" w:tentative="1">
+      <w:start w:val="1"/>
+      <w:numFmt w:val="bullet"/>
+      <w:lvlText w:val=""/>
+      <w:lvlJc w:val="left"/>
+      <w:pPr>
+        <w:tabs>
+          <w:tab w:val="num" w:pos="5760"/>
+        </w:tabs>
+        <w:ind w:left="5760" w:hanging="360"/>
+      </w:pPr>
+      <w:rPr>
+        <w:rFonts w:ascii="Wingdings" w:hAnsi="Wingdings" w:hint="default"/>
+        <w:sz w:val="20"/>
+      </w:rPr>
+    </w:lvl>
+    <w:lvl w:ilvl="8" w:tentative="1">
+      <w:start w:val="1"/>
+      <w:numFmt w:val="bullet"/>
+      <w:lvlText w:val=""/>
+      <w:lvlJc w:val="left"/>
+      <w:pPr>
+        <w:tabs>
+          <w:tab w:val="num" w:pos="6480"/>
+        </w:tabs>
+        <w:ind w:left="6480" w:hanging="360"/>
+      </w:pPr>
+      <w:rPr>
+        <w:rFonts w:ascii="Wingdings" w:hAnsi="Wingdings" w:hint="default"/>
+        <w:sz w:val="20"/>
+      </w:rPr>
+    </w:lvl>
+  </w:abstractNum>
+  <w:abstractNum w:abstractNumId="3" w15:restartNumberingAfterBreak="0">
     <w:nsid w:val="243424E4"/>
     <w:multiLevelType w:val="hybridMultilevel"/>
     <w:tmpl w:val="C9B80FB2"/>
@@ -397,7 +3351,1003 @@
       </w:pPr>
     </w:lvl>
   </w:abstractNum>
-  <w:abstractNum w:abstractNumId="2" w15:restartNumberingAfterBreak="0">
+  <w:abstractNum w:abstractNumId="4" w15:restartNumberingAfterBreak="0">
+    <w:nsid w:val="247D01D6"/>
+    <w:multiLevelType w:val="multilevel"/>
+    <w:tmpl w:val="4B0EB53C"/>
+    <w:lvl w:ilvl="0">
+      <w:start w:val="1"/>
+      <w:numFmt w:val="decimal"/>
+      <w:lvlText w:val="%1."/>
+      <w:lvlJc w:val="left"/>
+      <w:pPr>
+        <w:tabs>
+          <w:tab w:val="num" w:pos="720"/>
+        </w:tabs>
+        <w:ind w:left="720" w:hanging="360"/>
+      </w:pPr>
+    </w:lvl>
+    <w:lvl w:ilvl="1" w:tentative="1">
+      <w:start w:val="1"/>
+      <w:numFmt w:val="decimal"/>
+      <w:lvlText w:val="%2."/>
+      <w:lvlJc w:val="left"/>
+      <w:pPr>
+        <w:tabs>
+          <w:tab w:val="num" w:pos="1440"/>
+        </w:tabs>
+        <w:ind w:left="1440" w:hanging="360"/>
+      </w:pPr>
+    </w:lvl>
+    <w:lvl w:ilvl="2" w:tentative="1">
+      <w:start w:val="1"/>
+      <w:numFmt w:val="decimal"/>
+      <w:lvlText w:val="%3."/>
+      <w:lvlJc w:val="left"/>
+      <w:pPr>
+        <w:tabs>
+          <w:tab w:val="num" w:pos="2160"/>
+        </w:tabs>
+        <w:ind w:left="2160" w:hanging="360"/>
+      </w:pPr>
+    </w:lvl>
+    <w:lvl w:ilvl="3" w:tentative="1">
+      <w:start w:val="1"/>
+      <w:numFmt w:val="decimal"/>
+      <w:lvlText w:val="%4."/>
+      <w:lvlJc w:val="left"/>
+      <w:pPr>
+        <w:tabs>
+          <w:tab w:val="num" w:pos="2880"/>
+        </w:tabs>
+        <w:ind w:left="2880" w:hanging="360"/>
+      </w:pPr>
+    </w:lvl>
+    <w:lvl w:ilvl="4" w:tentative="1">
+      <w:start w:val="1"/>
+      <w:numFmt w:val="decimal"/>
+      <w:lvlText w:val="%5."/>
+      <w:lvlJc w:val="left"/>
+      <w:pPr>
+        <w:tabs>
+          <w:tab w:val="num" w:pos="3600"/>
+        </w:tabs>
+        <w:ind w:left="3600" w:hanging="360"/>
+      </w:pPr>
+    </w:lvl>
+    <w:lvl w:ilvl="5" w:tentative="1">
+      <w:start w:val="1"/>
+      <w:numFmt w:val="decimal"/>
+      <w:lvlText w:val="%6."/>
+      <w:lvlJc w:val="left"/>
+      <w:pPr>
+        <w:tabs>
+          <w:tab w:val="num" w:pos="4320"/>
+        </w:tabs>
+        <w:ind w:left="4320" w:hanging="360"/>
+      </w:pPr>
+    </w:lvl>
+    <w:lvl w:ilvl="6" w:tentative="1">
+      <w:start w:val="1"/>
+      <w:numFmt w:val="decimal"/>
+      <w:lvlText w:val="%7."/>
+      <w:lvlJc w:val="left"/>
+      <w:pPr>
+        <w:tabs>
+          <w:tab w:val="num" w:pos="5040"/>
+        </w:tabs>
+        <w:ind w:left="5040" w:hanging="360"/>
+      </w:pPr>
+    </w:lvl>
+    <w:lvl w:ilvl="7" w:tentative="1">
+      <w:start w:val="1"/>
+      <w:numFmt w:val="decimal"/>
+      <w:lvlText w:val="%8."/>
+      <w:lvlJc w:val="left"/>
+      <w:pPr>
+        <w:tabs>
+          <w:tab w:val="num" w:pos="5760"/>
+        </w:tabs>
+        <w:ind w:left="5760" w:hanging="360"/>
+      </w:pPr>
+    </w:lvl>
+    <w:lvl w:ilvl="8" w:tentative="1">
+      <w:start w:val="1"/>
+      <w:numFmt w:val="decimal"/>
+      <w:lvlText w:val="%9."/>
+      <w:lvlJc w:val="left"/>
+      <w:pPr>
+        <w:tabs>
+          <w:tab w:val="num" w:pos="6480"/>
+        </w:tabs>
+        <w:ind w:left="6480" w:hanging="360"/>
+      </w:pPr>
+    </w:lvl>
+  </w:abstractNum>
+  <w:abstractNum w:abstractNumId="5" w15:restartNumberingAfterBreak="0">
+    <w:nsid w:val="282B3F55"/>
+    <w:multiLevelType w:val="multilevel"/>
+    <w:tmpl w:val="C69CF41E"/>
+    <w:lvl w:ilvl="0">
+      <w:start w:val="1"/>
+      <w:numFmt w:val="bullet"/>
+      <w:lvlText w:val=""/>
+      <w:lvlJc w:val="left"/>
+      <w:pPr>
+        <w:tabs>
+          <w:tab w:val="num" w:pos="720"/>
+        </w:tabs>
+        <w:ind w:left="720" w:hanging="360"/>
+      </w:pPr>
+      <w:rPr>
+        <w:rFonts w:ascii="Symbol" w:hAnsi="Symbol" w:hint="default"/>
+        <w:sz w:val="20"/>
+      </w:rPr>
+    </w:lvl>
+    <w:lvl w:ilvl="1" w:tentative="1">
+      <w:start w:val="1"/>
+      <w:numFmt w:val="bullet"/>
+      <w:lvlText w:val="o"/>
+      <w:lvlJc w:val="left"/>
+      <w:pPr>
+        <w:tabs>
+          <w:tab w:val="num" w:pos="1440"/>
+        </w:tabs>
+        <w:ind w:left="1440" w:hanging="360"/>
+      </w:pPr>
+      <w:rPr>
+        <w:rFonts w:ascii="Courier New" w:hAnsi="Courier New" w:hint="default"/>
+        <w:sz w:val="20"/>
+      </w:rPr>
+    </w:lvl>
+    <w:lvl w:ilvl="2" w:tentative="1">
+      <w:start w:val="1"/>
+      <w:numFmt w:val="bullet"/>
+      <w:lvlText w:val=""/>
+      <w:lvlJc w:val="left"/>
+      <w:pPr>
+        <w:tabs>
+          <w:tab w:val="num" w:pos="2160"/>
+        </w:tabs>
+        <w:ind w:left="2160" w:hanging="360"/>
+      </w:pPr>
+      <w:rPr>
+        <w:rFonts w:ascii="Wingdings" w:hAnsi="Wingdings" w:hint="default"/>
+        <w:sz w:val="20"/>
+      </w:rPr>
+    </w:lvl>
+    <w:lvl w:ilvl="3" w:tentative="1">
+      <w:start w:val="1"/>
+      <w:numFmt w:val="bullet"/>
+      <w:lvlText w:val=""/>
+      <w:lvlJc w:val="left"/>
+      <w:pPr>
+        <w:tabs>
+          <w:tab w:val="num" w:pos="2880"/>
+        </w:tabs>
+        <w:ind w:left="2880" w:hanging="360"/>
+      </w:pPr>
+      <w:rPr>
+        <w:rFonts w:ascii="Wingdings" w:hAnsi="Wingdings" w:hint="default"/>
+        <w:sz w:val="20"/>
+      </w:rPr>
+    </w:lvl>
+    <w:lvl w:ilvl="4" w:tentative="1">
+      <w:start w:val="1"/>
+      <w:numFmt w:val="bullet"/>
+      <w:lvlText w:val=""/>
+      <w:lvlJc w:val="left"/>
+      <w:pPr>
+        <w:tabs>
+          <w:tab w:val="num" w:pos="3600"/>
+        </w:tabs>
+        <w:ind w:left="3600" w:hanging="360"/>
+      </w:pPr>
+      <w:rPr>
+        <w:rFonts w:ascii="Wingdings" w:hAnsi="Wingdings" w:hint="default"/>
+        <w:sz w:val="20"/>
+      </w:rPr>
+    </w:lvl>
+    <w:lvl w:ilvl="5" w:tentative="1">
+      <w:start w:val="1"/>
+      <w:numFmt w:val="bullet"/>
+      <w:lvlText w:val=""/>
+      <w:lvlJc w:val="left"/>
+      <w:pPr>
+        <w:tabs>
+          <w:tab w:val="num" w:pos="4320"/>
+        </w:tabs>
+        <w:ind w:left="4320" w:hanging="360"/>
+      </w:pPr>
+      <w:rPr>
+        <w:rFonts w:ascii="Wingdings" w:hAnsi="Wingdings" w:hint="default"/>
+        <w:sz w:val="20"/>
+      </w:rPr>
+    </w:lvl>
+    <w:lvl w:ilvl="6" w:tentative="1">
+      <w:start w:val="1"/>
+      <w:numFmt w:val="bullet"/>
+      <w:lvlText w:val=""/>
+      <w:lvlJc w:val="left"/>
+      <w:pPr>
+        <w:tabs>
+          <w:tab w:val="num" w:pos="5040"/>
+        </w:tabs>
+        <w:ind w:left="5040" w:hanging="360"/>
+      </w:pPr>
+      <w:rPr>
+        <w:rFonts w:ascii="Wingdings" w:hAnsi="Wingdings" w:hint="default"/>
+        <w:sz w:val="20"/>
+      </w:rPr>
+    </w:lvl>
+    <w:lvl w:ilvl="7" w:tentative="1">
+      <w:start w:val="1"/>
+      <w:numFmt w:val="bullet"/>
+      <w:lvlText w:val=""/>
+      <w:lvlJc w:val="left"/>
+      <w:pPr>
+        <w:tabs>
+          <w:tab w:val="num" w:pos="5760"/>
+        </w:tabs>
+        <w:ind w:left="5760" w:hanging="360"/>
+      </w:pPr>
+      <w:rPr>
+        <w:rFonts w:ascii="Wingdings" w:hAnsi="Wingdings" w:hint="default"/>
+        <w:sz w:val="20"/>
+      </w:rPr>
+    </w:lvl>
+    <w:lvl w:ilvl="8" w:tentative="1">
+      <w:start w:val="1"/>
+      <w:numFmt w:val="bullet"/>
+      <w:lvlText w:val=""/>
+      <w:lvlJc w:val="left"/>
+      <w:pPr>
+        <w:tabs>
+          <w:tab w:val="num" w:pos="6480"/>
+        </w:tabs>
+        <w:ind w:left="6480" w:hanging="360"/>
+      </w:pPr>
+      <w:rPr>
+        <w:rFonts w:ascii="Wingdings" w:hAnsi="Wingdings" w:hint="default"/>
+        <w:sz w:val="20"/>
+      </w:rPr>
+    </w:lvl>
+  </w:abstractNum>
+  <w:abstractNum w:abstractNumId="6" w15:restartNumberingAfterBreak="0">
+    <w:nsid w:val="340A17F1"/>
+    <w:multiLevelType w:val="multilevel"/>
+    <w:tmpl w:val="699888A0"/>
+    <w:lvl w:ilvl="0">
+      <w:start w:val="1"/>
+      <w:numFmt w:val="bullet"/>
+      <w:lvlText w:val=""/>
+      <w:lvlJc w:val="left"/>
+      <w:pPr>
+        <w:tabs>
+          <w:tab w:val="num" w:pos="720"/>
+        </w:tabs>
+        <w:ind w:left="720" w:hanging="360"/>
+      </w:pPr>
+      <w:rPr>
+        <w:rFonts w:ascii="Symbol" w:hAnsi="Symbol" w:hint="default"/>
+        <w:sz w:val="20"/>
+      </w:rPr>
+    </w:lvl>
+    <w:lvl w:ilvl="1" w:tentative="1">
+      <w:start w:val="1"/>
+      <w:numFmt w:val="bullet"/>
+      <w:lvlText w:val="o"/>
+      <w:lvlJc w:val="left"/>
+      <w:pPr>
+        <w:tabs>
+          <w:tab w:val="num" w:pos="1440"/>
+        </w:tabs>
+        <w:ind w:left="1440" w:hanging="360"/>
+      </w:pPr>
+      <w:rPr>
+        <w:rFonts w:ascii="Courier New" w:hAnsi="Courier New" w:hint="default"/>
+        <w:sz w:val="20"/>
+      </w:rPr>
+    </w:lvl>
+    <w:lvl w:ilvl="2" w:tentative="1">
+      <w:start w:val="1"/>
+      <w:numFmt w:val="bullet"/>
+      <w:lvlText w:val=""/>
+      <w:lvlJc w:val="left"/>
+      <w:pPr>
+        <w:tabs>
+          <w:tab w:val="num" w:pos="2160"/>
+        </w:tabs>
+        <w:ind w:left="2160" w:hanging="360"/>
+      </w:pPr>
+      <w:rPr>
+        <w:rFonts w:ascii="Wingdings" w:hAnsi="Wingdings" w:hint="default"/>
+        <w:sz w:val="20"/>
+      </w:rPr>
+    </w:lvl>
+    <w:lvl w:ilvl="3" w:tentative="1">
+      <w:start w:val="1"/>
+      <w:numFmt w:val="bullet"/>
+      <w:lvlText w:val=""/>
+      <w:lvlJc w:val="left"/>
+      <w:pPr>
+        <w:tabs>
+          <w:tab w:val="num" w:pos="2880"/>
+        </w:tabs>
+        <w:ind w:left="2880" w:hanging="360"/>
+      </w:pPr>
+      <w:rPr>
+        <w:rFonts w:ascii="Wingdings" w:hAnsi="Wingdings" w:hint="default"/>
+        <w:sz w:val="20"/>
+      </w:rPr>
+    </w:lvl>
+    <w:lvl w:ilvl="4" w:tentative="1">
+      <w:start w:val="1"/>
+      <w:numFmt w:val="bullet"/>
+      <w:lvlText w:val=""/>
+      <w:lvlJc w:val="left"/>
+      <w:pPr>
+        <w:tabs>
+          <w:tab w:val="num" w:pos="3600"/>
+        </w:tabs>
+        <w:ind w:left="3600" w:hanging="360"/>
+      </w:pPr>
+      <w:rPr>
+        <w:rFonts w:ascii="Wingdings" w:hAnsi="Wingdings" w:hint="default"/>
+        <w:sz w:val="20"/>
+      </w:rPr>
+    </w:lvl>
+    <w:lvl w:ilvl="5" w:tentative="1">
+      <w:start w:val="1"/>
+      <w:numFmt w:val="bullet"/>
+      <w:lvlText w:val=""/>
+      <w:lvlJc w:val="left"/>
+      <w:pPr>
+        <w:tabs>
+          <w:tab w:val="num" w:pos="4320"/>
+        </w:tabs>
+        <w:ind w:left="4320" w:hanging="360"/>
+      </w:pPr>
+      <w:rPr>
+        <w:rFonts w:ascii="Wingdings" w:hAnsi="Wingdings" w:hint="default"/>
+        <w:sz w:val="20"/>
+      </w:rPr>
+    </w:lvl>
+    <w:lvl w:ilvl="6" w:tentative="1">
+      <w:start w:val="1"/>
+      <w:numFmt w:val="bullet"/>
+      <w:lvlText w:val=""/>
+      <w:lvlJc w:val="left"/>
+      <w:pPr>
+        <w:tabs>
+          <w:tab w:val="num" w:pos="5040"/>
+        </w:tabs>
+        <w:ind w:left="5040" w:hanging="360"/>
+      </w:pPr>
+      <w:rPr>
+        <w:rFonts w:ascii="Wingdings" w:hAnsi="Wingdings" w:hint="default"/>
+        <w:sz w:val="20"/>
+      </w:rPr>
+    </w:lvl>
+    <w:lvl w:ilvl="7" w:tentative="1">
+      <w:start w:val="1"/>
+      <w:numFmt w:val="bullet"/>
+      <w:lvlText w:val=""/>
+      <w:lvlJc w:val="left"/>
+      <w:pPr>
+        <w:tabs>
+          <w:tab w:val="num" w:pos="5760"/>
+        </w:tabs>
+        <w:ind w:left="5760" w:hanging="360"/>
+      </w:pPr>
+      <w:rPr>
+        <w:rFonts w:ascii="Wingdings" w:hAnsi="Wingdings" w:hint="default"/>
+        <w:sz w:val="20"/>
+      </w:rPr>
+    </w:lvl>
+    <w:lvl w:ilvl="8" w:tentative="1">
+      <w:start w:val="1"/>
+      <w:numFmt w:val="bullet"/>
+      <w:lvlText w:val=""/>
+      <w:lvlJc w:val="left"/>
+      <w:pPr>
+        <w:tabs>
+          <w:tab w:val="num" w:pos="6480"/>
+        </w:tabs>
+        <w:ind w:left="6480" w:hanging="360"/>
+      </w:pPr>
+      <w:rPr>
+        <w:rFonts w:ascii="Wingdings" w:hAnsi="Wingdings" w:hint="default"/>
+        <w:sz w:val="20"/>
+      </w:rPr>
+    </w:lvl>
+  </w:abstractNum>
+  <w:abstractNum w:abstractNumId="7" w15:restartNumberingAfterBreak="0">
+    <w:nsid w:val="38AF3F2A"/>
+    <w:multiLevelType w:val="multilevel"/>
+    <w:tmpl w:val="FD6CAF1A"/>
+    <w:lvl w:ilvl="0">
+      <w:start w:val="1"/>
+      <w:numFmt w:val="decimal"/>
+      <w:lvlText w:val="%1."/>
+      <w:lvlJc w:val="left"/>
+      <w:pPr>
+        <w:tabs>
+          <w:tab w:val="num" w:pos="720"/>
+        </w:tabs>
+        <w:ind w:left="720" w:hanging="360"/>
+      </w:pPr>
+    </w:lvl>
+    <w:lvl w:ilvl="1">
+      <w:start w:val="1"/>
+      <w:numFmt w:val="bullet"/>
+      <w:lvlText w:val="o"/>
+      <w:lvlJc w:val="left"/>
+      <w:pPr>
+        <w:tabs>
+          <w:tab w:val="num" w:pos="1440"/>
+        </w:tabs>
+        <w:ind w:left="1440" w:hanging="360"/>
+      </w:pPr>
+      <w:rPr>
+        <w:rFonts w:ascii="Courier New" w:hAnsi="Courier New" w:hint="default"/>
+        <w:sz w:val="20"/>
+      </w:rPr>
+    </w:lvl>
+    <w:lvl w:ilvl="2">
+      <w:start w:val="1"/>
+      <w:numFmt w:val="bullet"/>
+      <w:lvlText w:val=""/>
+      <w:lvlJc w:val="left"/>
+      <w:pPr>
+        <w:tabs>
+          <w:tab w:val="num" w:pos="2160"/>
+        </w:tabs>
+        <w:ind w:left="2160" w:hanging="360"/>
+      </w:pPr>
+      <w:rPr>
+        <w:rFonts w:ascii="Wingdings" w:hAnsi="Wingdings" w:hint="default"/>
+        <w:sz w:val="20"/>
+      </w:rPr>
+    </w:lvl>
+    <w:lvl w:ilvl="3" w:tentative="1">
+      <w:start w:val="1"/>
+      <w:numFmt w:val="decimal"/>
+      <w:lvlText w:val="%4."/>
+      <w:lvlJc w:val="left"/>
+      <w:pPr>
+        <w:tabs>
+          <w:tab w:val="num" w:pos="2880"/>
+        </w:tabs>
+        <w:ind w:left="2880" w:hanging="360"/>
+      </w:pPr>
+    </w:lvl>
+    <w:lvl w:ilvl="4" w:tentative="1">
+      <w:start w:val="1"/>
+      <w:numFmt w:val="decimal"/>
+      <w:lvlText w:val="%5."/>
+      <w:lvlJc w:val="left"/>
+      <w:pPr>
+        <w:tabs>
+          <w:tab w:val="num" w:pos="3600"/>
+        </w:tabs>
+        <w:ind w:left="3600" w:hanging="360"/>
+      </w:pPr>
+    </w:lvl>
+    <w:lvl w:ilvl="5" w:tentative="1">
+      <w:start w:val="1"/>
+      <w:numFmt w:val="decimal"/>
+      <w:lvlText w:val="%6."/>
+      <w:lvlJc w:val="left"/>
+      <w:pPr>
+        <w:tabs>
+          <w:tab w:val="num" w:pos="4320"/>
+        </w:tabs>
+        <w:ind w:left="4320" w:hanging="360"/>
+      </w:pPr>
+    </w:lvl>
+    <w:lvl w:ilvl="6" w:tentative="1">
+      <w:start w:val="1"/>
+      <w:numFmt w:val="decimal"/>
+      <w:lvlText w:val="%7."/>
+      <w:lvlJc w:val="left"/>
+      <w:pPr>
+        <w:tabs>
+          <w:tab w:val="num" w:pos="5040"/>
+        </w:tabs>
+        <w:ind w:left="5040" w:hanging="360"/>
+      </w:pPr>
+    </w:lvl>
+    <w:lvl w:ilvl="7" w:tentative="1">
+      <w:start w:val="1"/>
+      <w:numFmt w:val="decimal"/>
+      <w:lvlText w:val="%8."/>
+      <w:lvlJc w:val="left"/>
+      <w:pPr>
+        <w:tabs>
+          <w:tab w:val="num" w:pos="5760"/>
+        </w:tabs>
+        <w:ind w:left="5760" w:hanging="360"/>
+      </w:pPr>
+    </w:lvl>
+    <w:lvl w:ilvl="8" w:tentative="1">
+      <w:start w:val="1"/>
+      <w:numFmt w:val="decimal"/>
+      <w:lvlText w:val="%9."/>
+      <w:lvlJc w:val="left"/>
+      <w:pPr>
+        <w:tabs>
+          <w:tab w:val="num" w:pos="6480"/>
+        </w:tabs>
+        <w:ind w:left="6480" w:hanging="360"/>
+      </w:pPr>
+    </w:lvl>
+  </w:abstractNum>
+  <w:abstractNum w:abstractNumId="8" w15:restartNumberingAfterBreak="0">
+    <w:nsid w:val="50E76AAC"/>
+    <w:multiLevelType w:val="hybridMultilevel"/>
+    <w:tmpl w:val="6D82787A"/>
+    <w:lvl w:ilvl="0" w:tplc="140A000F">
+      <w:start w:val="1"/>
+      <w:numFmt w:val="decimal"/>
+      <w:lvlText w:val="%1."/>
+      <w:lvlJc w:val="left"/>
+      <w:pPr>
+        <w:ind w:left="720" w:hanging="360"/>
+      </w:pPr>
+      <w:rPr>
+        <w:rFonts w:hint="default"/>
+      </w:rPr>
+    </w:lvl>
+    <w:lvl w:ilvl="1" w:tplc="140A0019" w:tentative="1">
+      <w:start w:val="1"/>
+      <w:numFmt w:val="lowerLetter"/>
+      <w:lvlText w:val="%2."/>
+      <w:lvlJc w:val="left"/>
+      <w:pPr>
+        <w:ind w:left="1440" w:hanging="360"/>
+      </w:pPr>
+    </w:lvl>
+    <w:lvl w:ilvl="2" w:tplc="140A001B" w:tentative="1">
+      <w:start w:val="1"/>
+      <w:numFmt w:val="lowerRoman"/>
+      <w:lvlText w:val="%3."/>
+      <w:lvlJc w:val="right"/>
+      <w:pPr>
+        <w:ind w:left="2160" w:hanging="180"/>
+      </w:pPr>
+    </w:lvl>
+    <w:lvl w:ilvl="3" w:tplc="140A000F" w:tentative="1">
+      <w:start w:val="1"/>
+      <w:numFmt w:val="decimal"/>
+      <w:lvlText w:val="%4."/>
+      <w:lvlJc w:val="left"/>
+      <w:pPr>
+        <w:ind w:left="2880" w:hanging="360"/>
+      </w:pPr>
+    </w:lvl>
+    <w:lvl w:ilvl="4" w:tplc="140A0019" w:tentative="1">
+      <w:start w:val="1"/>
+      <w:numFmt w:val="lowerLetter"/>
+      <w:lvlText w:val="%5."/>
+      <w:lvlJc w:val="left"/>
+      <w:pPr>
+        <w:ind w:left="3600" w:hanging="360"/>
+      </w:pPr>
+    </w:lvl>
+    <w:lvl w:ilvl="5" w:tplc="140A001B" w:tentative="1">
+      <w:start w:val="1"/>
+      <w:numFmt w:val="lowerRoman"/>
+      <w:lvlText w:val="%6."/>
+      <w:lvlJc w:val="right"/>
+      <w:pPr>
+        <w:ind w:left="4320" w:hanging="180"/>
+      </w:pPr>
+    </w:lvl>
+    <w:lvl w:ilvl="6" w:tplc="140A000F" w:tentative="1">
+      <w:start w:val="1"/>
+      <w:numFmt w:val="decimal"/>
+      <w:lvlText w:val="%7."/>
+      <w:lvlJc w:val="left"/>
+      <w:pPr>
+        <w:ind w:left="5040" w:hanging="360"/>
+      </w:pPr>
+    </w:lvl>
+    <w:lvl w:ilvl="7" w:tplc="140A0019" w:tentative="1">
+      <w:start w:val="1"/>
+      <w:numFmt w:val="lowerLetter"/>
+      <w:lvlText w:val="%8."/>
+      <w:lvlJc w:val="left"/>
+      <w:pPr>
+        <w:ind w:left="5760" w:hanging="360"/>
+      </w:pPr>
+    </w:lvl>
+    <w:lvl w:ilvl="8" w:tplc="140A001B" w:tentative="1">
+      <w:start w:val="1"/>
+      <w:numFmt w:val="lowerRoman"/>
+      <w:lvlText w:val="%9."/>
+      <w:lvlJc w:val="right"/>
+      <w:pPr>
+        <w:ind w:left="6480" w:hanging="180"/>
+      </w:pPr>
+    </w:lvl>
+  </w:abstractNum>
+  <w:abstractNum w:abstractNumId="9" w15:restartNumberingAfterBreak="0">
+    <w:nsid w:val="586D0E33"/>
+    <w:multiLevelType w:val="multilevel"/>
+    <w:tmpl w:val="C4F6AA60"/>
+    <w:lvl w:ilvl="0">
+      <w:start w:val="1"/>
+      <w:numFmt w:val="bullet"/>
+      <w:lvlText w:val=""/>
+      <w:lvlJc w:val="left"/>
+      <w:pPr>
+        <w:tabs>
+          <w:tab w:val="num" w:pos="720"/>
+        </w:tabs>
+        <w:ind w:left="720" w:hanging="360"/>
+      </w:pPr>
+      <w:rPr>
+        <w:rFonts w:ascii="Symbol" w:hAnsi="Symbol" w:hint="default"/>
+        <w:sz w:val="20"/>
+      </w:rPr>
+    </w:lvl>
+    <w:lvl w:ilvl="1" w:tentative="1">
+      <w:start w:val="1"/>
+      <w:numFmt w:val="bullet"/>
+      <w:lvlText w:val="o"/>
+      <w:lvlJc w:val="left"/>
+      <w:pPr>
+        <w:tabs>
+          <w:tab w:val="num" w:pos="1440"/>
+        </w:tabs>
+        <w:ind w:left="1440" w:hanging="360"/>
+      </w:pPr>
+      <w:rPr>
+        <w:rFonts w:ascii="Courier New" w:hAnsi="Courier New" w:hint="default"/>
+        <w:sz w:val="20"/>
+      </w:rPr>
+    </w:lvl>
+    <w:lvl w:ilvl="2" w:tentative="1">
+      <w:start w:val="1"/>
+      <w:numFmt w:val="bullet"/>
+      <w:lvlText w:val=""/>
+      <w:lvlJc w:val="left"/>
+      <w:pPr>
+        <w:tabs>
+          <w:tab w:val="num" w:pos="2160"/>
+        </w:tabs>
+        <w:ind w:left="2160" w:hanging="360"/>
+      </w:pPr>
+      <w:rPr>
+        <w:rFonts w:ascii="Wingdings" w:hAnsi="Wingdings" w:hint="default"/>
+        <w:sz w:val="20"/>
+      </w:rPr>
+    </w:lvl>
+    <w:lvl w:ilvl="3" w:tentative="1">
+      <w:start w:val="1"/>
+      <w:numFmt w:val="bullet"/>
+      <w:lvlText w:val=""/>
+      <w:lvlJc w:val="left"/>
+      <w:pPr>
+        <w:tabs>
+          <w:tab w:val="num" w:pos="2880"/>
+        </w:tabs>
+        <w:ind w:left="2880" w:hanging="360"/>
+      </w:pPr>
+      <w:rPr>
+        <w:rFonts w:ascii="Wingdings" w:hAnsi="Wingdings" w:hint="default"/>
+        <w:sz w:val="20"/>
+      </w:rPr>
+    </w:lvl>
+    <w:lvl w:ilvl="4" w:tentative="1">
+      <w:start w:val="1"/>
+      <w:numFmt w:val="bullet"/>
+      <w:lvlText w:val=""/>
+      <w:lvlJc w:val="left"/>
+      <w:pPr>
+        <w:tabs>
+          <w:tab w:val="num" w:pos="3600"/>
+        </w:tabs>
+        <w:ind w:left="3600" w:hanging="360"/>
+      </w:pPr>
+      <w:rPr>
+        <w:rFonts w:ascii="Wingdings" w:hAnsi="Wingdings" w:hint="default"/>
+        <w:sz w:val="20"/>
+      </w:rPr>
+    </w:lvl>
+    <w:lvl w:ilvl="5" w:tentative="1">
+      <w:start w:val="1"/>
+      <w:numFmt w:val="bullet"/>
+      <w:lvlText w:val=""/>
+      <w:lvlJc w:val="left"/>
+      <w:pPr>
+        <w:tabs>
+          <w:tab w:val="num" w:pos="4320"/>
+        </w:tabs>
+        <w:ind w:left="4320" w:hanging="360"/>
+      </w:pPr>
+      <w:rPr>
+        <w:rFonts w:ascii="Wingdings" w:hAnsi="Wingdings" w:hint="default"/>
+        <w:sz w:val="20"/>
+      </w:rPr>
+    </w:lvl>
+    <w:lvl w:ilvl="6" w:tentative="1">
+      <w:start w:val="1"/>
+      <w:numFmt w:val="bullet"/>
+      <w:lvlText w:val=""/>
+      <w:lvlJc w:val="left"/>
+      <w:pPr>
+        <w:tabs>
+          <w:tab w:val="num" w:pos="5040"/>
+        </w:tabs>
+        <w:ind w:left="5040" w:hanging="360"/>
+      </w:pPr>
+      <w:rPr>
+        <w:rFonts w:ascii="Wingdings" w:hAnsi="Wingdings" w:hint="default"/>
+        <w:sz w:val="20"/>
+      </w:rPr>
+    </w:lvl>
+    <w:lvl w:ilvl="7" w:tentative="1">
+      <w:start w:val="1"/>
+      <w:numFmt w:val="bullet"/>
+      <w:lvlText w:val=""/>
+      <w:lvlJc w:val="left"/>
+      <w:pPr>
+        <w:tabs>
+          <w:tab w:val="num" w:pos="5760"/>
+        </w:tabs>
+        <w:ind w:left="5760" w:hanging="360"/>
+      </w:pPr>
+      <w:rPr>
+        <w:rFonts w:ascii="Wingdings" w:hAnsi="Wingdings" w:hint="default"/>
+        <w:sz w:val="20"/>
+      </w:rPr>
+    </w:lvl>
+    <w:lvl w:ilvl="8" w:tentative="1">
+      <w:start w:val="1"/>
+      <w:numFmt w:val="bullet"/>
+      <w:lvlText w:val=""/>
+      <w:lvlJc w:val="left"/>
+      <w:pPr>
+        <w:tabs>
+          <w:tab w:val="num" w:pos="6480"/>
+        </w:tabs>
+        <w:ind w:left="6480" w:hanging="360"/>
+      </w:pPr>
+      <w:rPr>
+        <w:rFonts w:ascii="Wingdings" w:hAnsi="Wingdings" w:hint="default"/>
+        <w:sz w:val="20"/>
+      </w:rPr>
+    </w:lvl>
+  </w:abstractNum>
+  <w:abstractNum w:abstractNumId="10" w15:restartNumberingAfterBreak="0">
+    <w:nsid w:val="5A0C532C"/>
+    <w:multiLevelType w:val="multilevel"/>
+    <w:tmpl w:val="1E3A017E"/>
+    <w:lvl w:ilvl="0">
+      <w:start w:val="1"/>
+      <w:numFmt w:val="decimal"/>
+      <w:lvlText w:val="%1."/>
+      <w:lvlJc w:val="left"/>
+      <w:pPr>
+        <w:tabs>
+          <w:tab w:val="num" w:pos="720"/>
+        </w:tabs>
+        <w:ind w:left="720" w:hanging="360"/>
+      </w:pPr>
+    </w:lvl>
+    <w:lvl w:ilvl="1" w:tentative="1">
+      <w:start w:val="1"/>
+      <w:numFmt w:val="decimal"/>
+      <w:lvlText w:val="%2."/>
+      <w:lvlJc w:val="left"/>
+      <w:pPr>
+        <w:tabs>
+          <w:tab w:val="num" w:pos="1440"/>
+        </w:tabs>
+        <w:ind w:left="1440" w:hanging="360"/>
+      </w:pPr>
+    </w:lvl>
+    <w:lvl w:ilvl="2" w:tentative="1">
+      <w:start w:val="1"/>
+      <w:numFmt w:val="decimal"/>
+      <w:lvlText w:val="%3."/>
+      <w:lvlJc w:val="left"/>
+      <w:pPr>
+        <w:tabs>
+          <w:tab w:val="num" w:pos="2160"/>
+        </w:tabs>
+        <w:ind w:left="2160" w:hanging="360"/>
+      </w:pPr>
+    </w:lvl>
+    <w:lvl w:ilvl="3" w:tentative="1">
+      <w:start w:val="1"/>
+      <w:numFmt w:val="decimal"/>
+      <w:lvlText w:val="%4."/>
+      <w:lvlJc w:val="left"/>
+      <w:pPr>
+        <w:tabs>
+          <w:tab w:val="num" w:pos="2880"/>
+        </w:tabs>
+        <w:ind w:left="2880" w:hanging="360"/>
+      </w:pPr>
+    </w:lvl>
+    <w:lvl w:ilvl="4" w:tentative="1">
+      <w:start w:val="1"/>
+      <w:numFmt w:val="decimal"/>
+      <w:lvlText w:val="%5."/>
+      <w:lvlJc w:val="left"/>
+      <w:pPr>
+        <w:tabs>
+          <w:tab w:val="num" w:pos="3600"/>
+        </w:tabs>
+        <w:ind w:left="3600" w:hanging="360"/>
+      </w:pPr>
+    </w:lvl>
+    <w:lvl w:ilvl="5" w:tentative="1">
+      <w:start w:val="1"/>
+      <w:numFmt w:val="decimal"/>
+      <w:lvlText w:val="%6."/>
+      <w:lvlJc w:val="left"/>
+      <w:pPr>
+        <w:tabs>
+          <w:tab w:val="num" w:pos="4320"/>
+        </w:tabs>
+        <w:ind w:left="4320" w:hanging="360"/>
+      </w:pPr>
+    </w:lvl>
+    <w:lvl w:ilvl="6" w:tentative="1">
+      <w:start w:val="1"/>
+      <w:numFmt w:val="decimal"/>
+      <w:lvlText w:val="%7."/>
+      <w:lvlJc w:val="left"/>
+      <w:pPr>
+        <w:tabs>
+          <w:tab w:val="num" w:pos="5040"/>
+        </w:tabs>
+        <w:ind w:left="5040" w:hanging="360"/>
+      </w:pPr>
+    </w:lvl>
+    <w:lvl w:ilvl="7" w:tentative="1">
+      <w:start w:val="1"/>
+      <w:numFmt w:val="decimal"/>
+      <w:lvlText w:val="%8."/>
+      <w:lvlJc w:val="left"/>
+      <w:pPr>
+        <w:tabs>
+          <w:tab w:val="num" w:pos="5760"/>
+        </w:tabs>
+        <w:ind w:left="5760" w:hanging="360"/>
+      </w:pPr>
+    </w:lvl>
+    <w:lvl w:ilvl="8" w:tentative="1">
+      <w:start w:val="1"/>
+      <w:numFmt w:val="decimal"/>
+      <w:lvlText w:val="%9."/>
+      <w:lvlJc w:val="left"/>
+      <w:pPr>
+        <w:tabs>
+          <w:tab w:val="num" w:pos="6480"/>
+        </w:tabs>
+        <w:ind w:left="6480" w:hanging="360"/>
+      </w:pPr>
+    </w:lvl>
+  </w:abstractNum>
+  <w:abstractNum w:abstractNumId="11" w15:restartNumberingAfterBreak="0">
+    <w:nsid w:val="5DA668BD"/>
+    <w:multiLevelType w:val="hybridMultilevel"/>
+    <w:tmpl w:val="5AC83AC4"/>
+    <w:lvl w:ilvl="0" w:tplc="A3A69ED8">
+      <w:start w:val="13"/>
+      <w:numFmt w:val="bullet"/>
+      <w:lvlText w:val="-"/>
+      <w:lvlJc w:val="left"/>
+      <w:pPr>
+        <w:ind w:left="720" w:hanging="360"/>
+      </w:pPr>
+      <w:rPr>
+        <w:rFonts w:ascii="Aptos" w:eastAsiaTheme="minorHAnsi" w:hAnsi="Aptos" w:cstheme="minorBidi" w:hint="default"/>
+      </w:rPr>
+    </w:lvl>
+    <w:lvl w:ilvl="1" w:tplc="140A0003" w:tentative="1">
+      <w:start w:val="1"/>
+      <w:numFmt w:val="bullet"/>
+      <w:lvlText w:val="o"/>
+      <w:lvlJc w:val="left"/>
+      <w:pPr>
+        <w:ind w:left="1440" w:hanging="360"/>
+      </w:pPr>
+      <w:rPr>
+        <w:rFonts w:ascii="Courier New" w:hAnsi="Courier New" w:cs="Courier New" w:hint="default"/>
+      </w:rPr>
+    </w:lvl>
+    <w:lvl w:ilvl="2" w:tplc="140A0005" w:tentative="1">
+      <w:start w:val="1"/>
+      <w:numFmt w:val="bullet"/>
+      <w:lvlText w:val=""/>
+      <w:lvlJc w:val="left"/>
+      <w:pPr>
+        <w:ind w:left="2160" w:hanging="360"/>
+      </w:pPr>
+      <w:rPr>
+        <w:rFonts w:ascii="Wingdings" w:hAnsi="Wingdings" w:hint="default"/>
+      </w:rPr>
+    </w:lvl>
+    <w:lvl w:ilvl="3" w:tplc="140A0001" w:tentative="1">
+      <w:start w:val="1"/>
+      <w:numFmt w:val="bullet"/>
+      <w:lvlText w:val=""/>
+      <w:lvlJc w:val="left"/>
+      <w:pPr>
+        <w:ind w:left="2880" w:hanging="360"/>
+      </w:pPr>
+      <w:rPr>
+        <w:rFonts w:ascii="Symbol" w:hAnsi="Symbol" w:hint="default"/>
+      </w:rPr>
+    </w:lvl>
+    <w:lvl w:ilvl="4" w:tplc="140A0003" w:tentative="1">
+      <w:start w:val="1"/>
+      <w:numFmt w:val="bullet"/>
+      <w:lvlText w:val="o"/>
+      <w:lvlJc w:val="left"/>
+      <w:pPr>
+        <w:ind w:left="3600" w:hanging="360"/>
+      </w:pPr>
+      <w:rPr>
+        <w:rFonts w:ascii="Courier New" w:hAnsi="Courier New" w:cs="Courier New" w:hint="default"/>
+      </w:rPr>
+    </w:lvl>
+    <w:lvl w:ilvl="5" w:tplc="140A0005" w:tentative="1">
+      <w:start w:val="1"/>
+      <w:numFmt w:val="bullet"/>
+      <w:lvlText w:val=""/>
+      <w:lvlJc w:val="left"/>
+      <w:pPr>
+        <w:ind w:left="4320" w:hanging="360"/>
+      </w:pPr>
+      <w:rPr>
+        <w:rFonts w:ascii="Wingdings" w:hAnsi="Wingdings" w:hint="default"/>
+      </w:rPr>
+    </w:lvl>
+    <w:lvl w:ilvl="6" w:tplc="140A0001" w:tentative="1">
+      <w:start w:val="1"/>
+      <w:numFmt w:val="bullet"/>
+      <w:lvlText w:val=""/>
+      <w:lvlJc w:val="left"/>
+      <w:pPr>
+        <w:ind w:left="5040" w:hanging="360"/>
+      </w:pPr>
+      <w:rPr>
+        <w:rFonts w:ascii="Symbol" w:hAnsi="Symbol" w:hint="default"/>
+      </w:rPr>
+    </w:lvl>
+    <w:lvl w:ilvl="7" w:tplc="140A0003" w:tentative="1">
+      <w:start w:val="1"/>
+      <w:numFmt w:val="bullet"/>
+      <w:lvlText w:val="o"/>
+      <w:lvlJc w:val="left"/>
+      <w:pPr>
+        <w:ind w:left="5760" w:hanging="360"/>
+      </w:pPr>
+      <w:rPr>
+        <w:rFonts w:ascii="Courier New" w:hAnsi="Courier New" w:cs="Courier New" w:hint="default"/>
+      </w:rPr>
+    </w:lvl>
+    <w:lvl w:ilvl="8" w:tplc="140A0005" w:tentative="1">
+      <w:start w:val="1"/>
+      <w:numFmt w:val="bullet"/>
+      <w:lvlText w:val=""/>
+      <w:lvlJc w:val="left"/>
+      <w:pPr>
+        <w:ind w:left="6480" w:hanging="360"/>
+      </w:pPr>
+      <w:rPr>
+        <w:rFonts w:ascii="Wingdings" w:hAnsi="Wingdings" w:hint="default"/>
+      </w:rPr>
+    </w:lvl>
+  </w:abstractNum>
+  <w:abstractNum w:abstractNumId="12" w15:restartNumberingAfterBreak="0">
     <w:nsid w:val="77F544BE"/>
     <w:multiLevelType w:val="hybridMultilevel"/>
     <w:tmpl w:val="3CB8B59C"/>
@@ -486,14 +4436,196 @@
       </w:pPr>
     </w:lvl>
   </w:abstractNum>
+  <w:abstractNum w:abstractNumId="13" w15:restartNumberingAfterBreak="0">
+    <w:nsid w:val="78CE3D74"/>
+    <w:multiLevelType w:val="multilevel"/>
+    <w:tmpl w:val="AB985B3E"/>
+    <w:lvl w:ilvl="0">
+      <w:start w:val="1"/>
+      <w:numFmt w:val="bullet"/>
+      <w:lvlText w:val=""/>
+      <w:lvlJc w:val="left"/>
+      <w:pPr>
+        <w:tabs>
+          <w:tab w:val="num" w:pos="720"/>
+        </w:tabs>
+        <w:ind w:left="720" w:hanging="360"/>
+      </w:pPr>
+      <w:rPr>
+        <w:rFonts w:ascii="Symbol" w:hAnsi="Symbol" w:hint="default"/>
+        <w:sz w:val="20"/>
+      </w:rPr>
+    </w:lvl>
+    <w:lvl w:ilvl="1" w:tentative="1">
+      <w:start w:val="1"/>
+      <w:numFmt w:val="bullet"/>
+      <w:lvlText w:val="o"/>
+      <w:lvlJc w:val="left"/>
+      <w:pPr>
+        <w:tabs>
+          <w:tab w:val="num" w:pos="1440"/>
+        </w:tabs>
+        <w:ind w:left="1440" w:hanging="360"/>
+      </w:pPr>
+      <w:rPr>
+        <w:rFonts w:ascii="Courier New" w:hAnsi="Courier New" w:hint="default"/>
+        <w:sz w:val="20"/>
+      </w:rPr>
+    </w:lvl>
+    <w:lvl w:ilvl="2" w:tentative="1">
+      <w:start w:val="1"/>
+      <w:numFmt w:val="bullet"/>
+      <w:lvlText w:val=""/>
+      <w:lvlJc w:val="left"/>
+      <w:pPr>
+        <w:tabs>
+          <w:tab w:val="num" w:pos="2160"/>
+        </w:tabs>
+        <w:ind w:left="2160" w:hanging="360"/>
+      </w:pPr>
+      <w:rPr>
+        <w:rFonts w:ascii="Wingdings" w:hAnsi="Wingdings" w:hint="default"/>
+        <w:sz w:val="20"/>
+      </w:rPr>
+    </w:lvl>
+    <w:lvl w:ilvl="3" w:tentative="1">
+      <w:start w:val="1"/>
+      <w:numFmt w:val="bullet"/>
+      <w:lvlText w:val=""/>
+      <w:lvlJc w:val="left"/>
+      <w:pPr>
+        <w:tabs>
+          <w:tab w:val="num" w:pos="2880"/>
+        </w:tabs>
+        <w:ind w:left="2880" w:hanging="360"/>
+      </w:pPr>
+      <w:rPr>
+        <w:rFonts w:ascii="Wingdings" w:hAnsi="Wingdings" w:hint="default"/>
+        <w:sz w:val="20"/>
+      </w:rPr>
+    </w:lvl>
+    <w:lvl w:ilvl="4" w:tentative="1">
+      <w:start w:val="1"/>
+      <w:numFmt w:val="bullet"/>
+      <w:lvlText w:val=""/>
+      <w:lvlJc w:val="left"/>
+      <w:pPr>
+        <w:tabs>
+          <w:tab w:val="num" w:pos="3600"/>
+        </w:tabs>
+        <w:ind w:left="3600" w:hanging="360"/>
+      </w:pPr>
+      <w:rPr>
+        <w:rFonts w:ascii="Wingdings" w:hAnsi="Wingdings" w:hint="default"/>
+        <w:sz w:val="20"/>
+      </w:rPr>
+    </w:lvl>
+    <w:lvl w:ilvl="5" w:tentative="1">
+      <w:start w:val="1"/>
+      <w:numFmt w:val="bullet"/>
+      <w:lvlText w:val=""/>
+      <w:lvlJc w:val="left"/>
+      <w:pPr>
+        <w:tabs>
+          <w:tab w:val="num" w:pos="4320"/>
+        </w:tabs>
+        <w:ind w:left="4320" w:hanging="360"/>
+      </w:pPr>
+      <w:rPr>
+        <w:rFonts w:ascii="Wingdings" w:hAnsi="Wingdings" w:hint="default"/>
+        <w:sz w:val="20"/>
+      </w:rPr>
+    </w:lvl>
+    <w:lvl w:ilvl="6" w:tentative="1">
+      <w:start w:val="1"/>
+      <w:numFmt w:val="bullet"/>
+      <w:lvlText w:val=""/>
+      <w:lvlJc w:val="left"/>
+      <w:pPr>
+        <w:tabs>
+          <w:tab w:val="num" w:pos="5040"/>
+        </w:tabs>
+        <w:ind w:left="5040" w:hanging="360"/>
+      </w:pPr>
+      <w:rPr>
+        <w:rFonts w:ascii="Wingdings" w:hAnsi="Wingdings" w:hint="default"/>
+        <w:sz w:val="20"/>
+      </w:rPr>
+    </w:lvl>
+    <w:lvl w:ilvl="7" w:tentative="1">
+      <w:start w:val="1"/>
+      <w:numFmt w:val="bullet"/>
+      <w:lvlText w:val=""/>
+      <w:lvlJc w:val="left"/>
+      <w:pPr>
+        <w:tabs>
+          <w:tab w:val="num" w:pos="5760"/>
+        </w:tabs>
+        <w:ind w:left="5760" w:hanging="360"/>
+      </w:pPr>
+      <w:rPr>
+        <w:rFonts w:ascii="Wingdings" w:hAnsi="Wingdings" w:hint="default"/>
+        <w:sz w:val="20"/>
+      </w:rPr>
+    </w:lvl>
+    <w:lvl w:ilvl="8" w:tentative="1">
+      <w:start w:val="1"/>
+      <w:numFmt w:val="bullet"/>
+      <w:lvlText w:val=""/>
+      <w:lvlJc w:val="left"/>
+      <w:pPr>
+        <w:tabs>
+          <w:tab w:val="num" w:pos="6480"/>
+        </w:tabs>
+        <w:ind w:left="6480" w:hanging="360"/>
+      </w:pPr>
+      <w:rPr>
+        <w:rFonts w:ascii="Wingdings" w:hAnsi="Wingdings" w:hint="default"/>
+        <w:sz w:val="20"/>
+      </w:rPr>
+    </w:lvl>
+  </w:abstractNum>
   <w:num w:numId="1" w16cid:durableId="1240554899">
-    <w:abstractNumId w:val="2"/>
+    <w:abstractNumId w:val="12"/>
   </w:num>
   <w:num w:numId="2" w16cid:durableId="1973050586">
-    <w:abstractNumId w:val="1"/>
+    <w:abstractNumId w:val="3"/>
   </w:num>
   <w:num w:numId="3" w16cid:durableId="67583213">
     <w:abstractNumId w:val="0"/>
+  </w:num>
+  <w:num w:numId="4" w16cid:durableId="1451583353">
+    <w:abstractNumId w:val="5"/>
+  </w:num>
+  <w:num w:numId="5" w16cid:durableId="1599946363">
+    <w:abstractNumId w:val="9"/>
+  </w:num>
+  <w:num w:numId="6" w16cid:durableId="738752482">
+    <w:abstractNumId w:val="4"/>
+  </w:num>
+  <w:num w:numId="7" w16cid:durableId="1615212273">
+    <w:abstractNumId w:val="10"/>
+  </w:num>
+  <w:num w:numId="8" w16cid:durableId="474493931">
+    <w:abstractNumId w:val="2"/>
+  </w:num>
+  <w:num w:numId="9" w16cid:durableId="29113637">
+    <w:abstractNumId w:val="1"/>
+  </w:num>
+  <w:num w:numId="10" w16cid:durableId="1843465404">
+    <w:abstractNumId w:val="13"/>
+  </w:num>
+  <w:num w:numId="11" w16cid:durableId="27225730">
+    <w:abstractNumId w:val="7"/>
+  </w:num>
+  <w:num w:numId="12" w16cid:durableId="1874267752">
+    <w:abstractNumId w:val="6"/>
+  </w:num>
+  <w:num w:numId="13" w16cid:durableId="1753970023">
+    <w:abstractNumId w:val="11"/>
+  </w:num>
+  <w:num w:numId="14" w16cid:durableId="831482371">
+    <w:abstractNumId w:val="8"/>
   </w:num>
 </w:numbering>
 </file>
@@ -1101,7 +5233,6 @@
   <w:style w:type="character" w:default="1" w:styleId="Fuentedeprrafopredeter">
     <w:name w:val="Default Paragraph Font"/>
     <w:uiPriority w:val="1"/>
-    <w:semiHidden/>
     <w:unhideWhenUsed/>
   </w:style>
   <w:style w:type="table" w:default="1" w:styleId="Tablanormal">

--- a/Bitácora.docx
+++ b/Bitácora.docx
@@ -14,314 +14,250 @@
           <w:b/>
           <w:bCs/>
         </w:rPr>
-        <w:t>Lista de Materiales:</w:t>
-      </w:r>
-    </w:p>
-    <w:p>
-      <w:r>
-        <w:tab/>
-      </w:r>
-      <w:r>
-        <w:t>FTC Starter Kit V3.1</w:t>
-      </w:r>
-    </w:p>
-    <w:p/>
-    <w:p>
-      <w:pPr>
-        <w:ind w:firstLine="708"/>
-        <w:rPr>
-          <w:lang w:val="en-US"/>
-        </w:rPr>
-      </w:pPr>
-      <w:r>
-        <w:rPr>
-          <w:lang w:val="en-US"/>
-        </w:rPr>
-        <w:t>Barras:</w:t>
-      </w:r>
-    </w:p>
-    <w:p>
-      <w:pPr>
-        <w:pStyle w:val="Prrafodelista"/>
-        <w:rPr>
-          <w:lang w:val="en-US"/>
-        </w:rPr>
-      </w:pPr>
-      <w:r>
-        <w:rPr>
-          <w:lang w:val="en-US"/>
-        </w:rPr>
-        <w:t xml:space="preserve">15mm Extrusion - 1m - 90° Ends - Clear Anodized </w:t>
-      </w:r>
-    </w:p>
-    <w:p>
-      <w:pPr>
-        <w:pStyle w:val="Prrafodelista"/>
-        <w:rPr>
-          <w:lang w:val="en-US"/>
-        </w:rPr>
-      </w:pPr>
-      <w:r>
-        <w:rPr>
-          <w:lang w:val="en-US"/>
-        </w:rPr>
-        <w:t>15mm Plastic Inside Corner Bracket - 8 Pack</w:t>
-      </w:r>
-    </w:p>
-    <w:p>
-      <w:pPr>
-        <w:pStyle w:val="Prrafodelista"/>
-        <w:rPr>
-          <w:lang w:val="en-US"/>
-        </w:rPr>
-      </w:pPr>
-      <w:r>
-        <w:rPr>
-          <w:lang w:val="en-US"/>
-        </w:rPr>
-        <w:t>Rounded UltraHex Shaft - 36in Long</w:t>
-      </w:r>
-    </w:p>
-    <w:p>
-      <w:pPr>
-        <w:pStyle w:val="Prrafodelista"/>
-        <w:rPr>
-          <w:lang w:val="en-US"/>
-        </w:rPr>
-      </w:pPr>
-    </w:p>
-    <w:p>
-      <w:pPr>
-        <w:ind w:firstLine="708"/>
-        <w:rPr>
-          <w:lang w:val="en-US"/>
-        </w:rPr>
-      </w:pPr>
-      <w:r>
-        <w:rPr>
-          <w:lang w:val="en-US"/>
-        </w:rPr>
-        <w:t>Ruedas:</w:t>
-      </w:r>
-    </w:p>
-    <w:p>
-      <w:pPr>
-        <w:ind w:firstLine="708"/>
-        <w:rPr>
-          <w:lang w:val="en-US"/>
-        </w:rPr>
-      </w:pPr>
-      <w:r>
-        <w:rPr>
-          <w:lang w:val="en-US"/>
-        </w:rPr>
-        <w:t>90mm Traction Wheel - 2 Pack (REV-41-1354-PK2)</w:t>
-      </w:r>
-    </w:p>
-    <w:p>
-      <w:pPr>
-        <w:rPr>
-          <w:lang w:val="en-US"/>
-        </w:rPr>
-      </w:pPr>
-    </w:p>
-    <w:p>
-      <w:pPr>
-        <w:ind w:firstLine="708"/>
-        <w:rPr>
-          <w:lang w:val="en-US"/>
-        </w:rPr>
-      </w:pPr>
-      <w:r>
-        <w:rPr>
-          <w:lang w:val="en-US"/>
-        </w:rPr>
-        <w:t xml:space="preserve">Tornillos y </w:t>
-      </w:r>
-      <w:proofErr w:type="spellStart"/>
-      <w:r>
-        <w:rPr>
-          <w:lang w:val="en-US"/>
-        </w:rPr>
-        <w:t>tuercas</w:t>
-      </w:r>
-      <w:proofErr w:type="spellEnd"/>
-      <w:r>
-        <w:rPr>
-          <w:lang w:val="en-US"/>
-        </w:rPr>
-        <w:t>:</w:t>
-      </w:r>
-    </w:p>
-    <w:p>
-      <w:pPr>
-        <w:pStyle w:val="Prrafodelista"/>
-        <w:rPr>
-          <w:lang w:val="en-US"/>
-        </w:rPr>
-      </w:pPr>
-      <w:r>
-        <w:rPr>
-          <w:lang w:val="en-US"/>
-        </w:rPr>
-        <w:t xml:space="preserve">M3 </w:t>
-      </w:r>
-      <w:proofErr w:type="spellStart"/>
-      <w:r>
-        <w:rPr>
-          <w:lang w:val="en-US"/>
-        </w:rPr>
-        <w:t>Nyloc</w:t>
-      </w:r>
-      <w:proofErr w:type="spellEnd"/>
-      <w:r>
-        <w:rPr>
-          <w:lang w:val="en-US"/>
-        </w:rPr>
-        <w:t xml:space="preserve"> Nuts - 100 Pack</w:t>
-      </w:r>
-    </w:p>
-    <w:p>
-      <w:pPr>
-        <w:pStyle w:val="Prrafodelista"/>
-        <w:rPr>
-          <w:lang w:val="en-US"/>
-        </w:rPr>
-      </w:pPr>
-      <w:r>
-        <w:rPr>
-          <w:lang w:val="en-US"/>
-        </w:rPr>
-        <w:t>(REV-41-1359-PK100) M3 x 8mm Hex Cap Screws - 100 PackM3 x 8mm Hex Cap Screws - 100 Pack</w:t>
-      </w:r>
-    </w:p>
-    <w:p>
-      <w:pPr>
-        <w:pStyle w:val="Prrafodelista"/>
-        <w:rPr>
-          <w:lang w:val="en-US"/>
-        </w:rPr>
-      </w:pPr>
-    </w:p>
-    <w:p>
-      <w:pPr>
-        <w:pStyle w:val="Prrafodelista"/>
-        <w:rPr>
-          <w:lang w:val="en-US"/>
-        </w:rPr>
-      </w:pPr>
-    </w:p>
-    <w:p>
-      <w:pPr>
-        <w:ind w:firstLine="708"/>
-        <w:rPr>
-          <w:lang w:val="en-US"/>
-        </w:rPr>
-      </w:pPr>
-      <w:proofErr w:type="spellStart"/>
-      <w:r>
-        <w:rPr>
-          <w:lang w:val="en-US"/>
-        </w:rPr>
-        <w:t>Baterías</w:t>
-      </w:r>
-      <w:proofErr w:type="spellEnd"/>
-      <w:r>
-        <w:rPr>
-          <w:lang w:val="en-US"/>
-        </w:rPr>
-        <w:t xml:space="preserve"> y </w:t>
-      </w:r>
-      <w:proofErr w:type="spellStart"/>
-      <w:r>
-        <w:rPr>
-          <w:lang w:val="en-US"/>
-        </w:rPr>
-        <w:t>motores</w:t>
-      </w:r>
-      <w:proofErr w:type="spellEnd"/>
-      <w:r>
-        <w:rPr>
-          <w:lang w:val="en-US"/>
-        </w:rPr>
-        <w:t>:</w:t>
-      </w:r>
-    </w:p>
-    <w:p>
-      <w:pPr>
-        <w:pStyle w:val="Prrafodelista"/>
-        <w:rPr>
-          <w:lang w:val="en-US"/>
-        </w:rPr>
-      </w:pPr>
-      <w:r>
-        <w:rPr>
-          <w:lang w:val="en-US"/>
-        </w:rPr>
-        <w:t>12V Slim Battery</w:t>
-      </w:r>
-    </w:p>
-    <w:p>
-      <w:pPr>
-        <w:pStyle w:val="Prrafodelista"/>
-        <w:rPr>
-          <w:lang w:val="en-US"/>
-        </w:rPr>
-      </w:pPr>
-    </w:p>
-    <w:p>
-      <w:pPr>
-        <w:pStyle w:val="Prrafodelista"/>
-        <w:rPr>
-          <w:lang w:val="en-US"/>
-        </w:rPr>
-      </w:pPr>
-    </w:p>
-    <w:p>
-      <w:pPr>
-        <w:pStyle w:val="Prrafodelista"/>
-        <w:rPr>
-          <w:lang w:val="en-US"/>
-        </w:rPr>
-      </w:pPr>
-    </w:p>
-    <w:p>
-      <w:pPr>
-        <w:pStyle w:val="Prrafodelista"/>
-        <w:rPr>
-          <w:lang w:val="en-US"/>
-        </w:rPr>
-      </w:pPr>
-    </w:p>
-    <w:p>
-      <w:pPr>
+        <w:t xml:space="preserve"> </w:t>
+      </w:r>
+      <w:r>
         <w:rPr>
           <w:b/>
           <w:bCs/>
         </w:rPr>
-      </w:pPr>
-      <w:r>
+        <w:t>Lista de Materiales:</w:t>
+      </w:r>
+    </w:p>
+    <w:p>
+      <w:r>
+        <w:t xml:space="preserve">La lista de materiales que utilizamos para nuestro auto fue </w:t>
+      </w:r>
+      <w:r>
+        <w:t>basada</w:t>
+      </w:r>
+      <w:r>
+        <w:t xml:space="preserve"> en el </w:t>
+      </w:r>
+      <w:r>
+        <w:t>FTC Starter</w:t>
+      </w:r>
+      <w:r>
+        <w:t xml:space="preserve"> </w:t>
+      </w:r>
+      <w:r>
+        <w:t>Kit V3.1</w:t>
+      </w:r>
+      <w:r>
+        <w:t>.</w:t>
+      </w:r>
+    </w:p>
+    <w:p/>
+    <w:p>
+      <w:pPr>
+        <w:ind w:firstLine="708"/>
+        <w:rPr>
+          <w:lang w:val="en-US"/>
+        </w:rPr>
+      </w:pPr>
+      <w:r>
+        <w:rPr>
+          <w:lang w:val="en-US"/>
+        </w:rPr>
+        <w:t>Barras:</w:t>
+      </w:r>
+    </w:p>
+    <w:p>
+      <w:pPr>
+        <w:pStyle w:val="Prrafodelista"/>
+        <w:rPr>
+          <w:lang w:val="en-US"/>
+        </w:rPr>
+      </w:pPr>
+      <w:r>
+        <w:rPr>
+          <w:lang w:val="en-US"/>
+        </w:rPr>
+        <w:t xml:space="preserve">15mm Extrusion - 1m - 90° Ends - Clear Anodized </w:t>
+      </w:r>
+    </w:p>
+    <w:p>
+      <w:pPr>
+        <w:pStyle w:val="Prrafodelista"/>
+        <w:rPr>
+          <w:lang w:val="en-US"/>
+        </w:rPr>
+      </w:pPr>
+      <w:r>
+        <w:rPr>
+          <w:lang w:val="en-US"/>
+        </w:rPr>
+        <w:t>15mm Plastic Inside Corner Bracket - 8 Pack</w:t>
+      </w:r>
+    </w:p>
+    <w:p>
+      <w:pPr>
+        <w:pStyle w:val="Prrafodelista"/>
+        <w:rPr>
+          <w:lang w:val="en-US"/>
+        </w:rPr>
+      </w:pPr>
+      <w:r>
+        <w:rPr>
+          <w:lang w:val="en-US"/>
+        </w:rPr>
+        <w:t>Rounded UltraHex Shaft - 36in Long</w:t>
+      </w:r>
+    </w:p>
+    <w:p>
+      <w:pPr>
+        <w:pStyle w:val="Prrafodelista"/>
+        <w:rPr>
+          <w:lang w:val="en-US"/>
+        </w:rPr>
+      </w:pPr>
+    </w:p>
+    <w:p>
+      <w:pPr>
+        <w:ind w:firstLine="708"/>
+        <w:rPr>
+          <w:lang w:val="en-US"/>
+        </w:rPr>
+      </w:pPr>
+      <w:r>
+        <w:rPr>
+          <w:lang w:val="en-US"/>
+        </w:rPr>
+        <w:t>Ruedas:</w:t>
+      </w:r>
+    </w:p>
+    <w:p>
+      <w:pPr>
+        <w:ind w:firstLine="708"/>
+        <w:rPr>
+          <w:lang w:val="en-US"/>
+        </w:rPr>
+      </w:pPr>
+      <w:r>
+        <w:rPr>
+          <w:lang w:val="en-US"/>
+        </w:rPr>
+        <w:t>90mm Traction Wheel - 2 Pack (REV-41-1354-PK2)</w:t>
+      </w:r>
+    </w:p>
+    <w:p>
+      <w:pPr>
+        <w:rPr>
+          <w:lang w:val="en-US"/>
+        </w:rPr>
+      </w:pPr>
+    </w:p>
+    <w:p>
+      <w:pPr>
+        <w:ind w:firstLine="708"/>
+      </w:pPr>
+      <w:r>
+        <w:t>Tornillos y tuercas:</w:t>
+      </w:r>
+    </w:p>
+    <w:p>
+      <w:pPr>
+        <w:pStyle w:val="Prrafodelista"/>
+      </w:pPr>
+      <w:r>
+        <w:t>M3 Nyloc Nuts - 100 Pack</w:t>
+      </w:r>
+    </w:p>
+    <w:p>
+      <w:pPr>
+        <w:pStyle w:val="Prrafodelista"/>
+        <w:rPr>
+          <w:lang w:val="en-US"/>
+        </w:rPr>
+      </w:pPr>
+      <w:r>
+        <w:rPr>
+          <w:lang w:val="en-US"/>
+        </w:rPr>
+        <w:t>(REV-41-1359-PK100) M3 x 8mm Hex Cap Screws - 100 PackM3 x 8mm Hex Cap Screws - 100 Pack</w:t>
+      </w:r>
+    </w:p>
+    <w:p>
+      <w:pPr>
+        <w:pStyle w:val="Prrafodelista"/>
+        <w:rPr>
+          <w:lang w:val="en-US"/>
+        </w:rPr>
+      </w:pPr>
+    </w:p>
+    <w:p>
+      <w:pPr>
+        <w:pStyle w:val="Prrafodelista"/>
+        <w:rPr>
+          <w:lang w:val="en-US"/>
+        </w:rPr>
+      </w:pPr>
+    </w:p>
+    <w:p>
+      <w:pPr>
+        <w:ind w:firstLine="708"/>
+      </w:pPr>
+      <w:r>
+        <w:t>Baterías y motores:</w:t>
+      </w:r>
+    </w:p>
+    <w:p>
+      <w:pPr>
+        <w:pStyle w:val="Prrafodelista"/>
+      </w:pPr>
+      <w:r>
+        <w:t>12V Slim Battery</w:t>
+      </w:r>
+    </w:p>
+    <w:p>
+      <w:pPr>
+        <w:pStyle w:val="Prrafodelista"/>
+      </w:pPr>
+    </w:p>
+    <w:p>
+      <w:pPr>
+        <w:pStyle w:val="Prrafodelista"/>
+      </w:pPr>
+    </w:p>
+    <w:p>
+      <w:pPr>
+        <w:pStyle w:val="Prrafodelista"/>
+      </w:pPr>
+    </w:p>
+    <w:p>
+      <w:pPr>
+        <w:pStyle w:val="Prrafodelista"/>
+      </w:pPr>
+    </w:p>
+    <w:p>
+      <w:pPr>
         <w:rPr>
           <w:b/>
           <w:bCs/>
         </w:rPr>
-        <w:t>23-03-2026</w:t>
-      </w:r>
-      <w:r>
-        <w:t xml:space="preserve"> </w:t>
-      </w:r>
+      </w:pPr>
       <w:r>
         <w:rPr>
           <w:b/>
           <w:bCs/>
         </w:rPr>
-        <w:t xml:space="preserve">– </w:t>
+        <w:t>23-03-2026</w:t>
+      </w:r>
+      <w:r>
+        <w:t xml:space="preserve"> </w:t>
       </w:r>
       <w:r>
         <w:rPr>
           <w:b/>
           <w:bCs/>
         </w:rPr>
+        <w:t xml:space="preserve">– </w:t>
+      </w:r>
+      <w:r>
+        <w:rPr>
+          <w:b/>
+          <w:bCs/>
+        </w:rPr>
         <w:t>Episodio 1: “¿Qué haremos?”</w:t>
       </w:r>
     </w:p>
@@ -337,10 +273,7 @@
     </w:p>
     <w:p>
       <w:r>
-        <w:t>Habíamos leído los documentos sobre las instrucciones y reglas, además de ver el video de cómo será el challenge este año. No teníamos nada armado</w:t>
-      </w:r>
-      <w:r>
-        <w:t>, así que iniciamos con esto:</w:t>
+        <w:t>Habíamos leído los documentos sobre las instrucciones y reglas, además de ver el video de cómo será el challenge este año. No teníamos nada armado, así que iniciamos con esto:</w:t>
       </w:r>
     </w:p>
     <w:p>
@@ -401,13 +334,7 @@
         <w:t xml:space="preserve">utilizaremos para el modelo final: optamos por </w:t>
       </w:r>
       <w:r>
-        <w:t xml:space="preserve">el </w:t>
-      </w:r>
-      <w:r>
-        <w:t>FTC Starter Kit V3.1</w:t>
-      </w:r>
-      <w:r>
-        <w:t xml:space="preserve"> de REV Robotics, pues </w:t>
+        <w:t xml:space="preserve">el FTC Starter Kit V3.1 de REV Robotics, pues </w:t>
       </w:r>
       <w:r>
         <w:t>ya lo hemos utilizado antes y estamos más familiarizados</w:t>
@@ -574,10 +501,7 @@
         <w:t xml:space="preserve">Sabiendo que vamos a usar la </w:t>
       </w:r>
       <w:r>
-        <w:t>12V Slim Battery</w:t>
-      </w:r>
-      <w:r>
-        <w:t xml:space="preserve"> de REV Robotics, dividimos el voltaje entre los 5 tubos que tiene, para un valor de 2.4V por tubo. Entonces decidimos que, para reducir el peso, quitaríamos 2 tubos de la batería y le quedaría 7.2V (esto con tres tubos).</w:t>
+        <w:t>12V Slim Battery de REV Robotics, dividimos el voltaje entre los 5 tubos que tiene, para un valor de 2.4V por tubo. Entonces decidimos que, para reducir el peso, quitaríamos 2 tubos de la batería y le quedaría 7.2V (esto con tres tubos).</w:t>
       </w:r>
     </w:p>
     <w:p/>
@@ -612,330 +536,19 @@
           <w:b/>
           <w:bCs/>
         </w:rPr>
-        <w:t>”</w:t>
-      </w:r>
-    </w:p>
-    <w:p>
-      <w:r>
-        <w:t>Participantes: Mario, Alessandro y Rebeca</w:t>
-      </w:r>
-    </w:p>
-    <w:p>
-      <w:r>
-        <w:t>Actividades Realizadas:</w:t>
-      </w:r>
-    </w:p>
-    <w:p>
-      <w:r>
-        <w:t>Empezamos a montar las cuatro barras principales</w:t>
-      </w:r>
-      <w:r>
-        <w:t xml:space="preserve"> </w:t>
-      </w:r>
-      <w:r>
-        <w:t xml:space="preserve">15mm Extrusion - 1m - 90° Ends - Clear </w:t>
-      </w:r>
-      <w:proofErr w:type="spellStart"/>
-      <w:r>
-        <w:t>Anodized</w:t>
-      </w:r>
-      <w:proofErr w:type="spellEnd"/>
-      <w:r>
-        <w:t xml:space="preserve"> con 21cm las laterales y 10cm las centrales; cada una</w:t>
-      </w:r>
-      <w:r>
-        <w:t xml:space="preserve"> uniéndolas con </w:t>
-      </w:r>
-      <w:r>
-        <w:t xml:space="preserve">15mm </w:t>
-      </w:r>
-      <w:proofErr w:type="spellStart"/>
-      <w:r>
-        <w:t>Plastic</w:t>
-      </w:r>
-      <w:proofErr w:type="spellEnd"/>
-      <w:r>
-        <w:t xml:space="preserve"> </w:t>
-      </w:r>
-      <w:proofErr w:type="spellStart"/>
-      <w:r>
-        <w:t>Inside</w:t>
-      </w:r>
-      <w:proofErr w:type="spellEnd"/>
-      <w:r>
-        <w:t xml:space="preserve"> Corner Bracket</w:t>
-      </w:r>
-      <w:r>
-        <w:t xml:space="preserve"> y</w:t>
-      </w:r>
-      <w:r>
-        <w:t xml:space="preserve"> </w:t>
-      </w:r>
-      <w:r>
-        <w:t>M3 x 8mm Hex Cap Screws</w:t>
-      </w:r>
-      <w:r>
-        <w:t xml:space="preserve">. </w:t>
-      </w:r>
-    </w:p>
-    <w:p>
-      <w:r>
-        <w:t>Además,</w:t>
-      </w:r>
-      <w:r>
-        <w:t xml:space="preserve"> pusimos el eje </w:t>
-      </w:r>
-      <w:r>
-        <w:t>Rounded UltraHex Shaft</w:t>
-      </w:r>
-      <w:r>
-        <w:t>, con un largo de 19cm</w:t>
-      </w:r>
-      <w:r>
-        <w:t xml:space="preserve"> para soportar el motor y </w:t>
-      </w:r>
-      <w:r>
-        <w:t>las dos llantas</w:t>
-      </w:r>
-      <w:r>
-        <w:t xml:space="preserve"> traseras</w:t>
-      </w:r>
-      <w:r>
-        <w:t xml:space="preserve"> </w:t>
-      </w:r>
-      <w:r>
-        <w:t xml:space="preserve">90mm </w:t>
-      </w:r>
-      <w:proofErr w:type="spellStart"/>
-      <w:r>
-        <w:t>Traction</w:t>
-      </w:r>
-      <w:proofErr w:type="spellEnd"/>
-      <w:r>
-        <w:t xml:space="preserve"> Wheel </w:t>
-      </w:r>
-    </w:p>
-    <w:p>
-      <w:r>
-        <w:t xml:space="preserve">uniéndolas a las barras con </w:t>
-      </w:r>
-    </w:p>
-    <w:p/>
-    <w:p>
-      <w:r>
-        <w:t xml:space="preserve"> </w:t>
-      </w:r>
-    </w:p>
-    <w:p/>
-    <w:p>
-      <w:r>
-        <w:t xml:space="preserve">, además de poner el eje, las dos llantas y el motor trasero. Luego pusimos el servo direccionándolo hacia arriba. </w:t>
-      </w:r>
-    </w:p>
-    <w:p/>
-    <w:p/>
-    <w:p/>
-    <w:p/>
-    <w:p/>
-    <w:p>
+        <w:t>Un esqueleto firme</w:t>
+      </w:r>
       <w:r>
         <w:rPr>
           <w:b/>
           <w:bCs/>
         </w:rPr>
-        <w:t>10-04-2026</w:t>
-      </w:r>
-      <w:r>
-        <w:t xml:space="preserve"> </w:t>
-      </w:r>
-      <w:r>
-        <w:rPr>
-          <w:b/>
-          <w:bCs/>
-        </w:rPr>
-        <w:t>–</w:t>
-      </w:r>
-      <w:r>
-        <w:rPr>
-          <w:b/>
-          <w:bCs/>
-        </w:rPr>
-        <w:t xml:space="preserve"> </w:t>
-      </w:r>
-      <w:r>
-        <w:rPr>
-          <w:b/>
-          <w:bCs/>
-        </w:rPr>
-        <w:t>Episodio 4: “”</w:t>
-      </w:r>
-    </w:p>
-    <w:p>
-      <w:r>
-        <w:t>Participantes: Mario y Alessandro</w:t>
-      </w:r>
-    </w:p>
-    <w:p>
-      <w:r>
-        <w:t>Actividades Realizadas:</w:t>
-      </w:r>
-    </w:p>
-    <w:p>
-      <w:r>
-        <w:t>Iniciamos con el sistema de engranes del servo motor. Medimos varios engranes entre grande, medio y pequeño</w:t>
-      </w:r>
-      <w:r>
-        <w:t xml:space="preserve"> </w:t>
-      </w:r>
-      <w:r>
-        <w:t>5mm</w:t>
-      </w:r>
-      <w:r>
-        <w:t>, 8mm y 15mm</w:t>
-      </w:r>
-      <w:r>
-        <w:t xml:space="preserve"> </w:t>
-      </w:r>
-      <w:proofErr w:type="spellStart"/>
-      <w:r>
-        <w:t>Plastic</w:t>
-      </w:r>
-      <w:proofErr w:type="spellEnd"/>
-      <w:r>
-        <w:t xml:space="preserve"> Hex Bore Gears</w:t>
-      </w:r>
-      <w:r>
-        <w:t>. Al final optamos por el de 8mm si usábamos las mas grandes pegaban una con la otra y no era posible la independencia de las llantas entonces probamos con las pequeñas que ni</w:t>
-      </w:r>
-      <w:r>
-        <w:t xml:space="preserve"> </w:t>
-      </w:r>
-      <w:r>
-        <w:t>siquiera llegaban a tocarse el balance perfecto entre independencia y que llegaran a tocarse fue con las de 8mm.</w:t>
-      </w:r>
-    </w:p>
-    <w:p>
-      <w:r>
-        <w:t xml:space="preserve">Añadimos una barra a cada </w:t>
-      </w:r>
-      <w:r>
-        <w:t>engrane conectado a las barras delanteras.</w:t>
-      </w:r>
-    </w:p>
-    <w:p>
-      <w:pPr>
-        <w:rPr>
-          <w:b/>
-          <w:bCs/>
-        </w:rPr>
-      </w:pPr>
-    </w:p>
-    <w:p>
-      <w:pPr>
-        <w:rPr>
-          <w:b/>
-          <w:bCs/>
-        </w:rPr>
-      </w:pPr>
-    </w:p>
-    <w:p>
-      <w:pPr>
-        <w:rPr>
-          <w:b/>
-          <w:bCs/>
-        </w:rPr>
-      </w:pPr>
-      <w:r>
-        <w:rPr>
-          <w:b/>
-          <w:bCs/>
-        </w:rPr>
-        <w:t xml:space="preserve">13-04-2026 - </w:t>
-      </w:r>
-    </w:p>
-    <w:p>
-      <w:r>
-        <w:t xml:space="preserve">Agregamos dos </w:t>
-      </w:r>
-      <w:r>
-        <w:t xml:space="preserve">90mm </w:t>
-      </w:r>
-      <w:proofErr w:type="spellStart"/>
-      <w:r>
-        <w:t>Traction</w:t>
-      </w:r>
-      <w:proofErr w:type="spellEnd"/>
-      <w:r>
-        <w:t xml:space="preserve"> Wheel - 2 Pack (REV-41-1354-PK2)</w:t>
-      </w:r>
-      <w:r>
-        <w:t xml:space="preserve"> para ir</w:t>
-      </w:r>
-      <w:r>
-        <w:t xml:space="preserve"> en la parte trasera. Ajustamos las barras principales del largo para que no chocaran con las llantas principales delanteras, ya que al cambiar el servo de orientación de arriba hacia abajo porque al estar </w:t>
-      </w:r>
-    </w:p>
-    <w:p>
-      <w:r>
-        <w:t>Cambiamos el servo de arriba hacia abajo porque al estar viendo hacia abajo, agregándole el volumen de los engranes y el metal, iba a rayar el área de juego.</w:t>
-      </w:r>
-    </w:p>
-    <w:p/>
-    <w:p/>
-    <w:p/>
-    <w:p/>
-    <w:p/>
-    <w:p>
-      <w:r>
-        <w:rPr>
-          <w:b/>
-          <w:bCs/>
-        </w:rPr>
-        <w:t>27-04-2026</w:t>
-      </w:r>
-      <w:r>
-        <w:t xml:space="preserve"> </w:t>
-      </w:r>
-      <w:r>
-        <w:rPr>
-          <w:b/>
-          <w:bCs/>
-        </w:rPr>
-        <w:t xml:space="preserve">– </w:t>
-      </w:r>
-      <w:r>
-        <w:rPr>
-          <w:b/>
-          <w:bCs/>
-        </w:rPr>
-        <w:t>Episodio 5: “</w:t>
-      </w:r>
-      <w:r>
-        <w:rPr>
-          <w:b/>
-          <w:bCs/>
-        </w:rPr>
-        <w:t>Preparándonos para programar</w:t>
-      </w:r>
-      <w:r>
-        <w:rPr>
-          <w:b/>
-          <w:bCs/>
-        </w:rPr>
         <w:t>”</w:t>
       </w:r>
     </w:p>
     <w:p>
       <w:r>
-        <w:t>Participantes: Rebeca, Alessandro y Mario.</w:t>
-      </w:r>
-    </w:p>
-    <w:p>
-      <w:r>
-        <w:t>Estado inicial:</w:t>
-      </w:r>
-      <w:r>
-        <w:t xml:space="preserve"> El robot estaba con los dos motores </w:t>
+        <w:t>Participantes: Mario, Alessandro y Rebeca</w:t>
       </w:r>
     </w:p>
     <w:p>
@@ -948,19 +561,51 @@
         <w:pStyle w:val="Prrafodelista"/>
         <w:numPr>
           <w:ilvl w:val="0"/>
-          <w:numId w:val="2"/>
+          <w:numId w:val="24"/>
         </w:numPr>
       </w:pPr>
       <w:r>
-        <w:t xml:space="preserve">Agregamos información sobre nosotros en el </w:t>
-      </w:r>
-      <w:proofErr w:type="spellStart"/>
-      <w:r>
-        <w:t>Readme</w:t>
-      </w:r>
-      <w:proofErr w:type="spellEnd"/>
-      <w:r>
-        <w:t>: En el apartado de “Quiénes somos?” agregamos fotos y una pequeña descripción.</w:t>
+        <w:t>Montaje de la estructura principal</w:t>
+      </w:r>
+      <w:r>
+        <w:t xml:space="preserve">: </w:t>
+      </w:r>
+      <w:r>
+        <w:t>Comenzamos ensamblando las cuatro barras principales de aluminio 15mm Extrusion - 1m - 90° Ends - Clear Anodized.</w:t>
+      </w:r>
+      <w:r>
+        <w:t xml:space="preserve"> </w:t>
+      </w:r>
+      <w:r>
+        <w:t>Las laterales se cortaron a 21 cm.</w:t>
+      </w:r>
+      <w:r>
+        <w:t xml:space="preserve"> </w:t>
+      </w:r>
+      <w:r>
+        <w:rPr>
+          <w:highlight w:val="yellow"/>
+        </w:rPr>
+        <w:t>PORQUE</w:t>
+      </w:r>
+      <w:r>
+        <w:t xml:space="preserve"> </w:t>
+      </w:r>
+      <w:r>
+        <w:t>Las centrales a 10 cm</w:t>
+      </w:r>
+      <w:r>
+        <w:t xml:space="preserve">. </w:t>
+      </w:r>
+      <w:r>
+        <w:rPr>
+          <w:highlight w:val="yellow"/>
+        </w:rPr>
+        <w:t>PORQUE</w:t>
+      </w:r>
+      <w:r>
+        <w:br/>
+        <w:t>Cada barra fue unida utilizando 15mm Plastic Inside Corner Bracket y tornillos M3 x 8mm Hex Cap Screws, lo que nos dio una estructura firme y bien alineada.</w:t>
       </w:r>
     </w:p>
     <w:p>
@@ -968,284 +613,1214 @@
         <w:pStyle w:val="Prrafodelista"/>
         <w:numPr>
           <w:ilvl w:val="0"/>
-          <w:numId w:val="2"/>
+          <w:numId w:val="24"/>
         </w:numPr>
       </w:pPr>
       <w:r>
+        <w:t>Instalación del eje trasero</w:t>
+      </w:r>
+      <w:r>
+        <w:t xml:space="preserve">: </w:t>
+      </w:r>
+      <w:r>
+        <w:t>Después de tener la base lista, colocamos el Rounded UltraHex Shaft de 19 cm de largo. Este eje es el que soporta tanto el motor como las dos llantas traseras.</w:t>
+      </w:r>
+      <w:r>
+        <w:t xml:space="preserve"> </w:t>
+      </w:r>
+    </w:p>
+    <w:p>
+      <w:pPr>
+        <w:pStyle w:val="Prrafodelista"/>
+      </w:pPr>
+      <w:r>
+        <w:t>Las llantas utilizadas fueron 90mm Traction Wheel, ideales para dar buena tracción en la pista.</w:t>
+      </w:r>
+      <w:r>
+        <w:t xml:space="preserve"> </w:t>
+      </w:r>
+      <w:r>
+        <w:rPr>
+          <w:highlight w:val="yellow"/>
+        </w:rPr>
+        <w:t>PORQUE</w:t>
+      </w:r>
+      <w:r>
+        <w:t xml:space="preserve"> </w:t>
+      </w:r>
+    </w:p>
+    <w:p>
+      <w:pPr>
+        <w:pStyle w:val="Prrafodelista"/>
+      </w:pPr>
+      <w:r>
+        <w:t>El eje se fijó a las barras mediante soportes metálicos y tornillería, asegurando que quedara centrado y estable.</w:t>
+      </w:r>
+    </w:p>
+    <w:p>
+      <w:pPr>
+        <w:pStyle w:val="Prrafodelista"/>
+      </w:pPr>
+      <w:r>
+        <w:t>Una vez colocado el eje, montamos las dos llantas y el motor trasero, logrando que el sistema de propulsión quedara completo.</w:t>
+      </w:r>
+    </w:p>
+    <w:p>
+      <w:pPr>
+        <w:pStyle w:val="Prrafodelista"/>
+        <w:numPr>
+          <w:ilvl w:val="0"/>
+          <w:numId w:val="24"/>
+        </w:numPr>
+        <w:rPr>
+          <w:b/>
+          <w:bCs/>
+        </w:rPr>
+      </w:pPr>
+      <w:r>
+        <w:t>Montaje del servo de dirección</w:t>
+      </w:r>
+      <w:r>
+        <w:t xml:space="preserve">: </w:t>
+      </w:r>
+      <w:r>
+        <w:t xml:space="preserve">Finalmente, instalamos el servo de dirección, orientado hacia arriba para facilitar el control del ángulo de las ruedas delanteras. </w:t>
+      </w:r>
+      <w:r>
         <w:lastRenderedPageBreak/>
-        <w:t xml:space="preserve">Empezamos a ver guías para programar: sabemos que queremos hacer el programa desde el </w:t>
-      </w:r>
-      <w:proofErr w:type="spellStart"/>
-      <w:r>
-        <w:t>contro</w:t>
-      </w:r>
-      <w:proofErr w:type="spellEnd"/>
-      <w:r>
-        <w:t xml:space="preserve"> Hub que utilizamos anteriormente para otra competencia; lo haremos en bloques por la facilidad para nosotros (estamos más familiarizados con la programación en bloques porque es lo que hemos estado haciendo desde la primera vez que competimos juntos). Antes estábamos viendo videos pero nos resultó más fácil guiarnos específicamente por respuesta a nuestra </w:t>
-      </w:r>
-      <w:proofErr w:type="spellStart"/>
-      <w:r>
-        <w:t>poreguntas</w:t>
-      </w:r>
-      <w:proofErr w:type="spellEnd"/>
-      <w:r>
-        <w:t>.</w:t>
+        <w:t>Este servo será el encargado de girar el eje delantero y definir el rumbo del robot, tal como lo hace la dirección</w:t>
+      </w:r>
+      <w:r>
+        <w:t xml:space="preserve"> en un automóvil real.</w:t>
+      </w:r>
+    </w:p>
+    <w:p>
+      <w:r>
+        <w:t>Observaciones</w:t>
+      </w:r>
+    </w:p>
+    <w:p>
+      <w:pPr>
+        <w:numPr>
+          <w:ilvl w:val="0"/>
+          <w:numId w:val="23"/>
+        </w:numPr>
+      </w:pPr>
+      <w:r>
+        <w:t>La estructura quedó sólida y bien alineada gracias al uso de brackets internos y tornillos hexagonales.</w:t>
+      </w:r>
+    </w:p>
+    <w:p>
+      <w:pPr>
+        <w:numPr>
+          <w:ilvl w:val="0"/>
+          <w:numId w:val="23"/>
+        </w:numPr>
+      </w:pPr>
+      <w:r>
+        <w:t>El eje trasero con las llantas y el motor ya nos permite tener un sistema de propulsión funcional.</w:t>
+      </w:r>
+    </w:p>
+    <w:p>
+      <w:pPr>
+        <w:numPr>
+          <w:ilvl w:val="0"/>
+          <w:numId w:val="23"/>
+        </w:numPr>
+      </w:pPr>
+      <w:r>
+        <w:t>El servo de dirección, colocado en la parte superior, será clave para las pruebas de maniobrabilidad en los próximos ensayos.</w:t>
       </w:r>
     </w:p>
     <w:p/>
     <w:p/>
     <w:p>
-      <w:pPr>
+      <w:r>
         <w:rPr>
           <w:b/>
           <w:bCs/>
         </w:rPr>
-      </w:pPr>
+        <w:t>10-04-2026</w:t>
+      </w:r>
+      <w:r>
+        <w:t xml:space="preserve"> </w:t>
+      </w:r>
       <w:r>
         <w:rPr>
           <w:b/>
           <w:bCs/>
         </w:rPr>
-        <w:t>29-04-2026</w:t>
+        <w:t>–</w:t>
       </w:r>
       <w:r>
         <w:rPr>
           <w:b/>
           <w:bCs/>
         </w:rPr>
-        <w:t xml:space="preserve"> – Episodio 6: “”</w:t>
-      </w:r>
-    </w:p>
-    <w:p>
-      <w:r>
-        <w:t>Participantes: Mario, Rebeca y Alessandro.</w:t>
-      </w:r>
-    </w:p>
-    <w:p>
-      <w:r>
-        <w:t>Estado inicial:</w:t>
-      </w:r>
-    </w:p>
-    <w:p>
-      <w:r>
-        <w:t>Actividades Realizadas: Tenemos como objetivo definir cómo funcionará el robot, cómo será el recorrido de reloj, el recorrido de contrarreloj, el parqueo de paralelo.</w:t>
-      </w:r>
-    </w:p>
-    <w:p>
-      <w:proofErr w:type="spellStart"/>
-      <w:r>
-        <w:t>Estabamos</w:t>
-      </w:r>
-      <w:proofErr w:type="spellEnd"/>
-      <w:r>
-        <w:t xml:space="preserve"> pensando en cómo hacer para que el robot supiera en </w:t>
-      </w:r>
-      <w:proofErr w:type="spellStart"/>
-      <w:r>
-        <w:t>que</w:t>
-      </w:r>
-      <w:proofErr w:type="spellEnd"/>
-      <w:r>
-        <w:t xml:space="preserve"> sentido debe ir (si reloj o en sentido antihorario). Al inicio consideramos que midiera la distancia de las paredes frente a él y si a la derecha la pared está más Dorta que a la izquierda entonces se va en sentido de la derecha (antihorario). Sin embargo, luego de pensarlo nos dimos cuenta de que no nos funcionaría porque el hecho de que la </w:t>
-      </w:r>
-      <w:proofErr w:type="spellStart"/>
-      <w:r>
-        <w:t>psred</w:t>
-      </w:r>
-      <w:proofErr w:type="spellEnd"/>
-      <w:r>
-        <w:t xml:space="preserve"> de la izquierda sea más corta en su posición inicial no significa que los jueces indicarán que vaya en sentido antihorario, por eso decidimos que es mejor esta opción siguiente: Utilizaremos un sensor de distancia para detectar nuestra mano</w:t>
-      </w:r>
-      <w:r>
-        <w:t>,</w:t>
-      </w:r>
-      <w:r>
-        <w:t xml:space="preserve"> para que detecte en </w:t>
-      </w:r>
-      <w:proofErr w:type="spellStart"/>
-      <w:r>
-        <w:t>que</w:t>
-      </w:r>
-      <w:proofErr w:type="spellEnd"/>
-      <w:r>
-        <w:t xml:space="preserve"> sentido ir: si ponemos nuestra ma</w:t>
-      </w:r>
-      <w:r>
-        <w:t xml:space="preserve">no entonces va en un sentido, y si no la ponemos entonces va en sentido contrario. Lo que pasa es que revisando las reglas nos dimos cuenta de que no puede recibir información externa una vez que el robot esté en funcionamiento, así que esa idea quedó descartada. Y justo cuando no sabíamos qué hacer, Alessandro presentó la idea de guiarnos por lo que el equipo anterior había hecho. Entonces decidimos que vamos a intentar hacer lo que ellos hicieron: vamos a guiarnos por la distancia de las líneas: en el caso del equipo anterior ellos hicieron que si la línea azul es </w:t>
-      </w:r>
-      <w:proofErr w:type="spellStart"/>
-      <w:r>
-        <w:t>mas</w:t>
-      </w:r>
-      <w:proofErr w:type="spellEnd"/>
-      <w:r>
-        <w:t xml:space="preserve"> larga entonces se va para la izquierda y si la naranja es más larga se van para la derecha.</w:t>
+        <w:t xml:space="preserve"> </w:t>
+      </w:r>
+      <w:r>
+        <w:rPr>
+          <w:b/>
+          <w:bCs/>
+        </w:rPr>
+        <w:t>Episodio 4: “</w:t>
+      </w:r>
+      <w:r>
+        <w:rPr>
+          <w:b/>
+          <w:bCs/>
+        </w:rPr>
+        <w:t>El equilibrio de los engranes</w:t>
+      </w:r>
+      <w:r>
+        <w:rPr>
+          <w:b/>
+          <w:bCs/>
+        </w:rPr>
+        <w:t>”</w:t>
+      </w:r>
+    </w:p>
+    <w:p>
+      <w:r>
+        <w:t>Participantes: Mario y Alessandro</w:t>
+      </w:r>
+    </w:p>
+    <w:p>
+      <w:r>
+        <w:t>Actividades Realizadas:</w:t>
+      </w:r>
+    </w:p>
+    <w:p>
+      <w:pPr>
+        <w:pStyle w:val="Prrafodelista"/>
+        <w:numPr>
+          <w:ilvl w:val="0"/>
+          <w:numId w:val="30"/>
+        </w:numPr>
+      </w:pPr>
+      <w:r>
+        <w:t>Hoy empezamos a trabajar con el sistema de engranes del servo motor. La idea era encontrar el tamaño adecuado que nos permitiera tener independencia en las llantas delanteras, pero al mismo tiempo que los engranes pudieran acoplarse correctamente.</w:t>
+      </w:r>
+    </w:p>
+    <w:p>
+      <w:pPr>
+        <w:ind w:left="708"/>
+      </w:pPr>
+      <w:r>
+        <w:t>Primero medimos y probamos varios tamaños:</w:t>
+      </w:r>
+    </w:p>
+    <w:p>
+      <w:pPr>
+        <w:numPr>
+          <w:ilvl w:val="0"/>
+          <w:numId w:val="25"/>
+        </w:numPr>
+        <w:tabs>
+          <w:tab w:val="clear" w:pos="720"/>
+          <w:tab w:val="num" w:pos="1428"/>
+        </w:tabs>
+        <w:ind w:left="1428"/>
+      </w:pPr>
+      <w:r>
+        <w:t>5mm Plastic Hex Bore Gears (los más pequeños).</w:t>
+      </w:r>
+    </w:p>
+    <w:p>
+      <w:pPr>
+        <w:numPr>
+          <w:ilvl w:val="0"/>
+          <w:numId w:val="25"/>
+        </w:numPr>
+        <w:tabs>
+          <w:tab w:val="clear" w:pos="720"/>
+          <w:tab w:val="num" w:pos="1428"/>
+        </w:tabs>
+        <w:ind w:left="1428"/>
+        <w:rPr>
+          <w:lang w:val="en-US"/>
+        </w:rPr>
+      </w:pPr>
+      <w:r>
+        <w:rPr>
+          <w:lang w:val="en-US"/>
+        </w:rPr>
+        <w:t>8mm Plastic Hex Bore Gears (tamaño intermedio).</w:t>
+      </w:r>
+    </w:p>
+    <w:p>
+      <w:pPr>
+        <w:numPr>
+          <w:ilvl w:val="0"/>
+          <w:numId w:val="25"/>
+        </w:numPr>
+        <w:tabs>
+          <w:tab w:val="clear" w:pos="720"/>
+          <w:tab w:val="num" w:pos="1428"/>
+        </w:tabs>
+        <w:ind w:left="1428"/>
+      </w:pPr>
+      <w:r>
+        <w:t>15mm Plastic Hex Bore Gears (los más grandes).</w:t>
+      </w:r>
+    </w:p>
+    <w:p>
+      <w:pPr>
+        <w:ind w:left="708"/>
+      </w:pPr>
+      <w:r>
+        <w:t>Al principio pensamos que los engranes grandes nos darían más fuerza, pero al montarlos vimos que se pegaban entre sí y no permitían que las llantas trabajaran de manera independiente. Luego probamos los más pequeños, pero ni siquiera llegaban a tocarse, así que no transmitían movimiento. El balance perfecto lo encontramos con los de 8mm: suficientemente grandes para engranar bien, pero sin estorbarse entre ellos.</w:t>
+      </w:r>
+    </w:p>
+    <w:p>
+      <w:pPr>
+        <w:pStyle w:val="Prrafodelista"/>
+        <w:numPr>
+          <w:ilvl w:val="0"/>
+          <w:numId w:val="30"/>
+        </w:numPr>
+      </w:pPr>
+      <w:r>
+        <w:t>Después de definir el tamaño, añadimos una barra a cada engrane, conectándolos directamente con las barras delanteras. Esto nos permitió empezar a visualizar cómo funcionará el sistema de dirección: el servo moverá los engranes, y estos transmitirán el giro hacia las ruedas delanteras, tal como lo hace la dirección de un auto real.</w:t>
+      </w:r>
+    </w:p>
+    <w:p>
+      <w:r>
+        <w:t>Observaciones</w:t>
+      </w:r>
+    </w:p>
+    <w:p>
+      <w:pPr>
+        <w:numPr>
+          <w:ilvl w:val="0"/>
+          <w:numId w:val="26"/>
+        </w:numPr>
+      </w:pPr>
+      <w:r>
+        <w:t>Los engranes grandes daban potencia, pero sacrificaban independencia.</w:t>
+      </w:r>
+      <w:r>
+        <w:t xml:space="preserve"> </w:t>
+      </w:r>
+      <w:r>
+        <w:rPr>
+          <w:highlight w:val="yellow"/>
+        </w:rPr>
+        <w:t>PORQUE</w:t>
+      </w:r>
+    </w:p>
+    <w:p>
+      <w:pPr>
+        <w:numPr>
+          <w:ilvl w:val="0"/>
+          <w:numId w:val="26"/>
+        </w:numPr>
+      </w:pPr>
+      <w:r>
+        <w:lastRenderedPageBreak/>
+        <w:t>Los pequeños no lograban transmitir movimiento.</w:t>
+      </w:r>
+      <w:r>
+        <w:t xml:space="preserve"> </w:t>
+      </w:r>
+      <w:r>
+        <w:rPr>
+          <w:highlight w:val="yellow"/>
+        </w:rPr>
+        <w:t>PORQUE</w:t>
+      </w:r>
+    </w:p>
+    <w:p>
+      <w:pPr>
+        <w:numPr>
+          <w:ilvl w:val="0"/>
+          <w:numId w:val="26"/>
+        </w:numPr>
+      </w:pPr>
+      <w:r>
+        <w:t>Los de 8mm fueron el punto medio ideal: independencia + contacto suficiente.</w:t>
+      </w:r>
+    </w:p>
+    <w:p>
+      <w:pPr>
+        <w:numPr>
+          <w:ilvl w:val="0"/>
+          <w:numId w:val="26"/>
+        </w:numPr>
+      </w:pPr>
+      <w:r>
+        <w:t>Con las barras añadidas, ya tenemos la base del sistema de dirección lista para pruebas.</w:t>
+      </w:r>
+    </w:p>
+    <w:p>
+      <w:pPr>
+        <w:rPr>
+          <w:b/>
+          <w:bCs/>
+        </w:rPr>
+      </w:pPr>
+    </w:p>
+    <w:p>
+      <w:pPr>
+        <w:rPr>
+          <w:b/>
+          <w:bCs/>
+        </w:rPr>
+      </w:pPr>
+    </w:p>
+    <w:p>
+      <w:pPr>
+        <w:rPr>
+          <w:b/>
+          <w:bCs/>
+        </w:rPr>
+      </w:pPr>
+      <w:r>
+        <w:rPr>
+          <w:b/>
+          <w:bCs/>
+        </w:rPr>
+        <w:t xml:space="preserve">13-04-2026 </w:t>
+      </w:r>
+      <w:r>
+        <w:rPr>
+          <w:b/>
+          <w:bCs/>
+        </w:rPr>
+        <w:t>–</w:t>
+      </w:r>
+      <w:r>
+        <w:rPr>
+          <w:b/>
+          <w:bCs/>
+        </w:rPr>
+        <w:t xml:space="preserve"> </w:t>
+      </w:r>
+      <w:r>
+        <w:rPr>
+          <w:b/>
+          <w:bCs/>
+        </w:rPr>
+        <w:t>Episodio 5: “</w:t>
+      </w:r>
+      <w:r>
+        <w:rPr>
+          <w:b/>
+          <w:bCs/>
+        </w:rPr>
+        <w:t>Ajustando las llantas traseras y el servo</w:t>
+      </w:r>
+      <w:r>
+        <w:rPr>
+          <w:b/>
+          <w:bCs/>
+        </w:rPr>
+        <w:t>”</w:t>
+      </w:r>
+    </w:p>
+    <w:p>
+      <w:r>
+        <w:t>Actividades Realizadas:</w:t>
+      </w:r>
+    </w:p>
+    <w:p>
+      <w:pPr>
+        <w:pStyle w:val="Prrafodelista"/>
+        <w:numPr>
+          <w:ilvl w:val="0"/>
+          <w:numId w:val="31"/>
+        </w:numPr>
+      </w:pPr>
+      <w:r>
+        <w:t>Hoy agregamos las dos llantas traseras:</w:t>
+      </w:r>
+    </w:p>
+    <w:p>
+      <w:pPr>
+        <w:numPr>
+          <w:ilvl w:val="0"/>
+          <w:numId w:val="27"/>
+        </w:numPr>
+        <w:tabs>
+          <w:tab w:val="clear" w:pos="720"/>
+          <w:tab w:val="num" w:pos="1068"/>
+        </w:tabs>
+        <w:ind w:left="1068"/>
+      </w:pPr>
+      <w:r>
+        <w:t>Usamos el modelo 90mm Traction Wheel - 2 Pack (REV-41-1354-PK2).</w:t>
+      </w:r>
+      <w:r>
+        <w:t xml:space="preserve"> </w:t>
+      </w:r>
+    </w:p>
+    <w:p>
+      <w:pPr>
+        <w:numPr>
+          <w:ilvl w:val="0"/>
+          <w:numId w:val="27"/>
+        </w:numPr>
+        <w:ind w:left="1068"/>
+      </w:pPr>
+      <w:r>
+        <w:t>Estas llantas se colocaron en el eje trasero para completar el sistema de propulsión.</w:t>
+      </w:r>
+    </w:p>
+    <w:p>
+      <w:pPr>
+        <w:ind w:left="348"/>
+      </w:pPr>
+      <w:r>
+        <w:t>Al instalarlas, tuvimos que ajustar el largo de las barras principales. La razón fue que, con la medida inicial</w:t>
+      </w:r>
+      <w:r>
+        <w:t xml:space="preserve"> </w:t>
+      </w:r>
+      <w:r>
+        <w:rPr>
+          <w:highlight w:val="yellow"/>
+        </w:rPr>
+        <w:t>DE CUÁNTO</w:t>
+      </w:r>
+      <w:r>
+        <w:t>, las llantas delanteras chocaban con la estructura. Al recortar y ajustar las barras, logramos que las ruedas quedaran libres y con espacio suficiente para girar sin fricción.</w:t>
+      </w:r>
+      <w:r>
+        <w:t xml:space="preserve"> </w:t>
+      </w:r>
+      <w:r>
+        <w:rPr>
+          <w:highlight w:val="yellow"/>
+        </w:rPr>
+        <w:t>MEDIDAS DE CÓMO QUEDÓ</w:t>
+      </w:r>
+    </w:p>
+    <w:p>
+      <w:pPr>
+        <w:pStyle w:val="Prrafodelista"/>
+        <w:numPr>
+          <w:ilvl w:val="0"/>
+          <w:numId w:val="31"/>
+        </w:numPr>
+      </w:pPr>
+      <w:r>
+        <w:t>Modificación del servo</w:t>
+      </w:r>
+    </w:p>
+    <w:p>
+      <w:pPr>
+        <w:ind w:left="360"/>
+      </w:pPr>
+      <w:r>
+        <w:t>En este punto también hicimos un cambio importante en el servo de dirección:</w:t>
+      </w:r>
+      <w:r>
+        <w:t xml:space="preserve"> </w:t>
+      </w:r>
+      <w:r>
+        <w:t>Originalmente lo habíamos colocado viendo hacia arriba.</w:t>
+      </w:r>
+      <w:r>
+        <w:t xml:space="preserve"> </w:t>
+      </w:r>
+      <w:r>
+        <w:t>Sin embargo, al probarlo con los engranes y las piezas metálicas, nos dimos cuenta de que al girar iba a rayar el área de juego.</w:t>
+      </w:r>
+      <w:r>
+        <w:t xml:space="preserve"> </w:t>
+      </w:r>
+      <w:r>
+        <w:t>Para evitar ese problema, lo reorientamos hacia abajo, lo que nos dio más espacio y seguridad en la pista.</w:t>
+      </w:r>
+      <w:r>
+        <w:t xml:space="preserve"> </w:t>
+      </w:r>
+      <w:r>
+        <w:rPr>
+          <w:highlight w:val="yellow"/>
+        </w:rPr>
+        <w:t>EXPLICAR MÁS</w:t>
+      </w:r>
+    </w:p>
+    <w:p>
+      <w:r>
+        <w:t>Observaciones</w:t>
+      </w:r>
+    </w:p>
+    <w:p>
+      <w:pPr>
+        <w:numPr>
+          <w:ilvl w:val="0"/>
+          <w:numId w:val="29"/>
+        </w:numPr>
+      </w:pPr>
+      <w:r>
+        <w:t>Las llantas traseras de 90mm ya están firmemente instaladas y listas para pruebas de tracción.</w:t>
+      </w:r>
+    </w:p>
+    <w:p>
+      <w:pPr>
+        <w:numPr>
+          <w:ilvl w:val="0"/>
+          <w:numId w:val="29"/>
+        </w:numPr>
+      </w:pPr>
+      <w:r>
+        <w:t>El ajuste de las barras fue clave para evitar choques con las llantas delanteras.</w:t>
+      </w:r>
+    </w:p>
+    <w:p>
+      <w:pPr>
+        <w:numPr>
+          <w:ilvl w:val="0"/>
+          <w:numId w:val="29"/>
+        </w:numPr>
+      </w:pPr>
+      <w:r>
+        <w:t>El cambio de orientación del servo asegura que el robot no dañe la pista ni se limite por el volumen de los engranes.</w:t>
       </w:r>
     </w:p>
     <w:p/>
     <w:p/>
     <w:p>
-      <w:pPr>
+      <w:r>
         <w:rPr>
           <w:b/>
           <w:bCs/>
         </w:rPr>
-      </w:pPr>
+        <w:t>27-04-2026</w:t>
+      </w:r>
+      <w:r>
+        <w:t xml:space="preserve"> </w:t>
+      </w:r>
       <w:r>
         <w:rPr>
           <w:b/>
           <w:bCs/>
         </w:rPr>
-        <w:t>04-05-2026</w:t>
+        <w:t xml:space="preserve">– </w:t>
       </w:r>
       <w:r>
         <w:rPr>
           <w:b/>
           <w:bCs/>
         </w:rPr>
-        <w:t xml:space="preserve"> – Episodio 7: “¿En qué sentido vamos?”</w:t>
-      </w:r>
-    </w:p>
-    <w:p>
-      <w:r>
-        <w:t>Participantes: Mario y Rebeca.</w:t>
-      </w:r>
-    </w:p>
-    <w:p>
-      <w:r>
-        <w:t>Hoy nuestro objetivo e</w:t>
-      </w:r>
-      <w:r>
-        <w:t xml:space="preserve">s hacer el código donde el robot decida en qué sentido ir. En la sesión anterior definimos </w:t>
-      </w:r>
-      <w:r>
-        <w:t xml:space="preserve">que la forma de reconocimiento de sentido (sea horario o antihorario)  dependería del color de la línea frontal más cercana al robot. Si la </w:t>
-      </w:r>
-      <w:r>
-        <w:t xml:space="preserve">línea frontal más cercana </w:t>
-      </w:r>
-      <w:r>
-        <w:t>del robot es color naranja, entonces irá en sentido horario; si es de color azul irá en sentido antihorario. Esto se nos ocurrió por la parte de las reglas que indica: “</w:t>
-      </w:r>
-      <w:r>
-        <w:t xml:space="preserve">9.8 El vehículo debe </w:t>
-      </w:r>
+        <w:t xml:space="preserve">Episodio </w:t>
+      </w:r>
+      <w:r>
+        <w:rPr>
+          <w:b/>
+          <w:bCs/>
+        </w:rPr>
+        <w:t>6</w:t>
+      </w:r>
+      <w:r>
+        <w:rPr>
+          <w:b/>
+          <w:bCs/>
+        </w:rPr>
+        <w:t>: “</w:t>
+      </w:r>
+      <w:r>
+        <w:rPr>
+          <w:b/>
+          <w:bCs/>
+        </w:rPr>
+        <w:t>Preparándonos para programar</w:t>
+      </w:r>
+      <w:r>
+        <w:rPr>
+          <w:b/>
+          <w:bCs/>
+        </w:rPr>
+        <w:t>”</w:t>
+      </w:r>
+    </w:p>
+    <w:p>
+      <w:r>
+        <w:t>Participantes: Rebeca, Alessandro y Mario.</w:t>
+      </w:r>
+    </w:p>
+    <w:p>
+      <w:r>
+        <w:t>Actividades Realizadas:</w:t>
+      </w:r>
+    </w:p>
+    <w:p>
+      <w:pPr>
+        <w:numPr>
+          <w:ilvl w:val="0"/>
+          <w:numId w:val="32"/>
+        </w:numPr>
+      </w:pPr>
       <w:r>
         <w:lastRenderedPageBreak/>
-        <w:t>orientarse de manera que las dos ruedas del eje delantero (los jueces deberán preguntar previamente al equipo cuál es el eje delantero) estén ubicadas más cerca de la siguiente sección de curva en la dirección de conducción del reto, mientras que las otras dos ruedas estén ubicadas más cerca de la sección de curva en sentido opuesto.</w:t>
-      </w:r>
-      <w:r>
-        <w:t>”</w:t>
-      </w:r>
-    </w:p>
-    <w:p>
-      <w:r>
-        <w:t xml:space="preserve">Utilizaremos la cámara </w:t>
-      </w:r>
-      <w:r>
-        <w:t>Logitech C270</w:t>
-      </w:r>
-      <w:r>
-        <w:t xml:space="preserve">, </w:t>
-      </w:r>
-      <w:r>
-        <w:t>porque es la que tenemos a disposición</w:t>
-      </w:r>
-      <w:r>
-        <w:t xml:space="preserve">. No </w:t>
-      </w:r>
-      <w:r>
-        <w:t>usaremos</w:t>
-      </w:r>
-      <w:r>
-        <w:t xml:space="preserve"> sensores como principal forma de reconocimiento de indicación, más bien queremos aprovechar al máximo todas las capacidades que tiene la cámara</w:t>
-      </w:r>
-      <w:r>
-        <w:t xml:space="preserve"> para así </w:t>
-      </w:r>
-      <w:r>
-        <w:t>reduc</w:t>
-      </w:r>
-      <w:r>
-        <w:t xml:space="preserve">ir </w:t>
-      </w:r>
-      <w:r>
-        <w:t xml:space="preserve">el peso </w:t>
-      </w:r>
-      <w:r>
-        <w:t>del robot.</w:t>
-      </w:r>
-    </w:p>
-    <w:p>
-      <w:r>
-        <w:t>¡Y manos a la obra!</w:t>
-      </w:r>
-    </w:p>
-    <w:p>
-      <w:r>
-        <w:t>Iniciamos con el código creando las variables principales: velocidad_</w:t>
-      </w:r>
-      <w:r>
-        <w:t>motor (controla cuánta energía le llega al motor</w:t>
-      </w:r>
-      <w:r>
-        <w:t>)</w:t>
-      </w:r>
-      <w:r>
-        <w:t xml:space="preserve">, </w:t>
-      </w:r>
-      <w:proofErr w:type="spellStart"/>
-      <w:r>
-        <w:t>sentido_horario</w:t>
-      </w:r>
-      <w:proofErr w:type="spellEnd"/>
-      <w:r>
-        <w:t xml:space="preserve"> (guarda el sentido en el que debe ir el auto), y </w:t>
-      </w:r>
-      <w:proofErr w:type="spellStart"/>
-      <w:r>
-        <w:t>direccion_servo</w:t>
-      </w:r>
-      <w:proofErr w:type="spellEnd"/>
-      <w:r>
-        <w:t>(determina el ángulo en el que las ruedas delanteras).</w:t>
-      </w:r>
-    </w:p>
-    <w:p/>
-    <w:p>
-      <w:r>
-        <w:t>Velocidad_motor:</w:t>
-      </w:r>
-    </w:p>
-    <w:p>
-      <w:proofErr w:type="spellStart"/>
-      <w:r>
-        <w:t>Sentido_horario</w:t>
-      </w:r>
-      <w:proofErr w:type="spellEnd"/>
-      <w:r>
-        <w:t xml:space="preserve">: </w:t>
-      </w:r>
-    </w:p>
-    <w:p>
-      <w:proofErr w:type="spellStart"/>
-      <w:r>
-        <w:t>Direccion_servo</w:t>
-      </w:r>
-      <w:proofErr w:type="spellEnd"/>
-      <w:r>
-        <w:t>: Define el ángulo de las ruedas delanteras, pues al igual que un auto normal, las ruedas delanteras serán las que dirigen y las traseras serán las que empujan.</w:t>
+        <w:t xml:space="preserve">Información en el README </w:t>
+      </w:r>
+      <w:r>
+        <w:br/>
+        <w:t xml:space="preserve">Hoy agregamos un apartado sobre nosotros en el archivo README.md. En la sección de </w:t>
+      </w:r>
+      <w:r>
+        <w:rPr>
+          <w:i/>
+          <w:iCs/>
+        </w:rPr>
+        <w:t>“</w:t>
+      </w:r>
+      <w:r>
+        <w:rPr>
+          <w:i/>
+          <w:iCs/>
+        </w:rPr>
+        <w:t>¿</w:t>
+      </w:r>
+      <w:r>
+        <w:rPr>
+          <w:i/>
+          <w:iCs/>
+        </w:rPr>
+        <w:t>Quiénes somos?”</w:t>
+      </w:r>
+      <w:r>
+        <w:t xml:space="preserve"> incluimos nuestras fotos y una pequeña descripción de cada integrante. La idea es que cualquiera que vea el repositorio pueda conocer quién está detrás del proyecto y qué rol cumple cada uno. Esto le da un toque más personal y profesional al documento, además de mostrar el lado humano del equipo.</w:t>
+      </w:r>
+    </w:p>
+    <w:p>
+      <w:pPr>
+        <w:numPr>
+          <w:ilvl w:val="0"/>
+          <w:numId w:val="32"/>
+        </w:numPr>
+      </w:pPr>
+      <w:r>
+        <w:t xml:space="preserve">Primeras guías de programación </w:t>
+      </w:r>
+      <w:r>
+        <w:br/>
+        <w:t>También empezamos a revisar guías para programar el robot. Sabemos que queremos hacerlo desde el Control Hub, porque ya lo usamos en una competencia anterior y nos sentimos cómodos con él. Decidimos trabajar en bloques, ya que es el formato con el que más experiencia tenemos: desde la primera vez que competimos juntos hemos programado así, y nos resulta más intuitivo que escribir código directamente</w:t>
+      </w:r>
+      <w:r>
+        <w:t xml:space="preserve">; además de que </w:t>
+      </w:r>
+      <w:r>
+        <w:t>es más fácil de leer y también es adaptable: cuando usemos la cámara (TensorFlow o Color Blob), solo conectamos el resultado a</w:t>
+      </w:r>
+      <w:r>
+        <w:t xml:space="preserve"> el bloque de cámara</w:t>
+      </w:r>
+      <w:r>
+        <w:t xml:space="preserve"> y el resto del código funciona igual.</w:t>
+      </w:r>
+    </w:p>
+    <w:p>
+      <w:pPr>
+        <w:ind w:left="708"/>
+      </w:pPr>
+      <w:r>
+        <w:t>Al inicio estuvimos viendo varios videos, pero nos dimos cuenta de que era más eficiente buscar respuestas específicas a nuestras preguntas. Eso nos permitió avanzar más rápido y aclarar dudas puntuales en lugar de perder tiempo en tutoriales demasiado generales.</w:t>
+      </w:r>
+    </w:p>
+    <w:p>
+      <w:r>
+        <w:t>Observaciones</w:t>
+      </w:r>
+    </w:p>
+    <w:p>
+      <w:pPr>
+        <w:numPr>
+          <w:ilvl w:val="0"/>
+          <w:numId w:val="33"/>
+        </w:numPr>
+      </w:pPr>
+      <w:r>
+        <w:t>El README ahora refleja mejor quiénes somos como equipo.</w:t>
+      </w:r>
+    </w:p>
+    <w:p>
+      <w:pPr>
+        <w:numPr>
+          <w:ilvl w:val="0"/>
+          <w:numId w:val="33"/>
+        </w:numPr>
+      </w:pPr>
+      <w:r>
+        <w:t>La decisión de usar bloques nos da seguridad y continuidad con lo que ya conocemos.</w:t>
+      </w:r>
+    </w:p>
+    <w:p>
+      <w:pPr>
+        <w:numPr>
+          <w:ilvl w:val="0"/>
+          <w:numId w:val="33"/>
+        </w:numPr>
+      </w:pPr>
+      <w:r>
+        <w:t>Cambiar de videos a respuestas directas fue un acierto, porque nos permitió enfocarnos en lo que realmente necesitábamos.</w:t>
       </w:r>
     </w:p>
     <w:p/>
     <w:p/>
     <w:p>
+      <w:pPr>
+        <w:rPr>
+          <w:b/>
+          <w:bCs/>
+        </w:rPr>
+      </w:pPr>
+      <w:r>
+        <w:rPr>
+          <w:b/>
+          <w:bCs/>
+        </w:rPr>
+        <w:t>29-04-2026</w:t>
+      </w:r>
+      <w:r>
+        <w:rPr>
+          <w:b/>
+          <w:bCs/>
+        </w:rPr>
+        <w:t xml:space="preserve"> – Episodio </w:t>
+      </w:r>
+      <w:r>
+        <w:rPr>
+          <w:b/>
+          <w:bCs/>
+        </w:rPr>
+        <w:t>7</w:t>
+      </w:r>
+      <w:r>
+        <w:rPr>
+          <w:b/>
+          <w:bCs/>
+        </w:rPr>
+        <w:t>: “</w:t>
+      </w:r>
+      <w:r>
+        <w:rPr>
+          <w:b/>
+          <w:bCs/>
+        </w:rPr>
+        <w:t>El dilema del sentido</w:t>
+      </w:r>
+      <w:r>
+        <w:rPr>
+          <w:b/>
+          <w:bCs/>
+        </w:rPr>
+        <w:t>”</w:t>
+      </w:r>
+    </w:p>
+    <w:p>
+      <w:r>
+        <w:t>Participantes: Mario, Rebeca y Alessandro.</w:t>
+      </w:r>
+    </w:p>
+    <w:p>
+      <w:r>
+        <w:t>Actividades Realizadas</w:t>
+      </w:r>
+      <w:r>
+        <w:t>:</w:t>
+      </w:r>
+    </w:p>
+    <w:p>
+      <w:r>
+        <w:t>Nuestro objetivo en esta sesión fue definir cómo funcionará el robot en tres aspectos clave: recorrido en sentido horario, recorrido en sentido antihorario y parqueo en paralelo.</w:t>
+      </w:r>
+    </w:p>
+    <w:p>
+      <w:r>
+        <w:t>Al inicio pensamos en una estrategia basada en las paredes: medir la distancia de las paredes frente al robot y, si la pared derecha resultaba más corta que la izquierda, entonces el robot giraría hacia la derecha (antihorario). Sin embargo, al analizarlo vimos que no era confiable, porque la longitud de la pared en la posición inicial no garantiza que los jueces indiquen ese sentido de recorrido.</w:t>
+      </w:r>
+    </w:p>
+    <w:p>
+      <w:r>
+        <w:lastRenderedPageBreak/>
+        <w:t>La segunda idea fue usar un sensor de distancia para detectar nuestra mano. La lógica era simple: si el robot detectaba la mano, iría en un sentido; si no la detectaba, iría en el contrario. Pero revisando las reglas descubrimos que no es permitido recibir información externa una vez que el robot está en funcionamiento, así que descartamos esa opción.</w:t>
+      </w:r>
+    </w:p>
+    <w:p>
+      <w:r>
+        <w:t>En ese momento, Alessandro propuso inspirarnos en lo que había hecho un equipo anterior. Ellos resolvieron el problema utilizando las líneas de referencia:</w:t>
+      </w:r>
+    </w:p>
+    <w:p>
+      <w:pPr>
+        <w:ind w:firstLine="360"/>
+      </w:pPr>
+      <w:r>
+        <w:t>Si la línea azul es más larga, el robot debe girar hacia la izquierda (sentido antihorario).</w:t>
+      </w:r>
+    </w:p>
+    <w:p>
+      <w:pPr>
+        <w:ind w:left="360"/>
+      </w:pPr>
+      <w:r>
+        <w:t>Si la línea naranja es más larga, el robot debe girar hacia la derecha (sentido horario).</w:t>
+      </w:r>
+    </w:p>
+    <w:p/>
+    <w:p/>
+    <w:p>
+      <w:pPr>
+        <w:rPr>
+          <w:b/>
+          <w:bCs/>
+        </w:rPr>
+      </w:pPr>
+      <w:r>
+        <w:rPr>
+          <w:b/>
+          <w:bCs/>
+        </w:rPr>
+        <w:t>04-05-2026</w:t>
+      </w:r>
+      <w:r>
+        <w:rPr>
+          <w:b/>
+          <w:bCs/>
+        </w:rPr>
+        <w:t xml:space="preserve"> – Episodio </w:t>
+      </w:r>
+      <w:r>
+        <w:rPr>
+          <w:b/>
+          <w:bCs/>
+        </w:rPr>
+        <w:t>8</w:t>
+      </w:r>
+      <w:r>
+        <w:rPr>
+          <w:b/>
+          <w:bCs/>
+        </w:rPr>
+        <w:t>: “¿En qué sentido vamos?”</w:t>
+      </w:r>
+    </w:p>
+    <w:p>
+      <w:r>
+        <w:t>Participantes: Mario y Rebeca.</w:t>
+      </w:r>
+    </w:p>
+    <w:p>
+      <w:r>
+        <w:t>Actividades Realizadas:</w:t>
+      </w:r>
+    </w:p>
+    <w:p>
+      <w:r>
+        <w:t>Hoy nuestro objetivo fue hacer el código que permita al robot decidir en qué sentido debe ir. En la sesión anterior ya habíamos definido la lógica: el reconocimiento del sentido (horario o antihorario) dependería del color de la línea frontal más cercana al robot.</w:t>
+      </w:r>
+    </w:p>
+    <w:p>
+      <w:pPr>
+        <w:numPr>
+          <w:ilvl w:val="0"/>
+          <w:numId w:val="34"/>
+        </w:numPr>
+      </w:pPr>
+      <w:r>
+        <w:t>Si la línea es naranja, el robot irá en sentido horario.</w:t>
+      </w:r>
+    </w:p>
+    <w:p>
+      <w:pPr>
+        <w:numPr>
+          <w:ilvl w:val="0"/>
+          <w:numId w:val="34"/>
+        </w:numPr>
+      </w:pPr>
+      <w:r>
+        <w:t>Si la línea es azul, el robot irá en sentido antihorario.</w:t>
+      </w:r>
+    </w:p>
+    <w:p>
+      <w:r>
+        <w:t>Esta idea surgió a partir de lo que indican las reglas, específicamente el punto 9.8, donde se menciona que el vehículo debe orientarse con las ruedas delanteras más cerca de la siguiente sección de curva en la dirección de conducción, mientras que las traseras quedan más cerca de la curva opuesta.</w:t>
+      </w:r>
+    </w:p>
+    <w:p>
+      <w:r>
+        <w:t>Para implementar esto, decidimos usar la cámara Logitech C270, que es la que tenemos disponible. No vamos a depender de sensores como principal forma de reconocimiento, porque queremos aprovechar al máximo las capacidades de la cámara y, además, reducir el peso del robot.</w:t>
+      </w:r>
+    </w:p>
+    <w:p>
+      <w:r>
+        <w:t>Comenzamos creando las variables principales:</w:t>
+      </w:r>
+    </w:p>
+    <w:p>
+      <w:pPr>
+        <w:numPr>
+          <w:ilvl w:val="0"/>
+          <w:numId w:val="35"/>
+        </w:numPr>
+      </w:pPr>
+      <w:r>
+        <w:t>velocidad_motor: controla cuánta energía recibe el motor.</w:t>
+      </w:r>
+    </w:p>
+    <w:p>
+      <w:pPr>
+        <w:numPr>
+          <w:ilvl w:val="0"/>
+          <w:numId w:val="35"/>
+        </w:numPr>
+      </w:pPr>
+      <w:r>
+        <w:t>sentido_horario: guarda el sentido en el que debe ir el auto.</w:t>
+      </w:r>
+    </w:p>
+    <w:p>
+      <w:pPr>
+        <w:numPr>
+          <w:ilvl w:val="0"/>
+          <w:numId w:val="35"/>
+        </w:numPr>
+      </w:pPr>
+      <w:r>
+        <w:t>direccion_servo: determina el ángulo de las ruedas delanteras, que son las que dirigen, mientras que las traseras empujan (igual que en un auto real).</w:t>
+      </w:r>
+    </w:p>
+    <w:p/>
+    <w:p>
+      <w:r>
+        <w:t>Diseñamos un “cerebro” que sigue la secuencia: Preparar → Avanzar → Decidir → Detenerse.</w:t>
+      </w:r>
+    </w:p>
+    <w:p>
+      <w:r>
+        <w:lastRenderedPageBreak/>
+        <w:t>1. Checklist antes de arrancar (Inicialización)</w:t>
+      </w:r>
+    </w:p>
+    <w:p>
+      <w:r>
+        <w:t>Todo lo que está arriba de waitForStart es lo que el robot hace apenas encendemos el programa:</w:t>
+      </w:r>
+    </w:p>
+    <w:p>
+      <w:pPr>
+        <w:numPr>
+          <w:ilvl w:val="0"/>
+          <w:numId w:val="36"/>
+        </w:numPr>
+      </w:pPr>
+      <w:r>
+        <w:t>Variables: Definimos velocidad_motor, direccion_servo y sentido_horario. Así tenemos un control central: si el robot va muy lento o gira poco, solo cambiamos el número aquí y no en todo el código.</w:t>
+      </w:r>
+    </w:p>
+    <w:p>
+      <w:pPr>
+        <w:numPr>
+          <w:ilvl w:val="0"/>
+          <w:numId w:val="36"/>
+        </w:numPr>
+      </w:pPr>
+      <w:r>
+        <w:t>Seguridad: Mandamos un 0 al motor y un 0.5 al servo. Esto endereza las ruedas automáticamente si quedaron torcidas en la carrera anterior.</w:t>
+      </w:r>
+    </w:p>
+    <w:p>
+      <w:r>
+        <w:t>2. Inicio de la carrera</w:t>
+      </w:r>
+    </w:p>
+    <w:p>
+      <w:r>
+        <w:t>Cuando el robot detecta opModeIsActive (presionamos Play):</w:t>
+      </w:r>
+    </w:p>
+    <w:p>
+      <w:pPr>
+        <w:numPr>
+          <w:ilvl w:val="0"/>
+          <w:numId w:val="37"/>
+        </w:numPr>
+      </w:pPr>
+      <w:r>
+        <w:t>Acelerador: Ponemos la velocidad en 0.5. No usamos 1.0 porque en la WRO importa la precisión; demasiado rápido y se pasa de las curvas.</w:t>
+      </w:r>
+    </w:p>
+    <w:p>
+      <w:pPr>
+        <w:numPr>
+          <w:ilvl w:val="0"/>
+          <w:numId w:val="37"/>
+        </w:numPr>
+      </w:pPr>
+      <w:r>
+        <w:t>Recta inicial (Sleep 1500): Calculamos que en 1.5 segundos el chasis llega justo al punto donde debe empezar a doblar.</w:t>
+      </w:r>
+    </w:p>
+    <w:p>
+      <w:r>
+        <w:t xml:space="preserve">3. Toma de decisión </w:t>
+      </w:r>
+    </w:p>
+    <w:p>
+      <w:r>
+        <w:t>Aquí entra el bloque if/else:</w:t>
+      </w:r>
+      <w:r>
+        <w:t xml:space="preserve"> Usamos If porque</w:t>
+      </w:r>
+      <w:r>
+        <w:t xml:space="preserve"> la pista puede variar</w:t>
+      </w:r>
+      <w:r>
+        <w:t>; entonces s</w:t>
+      </w:r>
+      <w:r>
+        <w:t>i</w:t>
+      </w:r>
+      <w:r>
+        <w:t xml:space="preserve"> la entrada es igual a </w:t>
+      </w:r>
+      <w:r>
+        <w:t>true</w:t>
+      </w:r>
+      <w:r>
+        <w:t xml:space="preserve"> (s</w:t>
+      </w:r>
+      <w:r>
+        <w:t>i sentido_horario es verdadero</w:t>
+      </w:r>
+      <w:r>
+        <w:t>)</w:t>
+      </w:r>
+      <w:r>
+        <w:t>, el robot gira a la derecha (0.8)</w:t>
+      </w:r>
+      <w:r>
+        <w:t xml:space="preserve">. </w:t>
+      </w:r>
+      <w:r>
+        <w:rPr>
+          <w:highlight w:val="yellow"/>
+        </w:rPr>
+        <w:t>PORQUË</w:t>
+      </w:r>
+      <w:r>
+        <w:t xml:space="preserve"> </w:t>
+      </w:r>
+      <w:r>
+        <w:t>Sino</w:t>
+      </w:r>
+      <w:r>
+        <w:t xml:space="preserve">, es decir si la entrada es false, </w:t>
+      </w:r>
+      <w:r>
+        <w:t>gira a la izquierda (0.2)</w:t>
+      </w:r>
+      <w:r>
+        <w:t xml:space="preserve">. </w:t>
+      </w:r>
+      <w:r>
+        <w:rPr>
+          <w:highlight w:val="yellow"/>
+        </w:rPr>
+        <w:t>PORQUÉ</w:t>
+      </w:r>
+    </w:p>
+    <w:p>
+      <w:r>
+        <w:t>El set servo_traccion.Position está dentro del bloque para que el cambio de dirección sea instantáneo.</w:t>
+      </w:r>
+      <w:r>
+        <w:t xml:space="preserve"> </w:t>
+      </w:r>
+      <w:r>
+        <w:rPr>
+          <w:highlight w:val="yellow"/>
+        </w:rPr>
+        <w:t>EXPLIQUE</w:t>
+      </w:r>
+    </w:p>
+    <w:p>
+      <w:r>
+        <w:t>4. Salida de la curva y frenado</w:t>
+      </w:r>
+    </w:p>
+    <w:p>
+      <w:r>
+        <w:t>Después de decidir el giro</w:t>
+      </w:r>
+      <w:r>
+        <w:t xml:space="preserve"> ponemos un s</w:t>
+      </w:r>
+      <w:r>
+        <w:t xml:space="preserve">leep 1000 </w:t>
+      </w:r>
+      <w:r>
+        <w:t>(l</w:t>
+      </w:r>
+      <w:r>
+        <w:t>e damos 1 segundo para mantener las ruedas dobladas</w:t>
+      </w:r>
+      <w:r>
+        <w:t>), s</w:t>
+      </w:r>
+      <w:r>
+        <w:t>in este tiempo el robot enderezaría demasiado rápido y no completaría la curva</w:t>
+      </w:r>
+      <w:r>
+        <w:t>. Luego hicimos el f</w:t>
+      </w:r>
+      <w:r>
+        <w:t>renado final</w:t>
+      </w:r>
+      <w:r>
+        <w:t>, donde</w:t>
+      </w:r>
+      <w:r>
+        <w:t xml:space="preserve"> el</w:t>
+      </w:r>
+      <w:r>
+        <w:t xml:space="preserve"> </w:t>
+      </w:r>
+      <w:r>
+        <w:t>m</w:t>
+      </w:r>
+      <w:r>
+        <w:t>otor</w:t>
+      </w:r>
+      <w:r>
+        <w:t xml:space="preserve"> está</w:t>
+      </w:r>
+      <w:r>
+        <w:t xml:space="preserve"> en 0. Es reglamento y seguridad: el robot debe detenerse al terminar.</w:t>
+      </w:r>
+      <w:r>
+        <w:t xml:space="preserve"> Terminamos con r</w:t>
+      </w:r>
+      <w:r>
+        <w:t>uedas rectas (0.5)</w:t>
+      </w:r>
+      <w:r>
+        <w:t xml:space="preserve"> </w:t>
+      </w:r>
+      <w:r>
+        <w:rPr>
+          <w:highlight w:val="yellow"/>
+        </w:rPr>
+        <w:t>PORQUÉ</w:t>
+      </w:r>
+      <w:r>
+        <w:t xml:space="preserve"> Las dejamos alineadas para la siguiente vuelta o para recogerlo fácilmente.</w:t>
+      </w:r>
+    </w:p>
+    <w:p/>
+    <w:p>
       <w:r>
         <w:rPr>
           <w:noProof/>
         </w:rPr>
         <w:drawing>
-          <wp:anchor distT="0" distB="0" distL="114300" distR="114300" simplePos="0" relativeHeight="251658240" behindDoc="1" locked="0" layoutInCell="1" allowOverlap="1" wp14:anchorId="197CA93F" wp14:editId="1655E84C">
+          <wp:anchor distT="0" distB="0" distL="114300" distR="114300" simplePos="0" relativeHeight="251658240" behindDoc="1" locked="0" layoutInCell="1" allowOverlap="1" wp14:anchorId="197CA93F" wp14:editId="396BCA78">
             <wp:simplePos x="0" y="0"/>
             <wp:positionH relativeFrom="margin">
               <wp:posOffset>2729865</wp:posOffset>
@@ -1308,1561 +1883,95 @@
     <w:p/>
     <w:p/>
     <w:p/>
+    <w:p>
+      <w:pPr>
+        <w:rPr>
+          <w:b/>
+          <w:bCs/>
+        </w:rPr>
+      </w:pPr>
+      <w:r>
+        <w:rPr>
+          <w:b/>
+          <w:bCs/>
+        </w:rPr>
+        <w:t>06-05-2026</w:t>
+      </w:r>
+      <w:r>
+        <w:rPr>
+          <w:b/>
+          <w:bCs/>
+        </w:rPr>
+        <w:t xml:space="preserve"> – Episodio </w:t>
+      </w:r>
+      <w:r>
+        <w:rPr>
+          <w:b/>
+          <w:bCs/>
+        </w:rPr>
+        <w:t>9</w:t>
+      </w:r>
+      <w:r>
+        <w:rPr>
+          <w:b/>
+          <w:bCs/>
+        </w:rPr>
+        <w:t>: “</w:t>
+      </w:r>
+      <w:r>
+        <w:rPr>
+          <w:b/>
+          <w:bCs/>
+        </w:rPr>
+        <w:t>Puliendo documentación</w:t>
+      </w:r>
+      <w:r>
+        <w:rPr>
+          <w:b/>
+          <w:bCs/>
+        </w:rPr>
+        <w:t>”</w:t>
+      </w:r>
+    </w:p>
+    <w:p>
+      <w:r>
+        <w:t>Participantes: Alessandro, Rebeca y Mario.</w:t>
+      </w:r>
+    </w:p>
+    <w:p>
+      <w:r>
+        <w:t xml:space="preserve">Estado inicial: </w:t>
+      </w:r>
+    </w:p>
+    <w:p>
+      <w:r>
+        <w:t>notamos que nuestro diario de ingeniería no estaba muy detallado en las sesiones anteriores, y como queremos entregar una buena documentación, decidimos aprovechar el tiempo para plasmar en el diario el porqué de nuestras decisiones hasta el momento, además de la lista de materiales.</w:t>
+      </w:r>
+    </w:p>
+    <w:p>
+      <w:r>
+        <w:t>Por otra parte, e</w:t>
+      </w:r>
+      <w:r>
+        <w:t>n esta sesión Alessandro va</w:t>
+      </w:r>
+      <w:r>
+        <w:t xml:space="preserve"> a</w:t>
+      </w:r>
+      <w:r>
+        <w:t xml:space="preserve"> seguir con el ensamblaje del robot: ahora está cortando las barras para construir la parte donde estará el Control-Hub.</w:t>
+      </w:r>
+      <w:r>
+        <w:t xml:space="preserve"> Luego edificó unos pilares donde colocará la cámara.</w:t>
+      </w:r>
+    </w:p>
     <w:p/>
     <w:p/>
-    <w:p/>
-    <w:p/>
-    <w:p/>
-    <w:p/>
-    <w:p/>
-    <w:p/>
-    <w:p/>
-    <w:p/>
-    <w:p>
-      <w:r>
-        <w:t xml:space="preserve">Como estamos trabajando en bloques, </w:t>
-      </w:r>
-      <w:r>
-        <w:t xml:space="preserve">la herramienta que usaremos se llama </w:t>
-      </w:r>
-      <w:proofErr w:type="spellStart"/>
-      <w:r>
-        <w:rPr>
-          <w:b/>
-          <w:bCs/>
-        </w:rPr>
-        <w:t>TensorFlow</w:t>
-      </w:r>
-      <w:proofErr w:type="spellEnd"/>
-      <w:r>
-        <w:rPr>
-          <w:b/>
-          <w:bCs/>
-        </w:rPr>
-        <w:t xml:space="preserve"> </w:t>
-      </w:r>
-      <w:proofErr w:type="spellStart"/>
-      <w:r>
-        <w:rPr>
-          <w:b/>
-          <w:bCs/>
-        </w:rPr>
-        <w:t>Object</w:t>
-      </w:r>
-      <w:proofErr w:type="spellEnd"/>
-      <w:r>
-        <w:rPr>
-          <w:b/>
-          <w:bCs/>
-        </w:rPr>
-        <w:t xml:space="preserve"> </w:t>
-      </w:r>
-      <w:proofErr w:type="spellStart"/>
-      <w:r>
-        <w:rPr>
-          <w:b/>
-          <w:bCs/>
-        </w:rPr>
-        <w:t>Detection</w:t>
-      </w:r>
-      <w:proofErr w:type="spellEnd"/>
-      <w:r>
-        <w:t xml:space="preserve"> o, más comúnmente para colores específicos, una </w:t>
-      </w:r>
-      <w:r>
-        <w:rPr>
-          <w:b/>
-          <w:bCs/>
-        </w:rPr>
-        <w:t>Color Blob Detector Pipeline</w:t>
-      </w:r>
-      <w:r>
-        <w:t>.</w:t>
-      </w:r>
-    </w:p>
-    <w:p/>
-    <w:p/>
-    <w:p/>
-    <w:p/>
-    <w:p/>
-    <w:p/>
-    <w:p/>
-    <w:p/>
-    <w:p/>
-    <w:p/>
-    <w:p>
-      <w:r>
-        <w:t xml:space="preserve">¡Excelente! Ya tienen los cimientos del código. Ahora vamos a conectar esas variables con el hardware de su auto. Como tienen </w:t>
-      </w:r>
-      <w:r>
-        <w:rPr>
-          <w:b/>
-          <w:bCs/>
-        </w:rPr>
-        <w:t>un solo motor</w:t>
-      </w:r>
-      <w:r>
-        <w:t xml:space="preserve"> de tracción y </w:t>
-      </w:r>
-      <w:r>
-        <w:rPr>
-          <w:b/>
-          <w:bCs/>
-        </w:rPr>
-        <w:t>un servo</w:t>
-      </w:r>
-      <w:r>
-        <w:t xml:space="preserve"> para la dirección, vamos a organizar los bloques dentro del </w:t>
-      </w:r>
-      <w:proofErr w:type="spellStart"/>
-      <w:r>
-        <w:t>runOpMode</w:t>
-      </w:r>
-      <w:proofErr w:type="spellEnd"/>
-      <w:r>
-        <w:t>.</w:t>
-      </w:r>
-    </w:p>
-    <w:p>
-      <w:r>
-        <w:t>Sigan estos pasos en orden:</w:t>
-      </w:r>
-    </w:p>
-    <w:p>
-      <w:pPr>
-        <w:rPr>
-          <w:b/>
-          <w:bCs/>
-        </w:rPr>
-      </w:pPr>
-      <w:r>
-        <w:rPr>
-          <w:b/>
-          <w:bCs/>
-        </w:rPr>
-        <w:t>1. Preparación (Antes de que el robot se mueva)</w:t>
-      </w:r>
-    </w:p>
-    <w:p>
-      <w:r>
-        <w:t xml:space="preserve">Justo después del bloque </w:t>
-      </w:r>
-      <w:proofErr w:type="spellStart"/>
-      <w:r>
-        <w:t>to</w:t>
-      </w:r>
-      <w:proofErr w:type="spellEnd"/>
-      <w:r>
-        <w:t xml:space="preserve"> </w:t>
-      </w:r>
-      <w:proofErr w:type="spellStart"/>
-      <w:r>
-        <w:t>runOpMode</w:t>
-      </w:r>
-      <w:proofErr w:type="spellEnd"/>
-      <w:r>
-        <w:t xml:space="preserve">, pero </w:t>
-      </w:r>
-      <w:r>
-        <w:rPr>
-          <w:b/>
-          <w:bCs/>
-        </w:rPr>
-        <w:t>antes</w:t>
-      </w:r>
-      <w:r>
-        <w:t xml:space="preserve"> del </w:t>
-      </w:r>
-      <w:proofErr w:type="spellStart"/>
-      <w:r>
-        <w:t>waitForStart</w:t>
-      </w:r>
-      <w:proofErr w:type="spellEnd"/>
-      <w:r>
-        <w:t>, vamos a inicializar todo para que el auto esté listo en la línea de salida:</w:t>
-      </w:r>
-    </w:p>
-    <w:p>
-      <w:pPr>
-        <w:numPr>
-          <w:ilvl w:val="0"/>
-          <w:numId w:val="9"/>
-        </w:numPr>
-      </w:pPr>
-      <w:r>
-        <w:rPr>
-          <w:b/>
-          <w:bCs/>
-        </w:rPr>
-        <w:t>Pongan el motor en cero:</w:t>
-      </w:r>
-      <w:r>
-        <w:t xml:space="preserve"> Usen el bloque set velocidad_motor </w:t>
-      </w:r>
-      <w:proofErr w:type="spellStart"/>
-      <w:r>
-        <w:t>to</w:t>
-      </w:r>
-      <w:proofErr w:type="spellEnd"/>
-      <w:r>
-        <w:t xml:space="preserve"> 0.</w:t>
-      </w:r>
-    </w:p>
-    <w:p>
-      <w:pPr>
-        <w:numPr>
-          <w:ilvl w:val="0"/>
-          <w:numId w:val="9"/>
-        </w:numPr>
-      </w:pPr>
-      <w:r>
-        <w:rPr>
-          <w:b/>
-          <w:bCs/>
-        </w:rPr>
-        <w:t>Centren las ruedas:</w:t>
-      </w:r>
-      <w:r>
-        <w:t xml:space="preserve"> Usen el bloque set </w:t>
-      </w:r>
-      <w:proofErr w:type="spellStart"/>
-      <w:r>
-        <w:t>direccion_servo</w:t>
-      </w:r>
-      <w:proofErr w:type="spellEnd"/>
-      <w:r>
-        <w:t xml:space="preserve"> </w:t>
-      </w:r>
-      <w:proofErr w:type="spellStart"/>
-      <w:r>
-        <w:t>to</w:t>
-      </w:r>
-      <w:proofErr w:type="spellEnd"/>
-      <w:r>
-        <w:t xml:space="preserve"> 0.5.</w:t>
-      </w:r>
-    </w:p>
-    <w:p>
-      <w:pPr>
-        <w:numPr>
-          <w:ilvl w:val="0"/>
-          <w:numId w:val="9"/>
-        </w:numPr>
-      </w:pPr>
-      <w:r>
-        <w:rPr>
-          <w:b/>
-          <w:bCs/>
-        </w:rPr>
-        <w:t>Apliquen esto al hardware:</w:t>
-      </w:r>
-    </w:p>
-    <w:p>
-      <w:pPr>
-        <w:numPr>
-          <w:ilvl w:val="1"/>
-          <w:numId w:val="9"/>
-        </w:numPr>
-      </w:pPr>
-      <w:r>
-        <w:t xml:space="preserve">Busquen en </w:t>
-      </w:r>
-      <w:proofErr w:type="spellStart"/>
-      <w:r>
-        <w:rPr>
-          <w:b/>
-          <w:bCs/>
-        </w:rPr>
-        <w:t>Actuators</w:t>
-      </w:r>
-      <w:proofErr w:type="spellEnd"/>
-      <w:r>
-        <w:rPr>
-          <w:b/>
-          <w:bCs/>
-        </w:rPr>
-        <w:t xml:space="preserve"> &gt; DC Motor</w:t>
-      </w:r>
-      <w:r>
-        <w:t xml:space="preserve"> el bloque set </w:t>
-      </w:r>
-      <w:proofErr w:type="spellStart"/>
-      <w:r>
-        <w:t>motor_movimiento</w:t>
-      </w:r>
-      <w:proofErr w:type="spellEnd"/>
-      <w:r>
-        <w:t xml:space="preserve"> Power </w:t>
-      </w:r>
-      <w:proofErr w:type="spellStart"/>
-      <w:r>
-        <w:t>to</w:t>
-      </w:r>
-      <w:proofErr w:type="spellEnd"/>
-      <w:r>
-        <w:t xml:space="preserve"> y arrastren dentro la variable velocidad_motor.</w:t>
-      </w:r>
-    </w:p>
-    <w:p>
-      <w:pPr>
-        <w:numPr>
-          <w:ilvl w:val="1"/>
-          <w:numId w:val="9"/>
-        </w:numPr>
-      </w:pPr>
-      <w:r>
-        <w:lastRenderedPageBreak/>
-        <w:t xml:space="preserve">Busquen en </w:t>
-      </w:r>
-      <w:proofErr w:type="spellStart"/>
-      <w:r>
-        <w:rPr>
-          <w:b/>
-          <w:bCs/>
-        </w:rPr>
-        <w:t>Actuators</w:t>
-      </w:r>
-      <w:proofErr w:type="spellEnd"/>
-      <w:r>
-        <w:rPr>
-          <w:b/>
-          <w:bCs/>
-        </w:rPr>
-        <w:t xml:space="preserve"> &gt; Servos</w:t>
-      </w:r>
-      <w:r>
-        <w:t xml:space="preserve"> el bloque set </w:t>
-      </w:r>
-      <w:proofErr w:type="spellStart"/>
-      <w:r>
-        <w:t>servo_direccion</w:t>
-      </w:r>
-      <w:proofErr w:type="spellEnd"/>
-      <w:r>
-        <w:t xml:space="preserve"> Position </w:t>
-      </w:r>
-      <w:proofErr w:type="spellStart"/>
-      <w:r>
-        <w:t>to</w:t>
-      </w:r>
-      <w:proofErr w:type="spellEnd"/>
-      <w:r>
-        <w:t xml:space="preserve"> y arrastren dentro la variable </w:t>
-      </w:r>
-      <w:proofErr w:type="spellStart"/>
-      <w:r>
-        <w:t>direccion_servo</w:t>
-      </w:r>
-      <w:proofErr w:type="spellEnd"/>
-      <w:r>
-        <w:t>.</w:t>
-      </w:r>
-    </w:p>
-    <w:p>
-      <w:pPr>
-        <w:rPr>
-          <w:b/>
-          <w:bCs/>
-        </w:rPr>
-      </w:pPr>
-      <w:r>
-        <w:rPr>
-          <w:b/>
-          <w:bCs/>
-        </w:rPr>
-        <w:t>2. Definir el sentido (Simulación para hoy)</w:t>
-      </w:r>
-    </w:p>
-    <w:p>
-      <w:r>
-        <w:t>Como hoy no tenemos la cámara configurada, vamos a dejar un bloque que puedan cambiar manualmente para probar:</w:t>
-      </w:r>
-    </w:p>
-    <w:p>
-      <w:pPr>
-        <w:numPr>
-          <w:ilvl w:val="0"/>
-          <w:numId w:val="10"/>
-        </w:numPr>
-      </w:pPr>
-      <w:r>
-        <w:t xml:space="preserve">Usen el bloque set </w:t>
-      </w:r>
-      <w:proofErr w:type="spellStart"/>
-      <w:r>
-        <w:t>sentido_horario</w:t>
-      </w:r>
-      <w:proofErr w:type="spellEnd"/>
-      <w:r>
-        <w:t xml:space="preserve"> </w:t>
-      </w:r>
-      <w:proofErr w:type="spellStart"/>
-      <w:r>
-        <w:t>to</w:t>
-      </w:r>
-      <w:proofErr w:type="spellEnd"/>
-      <w:r>
-        <w:t xml:space="preserve"> y pónganle un bloque de </w:t>
-      </w:r>
-      <w:r>
-        <w:rPr>
-          <w:b/>
-          <w:bCs/>
-        </w:rPr>
-        <w:t>Logic</w:t>
-      </w:r>
-      <w:r>
-        <w:t xml:space="preserve"> que diga true (si quieren probar sentido horario) o false (para antihorario).</w:t>
-      </w:r>
-    </w:p>
-    <w:p>
-      <w:pPr>
-        <w:rPr>
-          <w:b/>
-          <w:bCs/>
-        </w:rPr>
-      </w:pPr>
-      <w:r>
-        <w:rPr>
-          <w:b/>
-          <w:bCs/>
-        </w:rPr>
-        <w:t xml:space="preserve">3. La lógica de carrera (Después del </w:t>
-      </w:r>
-      <w:proofErr w:type="spellStart"/>
-      <w:r>
-        <w:rPr>
-          <w:b/>
-          <w:bCs/>
-        </w:rPr>
-        <w:t>waitForStart</w:t>
-      </w:r>
-      <w:proofErr w:type="spellEnd"/>
-      <w:r>
-        <w:rPr>
-          <w:b/>
-          <w:bCs/>
-        </w:rPr>
-        <w:t>)</w:t>
-      </w:r>
-    </w:p>
-    <w:p>
-      <w:r>
-        <w:t xml:space="preserve">Ahora, debajo del bloque </w:t>
-      </w:r>
-      <w:proofErr w:type="spellStart"/>
-      <w:r>
-        <w:t>if</w:t>
-      </w:r>
-      <w:proofErr w:type="spellEnd"/>
-      <w:r>
-        <w:t xml:space="preserve"> </w:t>
-      </w:r>
-      <w:proofErr w:type="spellStart"/>
-      <w:r>
-        <w:t>opModeIsActive</w:t>
-      </w:r>
-      <w:proofErr w:type="spellEnd"/>
-      <w:r>
-        <w:t>, vamos a programar el movimiento inicial y el giro:</w:t>
-      </w:r>
-    </w:p>
-    <w:p>
-      <w:pPr>
-        <w:numPr>
-          <w:ilvl w:val="0"/>
-          <w:numId w:val="11"/>
-        </w:numPr>
-      </w:pPr>
-      <w:r>
-        <w:rPr>
-          <w:b/>
-          <w:bCs/>
-        </w:rPr>
-        <w:t>Arrancar:</w:t>
-      </w:r>
-    </w:p>
-    <w:p>
-      <w:pPr>
-        <w:numPr>
-          <w:ilvl w:val="1"/>
-          <w:numId w:val="11"/>
-        </w:numPr>
-      </w:pPr>
-      <w:r>
-        <w:t xml:space="preserve">set velocidad_motor </w:t>
-      </w:r>
-      <w:proofErr w:type="spellStart"/>
-      <w:r>
-        <w:t>to</w:t>
-      </w:r>
-      <w:proofErr w:type="spellEnd"/>
-      <w:r>
-        <w:t xml:space="preserve"> 0.5 (velocidad media).</w:t>
-      </w:r>
-    </w:p>
-    <w:p>
-      <w:pPr>
-        <w:numPr>
-          <w:ilvl w:val="1"/>
-          <w:numId w:val="11"/>
-        </w:numPr>
-      </w:pPr>
-      <w:r>
-        <w:t xml:space="preserve">set </w:t>
-      </w:r>
-      <w:proofErr w:type="spellStart"/>
-      <w:r>
-        <w:t>motor_movimiento</w:t>
-      </w:r>
-      <w:proofErr w:type="spellEnd"/>
-      <w:r>
-        <w:t xml:space="preserve"> Power </w:t>
-      </w:r>
-      <w:proofErr w:type="spellStart"/>
-      <w:r>
-        <w:t>to</w:t>
-      </w:r>
-      <w:proofErr w:type="spellEnd"/>
-      <w:r>
-        <w:t xml:space="preserve"> (variable velocidad_motor).</w:t>
-      </w:r>
-    </w:p>
-    <w:p>
-      <w:pPr>
-        <w:numPr>
-          <w:ilvl w:val="0"/>
-          <w:numId w:val="11"/>
-        </w:numPr>
-      </w:pPr>
-      <w:r>
-        <w:rPr>
-          <w:b/>
-          <w:bCs/>
-        </w:rPr>
-        <w:t>Avanzar hasta la curva:</w:t>
-      </w:r>
-    </w:p>
-    <w:p>
-      <w:pPr>
-        <w:numPr>
-          <w:ilvl w:val="1"/>
-          <w:numId w:val="11"/>
-        </w:numPr>
-      </w:pPr>
-      <w:r>
-        <w:t xml:space="preserve">Pongan un bloque </w:t>
-      </w:r>
-      <w:proofErr w:type="spellStart"/>
-      <w:r>
-        <w:t>sleep</w:t>
-      </w:r>
-      <w:proofErr w:type="spellEnd"/>
-      <w:r>
-        <w:t xml:space="preserve"> de unos 1500 milisegundos (ajusten según el largo de la recta de su pista).</w:t>
-      </w:r>
-    </w:p>
-    <w:p>
-      <w:pPr>
-        <w:numPr>
-          <w:ilvl w:val="0"/>
-          <w:numId w:val="11"/>
-        </w:numPr>
-      </w:pPr>
-      <w:r>
-        <w:rPr>
-          <w:b/>
-          <w:bCs/>
-        </w:rPr>
-        <w:t>Decidir el giro:</w:t>
-      </w:r>
-    </w:p>
-    <w:p>
-      <w:pPr>
-        <w:numPr>
-          <w:ilvl w:val="1"/>
-          <w:numId w:val="11"/>
-        </w:numPr>
-      </w:pPr>
-      <w:r>
-        <w:t xml:space="preserve">Arrastren un bloque </w:t>
-      </w:r>
-      <w:proofErr w:type="spellStart"/>
-      <w:r>
-        <w:t>if</w:t>
-      </w:r>
-      <w:proofErr w:type="spellEnd"/>
-      <w:r>
-        <w:t xml:space="preserve"> / </w:t>
-      </w:r>
-      <w:proofErr w:type="spellStart"/>
-      <w:r>
-        <w:t>else</w:t>
-      </w:r>
-      <w:proofErr w:type="spellEnd"/>
-      <w:r>
-        <w:t xml:space="preserve"> de la categoría </w:t>
-      </w:r>
-      <w:r>
-        <w:rPr>
-          <w:b/>
-          <w:bCs/>
-        </w:rPr>
-        <w:t>Logic</w:t>
-      </w:r>
-      <w:r>
-        <w:t>.</w:t>
-      </w:r>
-    </w:p>
-    <w:p>
-      <w:pPr>
-        <w:numPr>
-          <w:ilvl w:val="1"/>
-          <w:numId w:val="11"/>
-        </w:numPr>
-      </w:pPr>
-      <w:r>
-        <w:rPr>
-          <w:b/>
-          <w:bCs/>
-        </w:rPr>
-        <w:t>En el IF:</w:t>
-      </w:r>
-      <w:r>
-        <w:t xml:space="preserve"> </w:t>
-      </w:r>
-      <w:proofErr w:type="spellStart"/>
-      <w:r>
-        <w:t>if</w:t>
-      </w:r>
-      <w:proofErr w:type="spellEnd"/>
-      <w:r>
-        <w:t xml:space="preserve"> (variable </w:t>
-      </w:r>
-      <w:proofErr w:type="spellStart"/>
-      <w:r>
-        <w:t>sentido_horario</w:t>
-      </w:r>
-      <w:proofErr w:type="spellEnd"/>
-      <w:r>
-        <w:t>) = true</w:t>
-      </w:r>
-    </w:p>
-    <w:p>
-      <w:pPr>
-        <w:numPr>
-          <w:ilvl w:val="2"/>
-          <w:numId w:val="11"/>
-        </w:numPr>
-      </w:pPr>
-      <w:r>
-        <w:t xml:space="preserve">set </w:t>
-      </w:r>
-      <w:proofErr w:type="spellStart"/>
-      <w:r>
-        <w:t>direccion_servo</w:t>
-      </w:r>
-      <w:proofErr w:type="spellEnd"/>
-      <w:r>
-        <w:t xml:space="preserve"> </w:t>
-      </w:r>
-      <w:proofErr w:type="spellStart"/>
-      <w:r>
-        <w:t>to</w:t>
-      </w:r>
-      <w:proofErr w:type="spellEnd"/>
-      <w:r>
-        <w:t xml:space="preserve"> 0.8 (Esto inclina las ruedas a la derecha).</w:t>
-      </w:r>
-    </w:p>
-    <w:p>
-      <w:pPr>
-        <w:numPr>
-          <w:ilvl w:val="1"/>
-          <w:numId w:val="11"/>
-        </w:numPr>
-      </w:pPr>
-      <w:r>
-        <w:rPr>
-          <w:b/>
-          <w:bCs/>
-        </w:rPr>
-        <w:t>En el ELSE (Sino):</w:t>
-      </w:r>
-    </w:p>
-    <w:p>
-      <w:pPr>
-        <w:numPr>
-          <w:ilvl w:val="2"/>
-          <w:numId w:val="11"/>
-        </w:numPr>
-      </w:pPr>
-      <w:r>
-        <w:t xml:space="preserve">set </w:t>
-      </w:r>
-      <w:proofErr w:type="spellStart"/>
-      <w:r>
-        <w:t>direccion_servo</w:t>
-      </w:r>
-      <w:proofErr w:type="spellEnd"/>
-      <w:r>
-        <w:t xml:space="preserve"> </w:t>
-      </w:r>
-      <w:proofErr w:type="spellStart"/>
-      <w:r>
-        <w:t>to</w:t>
-      </w:r>
-      <w:proofErr w:type="spellEnd"/>
-      <w:r>
-        <w:t xml:space="preserve"> 0.2 (Esto inclina las ruedas a la izquierda).</w:t>
-      </w:r>
-    </w:p>
-    <w:p>
-      <w:pPr>
-        <w:numPr>
-          <w:ilvl w:val="1"/>
-          <w:numId w:val="11"/>
-        </w:numPr>
-      </w:pPr>
-      <w:r>
-        <w:rPr>
-          <w:b/>
-          <w:bCs/>
-        </w:rPr>
-        <w:t>Aplicar giro:</w:t>
-      </w:r>
-      <w:r>
-        <w:t xml:space="preserve"> No olviden poner el bloque set </w:t>
-      </w:r>
-      <w:proofErr w:type="spellStart"/>
-      <w:r>
-        <w:t>servo_direccion</w:t>
-      </w:r>
-      <w:proofErr w:type="spellEnd"/>
-      <w:r>
-        <w:t xml:space="preserve"> Position </w:t>
-      </w:r>
-      <w:proofErr w:type="spellStart"/>
-      <w:r>
-        <w:t>to</w:t>
-      </w:r>
-      <w:proofErr w:type="spellEnd"/>
-      <w:r>
-        <w:t xml:space="preserve"> (variable </w:t>
-      </w:r>
-      <w:proofErr w:type="spellStart"/>
-      <w:r>
-        <w:t>direccion_servo</w:t>
-      </w:r>
-      <w:proofErr w:type="spellEnd"/>
-      <w:r>
-        <w:t>) después de definir el valor.</w:t>
-      </w:r>
-    </w:p>
-    <w:p>
-      <w:pPr>
-        <w:rPr>
-          <w:b/>
-          <w:bCs/>
-        </w:rPr>
-      </w:pPr>
-      <w:r>
-        <w:rPr>
-          <w:b/>
-          <w:bCs/>
-        </w:rPr>
-        <w:t>4. Mantener el giro y frenar</w:t>
-      </w:r>
-    </w:p>
-    <w:p>
-      <w:pPr>
-        <w:numPr>
-          <w:ilvl w:val="0"/>
-          <w:numId w:val="12"/>
-        </w:numPr>
-      </w:pPr>
-      <w:r>
-        <w:t xml:space="preserve">Después del bloque </w:t>
-      </w:r>
-      <w:proofErr w:type="spellStart"/>
-      <w:r>
-        <w:t>if</w:t>
-      </w:r>
-      <w:proofErr w:type="spellEnd"/>
-      <w:r>
-        <w:t>/</w:t>
-      </w:r>
-      <w:proofErr w:type="spellStart"/>
-      <w:r>
-        <w:t>else</w:t>
-      </w:r>
-      <w:proofErr w:type="spellEnd"/>
-      <w:r>
-        <w:t xml:space="preserve">, pongan otro </w:t>
-      </w:r>
-      <w:proofErr w:type="spellStart"/>
-      <w:r>
-        <w:t>sleep</w:t>
-      </w:r>
-      <w:proofErr w:type="spellEnd"/>
-      <w:r>
-        <w:t xml:space="preserve"> de unos 1000 milisegundos para que el auto mantenga las ruedas dobladas durante la curva.</w:t>
-      </w:r>
-    </w:p>
-    <w:p>
-      <w:pPr>
-        <w:numPr>
-          <w:ilvl w:val="0"/>
-          <w:numId w:val="12"/>
-        </w:numPr>
-      </w:pPr>
-      <w:r>
-        <w:rPr>
-          <w:b/>
-          <w:bCs/>
-        </w:rPr>
-        <w:t>Frenado final:</w:t>
-      </w:r>
-      <w:r>
-        <w:t xml:space="preserve"> Al terminar, pongan la potencia del motor en 0 y el servo en 0.5 para que el robot se detenga recto.</w:t>
-      </w:r>
-    </w:p>
-    <w:p>
-      <w:r>
-        <w:pict w14:anchorId="17D5DE0D">
-          <v:rect id="_x0000_i1025" style="width:0;height:1.5pt" o:hralign="center" o:hrstd="t" o:hrnoshade="t" o:hr="t" fillcolor="gray" stroked="f"/>
-        </w:pict>
-      </w:r>
-    </w:p>
-    <w:p>
-      <w:pPr>
-        <w:rPr>
-          <w:b/>
-          <w:bCs/>
-        </w:rPr>
-      </w:pPr>
-      <w:r>
-        <w:rPr>
-          <w:b/>
-          <w:bCs/>
-        </w:rPr>
-        <w:t>Reto para los últimos minutos:</w:t>
-      </w:r>
-    </w:p>
-    <w:p>
-      <w:r>
-        <w:lastRenderedPageBreak/>
-        <w:t xml:space="preserve">Intenten crear una </w:t>
-      </w:r>
-      <w:r>
-        <w:rPr>
-          <w:b/>
-          <w:bCs/>
-        </w:rPr>
-        <w:t>Función</w:t>
-      </w:r>
-      <w:r>
-        <w:t xml:space="preserve"> (bloque morado) llamada </w:t>
-      </w:r>
-      <w:proofErr w:type="spellStart"/>
-      <w:r>
-        <w:t>EjecutarGiro</w:t>
-      </w:r>
-      <w:proofErr w:type="spellEnd"/>
-      <w:r>
-        <w:t xml:space="preserve">. Metan toda la lógica del </w:t>
-      </w:r>
-      <w:proofErr w:type="spellStart"/>
-      <w:r>
-        <w:t>if</w:t>
-      </w:r>
-      <w:proofErr w:type="spellEnd"/>
-      <w:r>
-        <w:t>/</w:t>
-      </w:r>
-      <w:proofErr w:type="spellStart"/>
-      <w:r>
-        <w:t>else</w:t>
-      </w:r>
-      <w:proofErr w:type="spellEnd"/>
-      <w:r>
-        <w:t xml:space="preserve"> dentro de esa función. Así, cuando su código crezca y tengan que dar 3 vueltas a la pista, solo tendrán que llamar al bloque </w:t>
-      </w:r>
-      <w:proofErr w:type="spellStart"/>
-      <w:r>
-        <w:t>EjecutarGiro</w:t>
-      </w:r>
-      <w:proofErr w:type="spellEnd"/>
-      <w:r>
-        <w:t xml:space="preserve"> cada vez que lleguen a una esquina.</w:t>
-      </w:r>
-    </w:p>
-    <w:p>
-      <w:r>
-        <w:t>¿Ya lograron que los bloques de las variables encajen dentro de los bloques de los motores y servos?</w:t>
-      </w:r>
-    </w:p>
-    <w:p/>
-    <w:p/>
-    <w:p/>
-    <w:p/>
-    <w:p>
-      <w:r>
-        <w:t xml:space="preserve">Para hacer el </w:t>
-      </w:r>
-      <w:r>
-        <w:rPr>
-          <w:b/>
-          <w:bCs/>
-        </w:rPr>
-        <w:t>frenado final</w:t>
-      </w:r>
-      <w:r>
-        <w:t xml:space="preserve">, simplemente repites los bloques que usamos al principio, pero los colocas al puro final de toda tu secuencia de bloques dentro del </w:t>
-      </w:r>
-      <w:proofErr w:type="spellStart"/>
-      <w:r>
-        <w:t>runOpMode</w:t>
-      </w:r>
-      <w:proofErr w:type="spellEnd"/>
-      <w:r>
-        <w:t>.</w:t>
-      </w:r>
-    </w:p>
-    <w:p>
-      <w:r>
-        <w:t>Sigue estos pasos para cerrar tu código:</w:t>
-      </w:r>
-    </w:p>
-    <w:p>
-      <w:pPr>
-        <w:rPr>
-          <w:b/>
-          <w:bCs/>
-        </w:rPr>
-      </w:pPr>
-      <w:r>
-        <w:rPr>
-          <w:b/>
-          <w:bCs/>
-        </w:rPr>
-        <w:t>1. El Bloque del Motor (Para detener el auto)</w:t>
-      </w:r>
-    </w:p>
-    <w:p>
-      <w:pPr>
-        <w:numPr>
-          <w:ilvl w:val="0"/>
-          <w:numId w:val="4"/>
-        </w:numPr>
-      </w:pPr>
-      <w:r>
-        <w:t xml:space="preserve">Busca en la categoría </w:t>
-      </w:r>
-      <w:proofErr w:type="spellStart"/>
-      <w:r>
-        <w:rPr>
-          <w:b/>
-          <w:bCs/>
-        </w:rPr>
-        <w:t>Actuators</w:t>
-      </w:r>
-      <w:proofErr w:type="spellEnd"/>
-      <w:r>
-        <w:rPr>
-          <w:b/>
-          <w:bCs/>
-        </w:rPr>
-        <w:t xml:space="preserve"> &gt; DC Motor</w:t>
-      </w:r>
-      <w:r>
-        <w:t xml:space="preserve"> el bloque: set </w:t>
-      </w:r>
-      <w:proofErr w:type="spellStart"/>
-      <w:r>
-        <w:t>motor_movimiento</w:t>
-      </w:r>
-      <w:proofErr w:type="spellEnd"/>
-      <w:r>
-        <w:t xml:space="preserve"> Power </w:t>
-      </w:r>
-      <w:proofErr w:type="spellStart"/>
-      <w:r>
-        <w:t>to</w:t>
-      </w:r>
-      <w:proofErr w:type="spellEnd"/>
-      <w:r>
-        <w:t>.</w:t>
-      </w:r>
-    </w:p>
-    <w:p>
-      <w:pPr>
-        <w:numPr>
-          <w:ilvl w:val="0"/>
-          <w:numId w:val="4"/>
-        </w:numPr>
-      </w:pPr>
-      <w:r>
-        <w:t xml:space="preserve">Ve a la categoría </w:t>
-      </w:r>
-      <w:r>
-        <w:rPr>
-          <w:b/>
-          <w:bCs/>
-        </w:rPr>
-        <w:t>Math</w:t>
-      </w:r>
-      <w:r>
-        <w:t xml:space="preserve"> (color azul/gris) y arrastra el bloque con el número </w:t>
-      </w:r>
-      <w:r>
-        <w:rPr>
-          <w:b/>
-          <w:bCs/>
-        </w:rPr>
-        <w:t>0</w:t>
-      </w:r>
-      <w:r>
-        <w:t>.</w:t>
-      </w:r>
-    </w:p>
-    <w:p>
-      <w:pPr>
-        <w:numPr>
-          <w:ilvl w:val="0"/>
-          <w:numId w:val="4"/>
-        </w:numPr>
-      </w:pPr>
-      <w:r>
-        <w:t xml:space="preserve">Conéctalo para que quede: set </w:t>
-      </w:r>
-      <w:proofErr w:type="spellStart"/>
-      <w:r>
-        <w:t>motor_movimiento</w:t>
-      </w:r>
-      <w:proofErr w:type="spellEnd"/>
-      <w:r>
-        <w:t xml:space="preserve"> Power </w:t>
-      </w:r>
-      <w:proofErr w:type="spellStart"/>
-      <w:r>
-        <w:t>to</w:t>
-      </w:r>
-      <w:proofErr w:type="spellEnd"/>
-      <w:r>
-        <w:t xml:space="preserve"> 0.</w:t>
-      </w:r>
-    </w:p>
-    <w:p>
-      <w:pPr>
-        <w:rPr>
-          <w:b/>
-          <w:bCs/>
-        </w:rPr>
-      </w:pPr>
-      <w:r>
-        <w:rPr>
-          <w:b/>
-          <w:bCs/>
-        </w:rPr>
-        <w:t>2. El Bloque del Servo (Para enderezar las ruedas)</w:t>
-      </w:r>
-    </w:p>
-    <w:p>
-      <w:pPr>
-        <w:numPr>
-          <w:ilvl w:val="0"/>
-          <w:numId w:val="5"/>
-        </w:numPr>
-      </w:pPr>
-      <w:r>
-        <w:t xml:space="preserve">Busca en la categoría </w:t>
-      </w:r>
-      <w:proofErr w:type="spellStart"/>
-      <w:r>
-        <w:rPr>
-          <w:b/>
-          <w:bCs/>
-        </w:rPr>
-        <w:t>Actuators</w:t>
-      </w:r>
-      <w:proofErr w:type="spellEnd"/>
-      <w:r>
-        <w:rPr>
-          <w:b/>
-          <w:bCs/>
-        </w:rPr>
-        <w:t xml:space="preserve"> &gt; Servos</w:t>
-      </w:r>
-      <w:r>
-        <w:t xml:space="preserve"> el bloque: set </w:t>
-      </w:r>
-      <w:proofErr w:type="spellStart"/>
-      <w:r>
-        <w:t>direccion_servo</w:t>
-      </w:r>
-      <w:proofErr w:type="spellEnd"/>
-      <w:r>
-        <w:t xml:space="preserve"> Position </w:t>
-      </w:r>
-      <w:proofErr w:type="spellStart"/>
-      <w:r>
-        <w:t>to</w:t>
-      </w:r>
-      <w:proofErr w:type="spellEnd"/>
-      <w:r>
-        <w:t>.</w:t>
-      </w:r>
-    </w:p>
-    <w:p>
-      <w:pPr>
-        <w:numPr>
-          <w:ilvl w:val="0"/>
-          <w:numId w:val="5"/>
-        </w:numPr>
-      </w:pPr>
-      <w:r>
-        <w:t xml:space="preserve">Ve a la categoría </w:t>
-      </w:r>
-      <w:r>
-        <w:rPr>
-          <w:b/>
-          <w:bCs/>
-        </w:rPr>
-        <w:t>Math</w:t>
-      </w:r>
-      <w:r>
-        <w:t xml:space="preserve"> y arrastra el bloque con el número </w:t>
-      </w:r>
-      <w:r>
-        <w:rPr>
-          <w:b/>
-          <w:bCs/>
-        </w:rPr>
-        <w:t>0.5</w:t>
-      </w:r>
-      <w:r>
-        <w:t>.</w:t>
-      </w:r>
-    </w:p>
-    <w:p>
-      <w:pPr>
-        <w:numPr>
-          <w:ilvl w:val="0"/>
-          <w:numId w:val="5"/>
-        </w:numPr>
-      </w:pPr>
-      <w:r>
-        <w:t xml:space="preserve">Conéctalo para que quede: set </w:t>
-      </w:r>
-      <w:proofErr w:type="spellStart"/>
-      <w:r>
-        <w:t>direccion_servo</w:t>
-      </w:r>
-      <w:proofErr w:type="spellEnd"/>
-      <w:r>
-        <w:t xml:space="preserve"> Position </w:t>
-      </w:r>
-      <w:proofErr w:type="spellStart"/>
-      <w:r>
-        <w:t>to</w:t>
-      </w:r>
-      <w:proofErr w:type="spellEnd"/>
-      <w:r>
-        <w:t xml:space="preserve"> 0.5.</w:t>
-      </w:r>
-    </w:p>
-    <w:p>
-      <w:pPr>
-        <w:rPr>
-          <w:b/>
-          <w:bCs/>
-        </w:rPr>
-      </w:pPr>
-      <w:r>
-        <w:rPr>
-          <w:b/>
-          <w:bCs/>
-        </w:rPr>
-        <w:t>3. El Orden Correcto</w:t>
-      </w:r>
-    </w:p>
-    <w:p>
-      <w:r>
-        <w:t xml:space="preserve">Asegúrate de que estos bloques estén </w:t>
-      </w:r>
-      <w:r>
-        <w:rPr>
-          <w:b/>
-          <w:bCs/>
-        </w:rPr>
-        <w:t>debajo</w:t>
-      </w:r>
-      <w:r>
-        <w:t xml:space="preserve"> de todo lo demás (después de los </w:t>
-      </w:r>
-      <w:proofErr w:type="spellStart"/>
-      <w:r>
-        <w:t>sleep</w:t>
-      </w:r>
-      <w:proofErr w:type="spellEnd"/>
-      <w:r>
-        <w:t xml:space="preserve"> y de la lógica de los giros). El orden de lectura del robot será este:</w:t>
-      </w:r>
-    </w:p>
-    <w:p>
-      <w:pPr>
-        <w:numPr>
-          <w:ilvl w:val="0"/>
-          <w:numId w:val="6"/>
-        </w:numPr>
-      </w:pPr>
-      <w:r>
-        <w:rPr>
-          <w:b/>
-          <w:bCs/>
-        </w:rPr>
-        <w:t>Avanza</w:t>
-      </w:r>
-      <w:r>
-        <w:t xml:space="preserve"> (Potencia 0.5).</w:t>
-      </w:r>
-    </w:p>
-    <w:p>
-      <w:pPr>
-        <w:numPr>
-          <w:ilvl w:val="0"/>
-          <w:numId w:val="6"/>
-        </w:numPr>
-      </w:pPr>
-      <w:r>
-        <w:rPr>
-          <w:b/>
-          <w:bCs/>
-        </w:rPr>
-        <w:t>Espera</w:t>
-      </w:r>
-      <w:r>
-        <w:t xml:space="preserve"> (Sleep).</w:t>
-      </w:r>
-    </w:p>
-    <w:p>
-      <w:pPr>
-        <w:numPr>
-          <w:ilvl w:val="0"/>
-          <w:numId w:val="6"/>
-        </w:numPr>
-      </w:pPr>
-      <w:r>
-        <w:rPr>
-          <w:b/>
-          <w:bCs/>
-        </w:rPr>
-        <w:t>Gira</w:t>
-      </w:r>
-      <w:r>
-        <w:t xml:space="preserve"> (Cambia el Servo).</w:t>
-      </w:r>
-    </w:p>
-    <w:p>
-      <w:pPr>
-        <w:numPr>
-          <w:ilvl w:val="0"/>
-          <w:numId w:val="6"/>
-        </w:numPr>
-      </w:pPr>
-      <w:r>
-        <w:rPr>
-          <w:b/>
-          <w:bCs/>
-        </w:rPr>
-        <w:t>Espera</w:t>
-      </w:r>
-      <w:r>
-        <w:t xml:space="preserve"> (Sleep mientras gira).</w:t>
-      </w:r>
-    </w:p>
-    <w:p>
-      <w:pPr>
-        <w:numPr>
-          <w:ilvl w:val="0"/>
-          <w:numId w:val="6"/>
-        </w:numPr>
-      </w:pPr>
-      <w:r>
-        <w:rPr>
-          <w:b/>
-          <w:bCs/>
-        </w:rPr>
-        <w:t>Frena</w:t>
-      </w:r>
-      <w:r>
-        <w:t xml:space="preserve"> (Potencia 0, Servo 0.5) </w:t>
-      </w:r>
-      <w:r>
-        <w:rPr>
-          <w:b/>
-          <w:bCs/>
-        </w:rPr>
-        <w:t>&lt;-- Aquí es donde pones estos bloques.</w:t>
-      </w:r>
-    </w:p>
-    <w:p>
-      <w:r>
-        <w:pict w14:anchorId="59806BFD">
-          <v:rect id="_x0000_i1026" style="width:0;height:1.5pt" o:hralign="center" o:hrstd="t" o:hrnoshade="t" o:hr="t" fillcolor="gray" stroked="f"/>
-        </w:pict>
-      </w:r>
-    </w:p>
-    <w:p>
-      <w:pPr>
-        <w:rPr>
-          <w:b/>
-          <w:bCs/>
-        </w:rPr>
-      </w:pPr>
-      <w:r>
-        <w:rPr>
-          <w:b/>
-          <w:bCs/>
-        </w:rPr>
-        <w:t>Un consejo de "Limpieza":</w:t>
-      </w:r>
-    </w:p>
-    <w:p>
-      <w:r>
-        <w:lastRenderedPageBreak/>
-        <w:t xml:space="preserve">Como les queda poco tiempo de sesión, si quieren que su código se vea profesional, pueden usar la </w:t>
-      </w:r>
-      <w:r>
-        <w:rPr>
-          <w:b/>
-          <w:bCs/>
-        </w:rPr>
-        <w:t>Función</w:t>
-      </w:r>
-      <w:r>
-        <w:t xml:space="preserve"> que mencionamos antes:</w:t>
-      </w:r>
-    </w:p>
-    <w:p>
-      <w:pPr>
-        <w:numPr>
-          <w:ilvl w:val="0"/>
-          <w:numId w:val="7"/>
-        </w:numPr>
-      </w:pPr>
-      <w:r>
-        <w:t xml:space="preserve">Busca el bloque morado de </w:t>
-      </w:r>
-      <w:proofErr w:type="spellStart"/>
-      <w:r>
-        <w:rPr>
-          <w:b/>
-          <w:bCs/>
-        </w:rPr>
-        <w:t>Functions</w:t>
-      </w:r>
-      <w:proofErr w:type="spellEnd"/>
-      <w:r>
-        <w:t xml:space="preserve"> que crearon llamado </w:t>
-      </w:r>
-      <w:proofErr w:type="spellStart"/>
-      <w:r>
-        <w:t>frenar_robot</w:t>
-      </w:r>
-      <w:proofErr w:type="spellEnd"/>
-      <w:r>
-        <w:t>.</w:t>
-      </w:r>
-    </w:p>
-    <w:p>
-      <w:pPr>
-        <w:numPr>
-          <w:ilvl w:val="0"/>
-          <w:numId w:val="7"/>
-        </w:numPr>
-      </w:pPr>
-      <w:r>
-        <w:t xml:space="preserve">Pon los dos bloques (Power </w:t>
-      </w:r>
-      <w:proofErr w:type="spellStart"/>
-      <w:r>
-        <w:t>to</w:t>
-      </w:r>
-      <w:proofErr w:type="spellEnd"/>
-      <w:r>
-        <w:t xml:space="preserve"> 0 y Position </w:t>
-      </w:r>
-      <w:proofErr w:type="spellStart"/>
-      <w:r>
-        <w:t>to</w:t>
-      </w:r>
-      <w:proofErr w:type="spellEnd"/>
-      <w:r>
-        <w:t xml:space="preserve"> 0.5) </w:t>
-      </w:r>
-      <w:r>
-        <w:rPr>
-          <w:b/>
-          <w:bCs/>
-        </w:rPr>
-        <w:t>dentro</w:t>
-      </w:r>
-      <w:r>
-        <w:t xml:space="preserve"> de ese bloque morado.</w:t>
-      </w:r>
-    </w:p>
-    <w:p>
-      <w:pPr>
-        <w:numPr>
-          <w:ilvl w:val="0"/>
-          <w:numId w:val="7"/>
-        </w:numPr>
-      </w:pPr>
-      <w:r>
-        <w:t xml:space="preserve">Ahora, al final de tu código principal, solo tienes que arrastrar el bloque pequeño que dice </w:t>
-      </w:r>
-      <w:proofErr w:type="spellStart"/>
-      <w:r>
-        <w:t>call</w:t>
-      </w:r>
-      <w:proofErr w:type="spellEnd"/>
-      <w:r>
-        <w:t xml:space="preserve"> </w:t>
-      </w:r>
-      <w:proofErr w:type="spellStart"/>
-      <w:r>
-        <w:t>frenar_robot</w:t>
-      </w:r>
-      <w:proofErr w:type="spellEnd"/>
-      <w:r>
-        <w:t>.</w:t>
-      </w:r>
-    </w:p>
-    <w:p>
-      <w:r>
-        <w:rPr>
-          <w:b/>
-          <w:bCs/>
-        </w:rPr>
-        <w:t>¡Felicidades!</w:t>
-      </w:r>
-      <w:r>
-        <w:t xml:space="preserve"> Con esto ya tienen un programa completo que:</w:t>
-      </w:r>
-    </w:p>
-    <w:p>
-      <w:pPr>
-        <w:numPr>
-          <w:ilvl w:val="0"/>
-          <w:numId w:val="8"/>
-        </w:numPr>
-      </w:pPr>
-      <w:r>
-        <w:t>Inicia en orden.</w:t>
-      </w:r>
-    </w:p>
-    <w:p>
-      <w:pPr>
-        <w:numPr>
-          <w:ilvl w:val="0"/>
-          <w:numId w:val="8"/>
-        </w:numPr>
-      </w:pPr>
-      <w:r>
-        <w:t>Decide hacia dónde girar basándose en una variable.</w:t>
-      </w:r>
-    </w:p>
-    <w:p>
-      <w:pPr>
-        <w:numPr>
-          <w:ilvl w:val="0"/>
-          <w:numId w:val="8"/>
-        </w:numPr>
-      </w:pPr>
-      <w:r>
-        <w:t>Y lo más importante, ¡sabe cómo detenerse para no chocar!</w:t>
-      </w:r>
-    </w:p>
-    <w:p>
-      <w:r>
-        <w:t>¿Lograron poner los bloques de frenado al final de la fila? ¡Están listos para la próxima vez que tengan la cámara!</w:t>
-      </w:r>
-    </w:p>
-    <w:p/>
-    <w:p/>
-    <w:p>
-      <w:pPr>
-        <w:rPr>
-          <w:b/>
-          <w:bCs/>
-        </w:rPr>
-      </w:pPr>
-      <w:r>
-        <w:rPr>
-          <w:b/>
-          <w:bCs/>
-        </w:rPr>
-        <w:t>06-05-2026</w:t>
-      </w:r>
-      <w:r>
-        <w:rPr>
-          <w:b/>
-          <w:bCs/>
-        </w:rPr>
-        <w:t xml:space="preserve"> – Episodio 8: “¡Veo el color!”</w:t>
-      </w:r>
-    </w:p>
-    <w:p>
-      <w:r>
-        <w:t>Participantes: Alessandro, Rebeca y Mario.</w:t>
-      </w:r>
-    </w:p>
-    <w:p>
-      <w:r>
-        <w:t xml:space="preserve">Estado inicial: </w:t>
-      </w:r>
-    </w:p>
-    <w:p>
-      <w:r>
-        <w:t xml:space="preserve">En la sesión anterior queríamos empezar a programar la cámara para la detección de color, sin embargo el drive se nos descargó y no teníamos cargador a mano; </w:t>
-      </w:r>
-      <w:r>
-        <w:t xml:space="preserve">ese día </w:t>
-      </w:r>
-      <w:r>
-        <w:t xml:space="preserve">Mario se llevó los drivers para </w:t>
-      </w:r>
-      <w:proofErr w:type="spellStart"/>
-      <w:r>
-        <w:t>cargsrlos</w:t>
-      </w:r>
-      <w:proofErr w:type="spellEnd"/>
-      <w:r>
-        <w:t xml:space="preserve"> en la casa </w:t>
-      </w:r>
-      <w:proofErr w:type="spellStart"/>
-      <w:r>
-        <w:t>asíqu</w:t>
-      </w:r>
-      <w:r>
-        <w:t>e</w:t>
-      </w:r>
-      <w:proofErr w:type="spellEnd"/>
-      <w:r>
-        <w:t xml:space="preserve"> el objetivo de hoy es iniciar </w:t>
-      </w:r>
-      <w:r>
-        <w:t xml:space="preserve">con el código de la cámara. </w:t>
-      </w:r>
-    </w:p>
-    <w:p>
-      <w:r>
-        <w:t>En esta sesión Alessandro va seguir con el ensamblaje del robot: ahora está cortando las barras para construir la parte donde estará el Control-Hub.</w:t>
-      </w:r>
-    </w:p>
-    <w:p/>
+    <w:p>
+      <w:r>
+        <w:t>11-05-2026 – Episodio 10: “¡Veo el color!”</w:t>
+      </w:r>
+    </w:p>
     <w:sectPr>
       <w:pgSz w:w="12240" w:h="15840"/>
       <w:pgMar w:top="1417" w:right="1701" w:bottom="1417" w:left="1701" w:header="708" w:footer="708" w:gutter="0"/>
@@ -2876,6 +1985,184 @@
 <file path=word/numbering.xml><?xml version="1.0" encoding="utf-8"?>
 <w:numbering xmlns:wpc="http://schemas.microsoft.com/office/word/2010/wordprocessingCanvas" xmlns:cx="http://schemas.microsoft.com/office/drawing/2014/chartex" xmlns:cx1="http://schemas.microsoft.com/office/drawing/2015/9/8/chartex" xmlns:cx2="http://schemas.microsoft.com/office/drawing/2015/10/21/chartex" xmlns:cx3="http://schemas.microsoft.com/office/drawing/2016/5/9/chartex" xmlns:cx4="http://schemas.microsoft.com/office/drawing/2016/5/10/chartex" xmlns:cx5="http://schemas.microsoft.com/office/drawing/2016/5/11/chartex" xmlns:cx6="http://schemas.microsoft.com/office/drawing/2016/5/12/chartex" xmlns:cx7="http://schemas.microsoft.com/office/drawing/2016/5/13/chartex" xmlns:cx8="http://schemas.microsoft.com/office/drawing/2016/5/14/chartex" xmlns:mc="http://schemas.openxmlformats.org/markup-compatibility/2006" xmlns:aink="http://schemas.microsoft.com/office/drawing/2016/ink" xmlns:am3d="http://schemas.microsoft.com/office/drawing/2017/model3d" xmlns:o="urn:schemas-microsoft-com:office:office" xmlns:oel="http://schemas.microsoft.com/office/2019/extlst" xmlns:r="http://schemas.openxmlformats.org/officeDocument/2006/relationships" xmlns:m="http://schemas.openxmlformats.org/officeDocument/2006/math" xmlns:v="urn:schemas-microsoft-com:vml" xmlns:wp14="http://schemas.microsoft.com/office/word/2010/wordprocessingDrawing" xmlns:wp="http://schemas.openxmlformats.org/drawingml/2006/wordprocessingDrawing" xmlns:w10="urn:schemas-microsoft-com:office:word" xmlns:w="http://schemas.openxmlformats.org/wordprocessingml/2006/main" xmlns:w14="http://schemas.microsoft.com/office/word/2010/wordml" xmlns:w15="http://schemas.microsoft.com/office/word/2012/wordml" xmlns:w16cex="http://schemas.microsoft.com/office/word/2018/wordml/cex" xmlns:w16cid="http://schemas.microsoft.com/office/word/2016/wordml/cid" xmlns:w16="http://schemas.microsoft.com/office/word/2018/wordml" xmlns:w16du="http://schemas.microsoft.com/office/word/2023/wordml/word16du" xmlns:w16sdtdh="http://schemas.microsoft.com/office/word/2020/wordml/sdtdatahash" xmlns:w16sdtfl="http://schemas.microsoft.com/office/word/2024/wordml/sdtformatlock" xmlns:w16se="http://schemas.microsoft.com/office/word/2015/wordml/symex" xmlns:wpg="http://schemas.microsoft.com/office/word/2010/wordprocessingGroup" xmlns:wpi="http://schemas.microsoft.com/office/word/2010/wordprocessingInk" xmlns:wne="http://schemas.microsoft.com/office/word/2006/wordml" xmlns:wps="http://schemas.microsoft.com/office/word/2010/wordprocessingShape" mc:Ignorable="w14 w15 w16se w16cid w16 w16cex w16sdtdh w16sdtfl w16du wp14">
   <w:abstractNum w:abstractNumId="0" w15:restartNumberingAfterBreak="0">
+    <w:nsid w:val="04FE4104"/>
+    <w:multiLevelType w:val="hybridMultilevel"/>
+    <w:tmpl w:val="90A0EA42"/>
+    <w:lvl w:ilvl="0" w:tplc="140A000F">
+      <w:start w:val="1"/>
+      <w:numFmt w:val="decimal"/>
+      <w:lvlText w:val="%1."/>
+      <w:lvlJc w:val="left"/>
+      <w:pPr>
+        <w:ind w:left="720" w:hanging="360"/>
+      </w:pPr>
+      <w:rPr>
+        <w:rFonts w:hint="default"/>
+      </w:rPr>
+    </w:lvl>
+    <w:lvl w:ilvl="1" w:tplc="140A0019" w:tentative="1">
+      <w:start w:val="1"/>
+      <w:numFmt w:val="lowerLetter"/>
+      <w:lvlText w:val="%2."/>
+      <w:lvlJc w:val="left"/>
+      <w:pPr>
+        <w:ind w:left="1440" w:hanging="360"/>
+      </w:pPr>
+    </w:lvl>
+    <w:lvl w:ilvl="2" w:tplc="140A001B" w:tentative="1">
+      <w:start w:val="1"/>
+      <w:numFmt w:val="lowerRoman"/>
+      <w:lvlText w:val="%3."/>
+      <w:lvlJc w:val="right"/>
+      <w:pPr>
+        <w:ind w:left="2160" w:hanging="180"/>
+      </w:pPr>
+    </w:lvl>
+    <w:lvl w:ilvl="3" w:tplc="140A000F" w:tentative="1">
+      <w:start w:val="1"/>
+      <w:numFmt w:val="decimal"/>
+      <w:lvlText w:val="%4."/>
+      <w:lvlJc w:val="left"/>
+      <w:pPr>
+        <w:ind w:left="2880" w:hanging="360"/>
+      </w:pPr>
+    </w:lvl>
+    <w:lvl w:ilvl="4" w:tplc="140A0019" w:tentative="1">
+      <w:start w:val="1"/>
+      <w:numFmt w:val="lowerLetter"/>
+      <w:lvlText w:val="%5."/>
+      <w:lvlJc w:val="left"/>
+      <w:pPr>
+        <w:ind w:left="3600" w:hanging="360"/>
+      </w:pPr>
+    </w:lvl>
+    <w:lvl w:ilvl="5" w:tplc="140A001B" w:tentative="1">
+      <w:start w:val="1"/>
+      <w:numFmt w:val="lowerRoman"/>
+      <w:lvlText w:val="%6."/>
+      <w:lvlJc w:val="right"/>
+      <w:pPr>
+        <w:ind w:left="4320" w:hanging="180"/>
+      </w:pPr>
+    </w:lvl>
+    <w:lvl w:ilvl="6" w:tplc="140A000F" w:tentative="1">
+      <w:start w:val="1"/>
+      <w:numFmt w:val="decimal"/>
+      <w:lvlText w:val="%7."/>
+      <w:lvlJc w:val="left"/>
+      <w:pPr>
+        <w:ind w:left="5040" w:hanging="360"/>
+      </w:pPr>
+    </w:lvl>
+    <w:lvl w:ilvl="7" w:tplc="140A0019" w:tentative="1">
+      <w:start w:val="1"/>
+      <w:numFmt w:val="lowerLetter"/>
+      <w:lvlText w:val="%8."/>
+      <w:lvlJc w:val="left"/>
+      <w:pPr>
+        <w:ind w:left="5760" w:hanging="360"/>
+      </w:pPr>
+    </w:lvl>
+    <w:lvl w:ilvl="8" w:tplc="140A001B" w:tentative="1">
+      <w:start w:val="1"/>
+      <w:numFmt w:val="lowerRoman"/>
+      <w:lvlText w:val="%9."/>
+      <w:lvlJc w:val="right"/>
+      <w:pPr>
+        <w:ind w:left="6480" w:hanging="180"/>
+      </w:pPr>
+    </w:lvl>
+  </w:abstractNum>
+  <w:abstractNum w:abstractNumId="1" w15:restartNumberingAfterBreak="0">
+    <w:nsid w:val="07C66E70"/>
+    <w:multiLevelType w:val="hybridMultilevel"/>
+    <w:tmpl w:val="78F0F29A"/>
+    <w:lvl w:ilvl="0" w:tplc="140A000F">
+      <w:start w:val="1"/>
+      <w:numFmt w:val="decimal"/>
+      <w:lvlText w:val="%1."/>
+      <w:lvlJc w:val="left"/>
+      <w:pPr>
+        <w:ind w:left="720" w:hanging="360"/>
+      </w:pPr>
+      <w:rPr>
+        <w:rFonts w:hint="default"/>
+      </w:rPr>
+    </w:lvl>
+    <w:lvl w:ilvl="1" w:tplc="140A0019" w:tentative="1">
+      <w:start w:val="1"/>
+      <w:numFmt w:val="lowerLetter"/>
+      <w:lvlText w:val="%2."/>
+      <w:lvlJc w:val="left"/>
+      <w:pPr>
+        <w:ind w:left="1440" w:hanging="360"/>
+      </w:pPr>
+    </w:lvl>
+    <w:lvl w:ilvl="2" w:tplc="140A001B" w:tentative="1">
+      <w:start w:val="1"/>
+      <w:numFmt w:val="lowerRoman"/>
+      <w:lvlText w:val="%3."/>
+      <w:lvlJc w:val="right"/>
+      <w:pPr>
+        <w:ind w:left="2160" w:hanging="180"/>
+      </w:pPr>
+    </w:lvl>
+    <w:lvl w:ilvl="3" w:tplc="140A000F" w:tentative="1">
+      <w:start w:val="1"/>
+      <w:numFmt w:val="decimal"/>
+      <w:lvlText w:val="%4."/>
+      <w:lvlJc w:val="left"/>
+      <w:pPr>
+        <w:ind w:left="2880" w:hanging="360"/>
+      </w:pPr>
+    </w:lvl>
+    <w:lvl w:ilvl="4" w:tplc="140A0019" w:tentative="1">
+      <w:start w:val="1"/>
+      <w:numFmt w:val="lowerLetter"/>
+      <w:lvlText w:val="%5."/>
+      <w:lvlJc w:val="left"/>
+      <w:pPr>
+        <w:ind w:left="3600" w:hanging="360"/>
+      </w:pPr>
+    </w:lvl>
+    <w:lvl w:ilvl="5" w:tplc="140A001B" w:tentative="1">
+      <w:start w:val="1"/>
+      <w:numFmt w:val="lowerRoman"/>
+      <w:lvlText w:val="%6."/>
+      <w:lvlJc w:val="right"/>
+      <w:pPr>
+        <w:ind w:left="4320" w:hanging="180"/>
+      </w:pPr>
+    </w:lvl>
+    <w:lvl w:ilvl="6" w:tplc="140A000F" w:tentative="1">
+      <w:start w:val="1"/>
+      <w:numFmt w:val="decimal"/>
+      <w:lvlText w:val="%7."/>
+      <w:lvlJc w:val="left"/>
+      <w:pPr>
+        <w:ind w:left="5040" w:hanging="360"/>
+      </w:pPr>
+    </w:lvl>
+    <w:lvl w:ilvl="7" w:tplc="140A0019" w:tentative="1">
+      <w:start w:val="1"/>
+      <w:numFmt w:val="lowerLetter"/>
+      <w:lvlText w:val="%8."/>
+      <w:lvlJc w:val="left"/>
+      <w:pPr>
+        <w:ind w:left="5760" w:hanging="360"/>
+      </w:pPr>
+    </w:lvl>
+    <w:lvl w:ilvl="8" w:tplc="140A001B" w:tentative="1">
+      <w:start w:val="1"/>
+      <w:numFmt w:val="lowerRoman"/>
+      <w:lvlText w:val="%9."/>
+      <w:lvlJc w:val="right"/>
+      <w:pPr>
+        <w:ind w:left="6480" w:hanging="180"/>
+      </w:pPr>
+    </w:lvl>
+  </w:abstractNum>
+  <w:abstractNum w:abstractNumId="2" w15:restartNumberingAfterBreak="0">
     <w:nsid w:val="0ADB1ECE"/>
     <w:multiLevelType w:val="hybridMultilevel"/>
     <w:tmpl w:val="2F5054EC"/>
@@ -2964,7 +2251,7 @@
       </w:pPr>
     </w:lvl>
   </w:abstractNum>
-  <w:abstractNum w:abstractNumId="1" w15:restartNumberingAfterBreak="0">
+  <w:abstractNum w:abstractNumId="3" w15:restartNumberingAfterBreak="0">
     <w:nsid w:val="13665C9E"/>
     <w:multiLevelType w:val="multilevel"/>
     <w:tmpl w:val="C99E4C3C"/>
@@ -3113,7 +2400,305 @@
       </w:rPr>
     </w:lvl>
   </w:abstractNum>
-  <w:abstractNum w:abstractNumId="2" w15:restartNumberingAfterBreak="0">
+  <w:abstractNum w:abstractNumId="4" w15:restartNumberingAfterBreak="0">
+    <w:nsid w:val="13EA1CA9"/>
+    <w:multiLevelType w:val="multilevel"/>
+    <w:tmpl w:val="6BBEF82C"/>
+    <w:lvl w:ilvl="0">
+      <w:start w:val="1"/>
+      <w:numFmt w:val="bullet"/>
+      <w:lvlText w:val=""/>
+      <w:lvlJc w:val="left"/>
+      <w:pPr>
+        <w:tabs>
+          <w:tab w:val="num" w:pos="720"/>
+        </w:tabs>
+        <w:ind w:left="720" w:hanging="360"/>
+      </w:pPr>
+      <w:rPr>
+        <w:rFonts w:ascii="Symbol" w:hAnsi="Symbol" w:hint="default"/>
+        <w:sz w:val="20"/>
+      </w:rPr>
+    </w:lvl>
+    <w:lvl w:ilvl="1" w:tentative="1">
+      <w:start w:val="1"/>
+      <w:numFmt w:val="bullet"/>
+      <w:lvlText w:val="o"/>
+      <w:lvlJc w:val="left"/>
+      <w:pPr>
+        <w:tabs>
+          <w:tab w:val="num" w:pos="1440"/>
+        </w:tabs>
+        <w:ind w:left="1440" w:hanging="360"/>
+      </w:pPr>
+      <w:rPr>
+        <w:rFonts w:ascii="Courier New" w:hAnsi="Courier New" w:hint="default"/>
+        <w:sz w:val="20"/>
+      </w:rPr>
+    </w:lvl>
+    <w:lvl w:ilvl="2" w:tentative="1">
+      <w:start w:val="1"/>
+      <w:numFmt w:val="bullet"/>
+      <w:lvlText w:val=""/>
+      <w:lvlJc w:val="left"/>
+      <w:pPr>
+        <w:tabs>
+          <w:tab w:val="num" w:pos="2160"/>
+        </w:tabs>
+        <w:ind w:left="2160" w:hanging="360"/>
+      </w:pPr>
+      <w:rPr>
+        <w:rFonts w:ascii="Wingdings" w:hAnsi="Wingdings" w:hint="default"/>
+        <w:sz w:val="20"/>
+      </w:rPr>
+    </w:lvl>
+    <w:lvl w:ilvl="3" w:tentative="1">
+      <w:start w:val="1"/>
+      <w:numFmt w:val="bullet"/>
+      <w:lvlText w:val=""/>
+      <w:lvlJc w:val="left"/>
+      <w:pPr>
+        <w:tabs>
+          <w:tab w:val="num" w:pos="2880"/>
+        </w:tabs>
+        <w:ind w:left="2880" w:hanging="360"/>
+      </w:pPr>
+      <w:rPr>
+        <w:rFonts w:ascii="Wingdings" w:hAnsi="Wingdings" w:hint="default"/>
+        <w:sz w:val="20"/>
+      </w:rPr>
+    </w:lvl>
+    <w:lvl w:ilvl="4" w:tentative="1">
+      <w:start w:val="1"/>
+      <w:numFmt w:val="bullet"/>
+      <w:lvlText w:val=""/>
+      <w:lvlJc w:val="left"/>
+      <w:pPr>
+        <w:tabs>
+          <w:tab w:val="num" w:pos="3600"/>
+        </w:tabs>
+        <w:ind w:left="3600" w:hanging="360"/>
+      </w:pPr>
+      <w:rPr>
+        <w:rFonts w:ascii="Wingdings" w:hAnsi="Wingdings" w:hint="default"/>
+        <w:sz w:val="20"/>
+      </w:rPr>
+    </w:lvl>
+    <w:lvl w:ilvl="5" w:tentative="1">
+      <w:start w:val="1"/>
+      <w:numFmt w:val="bullet"/>
+      <w:lvlText w:val=""/>
+      <w:lvlJc w:val="left"/>
+      <w:pPr>
+        <w:tabs>
+          <w:tab w:val="num" w:pos="4320"/>
+        </w:tabs>
+        <w:ind w:left="4320" w:hanging="360"/>
+      </w:pPr>
+      <w:rPr>
+        <w:rFonts w:ascii="Wingdings" w:hAnsi="Wingdings" w:hint="default"/>
+        <w:sz w:val="20"/>
+      </w:rPr>
+    </w:lvl>
+    <w:lvl w:ilvl="6" w:tentative="1">
+      <w:start w:val="1"/>
+      <w:numFmt w:val="bullet"/>
+      <w:lvlText w:val=""/>
+      <w:lvlJc w:val="left"/>
+      <w:pPr>
+        <w:tabs>
+          <w:tab w:val="num" w:pos="5040"/>
+        </w:tabs>
+        <w:ind w:left="5040" w:hanging="360"/>
+      </w:pPr>
+      <w:rPr>
+        <w:rFonts w:ascii="Wingdings" w:hAnsi="Wingdings" w:hint="default"/>
+        <w:sz w:val="20"/>
+      </w:rPr>
+    </w:lvl>
+    <w:lvl w:ilvl="7" w:tentative="1">
+      <w:start w:val="1"/>
+      <w:numFmt w:val="bullet"/>
+      <w:lvlText w:val=""/>
+      <w:lvlJc w:val="left"/>
+      <w:pPr>
+        <w:tabs>
+          <w:tab w:val="num" w:pos="5760"/>
+        </w:tabs>
+        <w:ind w:left="5760" w:hanging="360"/>
+      </w:pPr>
+      <w:rPr>
+        <w:rFonts w:ascii="Wingdings" w:hAnsi="Wingdings" w:hint="default"/>
+        <w:sz w:val="20"/>
+      </w:rPr>
+    </w:lvl>
+    <w:lvl w:ilvl="8" w:tentative="1">
+      <w:start w:val="1"/>
+      <w:numFmt w:val="bullet"/>
+      <w:lvlText w:val=""/>
+      <w:lvlJc w:val="left"/>
+      <w:pPr>
+        <w:tabs>
+          <w:tab w:val="num" w:pos="6480"/>
+        </w:tabs>
+        <w:ind w:left="6480" w:hanging="360"/>
+      </w:pPr>
+      <w:rPr>
+        <w:rFonts w:ascii="Wingdings" w:hAnsi="Wingdings" w:hint="default"/>
+        <w:sz w:val="20"/>
+      </w:rPr>
+    </w:lvl>
+  </w:abstractNum>
+  <w:abstractNum w:abstractNumId="5" w15:restartNumberingAfterBreak="0">
+    <w:nsid w:val="1A817C04"/>
+    <w:multiLevelType w:val="multilevel"/>
+    <w:tmpl w:val="175687F0"/>
+    <w:lvl w:ilvl="0">
+      <w:start w:val="1"/>
+      <w:numFmt w:val="bullet"/>
+      <w:lvlText w:val=""/>
+      <w:lvlJc w:val="left"/>
+      <w:pPr>
+        <w:tabs>
+          <w:tab w:val="num" w:pos="720"/>
+        </w:tabs>
+        <w:ind w:left="720" w:hanging="360"/>
+      </w:pPr>
+      <w:rPr>
+        <w:rFonts w:ascii="Symbol" w:hAnsi="Symbol" w:hint="default"/>
+        <w:sz w:val="20"/>
+      </w:rPr>
+    </w:lvl>
+    <w:lvl w:ilvl="1" w:tentative="1">
+      <w:start w:val="1"/>
+      <w:numFmt w:val="bullet"/>
+      <w:lvlText w:val="o"/>
+      <w:lvlJc w:val="left"/>
+      <w:pPr>
+        <w:tabs>
+          <w:tab w:val="num" w:pos="1440"/>
+        </w:tabs>
+        <w:ind w:left="1440" w:hanging="360"/>
+      </w:pPr>
+      <w:rPr>
+        <w:rFonts w:ascii="Courier New" w:hAnsi="Courier New" w:hint="default"/>
+        <w:sz w:val="20"/>
+      </w:rPr>
+    </w:lvl>
+    <w:lvl w:ilvl="2" w:tentative="1">
+      <w:start w:val="1"/>
+      <w:numFmt w:val="bullet"/>
+      <w:lvlText w:val=""/>
+      <w:lvlJc w:val="left"/>
+      <w:pPr>
+        <w:tabs>
+          <w:tab w:val="num" w:pos="2160"/>
+        </w:tabs>
+        <w:ind w:left="2160" w:hanging="360"/>
+      </w:pPr>
+      <w:rPr>
+        <w:rFonts w:ascii="Wingdings" w:hAnsi="Wingdings" w:hint="default"/>
+        <w:sz w:val="20"/>
+      </w:rPr>
+    </w:lvl>
+    <w:lvl w:ilvl="3" w:tentative="1">
+      <w:start w:val="1"/>
+      <w:numFmt w:val="bullet"/>
+      <w:lvlText w:val=""/>
+      <w:lvlJc w:val="left"/>
+      <w:pPr>
+        <w:tabs>
+          <w:tab w:val="num" w:pos="2880"/>
+        </w:tabs>
+        <w:ind w:left="2880" w:hanging="360"/>
+      </w:pPr>
+      <w:rPr>
+        <w:rFonts w:ascii="Wingdings" w:hAnsi="Wingdings" w:hint="default"/>
+        <w:sz w:val="20"/>
+      </w:rPr>
+    </w:lvl>
+    <w:lvl w:ilvl="4" w:tentative="1">
+      <w:start w:val="1"/>
+      <w:numFmt w:val="bullet"/>
+      <w:lvlText w:val=""/>
+      <w:lvlJc w:val="left"/>
+      <w:pPr>
+        <w:tabs>
+          <w:tab w:val="num" w:pos="3600"/>
+        </w:tabs>
+        <w:ind w:left="3600" w:hanging="360"/>
+      </w:pPr>
+      <w:rPr>
+        <w:rFonts w:ascii="Wingdings" w:hAnsi="Wingdings" w:hint="default"/>
+        <w:sz w:val="20"/>
+      </w:rPr>
+    </w:lvl>
+    <w:lvl w:ilvl="5" w:tentative="1">
+      <w:start w:val="1"/>
+      <w:numFmt w:val="bullet"/>
+      <w:lvlText w:val=""/>
+      <w:lvlJc w:val="left"/>
+      <w:pPr>
+        <w:tabs>
+          <w:tab w:val="num" w:pos="4320"/>
+        </w:tabs>
+        <w:ind w:left="4320" w:hanging="360"/>
+      </w:pPr>
+      <w:rPr>
+        <w:rFonts w:ascii="Wingdings" w:hAnsi="Wingdings" w:hint="default"/>
+        <w:sz w:val="20"/>
+      </w:rPr>
+    </w:lvl>
+    <w:lvl w:ilvl="6" w:tentative="1">
+      <w:start w:val="1"/>
+      <w:numFmt w:val="bullet"/>
+      <w:lvlText w:val=""/>
+      <w:lvlJc w:val="left"/>
+      <w:pPr>
+        <w:tabs>
+          <w:tab w:val="num" w:pos="5040"/>
+        </w:tabs>
+        <w:ind w:left="5040" w:hanging="360"/>
+      </w:pPr>
+      <w:rPr>
+        <w:rFonts w:ascii="Wingdings" w:hAnsi="Wingdings" w:hint="default"/>
+        <w:sz w:val="20"/>
+      </w:rPr>
+    </w:lvl>
+    <w:lvl w:ilvl="7" w:tentative="1">
+      <w:start w:val="1"/>
+      <w:numFmt w:val="bullet"/>
+      <w:lvlText w:val=""/>
+      <w:lvlJc w:val="left"/>
+      <w:pPr>
+        <w:tabs>
+          <w:tab w:val="num" w:pos="5760"/>
+        </w:tabs>
+        <w:ind w:left="5760" w:hanging="360"/>
+      </w:pPr>
+      <w:rPr>
+        <w:rFonts w:ascii="Wingdings" w:hAnsi="Wingdings" w:hint="default"/>
+        <w:sz w:val="20"/>
+      </w:rPr>
+    </w:lvl>
+    <w:lvl w:ilvl="8" w:tentative="1">
+      <w:start w:val="1"/>
+      <w:numFmt w:val="bullet"/>
+      <w:lvlText w:val=""/>
+      <w:lvlJc w:val="left"/>
+      <w:pPr>
+        <w:tabs>
+          <w:tab w:val="num" w:pos="6480"/>
+        </w:tabs>
+        <w:ind w:left="6480" w:hanging="360"/>
+      </w:pPr>
+      <w:rPr>
+        <w:rFonts w:ascii="Wingdings" w:hAnsi="Wingdings" w:hint="default"/>
+        <w:sz w:val="20"/>
+      </w:rPr>
+    </w:lvl>
+  </w:abstractNum>
+  <w:abstractNum w:abstractNumId="6" w15:restartNumberingAfterBreak="0">
     <w:nsid w:val="205931B5"/>
     <w:multiLevelType w:val="multilevel"/>
     <w:tmpl w:val="77CC5272"/>
@@ -3262,7 +2847,7 @@
       </w:rPr>
     </w:lvl>
   </w:abstractNum>
-  <w:abstractNum w:abstractNumId="3" w15:restartNumberingAfterBreak="0">
+  <w:abstractNum w:abstractNumId="7" w15:restartNumberingAfterBreak="0">
     <w:nsid w:val="243424E4"/>
     <w:multiLevelType w:val="hybridMultilevel"/>
     <w:tmpl w:val="C9B80FB2"/>
@@ -3351,7 +2936,7 @@
       </w:pPr>
     </w:lvl>
   </w:abstractNum>
-  <w:abstractNum w:abstractNumId="4" w15:restartNumberingAfterBreak="0">
+  <w:abstractNum w:abstractNumId="8" w15:restartNumberingAfterBreak="0">
     <w:nsid w:val="247D01D6"/>
     <w:multiLevelType w:val="multilevel"/>
     <w:tmpl w:val="4B0EB53C"/>
@@ -3464,7 +3049,7 @@
       </w:pPr>
     </w:lvl>
   </w:abstractNum>
-  <w:abstractNum w:abstractNumId="5" w15:restartNumberingAfterBreak="0">
+  <w:abstractNum w:abstractNumId="9" w15:restartNumberingAfterBreak="0">
     <w:nsid w:val="282B3F55"/>
     <w:multiLevelType w:val="multilevel"/>
     <w:tmpl w:val="C69CF41E"/>
@@ -3613,7 +3198,454 @@
       </w:rPr>
     </w:lvl>
   </w:abstractNum>
-  <w:abstractNum w:abstractNumId="6" w15:restartNumberingAfterBreak="0">
+  <w:abstractNum w:abstractNumId="10" w15:restartNumberingAfterBreak="0">
+    <w:nsid w:val="29C06AA0"/>
+    <w:multiLevelType w:val="multilevel"/>
+    <w:tmpl w:val="B0427BD2"/>
+    <w:lvl w:ilvl="0">
+      <w:start w:val="1"/>
+      <w:numFmt w:val="bullet"/>
+      <w:lvlText w:val=""/>
+      <w:lvlJc w:val="left"/>
+      <w:pPr>
+        <w:tabs>
+          <w:tab w:val="num" w:pos="720"/>
+        </w:tabs>
+        <w:ind w:left="720" w:hanging="360"/>
+      </w:pPr>
+      <w:rPr>
+        <w:rFonts w:ascii="Symbol" w:hAnsi="Symbol" w:hint="default"/>
+        <w:sz w:val="20"/>
+      </w:rPr>
+    </w:lvl>
+    <w:lvl w:ilvl="1" w:tentative="1">
+      <w:start w:val="1"/>
+      <w:numFmt w:val="bullet"/>
+      <w:lvlText w:val="o"/>
+      <w:lvlJc w:val="left"/>
+      <w:pPr>
+        <w:tabs>
+          <w:tab w:val="num" w:pos="1440"/>
+        </w:tabs>
+        <w:ind w:left="1440" w:hanging="360"/>
+      </w:pPr>
+      <w:rPr>
+        <w:rFonts w:ascii="Courier New" w:hAnsi="Courier New" w:hint="default"/>
+        <w:sz w:val="20"/>
+      </w:rPr>
+    </w:lvl>
+    <w:lvl w:ilvl="2" w:tentative="1">
+      <w:start w:val="1"/>
+      <w:numFmt w:val="bullet"/>
+      <w:lvlText w:val=""/>
+      <w:lvlJc w:val="left"/>
+      <w:pPr>
+        <w:tabs>
+          <w:tab w:val="num" w:pos="2160"/>
+        </w:tabs>
+        <w:ind w:left="2160" w:hanging="360"/>
+      </w:pPr>
+      <w:rPr>
+        <w:rFonts w:ascii="Wingdings" w:hAnsi="Wingdings" w:hint="default"/>
+        <w:sz w:val="20"/>
+      </w:rPr>
+    </w:lvl>
+    <w:lvl w:ilvl="3" w:tentative="1">
+      <w:start w:val="1"/>
+      <w:numFmt w:val="bullet"/>
+      <w:lvlText w:val=""/>
+      <w:lvlJc w:val="left"/>
+      <w:pPr>
+        <w:tabs>
+          <w:tab w:val="num" w:pos="2880"/>
+        </w:tabs>
+        <w:ind w:left="2880" w:hanging="360"/>
+      </w:pPr>
+      <w:rPr>
+        <w:rFonts w:ascii="Wingdings" w:hAnsi="Wingdings" w:hint="default"/>
+        <w:sz w:val="20"/>
+      </w:rPr>
+    </w:lvl>
+    <w:lvl w:ilvl="4" w:tentative="1">
+      <w:start w:val="1"/>
+      <w:numFmt w:val="bullet"/>
+      <w:lvlText w:val=""/>
+      <w:lvlJc w:val="left"/>
+      <w:pPr>
+        <w:tabs>
+          <w:tab w:val="num" w:pos="3600"/>
+        </w:tabs>
+        <w:ind w:left="3600" w:hanging="360"/>
+      </w:pPr>
+      <w:rPr>
+        <w:rFonts w:ascii="Wingdings" w:hAnsi="Wingdings" w:hint="default"/>
+        <w:sz w:val="20"/>
+      </w:rPr>
+    </w:lvl>
+    <w:lvl w:ilvl="5" w:tentative="1">
+      <w:start w:val="1"/>
+      <w:numFmt w:val="bullet"/>
+      <w:lvlText w:val=""/>
+      <w:lvlJc w:val="left"/>
+      <w:pPr>
+        <w:tabs>
+          <w:tab w:val="num" w:pos="4320"/>
+        </w:tabs>
+        <w:ind w:left="4320" w:hanging="360"/>
+      </w:pPr>
+      <w:rPr>
+        <w:rFonts w:ascii="Wingdings" w:hAnsi="Wingdings" w:hint="default"/>
+        <w:sz w:val="20"/>
+      </w:rPr>
+    </w:lvl>
+    <w:lvl w:ilvl="6" w:tentative="1">
+      <w:start w:val="1"/>
+      <w:numFmt w:val="bullet"/>
+      <w:lvlText w:val=""/>
+      <w:lvlJc w:val="left"/>
+      <w:pPr>
+        <w:tabs>
+          <w:tab w:val="num" w:pos="5040"/>
+        </w:tabs>
+        <w:ind w:left="5040" w:hanging="360"/>
+      </w:pPr>
+      <w:rPr>
+        <w:rFonts w:ascii="Wingdings" w:hAnsi="Wingdings" w:hint="default"/>
+        <w:sz w:val="20"/>
+      </w:rPr>
+    </w:lvl>
+    <w:lvl w:ilvl="7" w:tentative="1">
+      <w:start w:val="1"/>
+      <w:numFmt w:val="bullet"/>
+      <w:lvlText w:val=""/>
+      <w:lvlJc w:val="left"/>
+      <w:pPr>
+        <w:tabs>
+          <w:tab w:val="num" w:pos="5760"/>
+        </w:tabs>
+        <w:ind w:left="5760" w:hanging="360"/>
+      </w:pPr>
+      <w:rPr>
+        <w:rFonts w:ascii="Wingdings" w:hAnsi="Wingdings" w:hint="default"/>
+        <w:sz w:val="20"/>
+      </w:rPr>
+    </w:lvl>
+    <w:lvl w:ilvl="8" w:tentative="1">
+      <w:start w:val="1"/>
+      <w:numFmt w:val="bullet"/>
+      <w:lvlText w:val=""/>
+      <w:lvlJc w:val="left"/>
+      <w:pPr>
+        <w:tabs>
+          <w:tab w:val="num" w:pos="6480"/>
+        </w:tabs>
+        <w:ind w:left="6480" w:hanging="360"/>
+      </w:pPr>
+      <w:rPr>
+        <w:rFonts w:ascii="Wingdings" w:hAnsi="Wingdings" w:hint="default"/>
+        <w:sz w:val="20"/>
+      </w:rPr>
+    </w:lvl>
+  </w:abstractNum>
+  <w:abstractNum w:abstractNumId="11" w15:restartNumberingAfterBreak="0">
+    <w:nsid w:val="2A9B3891"/>
+    <w:multiLevelType w:val="multilevel"/>
+    <w:tmpl w:val="B20AC796"/>
+    <w:lvl w:ilvl="0">
+      <w:start w:val="1"/>
+      <w:numFmt w:val="bullet"/>
+      <w:lvlText w:val=""/>
+      <w:lvlJc w:val="left"/>
+      <w:pPr>
+        <w:tabs>
+          <w:tab w:val="num" w:pos="720"/>
+        </w:tabs>
+        <w:ind w:left="720" w:hanging="360"/>
+      </w:pPr>
+      <w:rPr>
+        <w:rFonts w:ascii="Symbol" w:hAnsi="Symbol" w:hint="default"/>
+        <w:sz w:val="20"/>
+      </w:rPr>
+    </w:lvl>
+    <w:lvl w:ilvl="1" w:tentative="1">
+      <w:start w:val="1"/>
+      <w:numFmt w:val="bullet"/>
+      <w:lvlText w:val="o"/>
+      <w:lvlJc w:val="left"/>
+      <w:pPr>
+        <w:tabs>
+          <w:tab w:val="num" w:pos="1440"/>
+        </w:tabs>
+        <w:ind w:left="1440" w:hanging="360"/>
+      </w:pPr>
+      <w:rPr>
+        <w:rFonts w:ascii="Courier New" w:hAnsi="Courier New" w:hint="default"/>
+        <w:sz w:val="20"/>
+      </w:rPr>
+    </w:lvl>
+    <w:lvl w:ilvl="2" w:tentative="1">
+      <w:start w:val="1"/>
+      <w:numFmt w:val="bullet"/>
+      <w:lvlText w:val=""/>
+      <w:lvlJc w:val="left"/>
+      <w:pPr>
+        <w:tabs>
+          <w:tab w:val="num" w:pos="2160"/>
+        </w:tabs>
+        <w:ind w:left="2160" w:hanging="360"/>
+      </w:pPr>
+      <w:rPr>
+        <w:rFonts w:ascii="Wingdings" w:hAnsi="Wingdings" w:hint="default"/>
+        <w:sz w:val="20"/>
+      </w:rPr>
+    </w:lvl>
+    <w:lvl w:ilvl="3" w:tentative="1">
+      <w:start w:val="1"/>
+      <w:numFmt w:val="bullet"/>
+      <w:lvlText w:val=""/>
+      <w:lvlJc w:val="left"/>
+      <w:pPr>
+        <w:tabs>
+          <w:tab w:val="num" w:pos="2880"/>
+        </w:tabs>
+        <w:ind w:left="2880" w:hanging="360"/>
+      </w:pPr>
+      <w:rPr>
+        <w:rFonts w:ascii="Wingdings" w:hAnsi="Wingdings" w:hint="default"/>
+        <w:sz w:val="20"/>
+      </w:rPr>
+    </w:lvl>
+    <w:lvl w:ilvl="4" w:tentative="1">
+      <w:start w:val="1"/>
+      <w:numFmt w:val="bullet"/>
+      <w:lvlText w:val=""/>
+      <w:lvlJc w:val="left"/>
+      <w:pPr>
+        <w:tabs>
+          <w:tab w:val="num" w:pos="3600"/>
+        </w:tabs>
+        <w:ind w:left="3600" w:hanging="360"/>
+      </w:pPr>
+      <w:rPr>
+        <w:rFonts w:ascii="Wingdings" w:hAnsi="Wingdings" w:hint="default"/>
+        <w:sz w:val="20"/>
+      </w:rPr>
+    </w:lvl>
+    <w:lvl w:ilvl="5" w:tentative="1">
+      <w:start w:val="1"/>
+      <w:numFmt w:val="bullet"/>
+      <w:lvlText w:val=""/>
+      <w:lvlJc w:val="left"/>
+      <w:pPr>
+        <w:tabs>
+          <w:tab w:val="num" w:pos="4320"/>
+        </w:tabs>
+        <w:ind w:left="4320" w:hanging="360"/>
+      </w:pPr>
+      <w:rPr>
+        <w:rFonts w:ascii="Wingdings" w:hAnsi="Wingdings" w:hint="default"/>
+        <w:sz w:val="20"/>
+      </w:rPr>
+    </w:lvl>
+    <w:lvl w:ilvl="6" w:tentative="1">
+      <w:start w:val="1"/>
+      <w:numFmt w:val="bullet"/>
+      <w:lvlText w:val=""/>
+      <w:lvlJc w:val="left"/>
+      <w:pPr>
+        <w:tabs>
+          <w:tab w:val="num" w:pos="5040"/>
+        </w:tabs>
+        <w:ind w:left="5040" w:hanging="360"/>
+      </w:pPr>
+      <w:rPr>
+        <w:rFonts w:ascii="Wingdings" w:hAnsi="Wingdings" w:hint="default"/>
+        <w:sz w:val="20"/>
+      </w:rPr>
+    </w:lvl>
+    <w:lvl w:ilvl="7" w:tentative="1">
+      <w:start w:val="1"/>
+      <w:numFmt w:val="bullet"/>
+      <w:lvlText w:val=""/>
+      <w:lvlJc w:val="left"/>
+      <w:pPr>
+        <w:tabs>
+          <w:tab w:val="num" w:pos="5760"/>
+        </w:tabs>
+        <w:ind w:left="5760" w:hanging="360"/>
+      </w:pPr>
+      <w:rPr>
+        <w:rFonts w:ascii="Wingdings" w:hAnsi="Wingdings" w:hint="default"/>
+        <w:sz w:val="20"/>
+      </w:rPr>
+    </w:lvl>
+    <w:lvl w:ilvl="8" w:tentative="1">
+      <w:start w:val="1"/>
+      <w:numFmt w:val="bullet"/>
+      <w:lvlText w:val=""/>
+      <w:lvlJc w:val="left"/>
+      <w:pPr>
+        <w:tabs>
+          <w:tab w:val="num" w:pos="6480"/>
+        </w:tabs>
+        <w:ind w:left="6480" w:hanging="360"/>
+      </w:pPr>
+      <w:rPr>
+        <w:rFonts w:ascii="Wingdings" w:hAnsi="Wingdings" w:hint="default"/>
+        <w:sz w:val="20"/>
+      </w:rPr>
+    </w:lvl>
+  </w:abstractNum>
+  <w:abstractNum w:abstractNumId="12" w15:restartNumberingAfterBreak="0">
+    <w:nsid w:val="32E25016"/>
+    <w:multiLevelType w:val="multilevel"/>
+    <w:tmpl w:val="3F26F456"/>
+    <w:lvl w:ilvl="0">
+      <w:start w:val="1"/>
+      <w:numFmt w:val="bullet"/>
+      <w:lvlText w:val=""/>
+      <w:lvlJc w:val="left"/>
+      <w:pPr>
+        <w:tabs>
+          <w:tab w:val="num" w:pos="720"/>
+        </w:tabs>
+        <w:ind w:left="720" w:hanging="360"/>
+      </w:pPr>
+      <w:rPr>
+        <w:rFonts w:ascii="Symbol" w:hAnsi="Symbol" w:hint="default"/>
+        <w:sz w:val="20"/>
+      </w:rPr>
+    </w:lvl>
+    <w:lvl w:ilvl="1" w:tentative="1">
+      <w:start w:val="1"/>
+      <w:numFmt w:val="bullet"/>
+      <w:lvlText w:val="o"/>
+      <w:lvlJc w:val="left"/>
+      <w:pPr>
+        <w:tabs>
+          <w:tab w:val="num" w:pos="1440"/>
+        </w:tabs>
+        <w:ind w:left="1440" w:hanging="360"/>
+      </w:pPr>
+      <w:rPr>
+        <w:rFonts w:ascii="Courier New" w:hAnsi="Courier New" w:hint="default"/>
+        <w:sz w:val="20"/>
+      </w:rPr>
+    </w:lvl>
+    <w:lvl w:ilvl="2" w:tentative="1">
+      <w:start w:val="1"/>
+      <w:numFmt w:val="bullet"/>
+      <w:lvlText w:val=""/>
+      <w:lvlJc w:val="left"/>
+      <w:pPr>
+        <w:tabs>
+          <w:tab w:val="num" w:pos="2160"/>
+        </w:tabs>
+        <w:ind w:left="2160" w:hanging="360"/>
+      </w:pPr>
+      <w:rPr>
+        <w:rFonts w:ascii="Wingdings" w:hAnsi="Wingdings" w:hint="default"/>
+        <w:sz w:val="20"/>
+      </w:rPr>
+    </w:lvl>
+    <w:lvl w:ilvl="3" w:tentative="1">
+      <w:start w:val="1"/>
+      <w:numFmt w:val="bullet"/>
+      <w:lvlText w:val=""/>
+      <w:lvlJc w:val="left"/>
+      <w:pPr>
+        <w:tabs>
+          <w:tab w:val="num" w:pos="2880"/>
+        </w:tabs>
+        <w:ind w:left="2880" w:hanging="360"/>
+      </w:pPr>
+      <w:rPr>
+        <w:rFonts w:ascii="Wingdings" w:hAnsi="Wingdings" w:hint="default"/>
+        <w:sz w:val="20"/>
+      </w:rPr>
+    </w:lvl>
+    <w:lvl w:ilvl="4" w:tentative="1">
+      <w:start w:val="1"/>
+      <w:numFmt w:val="bullet"/>
+      <w:lvlText w:val=""/>
+      <w:lvlJc w:val="left"/>
+      <w:pPr>
+        <w:tabs>
+          <w:tab w:val="num" w:pos="3600"/>
+        </w:tabs>
+        <w:ind w:left="3600" w:hanging="360"/>
+      </w:pPr>
+      <w:rPr>
+        <w:rFonts w:ascii="Wingdings" w:hAnsi="Wingdings" w:hint="default"/>
+        <w:sz w:val="20"/>
+      </w:rPr>
+    </w:lvl>
+    <w:lvl w:ilvl="5" w:tentative="1">
+      <w:start w:val="1"/>
+      <w:numFmt w:val="bullet"/>
+      <w:lvlText w:val=""/>
+      <w:lvlJc w:val="left"/>
+      <w:pPr>
+        <w:tabs>
+          <w:tab w:val="num" w:pos="4320"/>
+        </w:tabs>
+        <w:ind w:left="4320" w:hanging="360"/>
+      </w:pPr>
+      <w:rPr>
+        <w:rFonts w:ascii="Wingdings" w:hAnsi="Wingdings" w:hint="default"/>
+        <w:sz w:val="20"/>
+      </w:rPr>
+    </w:lvl>
+    <w:lvl w:ilvl="6" w:tentative="1">
+      <w:start w:val="1"/>
+      <w:numFmt w:val="bullet"/>
+      <w:lvlText w:val=""/>
+      <w:lvlJc w:val="left"/>
+      <w:pPr>
+        <w:tabs>
+          <w:tab w:val="num" w:pos="5040"/>
+        </w:tabs>
+        <w:ind w:left="5040" w:hanging="360"/>
+      </w:pPr>
+      <w:rPr>
+        <w:rFonts w:ascii="Wingdings" w:hAnsi="Wingdings" w:hint="default"/>
+        <w:sz w:val="20"/>
+      </w:rPr>
+    </w:lvl>
+    <w:lvl w:ilvl="7" w:tentative="1">
+      <w:start w:val="1"/>
+      <w:numFmt w:val="bullet"/>
+      <w:lvlText w:val=""/>
+      <w:lvlJc w:val="left"/>
+      <w:pPr>
+        <w:tabs>
+          <w:tab w:val="num" w:pos="5760"/>
+        </w:tabs>
+        <w:ind w:left="5760" w:hanging="360"/>
+      </w:pPr>
+      <w:rPr>
+        <w:rFonts w:ascii="Wingdings" w:hAnsi="Wingdings" w:hint="default"/>
+        <w:sz w:val="20"/>
+      </w:rPr>
+    </w:lvl>
+    <w:lvl w:ilvl="8" w:tentative="1">
+      <w:start w:val="1"/>
+      <w:numFmt w:val="bullet"/>
+      <w:lvlText w:val=""/>
+      <w:lvlJc w:val="left"/>
+      <w:pPr>
+        <w:tabs>
+          <w:tab w:val="num" w:pos="6480"/>
+        </w:tabs>
+        <w:ind w:left="6480" w:hanging="360"/>
+      </w:pPr>
+      <w:rPr>
+        <w:rFonts w:ascii="Wingdings" w:hAnsi="Wingdings" w:hint="default"/>
+        <w:sz w:val="20"/>
+      </w:rPr>
+    </w:lvl>
+  </w:abstractNum>
+  <w:abstractNum w:abstractNumId="13" w15:restartNumberingAfterBreak="0">
     <w:nsid w:val="340A17F1"/>
     <w:multiLevelType w:val="multilevel"/>
     <w:tmpl w:val="699888A0"/>
@@ -3762,7 +3794,156 @@
       </w:rPr>
     </w:lvl>
   </w:abstractNum>
-  <w:abstractNum w:abstractNumId="7" w15:restartNumberingAfterBreak="0">
+  <w:abstractNum w:abstractNumId="14" w15:restartNumberingAfterBreak="0">
+    <w:nsid w:val="37CE0EC0"/>
+    <w:multiLevelType w:val="multilevel"/>
+    <w:tmpl w:val="11DC899A"/>
+    <w:lvl w:ilvl="0">
+      <w:start w:val="1"/>
+      <w:numFmt w:val="bullet"/>
+      <w:lvlText w:val=""/>
+      <w:lvlJc w:val="left"/>
+      <w:pPr>
+        <w:tabs>
+          <w:tab w:val="num" w:pos="720"/>
+        </w:tabs>
+        <w:ind w:left="720" w:hanging="360"/>
+      </w:pPr>
+      <w:rPr>
+        <w:rFonts w:ascii="Symbol" w:hAnsi="Symbol" w:hint="default"/>
+        <w:sz w:val="20"/>
+      </w:rPr>
+    </w:lvl>
+    <w:lvl w:ilvl="1" w:tentative="1">
+      <w:start w:val="1"/>
+      <w:numFmt w:val="bullet"/>
+      <w:lvlText w:val="o"/>
+      <w:lvlJc w:val="left"/>
+      <w:pPr>
+        <w:tabs>
+          <w:tab w:val="num" w:pos="1440"/>
+        </w:tabs>
+        <w:ind w:left="1440" w:hanging="360"/>
+      </w:pPr>
+      <w:rPr>
+        <w:rFonts w:ascii="Courier New" w:hAnsi="Courier New" w:hint="default"/>
+        <w:sz w:val="20"/>
+      </w:rPr>
+    </w:lvl>
+    <w:lvl w:ilvl="2" w:tentative="1">
+      <w:start w:val="1"/>
+      <w:numFmt w:val="bullet"/>
+      <w:lvlText w:val=""/>
+      <w:lvlJc w:val="left"/>
+      <w:pPr>
+        <w:tabs>
+          <w:tab w:val="num" w:pos="2160"/>
+        </w:tabs>
+        <w:ind w:left="2160" w:hanging="360"/>
+      </w:pPr>
+      <w:rPr>
+        <w:rFonts w:ascii="Wingdings" w:hAnsi="Wingdings" w:hint="default"/>
+        <w:sz w:val="20"/>
+      </w:rPr>
+    </w:lvl>
+    <w:lvl w:ilvl="3" w:tentative="1">
+      <w:start w:val="1"/>
+      <w:numFmt w:val="bullet"/>
+      <w:lvlText w:val=""/>
+      <w:lvlJc w:val="left"/>
+      <w:pPr>
+        <w:tabs>
+          <w:tab w:val="num" w:pos="2880"/>
+        </w:tabs>
+        <w:ind w:left="2880" w:hanging="360"/>
+      </w:pPr>
+      <w:rPr>
+        <w:rFonts w:ascii="Wingdings" w:hAnsi="Wingdings" w:hint="default"/>
+        <w:sz w:val="20"/>
+      </w:rPr>
+    </w:lvl>
+    <w:lvl w:ilvl="4" w:tentative="1">
+      <w:start w:val="1"/>
+      <w:numFmt w:val="bullet"/>
+      <w:lvlText w:val=""/>
+      <w:lvlJc w:val="left"/>
+      <w:pPr>
+        <w:tabs>
+          <w:tab w:val="num" w:pos="3600"/>
+        </w:tabs>
+        <w:ind w:left="3600" w:hanging="360"/>
+      </w:pPr>
+      <w:rPr>
+        <w:rFonts w:ascii="Wingdings" w:hAnsi="Wingdings" w:hint="default"/>
+        <w:sz w:val="20"/>
+      </w:rPr>
+    </w:lvl>
+    <w:lvl w:ilvl="5" w:tentative="1">
+      <w:start w:val="1"/>
+      <w:numFmt w:val="bullet"/>
+      <w:lvlText w:val=""/>
+      <w:lvlJc w:val="left"/>
+      <w:pPr>
+        <w:tabs>
+          <w:tab w:val="num" w:pos="4320"/>
+        </w:tabs>
+        <w:ind w:left="4320" w:hanging="360"/>
+      </w:pPr>
+      <w:rPr>
+        <w:rFonts w:ascii="Wingdings" w:hAnsi="Wingdings" w:hint="default"/>
+        <w:sz w:val="20"/>
+      </w:rPr>
+    </w:lvl>
+    <w:lvl w:ilvl="6" w:tentative="1">
+      <w:start w:val="1"/>
+      <w:numFmt w:val="bullet"/>
+      <w:lvlText w:val=""/>
+      <w:lvlJc w:val="left"/>
+      <w:pPr>
+        <w:tabs>
+          <w:tab w:val="num" w:pos="5040"/>
+        </w:tabs>
+        <w:ind w:left="5040" w:hanging="360"/>
+      </w:pPr>
+      <w:rPr>
+        <w:rFonts w:ascii="Wingdings" w:hAnsi="Wingdings" w:hint="default"/>
+        <w:sz w:val="20"/>
+      </w:rPr>
+    </w:lvl>
+    <w:lvl w:ilvl="7" w:tentative="1">
+      <w:start w:val="1"/>
+      <w:numFmt w:val="bullet"/>
+      <w:lvlText w:val=""/>
+      <w:lvlJc w:val="left"/>
+      <w:pPr>
+        <w:tabs>
+          <w:tab w:val="num" w:pos="5760"/>
+        </w:tabs>
+        <w:ind w:left="5760" w:hanging="360"/>
+      </w:pPr>
+      <w:rPr>
+        <w:rFonts w:ascii="Wingdings" w:hAnsi="Wingdings" w:hint="default"/>
+        <w:sz w:val="20"/>
+      </w:rPr>
+    </w:lvl>
+    <w:lvl w:ilvl="8" w:tentative="1">
+      <w:start w:val="1"/>
+      <w:numFmt w:val="bullet"/>
+      <w:lvlText w:val=""/>
+      <w:lvlJc w:val="left"/>
+      <w:pPr>
+        <w:tabs>
+          <w:tab w:val="num" w:pos="6480"/>
+        </w:tabs>
+        <w:ind w:left="6480" w:hanging="360"/>
+      </w:pPr>
+      <w:rPr>
+        <w:rFonts w:ascii="Wingdings" w:hAnsi="Wingdings" w:hint="default"/>
+        <w:sz w:val="20"/>
+      </w:rPr>
+    </w:lvl>
+  </w:abstractNum>
+  <w:abstractNum w:abstractNumId="15" w15:restartNumberingAfterBreak="0">
     <w:nsid w:val="38AF3F2A"/>
     <w:multiLevelType w:val="multilevel"/>
     <w:tmpl w:val="FD6CAF1A"/>
@@ -3883,7 +4064,603 @@
       </w:pPr>
     </w:lvl>
   </w:abstractNum>
-  <w:abstractNum w:abstractNumId="8" w15:restartNumberingAfterBreak="0">
+  <w:abstractNum w:abstractNumId="16" w15:restartNumberingAfterBreak="0">
+    <w:nsid w:val="41300EAA"/>
+    <w:multiLevelType w:val="multilevel"/>
+    <w:tmpl w:val="96B2987E"/>
+    <w:lvl w:ilvl="0">
+      <w:start w:val="1"/>
+      <w:numFmt w:val="bullet"/>
+      <w:lvlText w:val=""/>
+      <w:lvlJc w:val="left"/>
+      <w:pPr>
+        <w:tabs>
+          <w:tab w:val="num" w:pos="720"/>
+        </w:tabs>
+        <w:ind w:left="720" w:hanging="360"/>
+      </w:pPr>
+      <w:rPr>
+        <w:rFonts w:ascii="Symbol" w:hAnsi="Symbol" w:hint="default"/>
+        <w:sz w:val="20"/>
+      </w:rPr>
+    </w:lvl>
+    <w:lvl w:ilvl="1" w:tentative="1">
+      <w:start w:val="1"/>
+      <w:numFmt w:val="bullet"/>
+      <w:lvlText w:val="o"/>
+      <w:lvlJc w:val="left"/>
+      <w:pPr>
+        <w:tabs>
+          <w:tab w:val="num" w:pos="1440"/>
+        </w:tabs>
+        <w:ind w:left="1440" w:hanging="360"/>
+      </w:pPr>
+      <w:rPr>
+        <w:rFonts w:ascii="Courier New" w:hAnsi="Courier New" w:hint="default"/>
+        <w:sz w:val="20"/>
+      </w:rPr>
+    </w:lvl>
+    <w:lvl w:ilvl="2" w:tentative="1">
+      <w:start w:val="1"/>
+      <w:numFmt w:val="bullet"/>
+      <w:lvlText w:val=""/>
+      <w:lvlJc w:val="left"/>
+      <w:pPr>
+        <w:tabs>
+          <w:tab w:val="num" w:pos="2160"/>
+        </w:tabs>
+        <w:ind w:left="2160" w:hanging="360"/>
+      </w:pPr>
+      <w:rPr>
+        <w:rFonts w:ascii="Wingdings" w:hAnsi="Wingdings" w:hint="default"/>
+        <w:sz w:val="20"/>
+      </w:rPr>
+    </w:lvl>
+    <w:lvl w:ilvl="3" w:tentative="1">
+      <w:start w:val="1"/>
+      <w:numFmt w:val="bullet"/>
+      <w:lvlText w:val=""/>
+      <w:lvlJc w:val="left"/>
+      <w:pPr>
+        <w:tabs>
+          <w:tab w:val="num" w:pos="2880"/>
+        </w:tabs>
+        <w:ind w:left="2880" w:hanging="360"/>
+      </w:pPr>
+      <w:rPr>
+        <w:rFonts w:ascii="Wingdings" w:hAnsi="Wingdings" w:hint="default"/>
+        <w:sz w:val="20"/>
+      </w:rPr>
+    </w:lvl>
+    <w:lvl w:ilvl="4" w:tentative="1">
+      <w:start w:val="1"/>
+      <w:numFmt w:val="bullet"/>
+      <w:lvlText w:val=""/>
+      <w:lvlJc w:val="left"/>
+      <w:pPr>
+        <w:tabs>
+          <w:tab w:val="num" w:pos="3600"/>
+        </w:tabs>
+        <w:ind w:left="3600" w:hanging="360"/>
+      </w:pPr>
+      <w:rPr>
+        <w:rFonts w:ascii="Wingdings" w:hAnsi="Wingdings" w:hint="default"/>
+        <w:sz w:val="20"/>
+      </w:rPr>
+    </w:lvl>
+    <w:lvl w:ilvl="5" w:tentative="1">
+      <w:start w:val="1"/>
+      <w:numFmt w:val="bullet"/>
+      <w:lvlText w:val=""/>
+      <w:lvlJc w:val="left"/>
+      <w:pPr>
+        <w:tabs>
+          <w:tab w:val="num" w:pos="4320"/>
+        </w:tabs>
+        <w:ind w:left="4320" w:hanging="360"/>
+      </w:pPr>
+      <w:rPr>
+        <w:rFonts w:ascii="Wingdings" w:hAnsi="Wingdings" w:hint="default"/>
+        <w:sz w:val="20"/>
+      </w:rPr>
+    </w:lvl>
+    <w:lvl w:ilvl="6" w:tentative="1">
+      <w:start w:val="1"/>
+      <w:numFmt w:val="bullet"/>
+      <w:lvlText w:val=""/>
+      <w:lvlJc w:val="left"/>
+      <w:pPr>
+        <w:tabs>
+          <w:tab w:val="num" w:pos="5040"/>
+        </w:tabs>
+        <w:ind w:left="5040" w:hanging="360"/>
+      </w:pPr>
+      <w:rPr>
+        <w:rFonts w:ascii="Wingdings" w:hAnsi="Wingdings" w:hint="default"/>
+        <w:sz w:val="20"/>
+      </w:rPr>
+    </w:lvl>
+    <w:lvl w:ilvl="7" w:tentative="1">
+      <w:start w:val="1"/>
+      <w:numFmt w:val="bullet"/>
+      <w:lvlText w:val=""/>
+      <w:lvlJc w:val="left"/>
+      <w:pPr>
+        <w:tabs>
+          <w:tab w:val="num" w:pos="5760"/>
+        </w:tabs>
+        <w:ind w:left="5760" w:hanging="360"/>
+      </w:pPr>
+      <w:rPr>
+        <w:rFonts w:ascii="Wingdings" w:hAnsi="Wingdings" w:hint="default"/>
+        <w:sz w:val="20"/>
+      </w:rPr>
+    </w:lvl>
+    <w:lvl w:ilvl="8" w:tentative="1">
+      <w:start w:val="1"/>
+      <w:numFmt w:val="bullet"/>
+      <w:lvlText w:val=""/>
+      <w:lvlJc w:val="left"/>
+      <w:pPr>
+        <w:tabs>
+          <w:tab w:val="num" w:pos="6480"/>
+        </w:tabs>
+        <w:ind w:left="6480" w:hanging="360"/>
+      </w:pPr>
+      <w:rPr>
+        <w:rFonts w:ascii="Wingdings" w:hAnsi="Wingdings" w:hint="default"/>
+        <w:sz w:val="20"/>
+      </w:rPr>
+    </w:lvl>
+  </w:abstractNum>
+  <w:abstractNum w:abstractNumId="17" w15:restartNumberingAfterBreak="0">
+    <w:nsid w:val="446F1451"/>
+    <w:multiLevelType w:val="multilevel"/>
+    <w:tmpl w:val="2780BA5E"/>
+    <w:lvl w:ilvl="0">
+      <w:start w:val="1"/>
+      <w:numFmt w:val="bullet"/>
+      <w:lvlText w:val=""/>
+      <w:lvlJc w:val="left"/>
+      <w:pPr>
+        <w:tabs>
+          <w:tab w:val="num" w:pos="720"/>
+        </w:tabs>
+        <w:ind w:left="720" w:hanging="360"/>
+      </w:pPr>
+      <w:rPr>
+        <w:rFonts w:ascii="Symbol" w:hAnsi="Symbol" w:hint="default"/>
+        <w:sz w:val="20"/>
+      </w:rPr>
+    </w:lvl>
+    <w:lvl w:ilvl="1" w:tentative="1">
+      <w:start w:val="1"/>
+      <w:numFmt w:val="bullet"/>
+      <w:lvlText w:val="o"/>
+      <w:lvlJc w:val="left"/>
+      <w:pPr>
+        <w:tabs>
+          <w:tab w:val="num" w:pos="1440"/>
+        </w:tabs>
+        <w:ind w:left="1440" w:hanging="360"/>
+      </w:pPr>
+      <w:rPr>
+        <w:rFonts w:ascii="Courier New" w:hAnsi="Courier New" w:hint="default"/>
+        <w:sz w:val="20"/>
+      </w:rPr>
+    </w:lvl>
+    <w:lvl w:ilvl="2" w:tentative="1">
+      <w:start w:val="1"/>
+      <w:numFmt w:val="bullet"/>
+      <w:lvlText w:val=""/>
+      <w:lvlJc w:val="left"/>
+      <w:pPr>
+        <w:tabs>
+          <w:tab w:val="num" w:pos="2160"/>
+        </w:tabs>
+        <w:ind w:left="2160" w:hanging="360"/>
+      </w:pPr>
+      <w:rPr>
+        <w:rFonts w:ascii="Wingdings" w:hAnsi="Wingdings" w:hint="default"/>
+        <w:sz w:val="20"/>
+      </w:rPr>
+    </w:lvl>
+    <w:lvl w:ilvl="3" w:tentative="1">
+      <w:start w:val="1"/>
+      <w:numFmt w:val="bullet"/>
+      <w:lvlText w:val=""/>
+      <w:lvlJc w:val="left"/>
+      <w:pPr>
+        <w:tabs>
+          <w:tab w:val="num" w:pos="2880"/>
+        </w:tabs>
+        <w:ind w:left="2880" w:hanging="360"/>
+      </w:pPr>
+      <w:rPr>
+        <w:rFonts w:ascii="Wingdings" w:hAnsi="Wingdings" w:hint="default"/>
+        <w:sz w:val="20"/>
+      </w:rPr>
+    </w:lvl>
+    <w:lvl w:ilvl="4" w:tentative="1">
+      <w:start w:val="1"/>
+      <w:numFmt w:val="bullet"/>
+      <w:lvlText w:val=""/>
+      <w:lvlJc w:val="left"/>
+      <w:pPr>
+        <w:tabs>
+          <w:tab w:val="num" w:pos="3600"/>
+        </w:tabs>
+        <w:ind w:left="3600" w:hanging="360"/>
+      </w:pPr>
+      <w:rPr>
+        <w:rFonts w:ascii="Wingdings" w:hAnsi="Wingdings" w:hint="default"/>
+        <w:sz w:val="20"/>
+      </w:rPr>
+    </w:lvl>
+    <w:lvl w:ilvl="5" w:tentative="1">
+      <w:start w:val="1"/>
+      <w:numFmt w:val="bullet"/>
+      <w:lvlText w:val=""/>
+      <w:lvlJc w:val="left"/>
+      <w:pPr>
+        <w:tabs>
+          <w:tab w:val="num" w:pos="4320"/>
+        </w:tabs>
+        <w:ind w:left="4320" w:hanging="360"/>
+      </w:pPr>
+      <w:rPr>
+        <w:rFonts w:ascii="Wingdings" w:hAnsi="Wingdings" w:hint="default"/>
+        <w:sz w:val="20"/>
+      </w:rPr>
+    </w:lvl>
+    <w:lvl w:ilvl="6" w:tentative="1">
+      <w:start w:val="1"/>
+      <w:numFmt w:val="bullet"/>
+      <w:lvlText w:val=""/>
+      <w:lvlJc w:val="left"/>
+      <w:pPr>
+        <w:tabs>
+          <w:tab w:val="num" w:pos="5040"/>
+        </w:tabs>
+        <w:ind w:left="5040" w:hanging="360"/>
+      </w:pPr>
+      <w:rPr>
+        <w:rFonts w:ascii="Wingdings" w:hAnsi="Wingdings" w:hint="default"/>
+        <w:sz w:val="20"/>
+      </w:rPr>
+    </w:lvl>
+    <w:lvl w:ilvl="7" w:tentative="1">
+      <w:start w:val="1"/>
+      <w:numFmt w:val="bullet"/>
+      <w:lvlText w:val=""/>
+      <w:lvlJc w:val="left"/>
+      <w:pPr>
+        <w:tabs>
+          <w:tab w:val="num" w:pos="5760"/>
+        </w:tabs>
+        <w:ind w:left="5760" w:hanging="360"/>
+      </w:pPr>
+      <w:rPr>
+        <w:rFonts w:ascii="Wingdings" w:hAnsi="Wingdings" w:hint="default"/>
+        <w:sz w:val="20"/>
+      </w:rPr>
+    </w:lvl>
+    <w:lvl w:ilvl="8" w:tentative="1">
+      <w:start w:val="1"/>
+      <w:numFmt w:val="bullet"/>
+      <w:lvlText w:val=""/>
+      <w:lvlJc w:val="left"/>
+      <w:pPr>
+        <w:tabs>
+          <w:tab w:val="num" w:pos="6480"/>
+        </w:tabs>
+        <w:ind w:left="6480" w:hanging="360"/>
+      </w:pPr>
+      <w:rPr>
+        <w:rFonts w:ascii="Wingdings" w:hAnsi="Wingdings" w:hint="default"/>
+        <w:sz w:val="20"/>
+      </w:rPr>
+    </w:lvl>
+  </w:abstractNum>
+  <w:abstractNum w:abstractNumId="18" w15:restartNumberingAfterBreak="0">
+    <w:nsid w:val="4A9B5E56"/>
+    <w:multiLevelType w:val="multilevel"/>
+    <w:tmpl w:val="81FC3D78"/>
+    <w:lvl w:ilvl="0">
+      <w:start w:val="1"/>
+      <w:numFmt w:val="bullet"/>
+      <w:lvlText w:val=""/>
+      <w:lvlJc w:val="left"/>
+      <w:pPr>
+        <w:tabs>
+          <w:tab w:val="num" w:pos="720"/>
+        </w:tabs>
+        <w:ind w:left="720" w:hanging="360"/>
+      </w:pPr>
+      <w:rPr>
+        <w:rFonts w:ascii="Symbol" w:hAnsi="Symbol" w:hint="default"/>
+        <w:sz w:val="20"/>
+      </w:rPr>
+    </w:lvl>
+    <w:lvl w:ilvl="1" w:tentative="1">
+      <w:start w:val="1"/>
+      <w:numFmt w:val="bullet"/>
+      <w:lvlText w:val="o"/>
+      <w:lvlJc w:val="left"/>
+      <w:pPr>
+        <w:tabs>
+          <w:tab w:val="num" w:pos="1440"/>
+        </w:tabs>
+        <w:ind w:left="1440" w:hanging="360"/>
+      </w:pPr>
+      <w:rPr>
+        <w:rFonts w:ascii="Courier New" w:hAnsi="Courier New" w:hint="default"/>
+        <w:sz w:val="20"/>
+      </w:rPr>
+    </w:lvl>
+    <w:lvl w:ilvl="2" w:tentative="1">
+      <w:start w:val="1"/>
+      <w:numFmt w:val="bullet"/>
+      <w:lvlText w:val=""/>
+      <w:lvlJc w:val="left"/>
+      <w:pPr>
+        <w:tabs>
+          <w:tab w:val="num" w:pos="2160"/>
+        </w:tabs>
+        <w:ind w:left="2160" w:hanging="360"/>
+      </w:pPr>
+      <w:rPr>
+        <w:rFonts w:ascii="Wingdings" w:hAnsi="Wingdings" w:hint="default"/>
+        <w:sz w:val="20"/>
+      </w:rPr>
+    </w:lvl>
+    <w:lvl w:ilvl="3" w:tentative="1">
+      <w:start w:val="1"/>
+      <w:numFmt w:val="bullet"/>
+      <w:lvlText w:val=""/>
+      <w:lvlJc w:val="left"/>
+      <w:pPr>
+        <w:tabs>
+          <w:tab w:val="num" w:pos="2880"/>
+        </w:tabs>
+        <w:ind w:left="2880" w:hanging="360"/>
+      </w:pPr>
+      <w:rPr>
+        <w:rFonts w:ascii="Wingdings" w:hAnsi="Wingdings" w:hint="default"/>
+        <w:sz w:val="20"/>
+      </w:rPr>
+    </w:lvl>
+    <w:lvl w:ilvl="4" w:tentative="1">
+      <w:start w:val="1"/>
+      <w:numFmt w:val="bullet"/>
+      <w:lvlText w:val=""/>
+      <w:lvlJc w:val="left"/>
+      <w:pPr>
+        <w:tabs>
+          <w:tab w:val="num" w:pos="3600"/>
+        </w:tabs>
+        <w:ind w:left="3600" w:hanging="360"/>
+      </w:pPr>
+      <w:rPr>
+        <w:rFonts w:ascii="Wingdings" w:hAnsi="Wingdings" w:hint="default"/>
+        <w:sz w:val="20"/>
+      </w:rPr>
+    </w:lvl>
+    <w:lvl w:ilvl="5" w:tentative="1">
+      <w:start w:val="1"/>
+      <w:numFmt w:val="bullet"/>
+      <w:lvlText w:val=""/>
+      <w:lvlJc w:val="left"/>
+      <w:pPr>
+        <w:tabs>
+          <w:tab w:val="num" w:pos="4320"/>
+        </w:tabs>
+        <w:ind w:left="4320" w:hanging="360"/>
+      </w:pPr>
+      <w:rPr>
+        <w:rFonts w:ascii="Wingdings" w:hAnsi="Wingdings" w:hint="default"/>
+        <w:sz w:val="20"/>
+      </w:rPr>
+    </w:lvl>
+    <w:lvl w:ilvl="6" w:tentative="1">
+      <w:start w:val="1"/>
+      <w:numFmt w:val="bullet"/>
+      <w:lvlText w:val=""/>
+      <w:lvlJc w:val="left"/>
+      <w:pPr>
+        <w:tabs>
+          <w:tab w:val="num" w:pos="5040"/>
+        </w:tabs>
+        <w:ind w:left="5040" w:hanging="360"/>
+      </w:pPr>
+      <w:rPr>
+        <w:rFonts w:ascii="Wingdings" w:hAnsi="Wingdings" w:hint="default"/>
+        <w:sz w:val="20"/>
+      </w:rPr>
+    </w:lvl>
+    <w:lvl w:ilvl="7" w:tentative="1">
+      <w:start w:val="1"/>
+      <w:numFmt w:val="bullet"/>
+      <w:lvlText w:val=""/>
+      <w:lvlJc w:val="left"/>
+      <w:pPr>
+        <w:tabs>
+          <w:tab w:val="num" w:pos="5760"/>
+        </w:tabs>
+        <w:ind w:left="5760" w:hanging="360"/>
+      </w:pPr>
+      <w:rPr>
+        <w:rFonts w:ascii="Wingdings" w:hAnsi="Wingdings" w:hint="default"/>
+        <w:sz w:val="20"/>
+      </w:rPr>
+    </w:lvl>
+    <w:lvl w:ilvl="8" w:tentative="1">
+      <w:start w:val="1"/>
+      <w:numFmt w:val="bullet"/>
+      <w:lvlText w:val=""/>
+      <w:lvlJc w:val="left"/>
+      <w:pPr>
+        <w:tabs>
+          <w:tab w:val="num" w:pos="6480"/>
+        </w:tabs>
+        <w:ind w:left="6480" w:hanging="360"/>
+      </w:pPr>
+      <w:rPr>
+        <w:rFonts w:ascii="Wingdings" w:hAnsi="Wingdings" w:hint="default"/>
+        <w:sz w:val="20"/>
+      </w:rPr>
+    </w:lvl>
+  </w:abstractNum>
+  <w:abstractNum w:abstractNumId="19" w15:restartNumberingAfterBreak="0">
+    <w:nsid w:val="4C8853EE"/>
+    <w:multiLevelType w:val="multilevel"/>
+    <w:tmpl w:val="216218E4"/>
+    <w:lvl w:ilvl="0">
+      <w:start w:val="1"/>
+      <w:numFmt w:val="bullet"/>
+      <w:lvlText w:val=""/>
+      <w:lvlJc w:val="left"/>
+      <w:pPr>
+        <w:tabs>
+          <w:tab w:val="num" w:pos="720"/>
+        </w:tabs>
+        <w:ind w:left="720" w:hanging="360"/>
+      </w:pPr>
+      <w:rPr>
+        <w:rFonts w:ascii="Symbol" w:hAnsi="Symbol" w:hint="default"/>
+        <w:sz w:val="20"/>
+      </w:rPr>
+    </w:lvl>
+    <w:lvl w:ilvl="1" w:tentative="1">
+      <w:start w:val="1"/>
+      <w:numFmt w:val="bullet"/>
+      <w:lvlText w:val="o"/>
+      <w:lvlJc w:val="left"/>
+      <w:pPr>
+        <w:tabs>
+          <w:tab w:val="num" w:pos="1440"/>
+        </w:tabs>
+        <w:ind w:left="1440" w:hanging="360"/>
+      </w:pPr>
+      <w:rPr>
+        <w:rFonts w:ascii="Courier New" w:hAnsi="Courier New" w:hint="default"/>
+        <w:sz w:val="20"/>
+      </w:rPr>
+    </w:lvl>
+    <w:lvl w:ilvl="2" w:tentative="1">
+      <w:start w:val="1"/>
+      <w:numFmt w:val="bullet"/>
+      <w:lvlText w:val=""/>
+      <w:lvlJc w:val="left"/>
+      <w:pPr>
+        <w:tabs>
+          <w:tab w:val="num" w:pos="2160"/>
+        </w:tabs>
+        <w:ind w:left="2160" w:hanging="360"/>
+      </w:pPr>
+      <w:rPr>
+        <w:rFonts w:ascii="Wingdings" w:hAnsi="Wingdings" w:hint="default"/>
+        <w:sz w:val="20"/>
+      </w:rPr>
+    </w:lvl>
+    <w:lvl w:ilvl="3" w:tentative="1">
+      <w:start w:val="1"/>
+      <w:numFmt w:val="bullet"/>
+      <w:lvlText w:val=""/>
+      <w:lvlJc w:val="left"/>
+      <w:pPr>
+        <w:tabs>
+          <w:tab w:val="num" w:pos="2880"/>
+        </w:tabs>
+        <w:ind w:left="2880" w:hanging="360"/>
+      </w:pPr>
+      <w:rPr>
+        <w:rFonts w:ascii="Wingdings" w:hAnsi="Wingdings" w:hint="default"/>
+        <w:sz w:val="20"/>
+      </w:rPr>
+    </w:lvl>
+    <w:lvl w:ilvl="4" w:tentative="1">
+      <w:start w:val="1"/>
+      <w:numFmt w:val="bullet"/>
+      <w:lvlText w:val=""/>
+      <w:lvlJc w:val="left"/>
+      <w:pPr>
+        <w:tabs>
+          <w:tab w:val="num" w:pos="3600"/>
+        </w:tabs>
+        <w:ind w:left="3600" w:hanging="360"/>
+      </w:pPr>
+      <w:rPr>
+        <w:rFonts w:ascii="Wingdings" w:hAnsi="Wingdings" w:hint="default"/>
+        <w:sz w:val="20"/>
+      </w:rPr>
+    </w:lvl>
+    <w:lvl w:ilvl="5" w:tentative="1">
+      <w:start w:val="1"/>
+      <w:numFmt w:val="bullet"/>
+      <w:lvlText w:val=""/>
+      <w:lvlJc w:val="left"/>
+      <w:pPr>
+        <w:tabs>
+          <w:tab w:val="num" w:pos="4320"/>
+        </w:tabs>
+        <w:ind w:left="4320" w:hanging="360"/>
+      </w:pPr>
+      <w:rPr>
+        <w:rFonts w:ascii="Wingdings" w:hAnsi="Wingdings" w:hint="default"/>
+        <w:sz w:val="20"/>
+      </w:rPr>
+    </w:lvl>
+    <w:lvl w:ilvl="6" w:tentative="1">
+      <w:start w:val="1"/>
+      <w:numFmt w:val="bullet"/>
+      <w:lvlText w:val=""/>
+      <w:lvlJc w:val="left"/>
+      <w:pPr>
+        <w:tabs>
+          <w:tab w:val="num" w:pos="5040"/>
+        </w:tabs>
+        <w:ind w:left="5040" w:hanging="360"/>
+      </w:pPr>
+      <w:rPr>
+        <w:rFonts w:ascii="Wingdings" w:hAnsi="Wingdings" w:hint="default"/>
+        <w:sz w:val="20"/>
+      </w:rPr>
+    </w:lvl>
+    <w:lvl w:ilvl="7" w:tentative="1">
+      <w:start w:val="1"/>
+      <w:numFmt w:val="bullet"/>
+      <w:lvlText w:val=""/>
+      <w:lvlJc w:val="left"/>
+      <w:pPr>
+        <w:tabs>
+          <w:tab w:val="num" w:pos="5760"/>
+        </w:tabs>
+        <w:ind w:left="5760" w:hanging="360"/>
+      </w:pPr>
+      <w:rPr>
+        <w:rFonts w:ascii="Wingdings" w:hAnsi="Wingdings" w:hint="default"/>
+        <w:sz w:val="20"/>
+      </w:rPr>
+    </w:lvl>
+    <w:lvl w:ilvl="8" w:tentative="1">
+      <w:start w:val="1"/>
+      <w:numFmt w:val="bullet"/>
+      <w:lvlText w:val=""/>
+      <w:lvlJc w:val="left"/>
+      <w:pPr>
+        <w:tabs>
+          <w:tab w:val="num" w:pos="6480"/>
+        </w:tabs>
+        <w:ind w:left="6480" w:hanging="360"/>
+      </w:pPr>
+      <w:rPr>
+        <w:rFonts w:ascii="Wingdings" w:hAnsi="Wingdings" w:hint="default"/>
+        <w:sz w:val="20"/>
+      </w:rPr>
+    </w:lvl>
+  </w:abstractNum>
+  <w:abstractNum w:abstractNumId="20" w15:restartNumberingAfterBreak="0">
     <w:nsid w:val="50E76AAC"/>
     <w:multiLevelType w:val="hybridMultilevel"/>
     <w:tmpl w:val="6D82787A"/>
@@ -3972,7 +4749,305 @@
       </w:pPr>
     </w:lvl>
   </w:abstractNum>
-  <w:abstractNum w:abstractNumId="9" w15:restartNumberingAfterBreak="0">
+  <w:abstractNum w:abstractNumId="21" w15:restartNumberingAfterBreak="0">
+    <w:nsid w:val="51394492"/>
+    <w:multiLevelType w:val="multilevel"/>
+    <w:tmpl w:val="D1EAA06E"/>
+    <w:lvl w:ilvl="0">
+      <w:start w:val="1"/>
+      <w:numFmt w:val="bullet"/>
+      <w:lvlText w:val=""/>
+      <w:lvlJc w:val="left"/>
+      <w:pPr>
+        <w:tabs>
+          <w:tab w:val="num" w:pos="720"/>
+        </w:tabs>
+        <w:ind w:left="720" w:hanging="360"/>
+      </w:pPr>
+      <w:rPr>
+        <w:rFonts w:ascii="Symbol" w:hAnsi="Symbol" w:hint="default"/>
+        <w:sz w:val="20"/>
+      </w:rPr>
+    </w:lvl>
+    <w:lvl w:ilvl="1" w:tentative="1">
+      <w:start w:val="1"/>
+      <w:numFmt w:val="bullet"/>
+      <w:lvlText w:val="o"/>
+      <w:lvlJc w:val="left"/>
+      <w:pPr>
+        <w:tabs>
+          <w:tab w:val="num" w:pos="1440"/>
+        </w:tabs>
+        <w:ind w:left="1440" w:hanging="360"/>
+      </w:pPr>
+      <w:rPr>
+        <w:rFonts w:ascii="Courier New" w:hAnsi="Courier New" w:hint="default"/>
+        <w:sz w:val="20"/>
+      </w:rPr>
+    </w:lvl>
+    <w:lvl w:ilvl="2" w:tentative="1">
+      <w:start w:val="1"/>
+      <w:numFmt w:val="bullet"/>
+      <w:lvlText w:val=""/>
+      <w:lvlJc w:val="left"/>
+      <w:pPr>
+        <w:tabs>
+          <w:tab w:val="num" w:pos="2160"/>
+        </w:tabs>
+        <w:ind w:left="2160" w:hanging="360"/>
+      </w:pPr>
+      <w:rPr>
+        <w:rFonts w:ascii="Wingdings" w:hAnsi="Wingdings" w:hint="default"/>
+        <w:sz w:val="20"/>
+      </w:rPr>
+    </w:lvl>
+    <w:lvl w:ilvl="3" w:tentative="1">
+      <w:start w:val="1"/>
+      <w:numFmt w:val="bullet"/>
+      <w:lvlText w:val=""/>
+      <w:lvlJc w:val="left"/>
+      <w:pPr>
+        <w:tabs>
+          <w:tab w:val="num" w:pos="2880"/>
+        </w:tabs>
+        <w:ind w:left="2880" w:hanging="360"/>
+      </w:pPr>
+      <w:rPr>
+        <w:rFonts w:ascii="Wingdings" w:hAnsi="Wingdings" w:hint="default"/>
+        <w:sz w:val="20"/>
+      </w:rPr>
+    </w:lvl>
+    <w:lvl w:ilvl="4" w:tentative="1">
+      <w:start w:val="1"/>
+      <w:numFmt w:val="bullet"/>
+      <w:lvlText w:val=""/>
+      <w:lvlJc w:val="left"/>
+      <w:pPr>
+        <w:tabs>
+          <w:tab w:val="num" w:pos="3600"/>
+        </w:tabs>
+        <w:ind w:left="3600" w:hanging="360"/>
+      </w:pPr>
+      <w:rPr>
+        <w:rFonts w:ascii="Wingdings" w:hAnsi="Wingdings" w:hint="default"/>
+        <w:sz w:val="20"/>
+      </w:rPr>
+    </w:lvl>
+    <w:lvl w:ilvl="5" w:tentative="1">
+      <w:start w:val="1"/>
+      <w:numFmt w:val="bullet"/>
+      <w:lvlText w:val=""/>
+      <w:lvlJc w:val="left"/>
+      <w:pPr>
+        <w:tabs>
+          <w:tab w:val="num" w:pos="4320"/>
+        </w:tabs>
+        <w:ind w:left="4320" w:hanging="360"/>
+      </w:pPr>
+      <w:rPr>
+        <w:rFonts w:ascii="Wingdings" w:hAnsi="Wingdings" w:hint="default"/>
+        <w:sz w:val="20"/>
+      </w:rPr>
+    </w:lvl>
+    <w:lvl w:ilvl="6" w:tentative="1">
+      <w:start w:val="1"/>
+      <w:numFmt w:val="bullet"/>
+      <w:lvlText w:val=""/>
+      <w:lvlJc w:val="left"/>
+      <w:pPr>
+        <w:tabs>
+          <w:tab w:val="num" w:pos="5040"/>
+        </w:tabs>
+        <w:ind w:left="5040" w:hanging="360"/>
+      </w:pPr>
+      <w:rPr>
+        <w:rFonts w:ascii="Wingdings" w:hAnsi="Wingdings" w:hint="default"/>
+        <w:sz w:val="20"/>
+      </w:rPr>
+    </w:lvl>
+    <w:lvl w:ilvl="7" w:tentative="1">
+      <w:start w:val="1"/>
+      <w:numFmt w:val="bullet"/>
+      <w:lvlText w:val=""/>
+      <w:lvlJc w:val="left"/>
+      <w:pPr>
+        <w:tabs>
+          <w:tab w:val="num" w:pos="5760"/>
+        </w:tabs>
+        <w:ind w:left="5760" w:hanging="360"/>
+      </w:pPr>
+      <w:rPr>
+        <w:rFonts w:ascii="Wingdings" w:hAnsi="Wingdings" w:hint="default"/>
+        <w:sz w:val="20"/>
+      </w:rPr>
+    </w:lvl>
+    <w:lvl w:ilvl="8" w:tentative="1">
+      <w:start w:val="1"/>
+      <w:numFmt w:val="bullet"/>
+      <w:lvlText w:val=""/>
+      <w:lvlJc w:val="left"/>
+      <w:pPr>
+        <w:tabs>
+          <w:tab w:val="num" w:pos="6480"/>
+        </w:tabs>
+        <w:ind w:left="6480" w:hanging="360"/>
+      </w:pPr>
+      <w:rPr>
+        <w:rFonts w:ascii="Wingdings" w:hAnsi="Wingdings" w:hint="default"/>
+        <w:sz w:val="20"/>
+      </w:rPr>
+    </w:lvl>
+  </w:abstractNum>
+  <w:abstractNum w:abstractNumId="22" w15:restartNumberingAfterBreak="0">
+    <w:nsid w:val="56387360"/>
+    <w:multiLevelType w:val="multilevel"/>
+    <w:tmpl w:val="E0D4BB28"/>
+    <w:lvl w:ilvl="0">
+      <w:start w:val="1"/>
+      <w:numFmt w:val="bullet"/>
+      <w:lvlText w:val=""/>
+      <w:lvlJc w:val="left"/>
+      <w:pPr>
+        <w:tabs>
+          <w:tab w:val="num" w:pos="720"/>
+        </w:tabs>
+        <w:ind w:left="720" w:hanging="360"/>
+      </w:pPr>
+      <w:rPr>
+        <w:rFonts w:ascii="Symbol" w:hAnsi="Symbol" w:hint="default"/>
+        <w:sz w:val="20"/>
+      </w:rPr>
+    </w:lvl>
+    <w:lvl w:ilvl="1" w:tentative="1">
+      <w:start w:val="1"/>
+      <w:numFmt w:val="bullet"/>
+      <w:lvlText w:val="o"/>
+      <w:lvlJc w:val="left"/>
+      <w:pPr>
+        <w:tabs>
+          <w:tab w:val="num" w:pos="1440"/>
+        </w:tabs>
+        <w:ind w:left="1440" w:hanging="360"/>
+      </w:pPr>
+      <w:rPr>
+        <w:rFonts w:ascii="Courier New" w:hAnsi="Courier New" w:hint="default"/>
+        <w:sz w:val="20"/>
+      </w:rPr>
+    </w:lvl>
+    <w:lvl w:ilvl="2" w:tentative="1">
+      <w:start w:val="1"/>
+      <w:numFmt w:val="bullet"/>
+      <w:lvlText w:val=""/>
+      <w:lvlJc w:val="left"/>
+      <w:pPr>
+        <w:tabs>
+          <w:tab w:val="num" w:pos="2160"/>
+        </w:tabs>
+        <w:ind w:left="2160" w:hanging="360"/>
+      </w:pPr>
+      <w:rPr>
+        <w:rFonts w:ascii="Wingdings" w:hAnsi="Wingdings" w:hint="default"/>
+        <w:sz w:val="20"/>
+      </w:rPr>
+    </w:lvl>
+    <w:lvl w:ilvl="3" w:tentative="1">
+      <w:start w:val="1"/>
+      <w:numFmt w:val="bullet"/>
+      <w:lvlText w:val=""/>
+      <w:lvlJc w:val="left"/>
+      <w:pPr>
+        <w:tabs>
+          <w:tab w:val="num" w:pos="2880"/>
+        </w:tabs>
+        <w:ind w:left="2880" w:hanging="360"/>
+      </w:pPr>
+      <w:rPr>
+        <w:rFonts w:ascii="Wingdings" w:hAnsi="Wingdings" w:hint="default"/>
+        <w:sz w:val="20"/>
+      </w:rPr>
+    </w:lvl>
+    <w:lvl w:ilvl="4" w:tentative="1">
+      <w:start w:val="1"/>
+      <w:numFmt w:val="bullet"/>
+      <w:lvlText w:val=""/>
+      <w:lvlJc w:val="left"/>
+      <w:pPr>
+        <w:tabs>
+          <w:tab w:val="num" w:pos="3600"/>
+        </w:tabs>
+        <w:ind w:left="3600" w:hanging="360"/>
+      </w:pPr>
+      <w:rPr>
+        <w:rFonts w:ascii="Wingdings" w:hAnsi="Wingdings" w:hint="default"/>
+        <w:sz w:val="20"/>
+      </w:rPr>
+    </w:lvl>
+    <w:lvl w:ilvl="5" w:tentative="1">
+      <w:start w:val="1"/>
+      <w:numFmt w:val="bullet"/>
+      <w:lvlText w:val=""/>
+      <w:lvlJc w:val="left"/>
+      <w:pPr>
+        <w:tabs>
+          <w:tab w:val="num" w:pos="4320"/>
+        </w:tabs>
+        <w:ind w:left="4320" w:hanging="360"/>
+      </w:pPr>
+      <w:rPr>
+        <w:rFonts w:ascii="Wingdings" w:hAnsi="Wingdings" w:hint="default"/>
+        <w:sz w:val="20"/>
+      </w:rPr>
+    </w:lvl>
+    <w:lvl w:ilvl="6" w:tentative="1">
+      <w:start w:val="1"/>
+      <w:numFmt w:val="bullet"/>
+      <w:lvlText w:val=""/>
+      <w:lvlJc w:val="left"/>
+      <w:pPr>
+        <w:tabs>
+          <w:tab w:val="num" w:pos="5040"/>
+        </w:tabs>
+        <w:ind w:left="5040" w:hanging="360"/>
+      </w:pPr>
+      <w:rPr>
+        <w:rFonts w:ascii="Wingdings" w:hAnsi="Wingdings" w:hint="default"/>
+        <w:sz w:val="20"/>
+      </w:rPr>
+    </w:lvl>
+    <w:lvl w:ilvl="7" w:tentative="1">
+      <w:start w:val="1"/>
+      <w:numFmt w:val="bullet"/>
+      <w:lvlText w:val=""/>
+      <w:lvlJc w:val="left"/>
+      <w:pPr>
+        <w:tabs>
+          <w:tab w:val="num" w:pos="5760"/>
+        </w:tabs>
+        <w:ind w:left="5760" w:hanging="360"/>
+      </w:pPr>
+      <w:rPr>
+        <w:rFonts w:ascii="Wingdings" w:hAnsi="Wingdings" w:hint="default"/>
+        <w:sz w:val="20"/>
+      </w:rPr>
+    </w:lvl>
+    <w:lvl w:ilvl="8" w:tentative="1">
+      <w:start w:val="1"/>
+      <w:numFmt w:val="bullet"/>
+      <w:lvlText w:val=""/>
+      <w:lvlJc w:val="left"/>
+      <w:pPr>
+        <w:tabs>
+          <w:tab w:val="num" w:pos="6480"/>
+        </w:tabs>
+        <w:ind w:left="6480" w:hanging="360"/>
+      </w:pPr>
+      <w:rPr>
+        <w:rFonts w:ascii="Wingdings" w:hAnsi="Wingdings" w:hint="default"/>
+        <w:sz w:val="20"/>
+      </w:rPr>
+    </w:lvl>
+  </w:abstractNum>
+  <w:abstractNum w:abstractNumId="23" w15:restartNumberingAfterBreak="0">
     <w:nsid w:val="586D0E33"/>
     <w:multiLevelType w:val="multilevel"/>
     <w:tmpl w:val="C4F6AA60"/>
@@ -4121,7 +5196,7 @@
       </w:rPr>
     </w:lvl>
   </w:abstractNum>
-  <w:abstractNum w:abstractNumId="10" w15:restartNumberingAfterBreak="0">
+  <w:abstractNum w:abstractNumId="24" w15:restartNumberingAfterBreak="0">
     <w:nsid w:val="5A0C532C"/>
     <w:multiLevelType w:val="multilevel"/>
     <w:tmpl w:val="1E3A017E"/>
@@ -4234,7 +5309,156 @@
       </w:pPr>
     </w:lvl>
   </w:abstractNum>
-  <w:abstractNum w:abstractNumId="11" w15:restartNumberingAfterBreak="0">
+  <w:abstractNum w:abstractNumId="25" w15:restartNumberingAfterBreak="0">
+    <w:nsid w:val="5B312145"/>
+    <w:multiLevelType w:val="multilevel"/>
+    <w:tmpl w:val="1C7C0CCC"/>
+    <w:lvl w:ilvl="0">
+      <w:start w:val="1"/>
+      <w:numFmt w:val="bullet"/>
+      <w:lvlText w:val=""/>
+      <w:lvlJc w:val="left"/>
+      <w:pPr>
+        <w:tabs>
+          <w:tab w:val="num" w:pos="720"/>
+        </w:tabs>
+        <w:ind w:left="720" w:hanging="360"/>
+      </w:pPr>
+      <w:rPr>
+        <w:rFonts w:ascii="Symbol" w:hAnsi="Symbol" w:hint="default"/>
+        <w:sz w:val="20"/>
+      </w:rPr>
+    </w:lvl>
+    <w:lvl w:ilvl="1" w:tentative="1">
+      <w:start w:val="1"/>
+      <w:numFmt w:val="bullet"/>
+      <w:lvlText w:val="o"/>
+      <w:lvlJc w:val="left"/>
+      <w:pPr>
+        <w:tabs>
+          <w:tab w:val="num" w:pos="1440"/>
+        </w:tabs>
+        <w:ind w:left="1440" w:hanging="360"/>
+      </w:pPr>
+      <w:rPr>
+        <w:rFonts w:ascii="Courier New" w:hAnsi="Courier New" w:hint="default"/>
+        <w:sz w:val="20"/>
+      </w:rPr>
+    </w:lvl>
+    <w:lvl w:ilvl="2" w:tentative="1">
+      <w:start w:val="1"/>
+      <w:numFmt w:val="bullet"/>
+      <w:lvlText w:val=""/>
+      <w:lvlJc w:val="left"/>
+      <w:pPr>
+        <w:tabs>
+          <w:tab w:val="num" w:pos="2160"/>
+        </w:tabs>
+        <w:ind w:left="2160" w:hanging="360"/>
+      </w:pPr>
+      <w:rPr>
+        <w:rFonts w:ascii="Wingdings" w:hAnsi="Wingdings" w:hint="default"/>
+        <w:sz w:val="20"/>
+      </w:rPr>
+    </w:lvl>
+    <w:lvl w:ilvl="3" w:tentative="1">
+      <w:start w:val="1"/>
+      <w:numFmt w:val="bullet"/>
+      <w:lvlText w:val=""/>
+      <w:lvlJc w:val="left"/>
+      <w:pPr>
+        <w:tabs>
+          <w:tab w:val="num" w:pos="2880"/>
+        </w:tabs>
+        <w:ind w:left="2880" w:hanging="360"/>
+      </w:pPr>
+      <w:rPr>
+        <w:rFonts w:ascii="Wingdings" w:hAnsi="Wingdings" w:hint="default"/>
+        <w:sz w:val="20"/>
+      </w:rPr>
+    </w:lvl>
+    <w:lvl w:ilvl="4" w:tentative="1">
+      <w:start w:val="1"/>
+      <w:numFmt w:val="bullet"/>
+      <w:lvlText w:val=""/>
+      <w:lvlJc w:val="left"/>
+      <w:pPr>
+        <w:tabs>
+          <w:tab w:val="num" w:pos="3600"/>
+        </w:tabs>
+        <w:ind w:left="3600" w:hanging="360"/>
+      </w:pPr>
+      <w:rPr>
+        <w:rFonts w:ascii="Wingdings" w:hAnsi="Wingdings" w:hint="default"/>
+        <w:sz w:val="20"/>
+      </w:rPr>
+    </w:lvl>
+    <w:lvl w:ilvl="5" w:tentative="1">
+      <w:start w:val="1"/>
+      <w:numFmt w:val="bullet"/>
+      <w:lvlText w:val=""/>
+      <w:lvlJc w:val="left"/>
+      <w:pPr>
+        <w:tabs>
+          <w:tab w:val="num" w:pos="4320"/>
+        </w:tabs>
+        <w:ind w:left="4320" w:hanging="360"/>
+      </w:pPr>
+      <w:rPr>
+        <w:rFonts w:ascii="Wingdings" w:hAnsi="Wingdings" w:hint="default"/>
+        <w:sz w:val="20"/>
+      </w:rPr>
+    </w:lvl>
+    <w:lvl w:ilvl="6" w:tentative="1">
+      <w:start w:val="1"/>
+      <w:numFmt w:val="bullet"/>
+      <w:lvlText w:val=""/>
+      <w:lvlJc w:val="left"/>
+      <w:pPr>
+        <w:tabs>
+          <w:tab w:val="num" w:pos="5040"/>
+        </w:tabs>
+        <w:ind w:left="5040" w:hanging="360"/>
+      </w:pPr>
+      <w:rPr>
+        <w:rFonts w:ascii="Wingdings" w:hAnsi="Wingdings" w:hint="default"/>
+        <w:sz w:val="20"/>
+      </w:rPr>
+    </w:lvl>
+    <w:lvl w:ilvl="7" w:tentative="1">
+      <w:start w:val="1"/>
+      <w:numFmt w:val="bullet"/>
+      <w:lvlText w:val=""/>
+      <w:lvlJc w:val="left"/>
+      <w:pPr>
+        <w:tabs>
+          <w:tab w:val="num" w:pos="5760"/>
+        </w:tabs>
+        <w:ind w:left="5760" w:hanging="360"/>
+      </w:pPr>
+      <w:rPr>
+        <w:rFonts w:ascii="Wingdings" w:hAnsi="Wingdings" w:hint="default"/>
+        <w:sz w:val="20"/>
+      </w:rPr>
+    </w:lvl>
+    <w:lvl w:ilvl="8" w:tentative="1">
+      <w:start w:val="1"/>
+      <w:numFmt w:val="bullet"/>
+      <w:lvlText w:val=""/>
+      <w:lvlJc w:val="left"/>
+      <w:pPr>
+        <w:tabs>
+          <w:tab w:val="num" w:pos="6480"/>
+        </w:tabs>
+        <w:ind w:left="6480" w:hanging="360"/>
+      </w:pPr>
+      <w:rPr>
+        <w:rFonts w:ascii="Wingdings" w:hAnsi="Wingdings" w:hint="default"/>
+        <w:sz w:val="20"/>
+      </w:rPr>
+    </w:lvl>
+  </w:abstractNum>
+  <w:abstractNum w:abstractNumId="26" w15:restartNumberingAfterBreak="0">
     <w:nsid w:val="5DA668BD"/>
     <w:multiLevelType w:val="hybridMultilevel"/>
     <w:tmpl w:val="5AC83AC4"/>
@@ -4347,7 +5571,1365 @@
       </w:rPr>
     </w:lvl>
   </w:abstractNum>
-  <w:abstractNum w:abstractNumId="12" w15:restartNumberingAfterBreak="0">
+  <w:abstractNum w:abstractNumId="27" w15:restartNumberingAfterBreak="0">
+    <w:nsid w:val="5DD042A4"/>
+    <w:multiLevelType w:val="hybridMultilevel"/>
+    <w:tmpl w:val="13EA69DC"/>
+    <w:lvl w:ilvl="0" w:tplc="140A000F">
+      <w:start w:val="1"/>
+      <w:numFmt w:val="decimal"/>
+      <w:lvlText w:val="%1."/>
+      <w:lvlJc w:val="left"/>
+      <w:pPr>
+        <w:ind w:left="720" w:hanging="360"/>
+      </w:pPr>
+      <w:rPr>
+        <w:rFonts w:hint="default"/>
+      </w:rPr>
+    </w:lvl>
+    <w:lvl w:ilvl="1" w:tplc="140A0019" w:tentative="1">
+      <w:start w:val="1"/>
+      <w:numFmt w:val="lowerLetter"/>
+      <w:lvlText w:val="%2."/>
+      <w:lvlJc w:val="left"/>
+      <w:pPr>
+        <w:ind w:left="1440" w:hanging="360"/>
+      </w:pPr>
+    </w:lvl>
+    <w:lvl w:ilvl="2" w:tplc="140A001B" w:tentative="1">
+      <w:start w:val="1"/>
+      <w:numFmt w:val="lowerRoman"/>
+      <w:lvlText w:val="%3."/>
+      <w:lvlJc w:val="right"/>
+      <w:pPr>
+        <w:ind w:left="2160" w:hanging="180"/>
+      </w:pPr>
+    </w:lvl>
+    <w:lvl w:ilvl="3" w:tplc="140A000F" w:tentative="1">
+      <w:start w:val="1"/>
+      <w:numFmt w:val="decimal"/>
+      <w:lvlText w:val="%4."/>
+      <w:lvlJc w:val="left"/>
+      <w:pPr>
+        <w:ind w:left="2880" w:hanging="360"/>
+      </w:pPr>
+    </w:lvl>
+    <w:lvl w:ilvl="4" w:tplc="140A0019" w:tentative="1">
+      <w:start w:val="1"/>
+      <w:numFmt w:val="lowerLetter"/>
+      <w:lvlText w:val="%5."/>
+      <w:lvlJc w:val="left"/>
+      <w:pPr>
+        <w:ind w:left="3600" w:hanging="360"/>
+      </w:pPr>
+    </w:lvl>
+    <w:lvl w:ilvl="5" w:tplc="140A001B" w:tentative="1">
+      <w:start w:val="1"/>
+      <w:numFmt w:val="lowerRoman"/>
+      <w:lvlText w:val="%6."/>
+      <w:lvlJc w:val="right"/>
+      <w:pPr>
+        <w:ind w:left="4320" w:hanging="180"/>
+      </w:pPr>
+    </w:lvl>
+    <w:lvl w:ilvl="6" w:tplc="140A000F" w:tentative="1">
+      <w:start w:val="1"/>
+      <w:numFmt w:val="decimal"/>
+      <w:lvlText w:val="%7."/>
+      <w:lvlJc w:val="left"/>
+      <w:pPr>
+        <w:ind w:left="5040" w:hanging="360"/>
+      </w:pPr>
+    </w:lvl>
+    <w:lvl w:ilvl="7" w:tplc="140A0019" w:tentative="1">
+      <w:start w:val="1"/>
+      <w:numFmt w:val="lowerLetter"/>
+      <w:lvlText w:val="%8."/>
+      <w:lvlJc w:val="left"/>
+      <w:pPr>
+        <w:ind w:left="5760" w:hanging="360"/>
+      </w:pPr>
+    </w:lvl>
+    <w:lvl w:ilvl="8" w:tplc="140A001B" w:tentative="1">
+      <w:start w:val="1"/>
+      <w:numFmt w:val="lowerRoman"/>
+      <w:lvlText w:val="%9."/>
+      <w:lvlJc w:val="right"/>
+      <w:pPr>
+        <w:ind w:left="6480" w:hanging="180"/>
+      </w:pPr>
+    </w:lvl>
+  </w:abstractNum>
+  <w:abstractNum w:abstractNumId="28" w15:restartNumberingAfterBreak="0">
+    <w:nsid w:val="63AE4591"/>
+    <w:multiLevelType w:val="multilevel"/>
+    <w:tmpl w:val="427C24F4"/>
+    <w:lvl w:ilvl="0">
+      <w:start w:val="1"/>
+      <w:numFmt w:val="bullet"/>
+      <w:lvlText w:val=""/>
+      <w:lvlJc w:val="left"/>
+      <w:pPr>
+        <w:tabs>
+          <w:tab w:val="num" w:pos="720"/>
+        </w:tabs>
+        <w:ind w:left="720" w:hanging="360"/>
+      </w:pPr>
+      <w:rPr>
+        <w:rFonts w:ascii="Symbol" w:hAnsi="Symbol" w:hint="default"/>
+        <w:sz w:val="20"/>
+      </w:rPr>
+    </w:lvl>
+    <w:lvl w:ilvl="1" w:tentative="1">
+      <w:start w:val="1"/>
+      <w:numFmt w:val="bullet"/>
+      <w:lvlText w:val="o"/>
+      <w:lvlJc w:val="left"/>
+      <w:pPr>
+        <w:tabs>
+          <w:tab w:val="num" w:pos="1440"/>
+        </w:tabs>
+        <w:ind w:left="1440" w:hanging="360"/>
+      </w:pPr>
+      <w:rPr>
+        <w:rFonts w:ascii="Courier New" w:hAnsi="Courier New" w:hint="default"/>
+        <w:sz w:val="20"/>
+      </w:rPr>
+    </w:lvl>
+    <w:lvl w:ilvl="2" w:tentative="1">
+      <w:start w:val="1"/>
+      <w:numFmt w:val="bullet"/>
+      <w:lvlText w:val=""/>
+      <w:lvlJc w:val="left"/>
+      <w:pPr>
+        <w:tabs>
+          <w:tab w:val="num" w:pos="2160"/>
+        </w:tabs>
+        <w:ind w:left="2160" w:hanging="360"/>
+      </w:pPr>
+      <w:rPr>
+        <w:rFonts w:ascii="Wingdings" w:hAnsi="Wingdings" w:hint="default"/>
+        <w:sz w:val="20"/>
+      </w:rPr>
+    </w:lvl>
+    <w:lvl w:ilvl="3" w:tentative="1">
+      <w:start w:val="1"/>
+      <w:numFmt w:val="bullet"/>
+      <w:lvlText w:val=""/>
+      <w:lvlJc w:val="left"/>
+      <w:pPr>
+        <w:tabs>
+          <w:tab w:val="num" w:pos="2880"/>
+        </w:tabs>
+        <w:ind w:left="2880" w:hanging="360"/>
+      </w:pPr>
+      <w:rPr>
+        <w:rFonts w:ascii="Wingdings" w:hAnsi="Wingdings" w:hint="default"/>
+        <w:sz w:val="20"/>
+      </w:rPr>
+    </w:lvl>
+    <w:lvl w:ilvl="4" w:tentative="1">
+      <w:start w:val="1"/>
+      <w:numFmt w:val="bullet"/>
+      <w:lvlText w:val=""/>
+      <w:lvlJc w:val="left"/>
+      <w:pPr>
+        <w:tabs>
+          <w:tab w:val="num" w:pos="3600"/>
+        </w:tabs>
+        <w:ind w:left="3600" w:hanging="360"/>
+      </w:pPr>
+      <w:rPr>
+        <w:rFonts w:ascii="Wingdings" w:hAnsi="Wingdings" w:hint="default"/>
+        <w:sz w:val="20"/>
+      </w:rPr>
+    </w:lvl>
+    <w:lvl w:ilvl="5" w:tentative="1">
+      <w:start w:val="1"/>
+      <w:numFmt w:val="bullet"/>
+      <w:lvlText w:val=""/>
+      <w:lvlJc w:val="left"/>
+      <w:pPr>
+        <w:tabs>
+          <w:tab w:val="num" w:pos="4320"/>
+        </w:tabs>
+        <w:ind w:left="4320" w:hanging="360"/>
+      </w:pPr>
+      <w:rPr>
+        <w:rFonts w:ascii="Wingdings" w:hAnsi="Wingdings" w:hint="default"/>
+        <w:sz w:val="20"/>
+      </w:rPr>
+    </w:lvl>
+    <w:lvl w:ilvl="6" w:tentative="1">
+      <w:start w:val="1"/>
+      <w:numFmt w:val="bullet"/>
+      <w:lvlText w:val=""/>
+      <w:lvlJc w:val="left"/>
+      <w:pPr>
+        <w:tabs>
+          <w:tab w:val="num" w:pos="5040"/>
+        </w:tabs>
+        <w:ind w:left="5040" w:hanging="360"/>
+      </w:pPr>
+      <w:rPr>
+        <w:rFonts w:ascii="Wingdings" w:hAnsi="Wingdings" w:hint="default"/>
+        <w:sz w:val="20"/>
+      </w:rPr>
+    </w:lvl>
+    <w:lvl w:ilvl="7" w:tentative="1">
+      <w:start w:val="1"/>
+      <w:numFmt w:val="bullet"/>
+      <w:lvlText w:val=""/>
+      <w:lvlJc w:val="left"/>
+      <w:pPr>
+        <w:tabs>
+          <w:tab w:val="num" w:pos="5760"/>
+        </w:tabs>
+        <w:ind w:left="5760" w:hanging="360"/>
+      </w:pPr>
+      <w:rPr>
+        <w:rFonts w:ascii="Wingdings" w:hAnsi="Wingdings" w:hint="default"/>
+        <w:sz w:val="20"/>
+      </w:rPr>
+    </w:lvl>
+    <w:lvl w:ilvl="8" w:tentative="1">
+      <w:start w:val="1"/>
+      <w:numFmt w:val="bullet"/>
+      <w:lvlText w:val=""/>
+      <w:lvlJc w:val="left"/>
+      <w:pPr>
+        <w:tabs>
+          <w:tab w:val="num" w:pos="6480"/>
+        </w:tabs>
+        <w:ind w:left="6480" w:hanging="360"/>
+      </w:pPr>
+      <w:rPr>
+        <w:rFonts w:ascii="Wingdings" w:hAnsi="Wingdings" w:hint="default"/>
+        <w:sz w:val="20"/>
+      </w:rPr>
+    </w:lvl>
+  </w:abstractNum>
+  <w:abstractNum w:abstractNumId="29" w15:restartNumberingAfterBreak="0">
+    <w:nsid w:val="68A851DA"/>
+    <w:multiLevelType w:val="multilevel"/>
+    <w:tmpl w:val="DAC2CA4C"/>
+    <w:lvl w:ilvl="0">
+      <w:start w:val="1"/>
+      <w:numFmt w:val="bullet"/>
+      <w:lvlText w:val=""/>
+      <w:lvlJc w:val="left"/>
+      <w:pPr>
+        <w:tabs>
+          <w:tab w:val="num" w:pos="720"/>
+        </w:tabs>
+        <w:ind w:left="720" w:hanging="360"/>
+      </w:pPr>
+      <w:rPr>
+        <w:rFonts w:ascii="Symbol" w:hAnsi="Symbol" w:hint="default"/>
+        <w:sz w:val="20"/>
+      </w:rPr>
+    </w:lvl>
+    <w:lvl w:ilvl="1" w:tentative="1">
+      <w:start w:val="1"/>
+      <w:numFmt w:val="bullet"/>
+      <w:lvlText w:val="o"/>
+      <w:lvlJc w:val="left"/>
+      <w:pPr>
+        <w:tabs>
+          <w:tab w:val="num" w:pos="1440"/>
+        </w:tabs>
+        <w:ind w:left="1440" w:hanging="360"/>
+      </w:pPr>
+      <w:rPr>
+        <w:rFonts w:ascii="Courier New" w:hAnsi="Courier New" w:hint="default"/>
+        <w:sz w:val="20"/>
+      </w:rPr>
+    </w:lvl>
+    <w:lvl w:ilvl="2" w:tentative="1">
+      <w:start w:val="1"/>
+      <w:numFmt w:val="bullet"/>
+      <w:lvlText w:val=""/>
+      <w:lvlJc w:val="left"/>
+      <w:pPr>
+        <w:tabs>
+          <w:tab w:val="num" w:pos="2160"/>
+        </w:tabs>
+        <w:ind w:left="2160" w:hanging="360"/>
+      </w:pPr>
+      <w:rPr>
+        <w:rFonts w:ascii="Wingdings" w:hAnsi="Wingdings" w:hint="default"/>
+        <w:sz w:val="20"/>
+      </w:rPr>
+    </w:lvl>
+    <w:lvl w:ilvl="3" w:tentative="1">
+      <w:start w:val="1"/>
+      <w:numFmt w:val="bullet"/>
+      <w:lvlText w:val=""/>
+      <w:lvlJc w:val="left"/>
+      <w:pPr>
+        <w:tabs>
+          <w:tab w:val="num" w:pos="2880"/>
+        </w:tabs>
+        <w:ind w:left="2880" w:hanging="360"/>
+      </w:pPr>
+      <w:rPr>
+        <w:rFonts w:ascii="Wingdings" w:hAnsi="Wingdings" w:hint="default"/>
+        <w:sz w:val="20"/>
+      </w:rPr>
+    </w:lvl>
+    <w:lvl w:ilvl="4" w:tentative="1">
+      <w:start w:val="1"/>
+      <w:numFmt w:val="bullet"/>
+      <w:lvlText w:val=""/>
+      <w:lvlJc w:val="left"/>
+      <w:pPr>
+        <w:tabs>
+          <w:tab w:val="num" w:pos="3600"/>
+        </w:tabs>
+        <w:ind w:left="3600" w:hanging="360"/>
+      </w:pPr>
+      <w:rPr>
+        <w:rFonts w:ascii="Wingdings" w:hAnsi="Wingdings" w:hint="default"/>
+        <w:sz w:val="20"/>
+      </w:rPr>
+    </w:lvl>
+    <w:lvl w:ilvl="5" w:tentative="1">
+      <w:start w:val="1"/>
+      <w:numFmt w:val="bullet"/>
+      <w:lvlText w:val=""/>
+      <w:lvlJc w:val="left"/>
+      <w:pPr>
+        <w:tabs>
+          <w:tab w:val="num" w:pos="4320"/>
+        </w:tabs>
+        <w:ind w:left="4320" w:hanging="360"/>
+      </w:pPr>
+      <w:rPr>
+        <w:rFonts w:ascii="Wingdings" w:hAnsi="Wingdings" w:hint="default"/>
+        <w:sz w:val="20"/>
+      </w:rPr>
+    </w:lvl>
+    <w:lvl w:ilvl="6" w:tentative="1">
+      <w:start w:val="1"/>
+      <w:numFmt w:val="bullet"/>
+      <w:lvlText w:val=""/>
+      <w:lvlJc w:val="left"/>
+      <w:pPr>
+        <w:tabs>
+          <w:tab w:val="num" w:pos="5040"/>
+        </w:tabs>
+        <w:ind w:left="5040" w:hanging="360"/>
+      </w:pPr>
+      <w:rPr>
+        <w:rFonts w:ascii="Wingdings" w:hAnsi="Wingdings" w:hint="default"/>
+        <w:sz w:val="20"/>
+      </w:rPr>
+    </w:lvl>
+    <w:lvl w:ilvl="7" w:tentative="1">
+      <w:start w:val="1"/>
+      <w:numFmt w:val="bullet"/>
+      <w:lvlText w:val=""/>
+      <w:lvlJc w:val="left"/>
+      <w:pPr>
+        <w:tabs>
+          <w:tab w:val="num" w:pos="5760"/>
+        </w:tabs>
+        <w:ind w:left="5760" w:hanging="360"/>
+      </w:pPr>
+      <w:rPr>
+        <w:rFonts w:ascii="Wingdings" w:hAnsi="Wingdings" w:hint="default"/>
+        <w:sz w:val="20"/>
+      </w:rPr>
+    </w:lvl>
+    <w:lvl w:ilvl="8" w:tentative="1">
+      <w:start w:val="1"/>
+      <w:numFmt w:val="bullet"/>
+      <w:lvlText w:val=""/>
+      <w:lvlJc w:val="left"/>
+      <w:pPr>
+        <w:tabs>
+          <w:tab w:val="num" w:pos="6480"/>
+        </w:tabs>
+        <w:ind w:left="6480" w:hanging="360"/>
+      </w:pPr>
+      <w:rPr>
+        <w:rFonts w:ascii="Wingdings" w:hAnsi="Wingdings" w:hint="default"/>
+        <w:sz w:val="20"/>
+      </w:rPr>
+    </w:lvl>
+  </w:abstractNum>
+  <w:abstractNum w:abstractNumId="30" w15:restartNumberingAfterBreak="0">
+    <w:nsid w:val="69523B15"/>
+    <w:multiLevelType w:val="multilevel"/>
+    <w:tmpl w:val="B930FA9E"/>
+    <w:lvl w:ilvl="0">
+      <w:start w:val="1"/>
+      <w:numFmt w:val="bullet"/>
+      <w:lvlText w:val=""/>
+      <w:lvlJc w:val="left"/>
+      <w:pPr>
+        <w:tabs>
+          <w:tab w:val="num" w:pos="720"/>
+        </w:tabs>
+        <w:ind w:left="720" w:hanging="360"/>
+      </w:pPr>
+      <w:rPr>
+        <w:rFonts w:ascii="Symbol" w:hAnsi="Symbol" w:hint="default"/>
+        <w:sz w:val="20"/>
+      </w:rPr>
+    </w:lvl>
+    <w:lvl w:ilvl="1" w:tentative="1">
+      <w:start w:val="1"/>
+      <w:numFmt w:val="bullet"/>
+      <w:lvlText w:val="o"/>
+      <w:lvlJc w:val="left"/>
+      <w:pPr>
+        <w:tabs>
+          <w:tab w:val="num" w:pos="1440"/>
+        </w:tabs>
+        <w:ind w:left="1440" w:hanging="360"/>
+      </w:pPr>
+      <w:rPr>
+        <w:rFonts w:ascii="Courier New" w:hAnsi="Courier New" w:hint="default"/>
+        <w:sz w:val="20"/>
+      </w:rPr>
+    </w:lvl>
+    <w:lvl w:ilvl="2" w:tentative="1">
+      <w:start w:val="1"/>
+      <w:numFmt w:val="bullet"/>
+      <w:lvlText w:val=""/>
+      <w:lvlJc w:val="left"/>
+      <w:pPr>
+        <w:tabs>
+          <w:tab w:val="num" w:pos="2160"/>
+        </w:tabs>
+        <w:ind w:left="2160" w:hanging="360"/>
+      </w:pPr>
+      <w:rPr>
+        <w:rFonts w:ascii="Wingdings" w:hAnsi="Wingdings" w:hint="default"/>
+        <w:sz w:val="20"/>
+      </w:rPr>
+    </w:lvl>
+    <w:lvl w:ilvl="3" w:tentative="1">
+      <w:start w:val="1"/>
+      <w:numFmt w:val="bullet"/>
+      <w:lvlText w:val=""/>
+      <w:lvlJc w:val="left"/>
+      <w:pPr>
+        <w:tabs>
+          <w:tab w:val="num" w:pos="2880"/>
+        </w:tabs>
+        <w:ind w:left="2880" w:hanging="360"/>
+      </w:pPr>
+      <w:rPr>
+        <w:rFonts w:ascii="Wingdings" w:hAnsi="Wingdings" w:hint="default"/>
+        <w:sz w:val="20"/>
+      </w:rPr>
+    </w:lvl>
+    <w:lvl w:ilvl="4" w:tentative="1">
+      <w:start w:val="1"/>
+      <w:numFmt w:val="bullet"/>
+      <w:lvlText w:val=""/>
+      <w:lvlJc w:val="left"/>
+      <w:pPr>
+        <w:tabs>
+          <w:tab w:val="num" w:pos="3600"/>
+        </w:tabs>
+        <w:ind w:left="3600" w:hanging="360"/>
+      </w:pPr>
+      <w:rPr>
+        <w:rFonts w:ascii="Wingdings" w:hAnsi="Wingdings" w:hint="default"/>
+        <w:sz w:val="20"/>
+      </w:rPr>
+    </w:lvl>
+    <w:lvl w:ilvl="5" w:tentative="1">
+      <w:start w:val="1"/>
+      <w:numFmt w:val="bullet"/>
+      <w:lvlText w:val=""/>
+      <w:lvlJc w:val="left"/>
+      <w:pPr>
+        <w:tabs>
+          <w:tab w:val="num" w:pos="4320"/>
+        </w:tabs>
+        <w:ind w:left="4320" w:hanging="360"/>
+      </w:pPr>
+      <w:rPr>
+        <w:rFonts w:ascii="Wingdings" w:hAnsi="Wingdings" w:hint="default"/>
+        <w:sz w:val="20"/>
+      </w:rPr>
+    </w:lvl>
+    <w:lvl w:ilvl="6" w:tentative="1">
+      <w:start w:val="1"/>
+      <w:numFmt w:val="bullet"/>
+      <w:lvlText w:val=""/>
+      <w:lvlJc w:val="left"/>
+      <w:pPr>
+        <w:tabs>
+          <w:tab w:val="num" w:pos="5040"/>
+        </w:tabs>
+        <w:ind w:left="5040" w:hanging="360"/>
+      </w:pPr>
+      <w:rPr>
+        <w:rFonts w:ascii="Wingdings" w:hAnsi="Wingdings" w:hint="default"/>
+        <w:sz w:val="20"/>
+      </w:rPr>
+    </w:lvl>
+    <w:lvl w:ilvl="7" w:tentative="1">
+      <w:start w:val="1"/>
+      <w:numFmt w:val="bullet"/>
+      <w:lvlText w:val=""/>
+      <w:lvlJc w:val="left"/>
+      <w:pPr>
+        <w:tabs>
+          <w:tab w:val="num" w:pos="5760"/>
+        </w:tabs>
+        <w:ind w:left="5760" w:hanging="360"/>
+      </w:pPr>
+      <w:rPr>
+        <w:rFonts w:ascii="Wingdings" w:hAnsi="Wingdings" w:hint="default"/>
+        <w:sz w:val="20"/>
+      </w:rPr>
+    </w:lvl>
+    <w:lvl w:ilvl="8" w:tentative="1">
+      <w:start w:val="1"/>
+      <w:numFmt w:val="bullet"/>
+      <w:lvlText w:val=""/>
+      <w:lvlJc w:val="left"/>
+      <w:pPr>
+        <w:tabs>
+          <w:tab w:val="num" w:pos="6480"/>
+        </w:tabs>
+        <w:ind w:left="6480" w:hanging="360"/>
+      </w:pPr>
+      <w:rPr>
+        <w:rFonts w:ascii="Wingdings" w:hAnsi="Wingdings" w:hint="default"/>
+        <w:sz w:val="20"/>
+      </w:rPr>
+    </w:lvl>
+  </w:abstractNum>
+  <w:abstractNum w:abstractNumId="31" w15:restartNumberingAfterBreak="0">
+    <w:nsid w:val="6DF3453E"/>
+    <w:multiLevelType w:val="multilevel"/>
+    <w:tmpl w:val="5336A0FE"/>
+    <w:lvl w:ilvl="0">
+      <w:start w:val="1"/>
+      <w:numFmt w:val="bullet"/>
+      <w:lvlText w:val=""/>
+      <w:lvlJc w:val="left"/>
+      <w:pPr>
+        <w:tabs>
+          <w:tab w:val="num" w:pos="720"/>
+        </w:tabs>
+        <w:ind w:left="720" w:hanging="360"/>
+      </w:pPr>
+      <w:rPr>
+        <w:rFonts w:ascii="Symbol" w:hAnsi="Symbol" w:hint="default"/>
+        <w:sz w:val="20"/>
+      </w:rPr>
+    </w:lvl>
+    <w:lvl w:ilvl="1" w:tentative="1">
+      <w:start w:val="1"/>
+      <w:numFmt w:val="bullet"/>
+      <w:lvlText w:val="o"/>
+      <w:lvlJc w:val="left"/>
+      <w:pPr>
+        <w:tabs>
+          <w:tab w:val="num" w:pos="1440"/>
+        </w:tabs>
+        <w:ind w:left="1440" w:hanging="360"/>
+      </w:pPr>
+      <w:rPr>
+        <w:rFonts w:ascii="Courier New" w:hAnsi="Courier New" w:hint="default"/>
+        <w:sz w:val="20"/>
+      </w:rPr>
+    </w:lvl>
+    <w:lvl w:ilvl="2" w:tentative="1">
+      <w:start w:val="1"/>
+      <w:numFmt w:val="bullet"/>
+      <w:lvlText w:val=""/>
+      <w:lvlJc w:val="left"/>
+      <w:pPr>
+        <w:tabs>
+          <w:tab w:val="num" w:pos="2160"/>
+        </w:tabs>
+        <w:ind w:left="2160" w:hanging="360"/>
+      </w:pPr>
+      <w:rPr>
+        <w:rFonts w:ascii="Wingdings" w:hAnsi="Wingdings" w:hint="default"/>
+        <w:sz w:val="20"/>
+      </w:rPr>
+    </w:lvl>
+    <w:lvl w:ilvl="3" w:tentative="1">
+      <w:start w:val="1"/>
+      <w:numFmt w:val="bullet"/>
+      <w:lvlText w:val=""/>
+      <w:lvlJc w:val="left"/>
+      <w:pPr>
+        <w:tabs>
+          <w:tab w:val="num" w:pos="2880"/>
+        </w:tabs>
+        <w:ind w:left="2880" w:hanging="360"/>
+      </w:pPr>
+      <w:rPr>
+        <w:rFonts w:ascii="Wingdings" w:hAnsi="Wingdings" w:hint="default"/>
+        <w:sz w:val="20"/>
+      </w:rPr>
+    </w:lvl>
+    <w:lvl w:ilvl="4" w:tentative="1">
+      <w:start w:val="1"/>
+      <w:numFmt w:val="bullet"/>
+      <w:lvlText w:val=""/>
+      <w:lvlJc w:val="left"/>
+      <w:pPr>
+        <w:tabs>
+          <w:tab w:val="num" w:pos="3600"/>
+        </w:tabs>
+        <w:ind w:left="3600" w:hanging="360"/>
+      </w:pPr>
+      <w:rPr>
+        <w:rFonts w:ascii="Wingdings" w:hAnsi="Wingdings" w:hint="default"/>
+        <w:sz w:val="20"/>
+      </w:rPr>
+    </w:lvl>
+    <w:lvl w:ilvl="5" w:tentative="1">
+      <w:start w:val="1"/>
+      <w:numFmt w:val="bullet"/>
+      <w:lvlText w:val=""/>
+      <w:lvlJc w:val="left"/>
+      <w:pPr>
+        <w:tabs>
+          <w:tab w:val="num" w:pos="4320"/>
+        </w:tabs>
+        <w:ind w:left="4320" w:hanging="360"/>
+      </w:pPr>
+      <w:rPr>
+        <w:rFonts w:ascii="Wingdings" w:hAnsi="Wingdings" w:hint="default"/>
+        <w:sz w:val="20"/>
+      </w:rPr>
+    </w:lvl>
+    <w:lvl w:ilvl="6" w:tentative="1">
+      <w:start w:val="1"/>
+      <w:numFmt w:val="bullet"/>
+      <w:lvlText w:val=""/>
+      <w:lvlJc w:val="left"/>
+      <w:pPr>
+        <w:tabs>
+          <w:tab w:val="num" w:pos="5040"/>
+        </w:tabs>
+        <w:ind w:left="5040" w:hanging="360"/>
+      </w:pPr>
+      <w:rPr>
+        <w:rFonts w:ascii="Wingdings" w:hAnsi="Wingdings" w:hint="default"/>
+        <w:sz w:val="20"/>
+      </w:rPr>
+    </w:lvl>
+    <w:lvl w:ilvl="7" w:tentative="1">
+      <w:start w:val="1"/>
+      <w:numFmt w:val="bullet"/>
+      <w:lvlText w:val=""/>
+      <w:lvlJc w:val="left"/>
+      <w:pPr>
+        <w:tabs>
+          <w:tab w:val="num" w:pos="5760"/>
+        </w:tabs>
+        <w:ind w:left="5760" w:hanging="360"/>
+      </w:pPr>
+      <w:rPr>
+        <w:rFonts w:ascii="Wingdings" w:hAnsi="Wingdings" w:hint="default"/>
+        <w:sz w:val="20"/>
+      </w:rPr>
+    </w:lvl>
+    <w:lvl w:ilvl="8" w:tentative="1">
+      <w:start w:val="1"/>
+      <w:numFmt w:val="bullet"/>
+      <w:lvlText w:val=""/>
+      <w:lvlJc w:val="left"/>
+      <w:pPr>
+        <w:tabs>
+          <w:tab w:val="num" w:pos="6480"/>
+        </w:tabs>
+        <w:ind w:left="6480" w:hanging="360"/>
+      </w:pPr>
+      <w:rPr>
+        <w:rFonts w:ascii="Wingdings" w:hAnsi="Wingdings" w:hint="default"/>
+        <w:sz w:val="20"/>
+      </w:rPr>
+    </w:lvl>
+  </w:abstractNum>
+  <w:abstractNum w:abstractNumId="32" w15:restartNumberingAfterBreak="0">
+    <w:nsid w:val="71DD7860"/>
+    <w:multiLevelType w:val="multilevel"/>
+    <w:tmpl w:val="900214CE"/>
+    <w:lvl w:ilvl="0">
+      <w:start w:val="1"/>
+      <w:numFmt w:val="decimal"/>
+      <w:lvlText w:val="%1."/>
+      <w:lvlJc w:val="left"/>
+      <w:pPr>
+        <w:tabs>
+          <w:tab w:val="num" w:pos="720"/>
+        </w:tabs>
+        <w:ind w:left="720" w:hanging="360"/>
+      </w:pPr>
+    </w:lvl>
+    <w:lvl w:ilvl="1" w:tentative="1">
+      <w:start w:val="1"/>
+      <w:numFmt w:val="decimal"/>
+      <w:lvlText w:val="%2."/>
+      <w:lvlJc w:val="left"/>
+      <w:pPr>
+        <w:tabs>
+          <w:tab w:val="num" w:pos="1440"/>
+        </w:tabs>
+        <w:ind w:left="1440" w:hanging="360"/>
+      </w:pPr>
+    </w:lvl>
+    <w:lvl w:ilvl="2" w:tentative="1">
+      <w:start w:val="1"/>
+      <w:numFmt w:val="decimal"/>
+      <w:lvlText w:val="%3."/>
+      <w:lvlJc w:val="left"/>
+      <w:pPr>
+        <w:tabs>
+          <w:tab w:val="num" w:pos="2160"/>
+        </w:tabs>
+        <w:ind w:left="2160" w:hanging="360"/>
+      </w:pPr>
+    </w:lvl>
+    <w:lvl w:ilvl="3" w:tentative="1">
+      <w:start w:val="1"/>
+      <w:numFmt w:val="decimal"/>
+      <w:lvlText w:val="%4."/>
+      <w:lvlJc w:val="left"/>
+      <w:pPr>
+        <w:tabs>
+          <w:tab w:val="num" w:pos="2880"/>
+        </w:tabs>
+        <w:ind w:left="2880" w:hanging="360"/>
+      </w:pPr>
+    </w:lvl>
+    <w:lvl w:ilvl="4" w:tentative="1">
+      <w:start w:val="1"/>
+      <w:numFmt w:val="decimal"/>
+      <w:lvlText w:val="%5."/>
+      <w:lvlJc w:val="left"/>
+      <w:pPr>
+        <w:tabs>
+          <w:tab w:val="num" w:pos="3600"/>
+        </w:tabs>
+        <w:ind w:left="3600" w:hanging="360"/>
+      </w:pPr>
+    </w:lvl>
+    <w:lvl w:ilvl="5" w:tentative="1">
+      <w:start w:val="1"/>
+      <w:numFmt w:val="decimal"/>
+      <w:lvlText w:val="%6."/>
+      <w:lvlJc w:val="left"/>
+      <w:pPr>
+        <w:tabs>
+          <w:tab w:val="num" w:pos="4320"/>
+        </w:tabs>
+        <w:ind w:left="4320" w:hanging="360"/>
+      </w:pPr>
+    </w:lvl>
+    <w:lvl w:ilvl="6" w:tentative="1">
+      <w:start w:val="1"/>
+      <w:numFmt w:val="decimal"/>
+      <w:lvlText w:val="%7."/>
+      <w:lvlJc w:val="left"/>
+      <w:pPr>
+        <w:tabs>
+          <w:tab w:val="num" w:pos="5040"/>
+        </w:tabs>
+        <w:ind w:left="5040" w:hanging="360"/>
+      </w:pPr>
+    </w:lvl>
+    <w:lvl w:ilvl="7" w:tentative="1">
+      <w:start w:val="1"/>
+      <w:numFmt w:val="decimal"/>
+      <w:lvlText w:val="%8."/>
+      <w:lvlJc w:val="left"/>
+      <w:pPr>
+        <w:tabs>
+          <w:tab w:val="num" w:pos="5760"/>
+        </w:tabs>
+        <w:ind w:left="5760" w:hanging="360"/>
+      </w:pPr>
+    </w:lvl>
+    <w:lvl w:ilvl="8" w:tentative="1">
+      <w:start w:val="1"/>
+      <w:numFmt w:val="decimal"/>
+      <w:lvlText w:val="%9."/>
+      <w:lvlJc w:val="left"/>
+      <w:pPr>
+        <w:tabs>
+          <w:tab w:val="num" w:pos="6480"/>
+        </w:tabs>
+        <w:ind w:left="6480" w:hanging="360"/>
+      </w:pPr>
+    </w:lvl>
+  </w:abstractNum>
+  <w:abstractNum w:abstractNumId="33" w15:restartNumberingAfterBreak="0">
+    <w:nsid w:val="727D075A"/>
+    <w:multiLevelType w:val="multilevel"/>
+    <w:tmpl w:val="827E8B9C"/>
+    <w:lvl w:ilvl="0">
+      <w:start w:val="1"/>
+      <w:numFmt w:val="decimal"/>
+      <w:lvlText w:val="%1."/>
+      <w:lvlJc w:val="left"/>
+      <w:pPr>
+        <w:tabs>
+          <w:tab w:val="num" w:pos="720"/>
+        </w:tabs>
+        <w:ind w:left="720" w:hanging="360"/>
+      </w:pPr>
+    </w:lvl>
+    <w:lvl w:ilvl="1" w:tentative="1">
+      <w:start w:val="1"/>
+      <w:numFmt w:val="decimal"/>
+      <w:lvlText w:val="%2."/>
+      <w:lvlJc w:val="left"/>
+      <w:pPr>
+        <w:tabs>
+          <w:tab w:val="num" w:pos="1440"/>
+        </w:tabs>
+        <w:ind w:left="1440" w:hanging="360"/>
+      </w:pPr>
+    </w:lvl>
+    <w:lvl w:ilvl="2" w:tentative="1">
+      <w:start w:val="1"/>
+      <w:numFmt w:val="decimal"/>
+      <w:lvlText w:val="%3."/>
+      <w:lvlJc w:val="left"/>
+      <w:pPr>
+        <w:tabs>
+          <w:tab w:val="num" w:pos="2160"/>
+        </w:tabs>
+        <w:ind w:left="2160" w:hanging="360"/>
+      </w:pPr>
+    </w:lvl>
+    <w:lvl w:ilvl="3" w:tentative="1">
+      <w:start w:val="1"/>
+      <w:numFmt w:val="decimal"/>
+      <w:lvlText w:val="%4."/>
+      <w:lvlJc w:val="left"/>
+      <w:pPr>
+        <w:tabs>
+          <w:tab w:val="num" w:pos="2880"/>
+        </w:tabs>
+        <w:ind w:left="2880" w:hanging="360"/>
+      </w:pPr>
+    </w:lvl>
+    <w:lvl w:ilvl="4" w:tentative="1">
+      <w:start w:val="1"/>
+      <w:numFmt w:val="decimal"/>
+      <w:lvlText w:val="%5."/>
+      <w:lvlJc w:val="left"/>
+      <w:pPr>
+        <w:tabs>
+          <w:tab w:val="num" w:pos="3600"/>
+        </w:tabs>
+        <w:ind w:left="3600" w:hanging="360"/>
+      </w:pPr>
+    </w:lvl>
+    <w:lvl w:ilvl="5" w:tentative="1">
+      <w:start w:val="1"/>
+      <w:numFmt w:val="decimal"/>
+      <w:lvlText w:val="%6."/>
+      <w:lvlJc w:val="left"/>
+      <w:pPr>
+        <w:tabs>
+          <w:tab w:val="num" w:pos="4320"/>
+        </w:tabs>
+        <w:ind w:left="4320" w:hanging="360"/>
+      </w:pPr>
+    </w:lvl>
+    <w:lvl w:ilvl="6" w:tentative="1">
+      <w:start w:val="1"/>
+      <w:numFmt w:val="decimal"/>
+      <w:lvlText w:val="%7."/>
+      <w:lvlJc w:val="left"/>
+      <w:pPr>
+        <w:tabs>
+          <w:tab w:val="num" w:pos="5040"/>
+        </w:tabs>
+        <w:ind w:left="5040" w:hanging="360"/>
+      </w:pPr>
+    </w:lvl>
+    <w:lvl w:ilvl="7" w:tentative="1">
+      <w:start w:val="1"/>
+      <w:numFmt w:val="decimal"/>
+      <w:lvlText w:val="%8."/>
+      <w:lvlJc w:val="left"/>
+      <w:pPr>
+        <w:tabs>
+          <w:tab w:val="num" w:pos="5760"/>
+        </w:tabs>
+        <w:ind w:left="5760" w:hanging="360"/>
+      </w:pPr>
+    </w:lvl>
+    <w:lvl w:ilvl="8" w:tentative="1">
+      <w:start w:val="1"/>
+      <w:numFmt w:val="decimal"/>
+      <w:lvlText w:val="%9."/>
+      <w:lvlJc w:val="left"/>
+      <w:pPr>
+        <w:tabs>
+          <w:tab w:val="num" w:pos="6480"/>
+        </w:tabs>
+        <w:ind w:left="6480" w:hanging="360"/>
+      </w:pPr>
+    </w:lvl>
+  </w:abstractNum>
+  <w:abstractNum w:abstractNumId="34" w15:restartNumberingAfterBreak="0">
+    <w:nsid w:val="73A41A06"/>
+    <w:multiLevelType w:val="multilevel"/>
+    <w:tmpl w:val="2EA870A4"/>
+    <w:lvl w:ilvl="0">
+      <w:start w:val="1"/>
+      <w:numFmt w:val="bullet"/>
+      <w:lvlText w:val=""/>
+      <w:lvlJc w:val="left"/>
+      <w:pPr>
+        <w:tabs>
+          <w:tab w:val="num" w:pos="720"/>
+        </w:tabs>
+        <w:ind w:left="720" w:hanging="360"/>
+      </w:pPr>
+      <w:rPr>
+        <w:rFonts w:ascii="Symbol" w:hAnsi="Symbol" w:hint="default"/>
+        <w:sz w:val="20"/>
+      </w:rPr>
+    </w:lvl>
+    <w:lvl w:ilvl="1" w:tentative="1">
+      <w:start w:val="1"/>
+      <w:numFmt w:val="bullet"/>
+      <w:lvlText w:val="o"/>
+      <w:lvlJc w:val="left"/>
+      <w:pPr>
+        <w:tabs>
+          <w:tab w:val="num" w:pos="1440"/>
+        </w:tabs>
+        <w:ind w:left="1440" w:hanging="360"/>
+      </w:pPr>
+      <w:rPr>
+        <w:rFonts w:ascii="Courier New" w:hAnsi="Courier New" w:hint="default"/>
+        <w:sz w:val="20"/>
+      </w:rPr>
+    </w:lvl>
+    <w:lvl w:ilvl="2" w:tentative="1">
+      <w:start w:val="1"/>
+      <w:numFmt w:val="bullet"/>
+      <w:lvlText w:val=""/>
+      <w:lvlJc w:val="left"/>
+      <w:pPr>
+        <w:tabs>
+          <w:tab w:val="num" w:pos="2160"/>
+        </w:tabs>
+        <w:ind w:left="2160" w:hanging="360"/>
+      </w:pPr>
+      <w:rPr>
+        <w:rFonts w:ascii="Wingdings" w:hAnsi="Wingdings" w:hint="default"/>
+        <w:sz w:val="20"/>
+      </w:rPr>
+    </w:lvl>
+    <w:lvl w:ilvl="3" w:tentative="1">
+      <w:start w:val="1"/>
+      <w:numFmt w:val="bullet"/>
+      <w:lvlText w:val=""/>
+      <w:lvlJc w:val="left"/>
+      <w:pPr>
+        <w:tabs>
+          <w:tab w:val="num" w:pos="2880"/>
+        </w:tabs>
+        <w:ind w:left="2880" w:hanging="360"/>
+      </w:pPr>
+      <w:rPr>
+        <w:rFonts w:ascii="Wingdings" w:hAnsi="Wingdings" w:hint="default"/>
+        <w:sz w:val="20"/>
+      </w:rPr>
+    </w:lvl>
+    <w:lvl w:ilvl="4" w:tentative="1">
+      <w:start w:val="1"/>
+      <w:numFmt w:val="bullet"/>
+      <w:lvlText w:val=""/>
+      <w:lvlJc w:val="left"/>
+      <w:pPr>
+        <w:tabs>
+          <w:tab w:val="num" w:pos="3600"/>
+        </w:tabs>
+        <w:ind w:left="3600" w:hanging="360"/>
+      </w:pPr>
+      <w:rPr>
+        <w:rFonts w:ascii="Wingdings" w:hAnsi="Wingdings" w:hint="default"/>
+        <w:sz w:val="20"/>
+      </w:rPr>
+    </w:lvl>
+    <w:lvl w:ilvl="5" w:tentative="1">
+      <w:start w:val="1"/>
+      <w:numFmt w:val="bullet"/>
+      <w:lvlText w:val=""/>
+      <w:lvlJc w:val="left"/>
+      <w:pPr>
+        <w:tabs>
+          <w:tab w:val="num" w:pos="4320"/>
+        </w:tabs>
+        <w:ind w:left="4320" w:hanging="360"/>
+      </w:pPr>
+      <w:rPr>
+        <w:rFonts w:ascii="Wingdings" w:hAnsi="Wingdings" w:hint="default"/>
+        <w:sz w:val="20"/>
+      </w:rPr>
+    </w:lvl>
+    <w:lvl w:ilvl="6" w:tentative="1">
+      <w:start w:val="1"/>
+      <w:numFmt w:val="bullet"/>
+      <w:lvlText w:val=""/>
+      <w:lvlJc w:val="left"/>
+      <w:pPr>
+        <w:tabs>
+          <w:tab w:val="num" w:pos="5040"/>
+        </w:tabs>
+        <w:ind w:left="5040" w:hanging="360"/>
+      </w:pPr>
+      <w:rPr>
+        <w:rFonts w:ascii="Wingdings" w:hAnsi="Wingdings" w:hint="default"/>
+        <w:sz w:val="20"/>
+      </w:rPr>
+    </w:lvl>
+    <w:lvl w:ilvl="7" w:tentative="1">
+      <w:start w:val="1"/>
+      <w:numFmt w:val="bullet"/>
+      <w:lvlText w:val=""/>
+      <w:lvlJc w:val="left"/>
+      <w:pPr>
+        <w:tabs>
+          <w:tab w:val="num" w:pos="5760"/>
+        </w:tabs>
+        <w:ind w:left="5760" w:hanging="360"/>
+      </w:pPr>
+      <w:rPr>
+        <w:rFonts w:ascii="Wingdings" w:hAnsi="Wingdings" w:hint="default"/>
+        <w:sz w:val="20"/>
+      </w:rPr>
+    </w:lvl>
+    <w:lvl w:ilvl="8" w:tentative="1">
+      <w:start w:val="1"/>
+      <w:numFmt w:val="bullet"/>
+      <w:lvlText w:val=""/>
+      <w:lvlJc w:val="left"/>
+      <w:pPr>
+        <w:tabs>
+          <w:tab w:val="num" w:pos="6480"/>
+        </w:tabs>
+        <w:ind w:left="6480" w:hanging="360"/>
+      </w:pPr>
+      <w:rPr>
+        <w:rFonts w:ascii="Wingdings" w:hAnsi="Wingdings" w:hint="default"/>
+        <w:sz w:val="20"/>
+      </w:rPr>
+    </w:lvl>
+  </w:abstractNum>
+  <w:abstractNum w:abstractNumId="35" w15:restartNumberingAfterBreak="0">
+    <w:nsid w:val="75592ED7"/>
+    <w:multiLevelType w:val="multilevel"/>
+    <w:tmpl w:val="5888CD2E"/>
+    <w:lvl w:ilvl="0">
+      <w:start w:val="1"/>
+      <w:numFmt w:val="bullet"/>
+      <w:lvlText w:val=""/>
+      <w:lvlJc w:val="left"/>
+      <w:pPr>
+        <w:tabs>
+          <w:tab w:val="num" w:pos="720"/>
+        </w:tabs>
+        <w:ind w:left="720" w:hanging="360"/>
+      </w:pPr>
+      <w:rPr>
+        <w:rFonts w:ascii="Symbol" w:hAnsi="Symbol" w:hint="default"/>
+        <w:sz w:val="20"/>
+      </w:rPr>
+    </w:lvl>
+    <w:lvl w:ilvl="1" w:tentative="1">
+      <w:start w:val="1"/>
+      <w:numFmt w:val="bullet"/>
+      <w:lvlText w:val="o"/>
+      <w:lvlJc w:val="left"/>
+      <w:pPr>
+        <w:tabs>
+          <w:tab w:val="num" w:pos="1440"/>
+        </w:tabs>
+        <w:ind w:left="1440" w:hanging="360"/>
+      </w:pPr>
+      <w:rPr>
+        <w:rFonts w:ascii="Courier New" w:hAnsi="Courier New" w:hint="default"/>
+        <w:sz w:val="20"/>
+      </w:rPr>
+    </w:lvl>
+    <w:lvl w:ilvl="2" w:tentative="1">
+      <w:start w:val="1"/>
+      <w:numFmt w:val="bullet"/>
+      <w:lvlText w:val=""/>
+      <w:lvlJc w:val="left"/>
+      <w:pPr>
+        <w:tabs>
+          <w:tab w:val="num" w:pos="2160"/>
+        </w:tabs>
+        <w:ind w:left="2160" w:hanging="360"/>
+      </w:pPr>
+      <w:rPr>
+        <w:rFonts w:ascii="Wingdings" w:hAnsi="Wingdings" w:hint="default"/>
+        <w:sz w:val="20"/>
+      </w:rPr>
+    </w:lvl>
+    <w:lvl w:ilvl="3" w:tentative="1">
+      <w:start w:val="1"/>
+      <w:numFmt w:val="bullet"/>
+      <w:lvlText w:val=""/>
+      <w:lvlJc w:val="left"/>
+      <w:pPr>
+        <w:tabs>
+          <w:tab w:val="num" w:pos="2880"/>
+        </w:tabs>
+        <w:ind w:left="2880" w:hanging="360"/>
+      </w:pPr>
+      <w:rPr>
+        <w:rFonts w:ascii="Wingdings" w:hAnsi="Wingdings" w:hint="default"/>
+        <w:sz w:val="20"/>
+      </w:rPr>
+    </w:lvl>
+    <w:lvl w:ilvl="4" w:tentative="1">
+      <w:start w:val="1"/>
+      <w:numFmt w:val="bullet"/>
+      <w:lvlText w:val=""/>
+      <w:lvlJc w:val="left"/>
+      <w:pPr>
+        <w:tabs>
+          <w:tab w:val="num" w:pos="3600"/>
+        </w:tabs>
+        <w:ind w:left="3600" w:hanging="360"/>
+      </w:pPr>
+      <w:rPr>
+        <w:rFonts w:ascii="Wingdings" w:hAnsi="Wingdings" w:hint="default"/>
+        <w:sz w:val="20"/>
+      </w:rPr>
+    </w:lvl>
+    <w:lvl w:ilvl="5" w:tentative="1">
+      <w:start w:val="1"/>
+      <w:numFmt w:val="bullet"/>
+      <w:lvlText w:val=""/>
+      <w:lvlJc w:val="left"/>
+      <w:pPr>
+        <w:tabs>
+          <w:tab w:val="num" w:pos="4320"/>
+        </w:tabs>
+        <w:ind w:left="4320" w:hanging="360"/>
+      </w:pPr>
+      <w:rPr>
+        <w:rFonts w:ascii="Wingdings" w:hAnsi="Wingdings" w:hint="default"/>
+        <w:sz w:val="20"/>
+      </w:rPr>
+    </w:lvl>
+    <w:lvl w:ilvl="6" w:tentative="1">
+      <w:start w:val="1"/>
+      <w:numFmt w:val="bullet"/>
+      <w:lvlText w:val=""/>
+      <w:lvlJc w:val="left"/>
+      <w:pPr>
+        <w:tabs>
+          <w:tab w:val="num" w:pos="5040"/>
+        </w:tabs>
+        <w:ind w:left="5040" w:hanging="360"/>
+      </w:pPr>
+      <w:rPr>
+        <w:rFonts w:ascii="Wingdings" w:hAnsi="Wingdings" w:hint="default"/>
+        <w:sz w:val="20"/>
+      </w:rPr>
+    </w:lvl>
+    <w:lvl w:ilvl="7" w:tentative="1">
+      <w:start w:val="1"/>
+      <w:numFmt w:val="bullet"/>
+      <w:lvlText w:val=""/>
+      <w:lvlJc w:val="left"/>
+      <w:pPr>
+        <w:tabs>
+          <w:tab w:val="num" w:pos="5760"/>
+        </w:tabs>
+        <w:ind w:left="5760" w:hanging="360"/>
+      </w:pPr>
+      <w:rPr>
+        <w:rFonts w:ascii="Wingdings" w:hAnsi="Wingdings" w:hint="default"/>
+        <w:sz w:val="20"/>
+      </w:rPr>
+    </w:lvl>
+    <w:lvl w:ilvl="8" w:tentative="1">
+      <w:start w:val="1"/>
+      <w:numFmt w:val="bullet"/>
+      <w:lvlText w:val=""/>
+      <w:lvlJc w:val="left"/>
+      <w:pPr>
+        <w:tabs>
+          <w:tab w:val="num" w:pos="6480"/>
+        </w:tabs>
+        <w:ind w:left="6480" w:hanging="360"/>
+      </w:pPr>
+      <w:rPr>
+        <w:rFonts w:ascii="Wingdings" w:hAnsi="Wingdings" w:hint="default"/>
+        <w:sz w:val="20"/>
+      </w:rPr>
+    </w:lvl>
+  </w:abstractNum>
+  <w:abstractNum w:abstractNumId="36" w15:restartNumberingAfterBreak="0">
+    <w:nsid w:val="773323B0"/>
+    <w:multiLevelType w:val="multilevel"/>
+    <w:tmpl w:val="B428D408"/>
+    <w:lvl w:ilvl="0">
+      <w:start w:val="1"/>
+      <w:numFmt w:val="bullet"/>
+      <w:lvlText w:val=""/>
+      <w:lvlJc w:val="left"/>
+      <w:pPr>
+        <w:tabs>
+          <w:tab w:val="num" w:pos="720"/>
+        </w:tabs>
+        <w:ind w:left="720" w:hanging="360"/>
+      </w:pPr>
+      <w:rPr>
+        <w:rFonts w:ascii="Symbol" w:hAnsi="Symbol" w:hint="default"/>
+        <w:sz w:val="20"/>
+      </w:rPr>
+    </w:lvl>
+    <w:lvl w:ilvl="1" w:tentative="1">
+      <w:start w:val="1"/>
+      <w:numFmt w:val="bullet"/>
+      <w:lvlText w:val="o"/>
+      <w:lvlJc w:val="left"/>
+      <w:pPr>
+        <w:tabs>
+          <w:tab w:val="num" w:pos="1440"/>
+        </w:tabs>
+        <w:ind w:left="1440" w:hanging="360"/>
+      </w:pPr>
+      <w:rPr>
+        <w:rFonts w:ascii="Courier New" w:hAnsi="Courier New" w:hint="default"/>
+        <w:sz w:val="20"/>
+      </w:rPr>
+    </w:lvl>
+    <w:lvl w:ilvl="2" w:tentative="1">
+      <w:start w:val="1"/>
+      <w:numFmt w:val="bullet"/>
+      <w:lvlText w:val=""/>
+      <w:lvlJc w:val="left"/>
+      <w:pPr>
+        <w:tabs>
+          <w:tab w:val="num" w:pos="2160"/>
+        </w:tabs>
+        <w:ind w:left="2160" w:hanging="360"/>
+      </w:pPr>
+      <w:rPr>
+        <w:rFonts w:ascii="Wingdings" w:hAnsi="Wingdings" w:hint="default"/>
+        <w:sz w:val="20"/>
+      </w:rPr>
+    </w:lvl>
+    <w:lvl w:ilvl="3" w:tentative="1">
+      <w:start w:val="1"/>
+      <w:numFmt w:val="bullet"/>
+      <w:lvlText w:val=""/>
+      <w:lvlJc w:val="left"/>
+      <w:pPr>
+        <w:tabs>
+          <w:tab w:val="num" w:pos="2880"/>
+        </w:tabs>
+        <w:ind w:left="2880" w:hanging="360"/>
+      </w:pPr>
+      <w:rPr>
+        <w:rFonts w:ascii="Wingdings" w:hAnsi="Wingdings" w:hint="default"/>
+        <w:sz w:val="20"/>
+      </w:rPr>
+    </w:lvl>
+    <w:lvl w:ilvl="4" w:tentative="1">
+      <w:start w:val="1"/>
+      <w:numFmt w:val="bullet"/>
+      <w:lvlText w:val=""/>
+      <w:lvlJc w:val="left"/>
+      <w:pPr>
+        <w:tabs>
+          <w:tab w:val="num" w:pos="3600"/>
+        </w:tabs>
+        <w:ind w:left="3600" w:hanging="360"/>
+      </w:pPr>
+      <w:rPr>
+        <w:rFonts w:ascii="Wingdings" w:hAnsi="Wingdings" w:hint="default"/>
+        <w:sz w:val="20"/>
+      </w:rPr>
+    </w:lvl>
+    <w:lvl w:ilvl="5" w:tentative="1">
+      <w:start w:val="1"/>
+      <w:numFmt w:val="bullet"/>
+      <w:lvlText w:val=""/>
+      <w:lvlJc w:val="left"/>
+      <w:pPr>
+        <w:tabs>
+          <w:tab w:val="num" w:pos="4320"/>
+        </w:tabs>
+        <w:ind w:left="4320" w:hanging="360"/>
+      </w:pPr>
+      <w:rPr>
+        <w:rFonts w:ascii="Wingdings" w:hAnsi="Wingdings" w:hint="default"/>
+        <w:sz w:val="20"/>
+      </w:rPr>
+    </w:lvl>
+    <w:lvl w:ilvl="6" w:tentative="1">
+      <w:start w:val="1"/>
+      <w:numFmt w:val="bullet"/>
+      <w:lvlText w:val=""/>
+      <w:lvlJc w:val="left"/>
+      <w:pPr>
+        <w:tabs>
+          <w:tab w:val="num" w:pos="5040"/>
+        </w:tabs>
+        <w:ind w:left="5040" w:hanging="360"/>
+      </w:pPr>
+      <w:rPr>
+        <w:rFonts w:ascii="Wingdings" w:hAnsi="Wingdings" w:hint="default"/>
+        <w:sz w:val="20"/>
+      </w:rPr>
+    </w:lvl>
+    <w:lvl w:ilvl="7" w:tentative="1">
+      <w:start w:val="1"/>
+      <w:numFmt w:val="bullet"/>
+      <w:lvlText w:val=""/>
+      <w:lvlJc w:val="left"/>
+      <w:pPr>
+        <w:tabs>
+          <w:tab w:val="num" w:pos="5760"/>
+        </w:tabs>
+        <w:ind w:left="5760" w:hanging="360"/>
+      </w:pPr>
+      <w:rPr>
+        <w:rFonts w:ascii="Wingdings" w:hAnsi="Wingdings" w:hint="default"/>
+        <w:sz w:val="20"/>
+      </w:rPr>
+    </w:lvl>
+    <w:lvl w:ilvl="8" w:tentative="1">
+      <w:start w:val="1"/>
+      <w:numFmt w:val="bullet"/>
+      <w:lvlText w:val=""/>
+      <w:lvlJc w:val="left"/>
+      <w:pPr>
+        <w:tabs>
+          <w:tab w:val="num" w:pos="6480"/>
+        </w:tabs>
+        <w:ind w:left="6480" w:hanging="360"/>
+      </w:pPr>
+      <w:rPr>
+        <w:rFonts w:ascii="Wingdings" w:hAnsi="Wingdings" w:hint="default"/>
+        <w:sz w:val="20"/>
+      </w:rPr>
+    </w:lvl>
+  </w:abstractNum>
+  <w:abstractNum w:abstractNumId="37" w15:restartNumberingAfterBreak="0">
     <w:nsid w:val="77F544BE"/>
     <w:multiLevelType w:val="hybridMultilevel"/>
     <w:tmpl w:val="3CB8B59C"/>
@@ -4436,7 +7018,7 @@
       </w:pPr>
     </w:lvl>
   </w:abstractNum>
-  <w:abstractNum w:abstractNumId="13" w15:restartNumberingAfterBreak="0">
+  <w:abstractNum w:abstractNumId="38" w15:restartNumberingAfterBreak="0">
     <w:nsid w:val="78CE3D74"/>
     <w:multiLevelType w:val="multilevel"/>
     <w:tmpl w:val="AB985B3E"/>
@@ -4585,47 +7167,238 @@
       </w:rPr>
     </w:lvl>
   </w:abstractNum>
+  <w:abstractNum w:abstractNumId="39" w15:restartNumberingAfterBreak="0">
+    <w:nsid w:val="7B497CDD"/>
+    <w:multiLevelType w:val="multilevel"/>
+    <w:tmpl w:val="F28CAD78"/>
+    <w:lvl w:ilvl="0">
+      <w:start w:val="1"/>
+      <w:numFmt w:val="decimal"/>
+      <w:lvlText w:val="%1."/>
+      <w:lvlJc w:val="left"/>
+      <w:pPr>
+        <w:tabs>
+          <w:tab w:val="num" w:pos="720"/>
+        </w:tabs>
+        <w:ind w:left="720" w:hanging="360"/>
+      </w:pPr>
+    </w:lvl>
+    <w:lvl w:ilvl="1" w:tentative="1">
+      <w:start w:val="1"/>
+      <w:numFmt w:val="decimal"/>
+      <w:lvlText w:val="%2."/>
+      <w:lvlJc w:val="left"/>
+      <w:pPr>
+        <w:tabs>
+          <w:tab w:val="num" w:pos="1440"/>
+        </w:tabs>
+        <w:ind w:left="1440" w:hanging="360"/>
+      </w:pPr>
+    </w:lvl>
+    <w:lvl w:ilvl="2" w:tentative="1">
+      <w:start w:val="1"/>
+      <w:numFmt w:val="decimal"/>
+      <w:lvlText w:val="%3."/>
+      <w:lvlJc w:val="left"/>
+      <w:pPr>
+        <w:tabs>
+          <w:tab w:val="num" w:pos="2160"/>
+        </w:tabs>
+        <w:ind w:left="2160" w:hanging="360"/>
+      </w:pPr>
+    </w:lvl>
+    <w:lvl w:ilvl="3" w:tentative="1">
+      <w:start w:val="1"/>
+      <w:numFmt w:val="decimal"/>
+      <w:lvlText w:val="%4."/>
+      <w:lvlJc w:val="left"/>
+      <w:pPr>
+        <w:tabs>
+          <w:tab w:val="num" w:pos="2880"/>
+        </w:tabs>
+        <w:ind w:left="2880" w:hanging="360"/>
+      </w:pPr>
+    </w:lvl>
+    <w:lvl w:ilvl="4" w:tentative="1">
+      <w:start w:val="1"/>
+      <w:numFmt w:val="decimal"/>
+      <w:lvlText w:val="%5."/>
+      <w:lvlJc w:val="left"/>
+      <w:pPr>
+        <w:tabs>
+          <w:tab w:val="num" w:pos="3600"/>
+        </w:tabs>
+        <w:ind w:left="3600" w:hanging="360"/>
+      </w:pPr>
+    </w:lvl>
+    <w:lvl w:ilvl="5" w:tentative="1">
+      <w:start w:val="1"/>
+      <w:numFmt w:val="decimal"/>
+      <w:lvlText w:val="%6."/>
+      <w:lvlJc w:val="left"/>
+      <w:pPr>
+        <w:tabs>
+          <w:tab w:val="num" w:pos="4320"/>
+        </w:tabs>
+        <w:ind w:left="4320" w:hanging="360"/>
+      </w:pPr>
+    </w:lvl>
+    <w:lvl w:ilvl="6" w:tentative="1">
+      <w:start w:val="1"/>
+      <w:numFmt w:val="decimal"/>
+      <w:lvlText w:val="%7."/>
+      <w:lvlJc w:val="left"/>
+      <w:pPr>
+        <w:tabs>
+          <w:tab w:val="num" w:pos="5040"/>
+        </w:tabs>
+        <w:ind w:left="5040" w:hanging="360"/>
+      </w:pPr>
+    </w:lvl>
+    <w:lvl w:ilvl="7" w:tentative="1">
+      <w:start w:val="1"/>
+      <w:numFmt w:val="decimal"/>
+      <w:lvlText w:val="%8."/>
+      <w:lvlJc w:val="left"/>
+      <w:pPr>
+        <w:tabs>
+          <w:tab w:val="num" w:pos="5760"/>
+        </w:tabs>
+        <w:ind w:left="5760" w:hanging="360"/>
+      </w:pPr>
+    </w:lvl>
+    <w:lvl w:ilvl="8" w:tentative="1">
+      <w:start w:val="1"/>
+      <w:numFmt w:val="decimal"/>
+      <w:lvlText w:val="%9."/>
+      <w:lvlJc w:val="left"/>
+      <w:pPr>
+        <w:tabs>
+          <w:tab w:val="num" w:pos="6480"/>
+        </w:tabs>
+        <w:ind w:left="6480" w:hanging="360"/>
+      </w:pPr>
+    </w:lvl>
+  </w:abstractNum>
   <w:num w:numId="1" w16cid:durableId="1240554899">
+    <w:abstractNumId w:val="37"/>
+  </w:num>
+  <w:num w:numId="2" w16cid:durableId="1973050586">
+    <w:abstractNumId w:val="7"/>
+  </w:num>
+  <w:num w:numId="3" w16cid:durableId="67583213">
+    <w:abstractNumId w:val="2"/>
+  </w:num>
+  <w:num w:numId="4" w16cid:durableId="1451583353">
+    <w:abstractNumId w:val="9"/>
+  </w:num>
+  <w:num w:numId="5" w16cid:durableId="1599946363">
+    <w:abstractNumId w:val="23"/>
+  </w:num>
+  <w:num w:numId="6" w16cid:durableId="738752482">
+    <w:abstractNumId w:val="8"/>
+  </w:num>
+  <w:num w:numId="7" w16cid:durableId="1615212273">
+    <w:abstractNumId w:val="24"/>
+  </w:num>
+  <w:num w:numId="8" w16cid:durableId="474493931">
+    <w:abstractNumId w:val="6"/>
+  </w:num>
+  <w:num w:numId="9" w16cid:durableId="29113637">
+    <w:abstractNumId w:val="3"/>
+  </w:num>
+  <w:num w:numId="10" w16cid:durableId="1843465404">
+    <w:abstractNumId w:val="38"/>
+  </w:num>
+  <w:num w:numId="11" w16cid:durableId="27225730">
+    <w:abstractNumId w:val="15"/>
+  </w:num>
+  <w:num w:numId="12" w16cid:durableId="1874267752">
+    <w:abstractNumId w:val="13"/>
+  </w:num>
+  <w:num w:numId="13" w16cid:durableId="1753970023">
+    <w:abstractNumId w:val="26"/>
+  </w:num>
+  <w:num w:numId="14" w16cid:durableId="831482371">
+    <w:abstractNumId w:val="20"/>
+  </w:num>
+  <w:num w:numId="15" w16cid:durableId="1324164873">
+    <w:abstractNumId w:val="34"/>
+  </w:num>
+  <w:num w:numId="16" w16cid:durableId="569199727">
     <w:abstractNumId w:val="12"/>
   </w:num>
-  <w:num w:numId="2" w16cid:durableId="1973050586">
-    <w:abstractNumId w:val="3"/>
+  <w:num w:numId="17" w16cid:durableId="44642112">
+    <w:abstractNumId w:val="35"/>
   </w:num>
-  <w:num w:numId="3" w16cid:durableId="67583213">
+  <w:num w:numId="18" w16cid:durableId="477647489">
+    <w:abstractNumId w:val="25"/>
+  </w:num>
+  <w:num w:numId="19" w16cid:durableId="1305240288">
+    <w:abstractNumId w:val="32"/>
+  </w:num>
+  <w:num w:numId="20" w16cid:durableId="502742026">
+    <w:abstractNumId w:val="30"/>
+  </w:num>
+  <w:num w:numId="21" w16cid:durableId="281376249">
+    <w:abstractNumId w:val="28"/>
+  </w:num>
+  <w:num w:numId="22" w16cid:durableId="515661000">
+    <w:abstractNumId w:val="4"/>
+  </w:num>
+  <w:num w:numId="23" w16cid:durableId="1155997867">
+    <w:abstractNumId w:val="10"/>
+  </w:num>
+  <w:num w:numId="24" w16cid:durableId="1403912281">
+    <w:abstractNumId w:val="27"/>
+  </w:num>
+  <w:num w:numId="25" w16cid:durableId="1428304157">
+    <w:abstractNumId w:val="18"/>
+  </w:num>
+  <w:num w:numId="26" w16cid:durableId="265431679">
+    <w:abstractNumId w:val="21"/>
+  </w:num>
+  <w:num w:numId="27" w16cid:durableId="973683441">
+    <w:abstractNumId w:val="11"/>
+  </w:num>
+  <w:num w:numId="28" w16cid:durableId="1318267377">
+    <w:abstractNumId w:val="31"/>
+  </w:num>
+  <w:num w:numId="29" w16cid:durableId="750931236">
+    <w:abstractNumId w:val="14"/>
+  </w:num>
+  <w:num w:numId="30" w16cid:durableId="1956525133">
+    <w:abstractNumId w:val="1"/>
+  </w:num>
+  <w:num w:numId="31" w16cid:durableId="2011785911">
     <w:abstractNumId w:val="0"/>
   </w:num>
-  <w:num w:numId="4" w16cid:durableId="1451583353">
+  <w:num w:numId="32" w16cid:durableId="660546355">
+    <w:abstractNumId w:val="33"/>
+  </w:num>
+  <w:num w:numId="33" w16cid:durableId="1000160569">
     <w:abstractNumId w:val="5"/>
   </w:num>
-  <w:num w:numId="5" w16cid:durableId="1599946363">
-    <w:abstractNumId w:val="9"/>
+  <w:num w:numId="34" w16cid:durableId="1196581312">
+    <w:abstractNumId w:val="16"/>
   </w:num>
-  <w:num w:numId="6" w16cid:durableId="738752482">
-    <w:abstractNumId w:val="4"/>
+  <w:num w:numId="35" w16cid:durableId="1069109172">
+    <w:abstractNumId w:val="22"/>
   </w:num>
-  <w:num w:numId="7" w16cid:durableId="1615212273">
-    <w:abstractNumId w:val="10"/>
+  <w:num w:numId="36" w16cid:durableId="805273243">
+    <w:abstractNumId w:val="29"/>
   </w:num>
-  <w:num w:numId="8" w16cid:durableId="474493931">
-    <w:abstractNumId w:val="2"/>
+  <w:num w:numId="37" w16cid:durableId="794449380">
+    <w:abstractNumId w:val="17"/>
   </w:num>
-  <w:num w:numId="9" w16cid:durableId="29113637">
-    <w:abstractNumId w:val="1"/>
+  <w:num w:numId="38" w16cid:durableId="756286042">
+    <w:abstractNumId w:val="19"/>
   </w:num>
-  <w:num w:numId="10" w16cid:durableId="1843465404">
-    <w:abstractNumId w:val="13"/>
+  <w:num w:numId="39" w16cid:durableId="1485008088">
+    <w:abstractNumId w:val="36"/>
   </w:num>
-  <w:num w:numId="11" w16cid:durableId="27225730">
-    <w:abstractNumId w:val="7"/>
-  </w:num>
-  <w:num w:numId="12" w16cid:durableId="1874267752">
-    <w:abstractNumId w:val="6"/>
-  </w:num>
-  <w:num w:numId="13" w16cid:durableId="1753970023">
-    <w:abstractNumId w:val="11"/>
-  </w:num>
-  <w:num w:numId="14" w16cid:durableId="831482371">
-    <w:abstractNumId w:val="8"/>
+  <w:num w:numId="40" w16cid:durableId="1044448151">
+    <w:abstractNumId w:val="39"/>
   </w:num>
 </w:numbering>
 </file>
